--- a/1.docx
+++ b/1.docx
@@ -2918,13 +2918,8 @@
       <w:r>
         <w:t xml:space="preserve"> </w:t>
       </w:r>
-      <w:proofErr w:type="spellStart"/>
-      <w:r>
-        <w:t>Mathematica</w:t>
-      </w:r>
-      <w:proofErr w:type="spellEnd"/>
-      <w:r>
-        <w:t>).</w:t>
+      <w:r>
+        <w:t>Mathematica).</w:t>
       </w:r>
       <w:r>
         <w:t xml:space="preserve"> </w:t>
@@ -3084,12 +3079,6 @@
         <w:t xml:space="preserve"> </w:t>
       </w:r>
       <w:r>
-        <w:t>настоящего</w:t>
-      </w:r>
-      <w:r>
-        <w:t xml:space="preserve"> </w:t>
-      </w:r>
-      <w:r>
         <w:t>курсового</w:t>
       </w:r>
       <w:r>
@@ -3191,13 +3180,8 @@
       <w:r>
         <w:t xml:space="preserve"> </w:t>
       </w:r>
-      <w:proofErr w:type="spellStart"/>
-      <w:r>
-        <w:t>Forms</w:t>
-      </w:r>
-      <w:proofErr w:type="spellEnd"/>
-      <w:r>
-        <w:t>.</w:t>
+      <w:r>
+        <w:t>Forms.</w:t>
       </w:r>
     </w:p>
     <w:p>
@@ -3237,16 +3221,10 @@
         <w:t xml:space="preserve"> </w:t>
       </w:r>
       <w:r>
-        <w:t>курсовой</w:t>
-      </w:r>
-      <w:r>
-        <w:t xml:space="preserve"> </w:t>
-      </w:r>
-      <w:r>
-        <w:t>работе</w:t>
-      </w:r>
-      <w:r>
-        <w:t xml:space="preserve"> </w:t>
+        <w:t>курсово</w:t>
+      </w:r>
+      <w:r>
+        <w:t xml:space="preserve">м проекте </w:t>
       </w:r>
       <w:r>
         <w:t>решаются</w:t>
@@ -3496,21 +3474,14 @@
       <w:r>
         <w:t xml:space="preserve"> </w:t>
       </w:r>
-      <w:proofErr w:type="spellStart"/>
       <w:r>
         <w:t>Bogo</w:t>
       </w:r>
-      <w:proofErr w:type="spellEnd"/>
-      <w:r>
-        <w:t xml:space="preserve"> </w:t>
-      </w:r>
-      <w:proofErr w:type="spellStart"/>
-      <w:r>
-        <w:t>Sort</w:t>
-      </w:r>
-      <w:proofErr w:type="spellEnd"/>
-      <w:r>
-        <w:t>);</w:t>
+      <w:r>
+        <w:t xml:space="preserve"> </w:t>
+      </w:r>
+      <w:r>
+        <w:t>Sort);</w:t>
       </w:r>
     </w:p>
     <w:p>
@@ -3876,34 +3847,27 @@
       <w:r>
         <w:t xml:space="preserve"> </w:t>
       </w:r>
-      <w:proofErr w:type="spellStart"/>
+      <w:r>
+        <w:t>Forms.</w:t>
+      </w:r>
+      <w:r>
+        <w:t xml:space="preserve"> </w:t>
+      </w:r>
+      <w:r>
+        <w:t>Технология</w:t>
+      </w:r>
+      <w:r>
+        <w:t xml:space="preserve"> </w:t>
+      </w:r>
+      <w:r>
+        <w:t>Windows</w:t>
+      </w:r>
+      <w:r>
+        <w:t xml:space="preserve"> </w:t>
+      </w:r>
       <w:r>
         <w:t>Forms</w:t>
       </w:r>
-      <w:proofErr w:type="spellEnd"/>
-      <w:r>
-        <w:t>.</w:t>
-      </w:r>
-      <w:r>
-        <w:t xml:space="preserve"> </w:t>
-      </w:r>
-      <w:r>
-        <w:t>Технология</w:t>
-      </w:r>
-      <w:r>
-        <w:t xml:space="preserve"> </w:t>
-      </w:r>
-      <w:r>
-        <w:t>Windows</w:t>
-      </w:r>
-      <w:r>
-        <w:t xml:space="preserve"> </w:t>
-      </w:r>
-      <w:proofErr w:type="spellStart"/>
-      <w:r>
-        <w:t>Forms</w:t>
-      </w:r>
-      <w:proofErr w:type="spellEnd"/>
       <w:r>
         <w:t xml:space="preserve"> </w:t>
       </w:r>
@@ -4731,23 +4695,13 @@
         <w:t xml:space="preserve"> </w:t>
       </w:r>
       <w:r>
-        <w:t>(</w:t>
-      </w:r>
-      <w:proofErr w:type="spellStart"/>
-      <w:r>
-        <w:t>educational</w:t>
-      </w:r>
-      <w:proofErr w:type="spellEnd"/>
-      <w:r>
-        <w:t xml:space="preserve"> </w:t>
-      </w:r>
-      <w:proofErr w:type="spellStart"/>
-      <w:r>
-        <w:t>software</w:t>
-      </w:r>
-      <w:proofErr w:type="spellEnd"/>
-      <w:r>
-        <w:t>)</w:t>
+        <w:t>(educational</w:t>
+      </w:r>
+      <w:r>
+        <w:t xml:space="preserve"> </w:t>
+      </w:r>
+      <w:r>
+        <w:t>software)</w:t>
       </w:r>
       <w:r>
         <w:t xml:space="preserve"> </w:t>
@@ -5548,10 +5502,10 @@
             <v:path o:extrusionok="f" gradientshapeok="t" o:connecttype="rect"/>
             <o:lock v:ext="edit" aspectratio="t"/>
           </v:shapetype>
-          <v:shape id="_x0000_i1025" type="#_x0000_t75" style="width:523.5pt;height:233.25pt" o:ole="">
+          <v:shape id="_x0000_i1025" type="#_x0000_t75" style="width:523.2pt;height:233.4pt" o:ole="">
             <v:imagedata r:id="rId8" o:title=""/>
           </v:shape>
-          <o:OLEObject Type="Embed" ProgID="Visio.Drawing.11" ShapeID="_x0000_i1025" DrawAspect="Icon" ObjectID="_1834837667" r:id="rId9"/>
+          <o:OLEObject Type="Embed" ProgID="Visio.Drawing.11" ShapeID="_x0000_i1025" DrawAspect="Icon" ObjectID="_1834936776" r:id="rId9"/>
         </w:object>
       </w:r>
     </w:p>
@@ -5721,11 +5675,9 @@
         <w:ind w:left="-284" w:right="-284" w:firstLine="709"/>
         <w:jc w:val="both"/>
       </w:pPr>
-      <w:proofErr w:type="spellStart"/>
       <w:r>
         <w:t>VisuAlgo</w:t>
       </w:r>
-      <w:proofErr w:type="spellEnd"/>
       <w:r>
         <w:t xml:space="preserve"> </w:t>
       </w:r>
@@ -5857,11 +5809,9 @@
         <w:ind w:left="-284" w:right="-284" w:firstLine="709"/>
         <w:jc w:val="both"/>
       </w:pPr>
-      <w:proofErr w:type="spellStart"/>
       <w:r>
         <w:t>Algomation</w:t>
       </w:r>
-      <w:proofErr w:type="spellEnd"/>
       <w:r>
         <w:t xml:space="preserve"> </w:t>
       </w:r>
@@ -5969,27 +5919,21 @@
         <w:ind w:left="-284" w:right="-284" w:firstLine="709"/>
         <w:jc w:val="both"/>
       </w:pPr>
-      <w:proofErr w:type="spellStart"/>
       <w:r>
         <w:t>Sorting</w:t>
       </w:r>
-      <w:proofErr w:type="spellEnd"/>
-      <w:r>
-        <w:t xml:space="preserve"> </w:t>
-      </w:r>
-      <w:proofErr w:type="spellStart"/>
+      <w:r>
+        <w:t xml:space="preserve"> </w:t>
+      </w:r>
       <w:r>
         <w:t>Algorithms</w:t>
       </w:r>
-      <w:proofErr w:type="spellEnd"/>
-      <w:r>
-        <w:t xml:space="preserve"> </w:t>
-      </w:r>
-      <w:proofErr w:type="spellStart"/>
+      <w:r>
+        <w:t xml:space="preserve"> </w:t>
+      </w:r>
       <w:r>
         <w:t>Visualized</w:t>
       </w:r>
-      <w:proofErr w:type="spellEnd"/>
       <w:r>
         <w:t xml:space="preserve"> </w:t>
       </w:r>
@@ -6085,11 +6029,9 @@
       <w:r>
         <w:t xml:space="preserve"> </w:t>
       </w:r>
-      <w:proofErr w:type="spellStart"/>
       <w:r>
         <w:t>Octave</w:t>
       </w:r>
-      <w:proofErr w:type="spellEnd"/>
       <w:r>
         <w:t xml:space="preserve"> </w:t>
       </w:r>
@@ -9192,43 +9134,23 @@
           <w:szCs w:val="26"/>
           <w:lang w:bidi="ru-RU"/>
         </w:rPr>
-        <w:t>(</w:t>
-      </w:r>
-      <w:proofErr w:type="spellStart"/>
-      <w:r>
-        <w:rPr>
-          <w:rFonts w:eastAsiaTheme="majorEastAsia" w:cstheme="majorBidi"/>
-          <w:szCs w:val="26"/>
-          <w:lang w:bidi="ru-RU"/>
-        </w:rPr>
-        <w:t>Bubble</w:t>
-      </w:r>
-      <w:proofErr w:type="spellEnd"/>
-      <w:r>
-        <w:rPr>
-          <w:rFonts w:eastAsiaTheme="majorEastAsia" w:cstheme="majorBidi"/>
-          <w:szCs w:val="26"/>
-          <w:lang w:bidi="ru-RU"/>
-        </w:rPr>
-        <w:t xml:space="preserve"> </w:t>
-      </w:r>
-      <w:proofErr w:type="spellStart"/>
-      <w:r>
-        <w:rPr>
-          <w:rFonts w:eastAsiaTheme="majorEastAsia" w:cstheme="majorBidi"/>
-          <w:szCs w:val="26"/>
-          <w:lang w:bidi="ru-RU"/>
-        </w:rPr>
-        <w:t>Sort</w:t>
-      </w:r>
-      <w:proofErr w:type="spellEnd"/>
-      <w:r>
-        <w:rPr>
-          <w:rFonts w:eastAsiaTheme="majorEastAsia" w:cstheme="majorBidi"/>
-          <w:szCs w:val="26"/>
-          <w:lang w:bidi="ru-RU"/>
-        </w:rPr>
-        <w:t>);</w:t>
+        <w:t>(Bubble</w:t>
+      </w:r>
+      <w:r>
+        <w:rPr>
+          <w:rFonts w:eastAsiaTheme="majorEastAsia" w:cstheme="majorBidi"/>
+          <w:szCs w:val="26"/>
+          <w:lang w:bidi="ru-RU"/>
+        </w:rPr>
+        <w:t xml:space="preserve"> </w:t>
+      </w:r>
+      <w:r>
+        <w:rPr>
+          <w:rFonts w:eastAsiaTheme="majorEastAsia" w:cstheme="majorBidi"/>
+          <w:szCs w:val="26"/>
+          <w:lang w:bidi="ru-RU"/>
+        </w:rPr>
+        <w:t>Sort);</w:t>
       </w:r>
     </w:p>
     <w:p>
@@ -9283,43 +9205,23 @@
           <w:szCs w:val="26"/>
           <w:lang w:bidi="ru-RU"/>
         </w:rPr>
-        <w:t>(</w:t>
-      </w:r>
-      <w:proofErr w:type="spellStart"/>
-      <w:r>
-        <w:rPr>
-          <w:rFonts w:eastAsiaTheme="majorEastAsia" w:cstheme="majorBidi"/>
-          <w:szCs w:val="26"/>
-          <w:lang w:bidi="ru-RU"/>
-        </w:rPr>
-        <w:t>Selection</w:t>
-      </w:r>
-      <w:proofErr w:type="spellEnd"/>
-      <w:r>
-        <w:rPr>
-          <w:rFonts w:eastAsiaTheme="majorEastAsia" w:cstheme="majorBidi"/>
-          <w:szCs w:val="26"/>
-          <w:lang w:bidi="ru-RU"/>
-        </w:rPr>
-        <w:t xml:space="preserve"> </w:t>
-      </w:r>
-      <w:proofErr w:type="spellStart"/>
-      <w:r>
-        <w:rPr>
-          <w:rFonts w:eastAsiaTheme="majorEastAsia" w:cstheme="majorBidi"/>
-          <w:szCs w:val="26"/>
-          <w:lang w:bidi="ru-RU"/>
-        </w:rPr>
-        <w:t>Sort</w:t>
-      </w:r>
-      <w:proofErr w:type="spellEnd"/>
-      <w:r>
-        <w:rPr>
-          <w:rFonts w:eastAsiaTheme="majorEastAsia" w:cstheme="majorBidi"/>
-          <w:szCs w:val="26"/>
-          <w:lang w:bidi="ru-RU"/>
-        </w:rPr>
-        <w:t>);</w:t>
+        <w:t>(Selection</w:t>
+      </w:r>
+      <w:r>
+        <w:rPr>
+          <w:rFonts w:eastAsiaTheme="majorEastAsia" w:cstheme="majorBidi"/>
+          <w:szCs w:val="26"/>
+          <w:lang w:bidi="ru-RU"/>
+        </w:rPr>
+        <w:t xml:space="preserve"> </w:t>
+      </w:r>
+      <w:r>
+        <w:rPr>
+          <w:rFonts w:eastAsiaTheme="majorEastAsia" w:cstheme="majorBidi"/>
+          <w:szCs w:val="26"/>
+          <w:lang w:bidi="ru-RU"/>
+        </w:rPr>
+        <w:t>Sort);</w:t>
       </w:r>
     </w:p>
     <w:p>
@@ -9374,43 +9276,23 @@
           <w:szCs w:val="26"/>
           <w:lang w:bidi="ru-RU"/>
         </w:rPr>
-        <w:t>(</w:t>
-      </w:r>
-      <w:proofErr w:type="spellStart"/>
-      <w:r>
-        <w:rPr>
-          <w:rFonts w:eastAsiaTheme="majorEastAsia" w:cstheme="majorBidi"/>
-          <w:szCs w:val="26"/>
-          <w:lang w:bidi="ru-RU"/>
-        </w:rPr>
-        <w:t>Insertion</w:t>
-      </w:r>
-      <w:proofErr w:type="spellEnd"/>
-      <w:r>
-        <w:rPr>
-          <w:rFonts w:eastAsiaTheme="majorEastAsia" w:cstheme="majorBidi"/>
-          <w:szCs w:val="26"/>
-          <w:lang w:bidi="ru-RU"/>
-        </w:rPr>
-        <w:t xml:space="preserve"> </w:t>
-      </w:r>
-      <w:proofErr w:type="spellStart"/>
-      <w:r>
-        <w:rPr>
-          <w:rFonts w:eastAsiaTheme="majorEastAsia" w:cstheme="majorBidi"/>
-          <w:szCs w:val="26"/>
-          <w:lang w:bidi="ru-RU"/>
-        </w:rPr>
-        <w:t>Sort</w:t>
-      </w:r>
-      <w:proofErr w:type="spellEnd"/>
-      <w:r>
-        <w:rPr>
-          <w:rFonts w:eastAsiaTheme="majorEastAsia" w:cstheme="majorBidi"/>
-          <w:szCs w:val="26"/>
-          <w:lang w:bidi="ru-RU"/>
-        </w:rPr>
-        <w:t>);</w:t>
+        <w:t>(Insertion</w:t>
+      </w:r>
+      <w:r>
+        <w:rPr>
+          <w:rFonts w:eastAsiaTheme="majorEastAsia" w:cstheme="majorBidi"/>
+          <w:szCs w:val="26"/>
+          <w:lang w:bidi="ru-RU"/>
+        </w:rPr>
+        <w:t xml:space="preserve"> </w:t>
+      </w:r>
+      <w:r>
+        <w:rPr>
+          <w:rFonts w:eastAsiaTheme="majorEastAsia" w:cstheme="majorBidi"/>
+          <w:szCs w:val="26"/>
+          <w:lang w:bidi="ru-RU"/>
+        </w:rPr>
+        <w:t>Sort);</w:t>
       </w:r>
     </w:p>
     <w:p>
@@ -9475,23 +9357,13 @@
         </w:rPr>
         <w:t xml:space="preserve"> </w:t>
       </w:r>
-      <w:proofErr w:type="spellStart"/>
-      <w:r>
-        <w:rPr>
-          <w:rFonts w:eastAsiaTheme="majorEastAsia" w:cstheme="majorBidi"/>
-          <w:szCs w:val="26"/>
-          <w:lang w:bidi="ru-RU"/>
-        </w:rPr>
-        <w:t>Sort</w:t>
-      </w:r>
-      <w:proofErr w:type="spellEnd"/>
-      <w:r>
-        <w:rPr>
-          <w:rFonts w:eastAsiaTheme="majorEastAsia" w:cstheme="majorBidi"/>
-          <w:szCs w:val="26"/>
-          <w:lang w:bidi="ru-RU"/>
-        </w:rPr>
-        <w:t>);</w:t>
+      <w:r>
+        <w:rPr>
+          <w:rFonts w:eastAsiaTheme="majorEastAsia" w:cstheme="majorBidi"/>
+          <w:szCs w:val="26"/>
+          <w:lang w:bidi="ru-RU"/>
+        </w:rPr>
+        <w:t>Sort);</w:t>
       </w:r>
     </w:p>
     <w:p>
@@ -9546,43 +9418,23 @@
           <w:szCs w:val="26"/>
           <w:lang w:bidi="ru-RU"/>
         </w:rPr>
-        <w:t>(</w:t>
-      </w:r>
-      <w:proofErr w:type="spellStart"/>
-      <w:r>
-        <w:rPr>
-          <w:rFonts w:eastAsiaTheme="majorEastAsia" w:cstheme="majorBidi"/>
-          <w:szCs w:val="26"/>
-          <w:lang w:bidi="ru-RU"/>
-        </w:rPr>
-        <w:t>Merge</w:t>
-      </w:r>
-      <w:proofErr w:type="spellEnd"/>
-      <w:r>
-        <w:rPr>
-          <w:rFonts w:eastAsiaTheme="majorEastAsia" w:cstheme="majorBidi"/>
-          <w:szCs w:val="26"/>
-          <w:lang w:bidi="ru-RU"/>
-        </w:rPr>
-        <w:t xml:space="preserve"> </w:t>
-      </w:r>
-      <w:proofErr w:type="spellStart"/>
-      <w:r>
-        <w:rPr>
-          <w:rFonts w:eastAsiaTheme="majorEastAsia" w:cstheme="majorBidi"/>
-          <w:szCs w:val="26"/>
-          <w:lang w:bidi="ru-RU"/>
-        </w:rPr>
-        <w:t>Sort</w:t>
-      </w:r>
-      <w:proofErr w:type="spellEnd"/>
-      <w:r>
-        <w:rPr>
-          <w:rFonts w:eastAsiaTheme="majorEastAsia" w:cstheme="majorBidi"/>
-          <w:szCs w:val="26"/>
-          <w:lang w:bidi="ru-RU"/>
-        </w:rPr>
-        <w:t>);</w:t>
+        <w:t>(Merge</w:t>
+      </w:r>
+      <w:r>
+        <w:rPr>
+          <w:rFonts w:eastAsiaTheme="majorEastAsia" w:cstheme="majorBidi"/>
+          <w:szCs w:val="26"/>
+          <w:lang w:bidi="ru-RU"/>
+        </w:rPr>
+        <w:t xml:space="preserve"> </w:t>
+      </w:r>
+      <w:r>
+        <w:rPr>
+          <w:rFonts w:eastAsiaTheme="majorEastAsia" w:cstheme="majorBidi"/>
+          <w:szCs w:val="26"/>
+          <w:lang w:bidi="ru-RU"/>
+        </w:rPr>
+        <w:t>Sort);</w:t>
       </w:r>
     </w:p>
     <w:p>
@@ -9637,43 +9489,23 @@
           <w:szCs w:val="26"/>
           <w:lang w:bidi="ru-RU"/>
         </w:rPr>
-        <w:t>(</w:t>
-      </w:r>
-      <w:proofErr w:type="spellStart"/>
-      <w:r>
-        <w:rPr>
-          <w:rFonts w:eastAsiaTheme="majorEastAsia" w:cstheme="majorBidi"/>
-          <w:szCs w:val="26"/>
-          <w:lang w:bidi="ru-RU"/>
-        </w:rPr>
-        <w:t>Heap</w:t>
-      </w:r>
-      <w:proofErr w:type="spellEnd"/>
-      <w:r>
-        <w:rPr>
-          <w:rFonts w:eastAsiaTheme="majorEastAsia" w:cstheme="majorBidi"/>
-          <w:szCs w:val="26"/>
-          <w:lang w:bidi="ru-RU"/>
-        </w:rPr>
-        <w:t xml:space="preserve"> </w:t>
-      </w:r>
-      <w:proofErr w:type="spellStart"/>
-      <w:r>
-        <w:rPr>
-          <w:rFonts w:eastAsiaTheme="majorEastAsia" w:cstheme="majorBidi"/>
-          <w:szCs w:val="26"/>
-          <w:lang w:bidi="ru-RU"/>
-        </w:rPr>
-        <w:t>Sort</w:t>
-      </w:r>
-      <w:proofErr w:type="spellEnd"/>
-      <w:r>
-        <w:rPr>
-          <w:rFonts w:eastAsiaTheme="majorEastAsia" w:cstheme="majorBidi"/>
-          <w:szCs w:val="26"/>
-          <w:lang w:bidi="ru-RU"/>
-        </w:rPr>
-        <w:t>);</w:t>
+        <w:t>(Heap</w:t>
+      </w:r>
+      <w:r>
+        <w:rPr>
+          <w:rFonts w:eastAsiaTheme="majorEastAsia" w:cstheme="majorBidi"/>
+          <w:szCs w:val="26"/>
+          <w:lang w:bidi="ru-RU"/>
+        </w:rPr>
+        <w:t xml:space="preserve"> </w:t>
+      </w:r>
+      <w:r>
+        <w:rPr>
+          <w:rFonts w:eastAsiaTheme="majorEastAsia" w:cstheme="majorBidi"/>
+          <w:szCs w:val="26"/>
+          <w:lang w:bidi="ru-RU"/>
+        </w:rPr>
+        <w:t>Sort);</w:t>
       </w:r>
     </w:p>
     <w:p>
@@ -9690,7 +9522,6 @@
           <w:lang w:bidi="ru-RU"/>
         </w:rPr>
       </w:pPr>
-      <w:proofErr w:type="spellStart"/>
       <w:r>
         <w:rPr>
           <w:rFonts w:eastAsiaTheme="majorEastAsia" w:cstheme="majorBidi"/>
@@ -9699,16 +9530,14 @@
         </w:rPr>
         <w:t>Bogo</w:t>
       </w:r>
-      <w:proofErr w:type="spellEnd"/>
-      <w:r>
-        <w:rPr>
-          <w:rFonts w:eastAsiaTheme="majorEastAsia" w:cstheme="majorBidi"/>
-          <w:szCs w:val="26"/>
-          <w:lang w:bidi="ru-RU"/>
-        </w:rPr>
-        <w:t xml:space="preserve"> </w:t>
-      </w:r>
-      <w:proofErr w:type="spellStart"/>
+      <w:r>
+        <w:rPr>
+          <w:rFonts w:eastAsiaTheme="majorEastAsia" w:cstheme="majorBidi"/>
+          <w:szCs w:val="26"/>
+          <w:lang w:bidi="ru-RU"/>
+        </w:rPr>
+        <w:t xml:space="preserve"> </w:t>
+      </w:r>
       <w:r>
         <w:rPr>
           <w:rFonts w:eastAsiaTheme="majorEastAsia" w:cstheme="majorBidi"/>
@@ -9717,7 +9546,6 @@
         </w:rPr>
         <w:t>Sort</w:t>
       </w:r>
-      <w:proofErr w:type="spellEnd"/>
       <w:r>
         <w:rPr>
           <w:rFonts w:eastAsiaTheme="majorEastAsia" w:cstheme="majorBidi"/>
@@ -17080,21 +16908,7 @@
         <w:rPr>
           <w:rFonts w:cs="Times New Roman"/>
         </w:rPr>
-        <w:t>(</w:t>
-      </w:r>
-      <w:proofErr w:type="spellStart"/>
-      <w:r>
-        <w:rPr>
-          <w:rFonts w:cs="Times New Roman"/>
-        </w:rPr>
-        <w:t>SortArray</w:t>
-      </w:r>
-      <w:proofErr w:type="spellEnd"/>
-      <w:r>
-        <w:rPr>
-          <w:rFonts w:cs="Times New Roman"/>
-        </w:rPr>
-        <w:t>)</w:t>
+        <w:t>(SortArray)</w:t>
       </w:r>
       <w:r>
         <w:rPr>
@@ -17235,21 +17049,7 @@
         <w:rPr>
           <w:rFonts w:cs="Times New Roman"/>
         </w:rPr>
-        <w:t>(</w:t>
-      </w:r>
-      <w:proofErr w:type="spellStart"/>
-      <w:r>
-        <w:rPr>
-          <w:rFonts w:cs="Times New Roman"/>
-        </w:rPr>
-        <w:t>SortingAlgorithms</w:t>
-      </w:r>
-      <w:proofErr w:type="spellEnd"/>
-      <w:r>
-        <w:rPr>
-          <w:rFonts w:cs="Times New Roman"/>
-        </w:rPr>
-        <w:t>)</w:t>
+        <w:t>(SortingAlgorithms)</w:t>
       </w:r>
       <w:r>
         <w:rPr>
@@ -17341,19 +17141,11 @@
         </w:rPr>
         <w:t xml:space="preserve"> </w:t>
       </w:r>
-      <w:proofErr w:type="spellStart"/>
-      <w:r>
-        <w:rPr>
-          <w:rFonts w:cs="Times New Roman"/>
-        </w:rPr>
-        <w:t>ISortingAlgorithm</w:t>
-      </w:r>
-      <w:proofErr w:type="spellEnd"/>
-      <w:r>
-        <w:rPr>
-          <w:rFonts w:cs="Times New Roman"/>
-        </w:rPr>
-        <w:t>.</w:t>
+      <w:r>
+        <w:rPr>
+          <w:rFonts w:cs="Times New Roman"/>
+        </w:rPr>
+        <w:t>ISortingAlgorithm.</w:t>
       </w:r>
     </w:p>
     <w:p>
@@ -17398,21 +17190,7 @@
         <w:rPr>
           <w:rFonts w:cs="Times New Roman"/>
         </w:rPr>
-        <w:t>(</w:t>
-      </w:r>
-      <w:proofErr w:type="spellStart"/>
-      <w:r>
-        <w:rPr>
-          <w:rFonts w:cs="Times New Roman"/>
-        </w:rPr>
-        <w:t>ArrayRenderer</w:t>
-      </w:r>
-      <w:proofErr w:type="spellEnd"/>
-      <w:r>
-        <w:rPr>
-          <w:rFonts w:cs="Times New Roman"/>
-        </w:rPr>
-        <w:t>)</w:t>
+        <w:t>(ArrayRenderer)</w:t>
       </w:r>
       <w:r>
         <w:rPr>
@@ -17541,21 +17319,7 @@
         <w:rPr>
           <w:rFonts w:cs="Times New Roman"/>
         </w:rPr>
-        <w:t>(</w:t>
-      </w:r>
-      <w:proofErr w:type="spellStart"/>
-      <w:r>
-        <w:rPr>
-          <w:rFonts w:cs="Times New Roman"/>
-        </w:rPr>
-        <w:t>SortController</w:t>
-      </w:r>
-      <w:proofErr w:type="spellEnd"/>
-      <w:r>
-        <w:rPr>
-          <w:rFonts w:cs="Times New Roman"/>
-        </w:rPr>
-        <w:t>)</w:t>
+        <w:t>(SortController)</w:t>
       </w:r>
       <w:r>
         <w:rPr>
@@ -17672,21 +17436,7 @@
         <w:rPr>
           <w:rFonts w:cs="Times New Roman"/>
         </w:rPr>
-        <w:t>(</w:t>
-      </w:r>
-      <w:proofErr w:type="spellStart"/>
-      <w:r>
-        <w:rPr>
-          <w:rFonts w:cs="Times New Roman"/>
-        </w:rPr>
-        <w:t>Statistics</w:t>
-      </w:r>
-      <w:proofErr w:type="spellEnd"/>
-      <w:r>
-        <w:rPr>
-          <w:rFonts w:cs="Times New Roman"/>
-        </w:rPr>
-        <w:t>)</w:t>
+        <w:t>(Statistics)</w:t>
       </w:r>
       <w:r>
         <w:rPr>
@@ -17815,21 +17565,7 @@
         <w:rPr>
           <w:rFonts w:cs="Times New Roman"/>
         </w:rPr>
-        <w:t>(</w:t>
-      </w:r>
-      <w:proofErr w:type="spellStart"/>
-      <w:r>
-        <w:rPr>
-          <w:rFonts w:cs="Times New Roman"/>
-        </w:rPr>
-        <w:t>AlgorithmExplainer</w:t>
-      </w:r>
-      <w:proofErr w:type="spellEnd"/>
-      <w:r>
-        <w:rPr>
-          <w:rFonts w:cs="Times New Roman"/>
-        </w:rPr>
-        <w:t>)</w:t>
+        <w:t>(AlgorithmExplainer)</w:t>
       </w:r>
       <w:r>
         <w:rPr>
@@ -19061,7 +18797,6 @@
         </w:rPr>
         <w:t xml:space="preserve"> </w:t>
       </w:r>
-      <w:proofErr w:type="spellStart"/>
       <w:r>
         <w:rPr>
           <w:rFonts w:cs="Times New Roman"/>
@@ -19069,7 +18804,6 @@
         </w:rPr>
         <w:t>Git</w:t>
       </w:r>
-      <w:proofErr w:type="spellEnd"/>
       <w:r>
         <w:rPr>
           <w:rFonts w:cs="Times New Roman"/>
@@ -19133,21 +18867,12 @@
         </w:rPr>
         <w:t xml:space="preserve"> </w:t>
       </w:r>
-      <w:proofErr w:type="spellStart"/>
-      <w:r>
-        <w:rPr>
-          <w:rFonts w:cs="Times New Roman"/>
-          <w:szCs w:val="28"/>
-        </w:rPr>
-        <w:t>GitHub</w:t>
-      </w:r>
-      <w:proofErr w:type="spellEnd"/>
-      <w:r>
-        <w:rPr>
-          <w:rFonts w:cs="Times New Roman"/>
-          <w:szCs w:val="28"/>
-        </w:rPr>
-        <w:t>.</w:t>
+      <w:r>
+        <w:rPr>
+          <w:rFonts w:cs="Times New Roman"/>
+          <w:szCs w:val="28"/>
+        </w:rPr>
+        <w:t>GitHub.</w:t>
       </w:r>
       <w:r>
         <w:rPr>
@@ -19807,7 +19532,6 @@
         </w:rPr>
         <w:t xml:space="preserve"> </w:t>
       </w:r>
-      <w:proofErr w:type="spellStart"/>
       <w:r>
         <w:rPr>
           <w:rFonts w:cs="Times New Roman"/>
@@ -19815,7 +19539,6 @@
         </w:rPr>
         <w:t>Forms</w:t>
       </w:r>
-      <w:proofErr w:type="spellEnd"/>
       <w:r>
         <w:rPr>
           <w:rFonts w:cs="Times New Roman"/>
@@ -20669,7 +20392,6 @@
         </w:rPr>
         <w:t xml:space="preserve"> </w:t>
       </w:r>
-      <w:proofErr w:type="spellStart"/>
       <w:r>
         <w:rPr>
           <w:rFonts w:cs="Times New Roman"/>
@@ -20677,7 +20399,6 @@
         </w:rPr>
         <w:t>Visio</w:t>
       </w:r>
-      <w:proofErr w:type="spellEnd"/>
       <w:r>
         <w:rPr>
           <w:rFonts w:cs="Times New Roman"/>
@@ -23615,25 +23336,7 @@
           <w:szCs w:val="28"/>
           <w:lang w:eastAsia="ru-RU"/>
         </w:rPr>
-        <w:t>(</w:t>
-      </w:r>
-      <w:proofErr w:type="spellStart"/>
-      <w:r>
-        <w:rPr>
-          <w:rFonts w:eastAsia="Times New Roman" w:cs="Times New Roman"/>
-          <w:szCs w:val="28"/>
-          <w:lang w:eastAsia="ru-RU"/>
-        </w:rPr>
-        <w:t>ComboBox</w:t>
-      </w:r>
-      <w:proofErr w:type="spellEnd"/>
-      <w:r>
-        <w:rPr>
-          <w:rFonts w:eastAsia="Times New Roman" w:cs="Times New Roman"/>
-          <w:szCs w:val="28"/>
-          <w:lang w:eastAsia="ru-RU"/>
-        </w:rPr>
-        <w:t>).</w:t>
+        <w:t>(ComboBox).</w:t>
       </w:r>
       <w:r>
         <w:rPr>
@@ -23908,23 +23611,13 @@
         </w:rPr>
         <w:t xml:space="preserve"> </w:t>
       </w:r>
-      <w:proofErr w:type="spellStart"/>
       <w:r>
         <w:rPr>
           <w:rFonts w:eastAsia="Times New Roman" w:cs="Times New Roman"/>
           <w:szCs w:val="28"/>
           <w:lang w:eastAsia="ru-RU"/>
         </w:rPr>
-        <w:t>NumericUpDown</w:t>
-      </w:r>
-      <w:proofErr w:type="spellEnd"/>
-      <w:r>
-        <w:rPr>
-          <w:rFonts w:eastAsia="Times New Roman" w:cs="Times New Roman"/>
-          <w:szCs w:val="28"/>
-          <w:lang w:eastAsia="ru-RU"/>
-        </w:rPr>
-        <w:t>.</w:t>
+        <w:t>NumericUpDown.</w:t>
       </w:r>
       <w:r>
         <w:rPr>
@@ -24368,7 +24061,6 @@
         </w:rPr>
         <w:t xml:space="preserve"> </w:t>
       </w:r>
-      <w:proofErr w:type="spellStart"/>
       <w:r>
         <w:rPr>
           <w:rFonts w:eastAsia="Times New Roman" w:cs="Times New Roman"/>
@@ -24377,7 +24069,6 @@
         </w:rPr>
         <w:t>TrackBar</w:t>
       </w:r>
-      <w:proofErr w:type="spellEnd"/>
       <w:r>
         <w:rPr>
           <w:rFonts w:eastAsia="Times New Roman" w:cs="Times New Roman"/>
@@ -24555,7 +24246,6 @@
         </w:rPr>
         <w:t xml:space="preserve"> </w:t>
       </w:r>
-      <w:proofErr w:type="spellStart"/>
       <w:r>
         <w:rPr>
           <w:rFonts w:eastAsia="Times New Roman" w:cs="Times New Roman"/>
@@ -24564,7 +24254,6 @@
         </w:rPr>
         <w:t>NumericUpDown</w:t>
       </w:r>
-      <w:proofErr w:type="spellEnd"/>
       <w:r>
         <w:rPr>
           <w:rFonts w:eastAsia="Times New Roman" w:cs="Times New Roman"/>
@@ -25204,7 +24893,6 @@
         </w:rPr>
         <w:t xml:space="preserve"> </w:t>
       </w:r>
-      <w:proofErr w:type="spellStart"/>
       <w:r>
         <w:rPr>
           <w:rFonts w:eastAsia="Times New Roman" w:cs="Times New Roman"/>
@@ -25213,7 +24901,6 @@
         </w:rPr>
         <w:t>Bogo</w:t>
       </w:r>
-      <w:proofErr w:type="spellEnd"/>
       <w:r>
         <w:rPr>
           <w:rFonts w:eastAsia="Times New Roman" w:cs="Times New Roman"/>
@@ -25222,23 +24909,13 @@
         </w:rPr>
         <w:t xml:space="preserve"> </w:t>
       </w:r>
-      <w:proofErr w:type="spellStart"/>
       <w:r>
         <w:rPr>
           <w:rFonts w:eastAsia="Times New Roman" w:cs="Times New Roman"/>
           <w:szCs w:val="28"/>
           <w:lang w:eastAsia="ru-RU"/>
         </w:rPr>
-        <w:t>Sort</w:t>
-      </w:r>
-      <w:proofErr w:type="spellEnd"/>
-      <w:r>
-        <w:rPr>
-          <w:rFonts w:eastAsia="Times New Roman" w:cs="Times New Roman"/>
-          <w:szCs w:val="28"/>
-          <w:lang w:eastAsia="ru-RU"/>
-        </w:rPr>
-        <w:t>).</w:t>
+        <w:t>Sort).</w:t>
       </w:r>
     </w:p>
     <w:p>
@@ -25646,7 +25323,6 @@
         </w:rPr>
         <w:t xml:space="preserve"> </w:t>
       </w:r>
-      <w:proofErr w:type="spellStart"/>
       <w:r>
         <w:rPr>
           <w:rFonts w:eastAsia="Times New Roman" w:cs="Times New Roman"/>
@@ -25655,7 +25331,6 @@
         </w:rPr>
         <w:t>PictureBox</w:t>
       </w:r>
-      <w:proofErr w:type="spellEnd"/>
       <w:r>
         <w:rPr>
           <w:rFonts w:eastAsia="Times New Roman" w:cs="Times New Roman"/>
@@ -28680,7 +28355,7 @@
           <v:shape id="_x0000_i1026" type="#_x0000_t75" style="width:489pt;height:252pt" o:ole="">
             <v:imagedata r:id="rId10" o:title=""/>
           </v:shape>
-          <o:OLEObject Type="Embed" ProgID="Visio.Drawing.11" ShapeID="_x0000_i1026" DrawAspect="Icon" ObjectID="_1834837668" r:id="rId11"/>
+          <o:OLEObject Type="Embed" ProgID="Visio.Drawing.11" ShapeID="_x0000_i1026" DrawAspect="Icon" ObjectID="_1834936777" r:id="rId11"/>
         </w:object>
       </w:r>
     </w:p>
@@ -28778,7 +28453,6 @@
         </w:rPr>
         <w:t xml:space="preserve"> </w:t>
       </w:r>
-      <w:proofErr w:type="gramStart"/>
       <w:r>
         <w:rPr>
           <w:rFonts w:cs="Times New Roman"/>
@@ -28800,7 +28474,6 @@
         </w:rPr>
         <w:t>визуализации</w:t>
       </w:r>
-      <w:proofErr w:type="gramEnd"/>
       <w:r>
         <w:rPr>
           <w:rFonts w:cs="Times New Roman"/>
@@ -29179,10 +28852,10 @@
       </w:pPr>
       <w:r>
         <w:object w:dxaOrig="7788" w:dyaOrig="4550" w14:anchorId="61CCA852">
-          <v:shape id="_x0000_i1027" type="#_x0000_t75" style="width:433.5pt;height:252.75pt" o:ole="">
+          <v:shape id="_x0000_i1027" type="#_x0000_t75" style="width:433.2pt;height:252.6pt" o:ole="">
             <v:imagedata r:id="rId12" o:title=""/>
           </v:shape>
-          <o:OLEObject Type="Embed" ProgID="Visio.Drawing.11" ShapeID="_x0000_i1027" DrawAspect="Icon" ObjectID="_1834837669" r:id="rId13"/>
+          <o:OLEObject Type="Embed" ProgID="Visio.Drawing.11" ShapeID="_x0000_i1027" DrawAspect="Icon" ObjectID="_1834936778" r:id="rId13"/>
         </w:object>
       </w:r>
     </w:p>
@@ -29781,19 +29454,64 @@
     <w:p>
       <w:pPr>
         <w:spacing w:after="0" w:line="360" w:lineRule="auto"/>
-        <w:ind w:left="-284" w:right="-284" w:firstLine="709"/>
+        <w:ind w:left="-284" w:right="-284"/>
         <w:jc w:val="both"/>
         <w:rPr>
           <w:szCs w:val="28"/>
         </w:rPr>
       </w:pPr>
       <w:r>
-        <w:object w:dxaOrig="13081" w:dyaOrig="16813" w14:anchorId="75848606">
-          <v:shape id="_x0000_i1028" type="#_x0000_t75" style="width:483pt;height:621pt" o:ole="">
-            <v:imagedata r:id="rId14" o:title=""/>
-          </v:shape>
-          <o:OLEObject Type="Embed" ProgID="Visio.Drawing.15" ShapeID="_x0000_i1028" DrawAspect="Content" ObjectID="_1834837670" r:id="rId15"/>
-        </w:object>
+        <w:rPr>
+          <w:noProof/>
+        </w:rPr>
+        <w:drawing>
+          <wp:inline distT="0" distB="0" distL="0" distR="0" wp14:anchorId="1CD8C73C" wp14:editId="66C6DAA1">
+            <wp:extent cx="5939790" cy="4474845"/>
+            <wp:effectExtent l="0" t="0" r="3810" b="1905"/>
+            <wp:docPr id="983046404" name="Рисунок 20"/>
+            <wp:cNvGraphicFramePr>
+              <a:graphicFrameLocks xmlns:a="http://schemas.openxmlformats.org/drawingml/2006/main" noChangeAspect="1"/>
+            </wp:cNvGraphicFramePr>
+            <a:graphic xmlns:a="http://schemas.openxmlformats.org/drawingml/2006/main">
+              <a:graphicData uri="http://schemas.openxmlformats.org/drawingml/2006/picture">
+                <pic:pic xmlns:pic="http://schemas.openxmlformats.org/drawingml/2006/picture">
+                  <pic:nvPicPr>
+                    <pic:cNvPr id="0" name="Picture 8"/>
+                    <pic:cNvPicPr>
+                      <a:picLocks noChangeAspect="1" noChangeArrowheads="1"/>
+                    </pic:cNvPicPr>
+                  </pic:nvPicPr>
+                  <pic:blipFill>
+                    <a:blip r:embed="rId14">
+                      <a:extLst>
+                        <a:ext uri="{28A0092B-C50C-407E-A947-70E740481C1C}">
+                          <a14:useLocalDpi xmlns:a14="http://schemas.microsoft.com/office/drawing/2010/main" val="0"/>
+                        </a:ext>
+                      </a:extLst>
+                    </a:blip>
+                    <a:srcRect/>
+                    <a:stretch>
+                      <a:fillRect/>
+                    </a:stretch>
+                  </pic:blipFill>
+                  <pic:spPr bwMode="auto">
+                    <a:xfrm>
+                      <a:off x="0" y="0"/>
+                      <a:ext cx="5939790" cy="4474845"/>
+                    </a:xfrm>
+                    <a:prstGeom prst="rect">
+                      <a:avLst/>
+                    </a:prstGeom>
+                    <a:noFill/>
+                    <a:ln>
+                      <a:noFill/>
+                    </a:ln>
+                  </pic:spPr>
+                </pic:pic>
+              </a:graphicData>
+            </a:graphic>
+          </wp:inline>
+        </w:drawing>
       </w:r>
     </w:p>
     <w:p>
@@ -30074,24 +29792,14 @@
         <w:ind w:right="-284" w:firstLine="360"/>
         <w:jc w:val="both"/>
       </w:pPr>
-      <w:proofErr w:type="spellStart"/>
       <w:r>
         <w:t>SortArray</w:t>
       </w:r>
-      <w:proofErr w:type="spellEnd"/>
-      <w:r>
-        <w:t xml:space="preserve"> </w:t>
-      </w:r>
-      <w:r>
-        <w:t xml:space="preserve">— модель массива, содержащая методы генерации, перемешивания и проверки </w:t>
-      </w:r>
-      <w:proofErr w:type="spellStart"/>
-      <w:r>
-        <w:t>отсортированности</w:t>
-      </w:r>
-      <w:proofErr w:type="spellEnd"/>
-      <w:r>
-        <w:t>;</w:t>
+      <w:r>
+        <w:t xml:space="preserve"> </w:t>
+      </w:r>
+      <w:r>
+        <w:t>— модель массива, содержащая методы генерации, перемешивания и проверки отсортированности;</w:t>
       </w:r>
     </w:p>
     <w:p>
@@ -30100,11 +29808,9 @@
         <w:ind w:right="-284" w:firstLine="360"/>
         <w:jc w:val="both"/>
       </w:pPr>
-      <w:proofErr w:type="spellStart"/>
       <w:r>
         <w:t>Statistics</w:t>
       </w:r>
-      <w:proofErr w:type="spellEnd"/>
       <w:r>
         <w:t xml:space="preserve"> </w:t>
       </w:r>
@@ -30118,11 +29824,9 @@
         <w:ind w:right="-284" w:firstLine="360"/>
         <w:jc w:val="both"/>
       </w:pPr>
-      <w:proofErr w:type="spellStart"/>
       <w:r>
         <w:t>ISortingAlgorithm</w:t>
       </w:r>
-      <w:proofErr w:type="spellEnd"/>
       <w:r>
         <w:t xml:space="preserve"> </w:t>
       </w:r>
@@ -30139,11 +29843,9 @@
           <w:bCs/>
         </w:rPr>
       </w:pPr>
-      <w:proofErr w:type="spellStart"/>
       <w:r>
         <w:t>SortController</w:t>
       </w:r>
-      <w:proofErr w:type="spellEnd"/>
       <w:r>
         <w:rPr>
           <w:bCs/>
@@ -30900,10 +30602,10 @@
       </w:pPr>
       <w:r>
         <w:object w:dxaOrig="8712" w:dyaOrig="6898" w14:anchorId="146D572E">
-          <v:shape id="_x0000_i1050" type="#_x0000_t75" style="width:435.75pt;height:345pt" o:ole="">
-            <v:imagedata r:id="rId16" o:title=""/>
+          <v:shape id="_x0000_i1029" type="#_x0000_t75" style="width:435.6pt;height:345pt" o:ole="">
+            <v:imagedata r:id="rId15" o:title=""/>
           </v:shape>
-          <o:OLEObject Type="Embed" ProgID="Visio.Drawing.11" ShapeID="_x0000_i1050" DrawAspect="Content" ObjectID="_1834837671" r:id="rId17"/>
+          <o:OLEObject Type="Embed" ProgID="Visio.Drawing.11" ShapeID="_x0000_i1029" DrawAspect="Content" ObjectID="_1834936779" r:id="rId16"/>
         </w:object>
       </w:r>
     </w:p>
@@ -31026,13 +30728,7 @@
         <w:rPr>
           <w:szCs w:val="28"/>
         </w:rPr>
-        <w:t xml:space="preserve"> массивом</w:t>
-      </w:r>
-      <w:r>
-        <w:rPr>
-          <w:szCs w:val="28"/>
-        </w:rPr>
-        <w:t xml:space="preserve"> </w:t>
+        <w:t xml:space="preserve"> массивом </w:t>
       </w:r>
       <w:r>
         <w:rPr>
@@ -31367,10 +31063,10 @@
       </w:pPr>
       <w:r>
         <w:object w:dxaOrig="4166" w:dyaOrig="11060" w14:anchorId="5A5C3C62">
-          <v:shape id="_x0000_i1070" type="#_x0000_t75" style="width:208.5pt;height:552.75pt" o:ole="">
-            <v:imagedata r:id="rId18" o:title=""/>
+          <v:shape id="_x0000_i1030" type="#_x0000_t75" style="width:208.8pt;height:553.2pt" o:ole="">
+            <v:imagedata r:id="rId17" o:title=""/>
           </v:shape>
-          <o:OLEObject Type="Embed" ProgID="Visio.Drawing.11" ShapeID="_x0000_i1070" DrawAspect="Icon" ObjectID="_1834837672" r:id="rId19"/>
+          <o:OLEObject Type="Embed" ProgID="Visio.Drawing.11" ShapeID="_x0000_i1030" DrawAspect="Icon" ObjectID="_1834936780" r:id="rId18"/>
         </w:object>
       </w:r>
     </w:p>
@@ -32540,21 +32236,12 @@
               </w:rPr>
               <w:t xml:space="preserve"> </w:t>
             </w:r>
-            <w:proofErr w:type="gramStart"/>
-            <w:r>
-              <w:rPr>
-                <w:rFonts w:cs="Times New Roman"/>
-                <w:szCs w:val="28"/>
-              </w:rPr>
-              <w:t>O(</w:t>
-            </w:r>
-            <w:proofErr w:type="gramEnd"/>
-            <w:r>
-              <w:rPr>
-                <w:rFonts w:cs="Times New Roman"/>
-                <w:szCs w:val="28"/>
-              </w:rPr>
-              <w:t>n</w:t>
+            <w:r>
+              <w:rPr>
+                <w:rFonts w:cs="Times New Roman"/>
+                <w:szCs w:val="28"/>
+              </w:rPr>
+              <w:t>O(n</w:t>
             </w:r>
             <w:r>
               <w:rPr>
@@ -32563,7 +32250,6 @@
               </w:rPr>
               <w:t xml:space="preserve"> </w:t>
             </w:r>
-            <w:proofErr w:type="spellStart"/>
             <w:r>
               <w:rPr>
                 <w:rFonts w:cs="Times New Roman"/>
@@ -32571,7 +32257,6 @@
               </w:rPr>
               <w:t>log</w:t>
             </w:r>
-            <w:proofErr w:type="spellEnd"/>
             <w:r>
               <w:rPr>
                 <w:rFonts w:cs="Times New Roman"/>
@@ -32673,19 +32358,15 @@
             <w:r>
               <w:t xml:space="preserve"> </w:t>
             </w:r>
-            <w:proofErr w:type="spellStart"/>
             <w:r>
               <w:t>Bogo</w:t>
             </w:r>
-            <w:proofErr w:type="spellEnd"/>
             <w:r>
               <w:t xml:space="preserve"> </w:t>
             </w:r>
-            <w:proofErr w:type="spellStart"/>
             <w:r>
               <w:t>Sort</w:t>
             </w:r>
-            <w:proofErr w:type="spellEnd"/>
           </w:p>
         </w:tc>
         <w:tc>
@@ -35660,7 +35341,7 @@
                     <pic:cNvPicPr/>
                   </pic:nvPicPr>
                   <pic:blipFill>
-                    <a:blip r:embed="rId20"/>
+                    <a:blip r:embed="rId19"/>
                     <a:stretch>
                       <a:fillRect/>
                     </a:stretch>
@@ -36014,35 +35695,19 @@
         <w:rPr>
           <w:szCs w:val="28"/>
         </w:rPr>
-        <w:t>(</w:t>
-      </w:r>
-      <w:proofErr w:type="spellStart"/>
-      <w:r>
-        <w:rPr>
-          <w:szCs w:val="28"/>
-        </w:rPr>
-        <w:t>Bubble</w:t>
-      </w:r>
-      <w:proofErr w:type="spellEnd"/>
-      <w:r>
-        <w:rPr>
-          <w:szCs w:val="28"/>
-        </w:rPr>
-        <w:t xml:space="preserve"> </w:t>
-      </w:r>
-      <w:proofErr w:type="spellStart"/>
-      <w:r>
-        <w:rPr>
-          <w:szCs w:val="28"/>
-        </w:rPr>
-        <w:t>Sort</w:t>
-      </w:r>
-      <w:proofErr w:type="spellEnd"/>
-      <w:r>
-        <w:rPr>
-          <w:szCs w:val="28"/>
-        </w:rPr>
-        <w:t>);</w:t>
+        <w:t>(Bubble</w:t>
+      </w:r>
+      <w:r>
+        <w:rPr>
+          <w:szCs w:val="28"/>
+        </w:rPr>
+        <w:t xml:space="preserve"> </w:t>
+      </w:r>
+      <w:r>
+        <w:rPr>
+          <w:szCs w:val="28"/>
+        </w:rPr>
+        <w:t>Sort);</w:t>
       </w:r>
     </w:p>
     <w:p>
@@ -36082,35 +35747,19 @@
         <w:rPr>
           <w:szCs w:val="28"/>
         </w:rPr>
-        <w:t>(</w:t>
-      </w:r>
-      <w:proofErr w:type="spellStart"/>
-      <w:r>
-        <w:rPr>
-          <w:szCs w:val="28"/>
-        </w:rPr>
-        <w:t>Selection</w:t>
-      </w:r>
-      <w:proofErr w:type="spellEnd"/>
-      <w:r>
-        <w:rPr>
-          <w:szCs w:val="28"/>
-        </w:rPr>
-        <w:t xml:space="preserve"> </w:t>
-      </w:r>
-      <w:proofErr w:type="spellStart"/>
-      <w:r>
-        <w:rPr>
-          <w:szCs w:val="28"/>
-        </w:rPr>
-        <w:t>Sort</w:t>
-      </w:r>
-      <w:proofErr w:type="spellEnd"/>
-      <w:r>
-        <w:rPr>
-          <w:szCs w:val="28"/>
-        </w:rPr>
-        <w:t>);</w:t>
+        <w:t>(Selection</w:t>
+      </w:r>
+      <w:r>
+        <w:rPr>
+          <w:szCs w:val="28"/>
+        </w:rPr>
+        <w:t xml:space="preserve"> </w:t>
+      </w:r>
+      <w:r>
+        <w:rPr>
+          <w:szCs w:val="28"/>
+        </w:rPr>
+        <w:t>Sort);</w:t>
       </w:r>
     </w:p>
     <w:p>
@@ -36150,35 +35799,19 @@
         <w:rPr>
           <w:szCs w:val="28"/>
         </w:rPr>
-        <w:t>(</w:t>
-      </w:r>
-      <w:proofErr w:type="spellStart"/>
-      <w:r>
-        <w:rPr>
-          <w:szCs w:val="28"/>
-        </w:rPr>
-        <w:t>Insertion</w:t>
-      </w:r>
-      <w:proofErr w:type="spellEnd"/>
-      <w:r>
-        <w:rPr>
-          <w:szCs w:val="28"/>
-        </w:rPr>
-        <w:t xml:space="preserve"> </w:t>
-      </w:r>
-      <w:proofErr w:type="spellStart"/>
-      <w:r>
-        <w:rPr>
-          <w:szCs w:val="28"/>
-        </w:rPr>
-        <w:t>Sort</w:t>
-      </w:r>
-      <w:proofErr w:type="spellEnd"/>
-      <w:r>
-        <w:rPr>
-          <w:szCs w:val="28"/>
-        </w:rPr>
-        <w:t>);</w:t>
+        <w:t>(Insertion</w:t>
+      </w:r>
+      <w:r>
+        <w:rPr>
+          <w:szCs w:val="28"/>
+        </w:rPr>
+        <w:t xml:space="preserve"> </w:t>
+      </w:r>
+      <w:r>
+        <w:rPr>
+          <w:szCs w:val="28"/>
+        </w:rPr>
+        <w:t>Sort);</w:t>
       </w:r>
     </w:p>
     <w:p>
@@ -36226,19 +35859,11 @@
         </w:rPr>
         <w:t xml:space="preserve"> </w:t>
       </w:r>
-      <w:proofErr w:type="spellStart"/>
-      <w:r>
-        <w:rPr>
-          <w:szCs w:val="28"/>
-        </w:rPr>
-        <w:t>Sort</w:t>
-      </w:r>
-      <w:proofErr w:type="spellEnd"/>
-      <w:r>
-        <w:rPr>
-          <w:szCs w:val="28"/>
-        </w:rPr>
-        <w:t>);</w:t>
+      <w:r>
+        <w:rPr>
+          <w:szCs w:val="28"/>
+        </w:rPr>
+        <w:t>Sort);</w:t>
       </w:r>
     </w:p>
     <w:p>
@@ -36278,35 +35903,19 @@
         <w:rPr>
           <w:szCs w:val="28"/>
         </w:rPr>
-        <w:t>(</w:t>
-      </w:r>
-      <w:proofErr w:type="spellStart"/>
-      <w:r>
-        <w:rPr>
-          <w:szCs w:val="28"/>
-        </w:rPr>
-        <w:t>Merge</w:t>
-      </w:r>
-      <w:proofErr w:type="spellEnd"/>
-      <w:r>
-        <w:rPr>
-          <w:szCs w:val="28"/>
-        </w:rPr>
-        <w:t xml:space="preserve"> </w:t>
-      </w:r>
-      <w:proofErr w:type="spellStart"/>
-      <w:r>
-        <w:rPr>
-          <w:szCs w:val="28"/>
-        </w:rPr>
-        <w:t>Sort</w:t>
-      </w:r>
-      <w:proofErr w:type="spellEnd"/>
-      <w:r>
-        <w:rPr>
-          <w:szCs w:val="28"/>
-        </w:rPr>
-        <w:t>);</w:t>
+        <w:t>(Merge</w:t>
+      </w:r>
+      <w:r>
+        <w:rPr>
+          <w:szCs w:val="28"/>
+        </w:rPr>
+        <w:t xml:space="preserve"> </w:t>
+      </w:r>
+      <w:r>
+        <w:rPr>
+          <w:szCs w:val="28"/>
+        </w:rPr>
+        <w:t>Sort);</w:t>
       </w:r>
     </w:p>
     <w:p>
@@ -36346,35 +35955,19 @@
         <w:rPr>
           <w:szCs w:val="28"/>
         </w:rPr>
-        <w:t>(</w:t>
-      </w:r>
-      <w:proofErr w:type="spellStart"/>
-      <w:r>
-        <w:rPr>
-          <w:szCs w:val="28"/>
-        </w:rPr>
-        <w:t>Heap</w:t>
-      </w:r>
-      <w:proofErr w:type="spellEnd"/>
-      <w:r>
-        <w:rPr>
-          <w:szCs w:val="28"/>
-        </w:rPr>
-        <w:t xml:space="preserve"> </w:t>
-      </w:r>
-      <w:proofErr w:type="spellStart"/>
-      <w:r>
-        <w:rPr>
-          <w:szCs w:val="28"/>
-        </w:rPr>
-        <w:t>Sort</w:t>
-      </w:r>
-      <w:proofErr w:type="spellEnd"/>
-      <w:r>
-        <w:rPr>
-          <w:szCs w:val="28"/>
-        </w:rPr>
-        <w:t>);</w:t>
+        <w:t>(Heap</w:t>
+      </w:r>
+      <w:r>
+        <w:rPr>
+          <w:szCs w:val="28"/>
+        </w:rPr>
+        <w:t xml:space="preserve"> </w:t>
+      </w:r>
+      <w:r>
+        <w:rPr>
+          <w:szCs w:val="28"/>
+        </w:rPr>
+        <w:t>Sort);</w:t>
       </w:r>
     </w:p>
     <w:p>
@@ -36386,28 +35979,24 @@
           <w:szCs w:val="28"/>
         </w:rPr>
       </w:pPr>
-      <w:proofErr w:type="spellStart"/>
       <w:r>
         <w:rPr>
           <w:szCs w:val="28"/>
         </w:rPr>
         <w:t>Bogo</w:t>
       </w:r>
-      <w:proofErr w:type="spellEnd"/>
-      <w:r>
-        <w:rPr>
-          <w:szCs w:val="28"/>
-        </w:rPr>
-        <w:t xml:space="preserve"> </w:t>
-      </w:r>
-      <w:proofErr w:type="spellStart"/>
+      <w:r>
+        <w:rPr>
+          <w:szCs w:val="28"/>
+        </w:rPr>
+        <w:t xml:space="preserve"> </w:t>
+      </w:r>
       <w:r>
         <w:rPr>
           <w:szCs w:val="28"/>
         </w:rPr>
         <w:t>Sort</w:t>
       </w:r>
-      <w:proofErr w:type="spellEnd"/>
       <w:r>
         <w:rPr>
           <w:szCs w:val="28"/>
@@ -36552,6 +36141,7 @@
       </w:r>
       <w:r>
         <w:rPr>
+          <w:noProof/>
           <w:szCs w:val="28"/>
         </w:rPr>
         <w:drawing>
@@ -36570,7 +36160,7 @@
                     <pic:cNvPicPr/>
                   </pic:nvPicPr>
                   <pic:blipFill>
-                    <a:blip r:embed="rId21"/>
+                    <a:blip r:embed="rId20"/>
                     <a:stretch>
                       <a:fillRect/>
                     </a:stretch>
@@ -39199,6 +38789,7 @@
       </w:pPr>
       <w:r>
         <w:rPr>
+          <w:noProof/>
           <w:szCs w:val="28"/>
         </w:rPr>
         <w:lastRenderedPageBreak/>
@@ -39218,7 +38809,7 @@
                     <pic:cNvPicPr/>
                   </pic:nvPicPr>
                   <pic:blipFill>
-                    <a:blip r:embed="rId22"/>
+                    <a:blip r:embed="rId21"/>
                     <a:stretch>
                       <a:fillRect/>
                     </a:stretch>
@@ -40100,19 +39691,11 @@
           <w:szCs w:val="28"/>
         </w:rPr>
       </w:pPr>
-      <w:proofErr w:type="spellStart"/>
-      <w:r>
-        <w:rPr>
-          <w:szCs w:val="28"/>
-        </w:rPr>
-        <w:t>Биллиг</w:t>
-      </w:r>
-      <w:proofErr w:type="spellEnd"/>
-      <w:r>
-        <w:rPr>
-          <w:szCs w:val="28"/>
-        </w:rPr>
-        <w:t>,</w:t>
+      <w:r>
+        <w:rPr>
+          <w:szCs w:val="28"/>
+        </w:rPr>
+        <w:t>Биллиг,</w:t>
       </w:r>
       <w:r>
         <w:rPr>
@@ -40345,19 +39928,11 @@
         </w:rPr>
         <w:t xml:space="preserve"> </w:t>
       </w:r>
-      <w:proofErr w:type="spellStart"/>
-      <w:r>
-        <w:rPr>
-          <w:szCs w:val="28"/>
-        </w:rPr>
-        <w:t>WinForms</w:t>
-      </w:r>
-      <w:proofErr w:type="spellEnd"/>
-      <w:r>
-        <w:rPr>
-          <w:szCs w:val="28"/>
-        </w:rPr>
-        <w:t>.</w:t>
+      <w:r>
+        <w:rPr>
+          <w:szCs w:val="28"/>
+        </w:rPr>
+        <w:t>WinForms.</w:t>
       </w:r>
       <w:r>
         <w:rPr>
@@ -40482,19 +40057,11 @@
           <w:szCs w:val="28"/>
         </w:rPr>
       </w:pPr>
-      <w:proofErr w:type="spellStart"/>
-      <w:r>
-        <w:rPr>
-          <w:szCs w:val="28"/>
-        </w:rPr>
-        <w:t>Кормен</w:t>
-      </w:r>
-      <w:proofErr w:type="spellEnd"/>
-      <w:r>
-        <w:rPr>
-          <w:szCs w:val="28"/>
-        </w:rPr>
-        <w:t>,</w:t>
+      <w:r>
+        <w:rPr>
+          <w:szCs w:val="28"/>
+        </w:rPr>
+        <w:t>Кормен,</w:t>
       </w:r>
       <w:r>
         <w:rPr>
@@ -40586,19 +40153,11 @@
         </w:rPr>
         <w:t xml:space="preserve"> </w:t>
       </w:r>
-      <w:proofErr w:type="spellStart"/>
-      <w:r>
-        <w:rPr>
-          <w:szCs w:val="28"/>
-        </w:rPr>
-        <w:t>Кормен</w:t>
-      </w:r>
-      <w:proofErr w:type="spellEnd"/>
-      <w:r>
-        <w:rPr>
-          <w:szCs w:val="28"/>
-        </w:rPr>
-        <w:t>,</w:t>
+      <w:r>
+        <w:rPr>
+          <w:szCs w:val="28"/>
+        </w:rPr>
+        <w:t>Кормен,</w:t>
       </w:r>
       <w:r>
         <w:rPr>
@@ -40618,19 +40177,11 @@
         </w:rPr>
         <w:t xml:space="preserve"> </w:t>
       </w:r>
-      <w:proofErr w:type="spellStart"/>
-      <w:r>
-        <w:rPr>
-          <w:szCs w:val="28"/>
-        </w:rPr>
-        <w:t>Лейзерсон</w:t>
-      </w:r>
-      <w:proofErr w:type="spellEnd"/>
-      <w:r>
-        <w:rPr>
-          <w:szCs w:val="28"/>
-        </w:rPr>
-        <w:t>,</w:t>
+      <w:r>
+        <w:rPr>
+          <w:szCs w:val="28"/>
+        </w:rPr>
+        <w:t>Лейзерсон,</w:t>
       </w:r>
       <w:r>
         <w:rPr>
@@ -40650,19 +40201,11 @@
         </w:rPr>
         <w:t xml:space="preserve"> </w:t>
       </w:r>
-      <w:proofErr w:type="spellStart"/>
-      <w:r>
-        <w:rPr>
-          <w:szCs w:val="28"/>
-        </w:rPr>
-        <w:t>Ривест</w:t>
-      </w:r>
-      <w:proofErr w:type="spellEnd"/>
-      <w:r>
-        <w:rPr>
-          <w:szCs w:val="28"/>
-        </w:rPr>
-        <w:t>.</w:t>
+      <w:r>
+        <w:rPr>
+          <w:szCs w:val="28"/>
+        </w:rPr>
+        <w:t>Ривест.</w:t>
       </w:r>
       <w:r>
         <w:rPr>
@@ -40799,7 +40342,6 @@
           <w:szCs w:val="28"/>
         </w:rPr>
       </w:pPr>
-      <w:proofErr w:type="spellStart"/>
       <w:r>
         <w:rPr>
           <w:szCs w:val="28"/>
@@ -40810,14 +40352,7 @@
         <w:rPr>
           <w:szCs w:val="28"/>
         </w:rPr>
-        <w:t>илдт</w:t>
-      </w:r>
-      <w:proofErr w:type="spellEnd"/>
-      <w:r>
-        <w:rPr>
-          <w:szCs w:val="28"/>
-        </w:rPr>
-        <w:t>, Г. C# 4.0. Полное руководство. — М.: Вильямс, 2021. — 1056 с.</w:t>
+        <w:t>илдт, Г. C# 4.0. Полное руководство. — М.: Вильямс, 2021. — 1056 с.</w:t>
       </w:r>
     </w:p>
     <w:p>
@@ -40843,12 +40378,14 @@
       <w:r>
         <w:rPr>
           <w:szCs w:val="28"/>
+          <w:lang w:val="en-US"/>
         </w:rPr>
         <w:t>,</w:t>
       </w:r>
       <w:r>
         <w:rPr>
           <w:szCs w:val="28"/>
+          <w:lang w:val="en-US"/>
         </w:rPr>
         <w:t xml:space="preserve"> </w:t>
       </w:r>
@@ -40861,12 +40398,14 @@
       <w:r>
         <w:rPr>
           <w:szCs w:val="28"/>
+          <w:lang w:val="en-US"/>
         </w:rPr>
         <w:t>.</w:t>
       </w:r>
       <w:r>
         <w:rPr>
           <w:szCs w:val="28"/>
+          <w:lang w:val="en-US"/>
         </w:rPr>
         <w:t xml:space="preserve"> </w:t>
       </w:r>
@@ -41244,19 +40783,11 @@
           <w:szCs w:val="28"/>
         </w:rPr>
       </w:pPr>
-      <w:proofErr w:type="spellStart"/>
-      <w:r>
-        <w:rPr>
-          <w:szCs w:val="28"/>
-        </w:rPr>
-        <w:t>Портянкин</w:t>
-      </w:r>
-      <w:proofErr w:type="spellEnd"/>
-      <w:r>
-        <w:rPr>
-          <w:szCs w:val="28"/>
-        </w:rPr>
-        <w:t>,</w:t>
+      <w:r>
+        <w:rPr>
+          <w:szCs w:val="28"/>
+        </w:rPr>
+        <w:t>Портянкин,</w:t>
       </w:r>
       <w:r>
         <w:rPr>
@@ -41533,11 +41064,13 @@
           <w:highlight w:val="white"/>
           <w:lang w:val="en-US"/>
         </w:rPr>
-        <w:t xml:space="preserve">public </w:t>
-      </w:r>
-      <w:proofErr w:type="spellStart"/>
-      <w:proofErr w:type="gramStart"/>
-      <w:r>
+        <w:t>public SortArray(int size)</w:t>
+      </w:r>
+    </w:p>
+    <w:p>
+      <w:pPr>
+        <w:spacing w:after="0"/>
+        <w:ind w:left="-284" w:right="-284" w:firstLine="709"/>
         <w:rPr>
           <w:rFonts w:cs="Times New Roman"/>
           <w:color w:val="000000" w:themeColor="text1"/>
@@ -41545,9 +41078,7 @@
           <w:highlight w:val="white"/>
           <w:lang w:val="en-US"/>
         </w:rPr>
-        <w:t>SortArray</w:t>
-      </w:r>
-      <w:proofErr w:type="spellEnd"/>
+      </w:pPr>
       <w:r>
         <w:rPr>
           <w:rFonts w:cs="Times New Roman"/>
@@ -41556,10 +41087,13 @@
           <w:highlight w:val="white"/>
           <w:lang w:val="en-US"/>
         </w:rPr>
-        <w:t>(</w:t>
-      </w:r>
-      <w:proofErr w:type="gramEnd"/>
-      <w:r>
+        <w:t xml:space="preserve"> {</w:t>
+      </w:r>
+    </w:p>
+    <w:p>
+      <w:pPr>
+        <w:spacing w:after="0"/>
+        <w:ind w:left="-284" w:right="-284" w:firstLine="709"/>
         <w:rPr>
           <w:rFonts w:cs="Times New Roman"/>
           <w:color w:val="000000" w:themeColor="text1"/>
@@ -41567,7 +41101,16 @@
           <w:highlight w:val="white"/>
           <w:lang w:val="en-US"/>
         </w:rPr>
-        <w:t>int size)</w:t>
+      </w:pPr>
+      <w:r>
+        <w:rPr>
+          <w:rFonts w:cs="Times New Roman"/>
+          <w:color w:val="000000" w:themeColor="text1"/>
+          <w:szCs w:val="28"/>
+          <w:highlight w:val="white"/>
+          <w:lang w:val="en-US"/>
+        </w:rPr>
+        <w:t xml:space="preserve">     CreateNewArray(size);</w:t>
       </w:r>
     </w:p>
     <w:p>
@@ -41590,20 +41133,8 @@
           <w:highlight w:val="white"/>
           <w:lang w:val="en-US"/>
         </w:rPr>
-        <w:t xml:space="preserve"> {</w:t>
-      </w:r>
-    </w:p>
-    <w:p>
-      <w:pPr>
-        <w:spacing w:after="0"/>
-        <w:ind w:left="-284" w:right="-284" w:firstLine="709"/>
-        <w:rPr>
-          <w:rFonts w:cs="Times New Roman"/>
-          <w:color w:val="000000" w:themeColor="text1"/>
-          <w:szCs w:val="28"/>
-          <w:highlight w:val="white"/>
-        </w:rPr>
-      </w:pPr>
+        <w:tab/>
+      </w:r>
       <w:r>
         <w:rPr>
           <w:rFonts w:cs="Times New Roman"/>
@@ -41612,74 +41143,8 @@
           <w:highlight w:val="white"/>
           <w:lang w:val="en-US"/>
         </w:rPr>
-        <w:t xml:space="preserve">     </w:t>
-      </w:r>
-      <w:proofErr w:type="spellStart"/>
-      <w:r>
-        <w:rPr>
-          <w:rFonts w:cs="Times New Roman"/>
-          <w:color w:val="000000" w:themeColor="text1"/>
-          <w:szCs w:val="28"/>
-          <w:highlight w:val="white"/>
-          <w:lang w:val="en-US"/>
-        </w:rPr>
-        <w:t>CreateNewArray</w:t>
-      </w:r>
-      <w:proofErr w:type="spellEnd"/>
-      <w:r>
-        <w:rPr>
-          <w:rFonts w:cs="Times New Roman"/>
-          <w:color w:val="000000" w:themeColor="text1"/>
-          <w:szCs w:val="28"/>
-          <w:highlight w:val="white"/>
-          <w:lang w:val="en-US"/>
-        </w:rPr>
-        <w:t>(size);</w:t>
-      </w:r>
-    </w:p>
-    <w:p>
-      <w:pPr>
-        <w:spacing w:after="0"/>
-        <w:ind w:left="-284" w:right="-284" w:firstLine="709"/>
-        <w:rPr>
-          <w:rFonts w:cs="Times New Roman"/>
-          <w:color w:val="000000" w:themeColor="text1"/>
-          <w:szCs w:val="28"/>
-          <w:highlight w:val="white"/>
-          <w:lang w:val="en-US"/>
-        </w:rPr>
-      </w:pPr>
-      <w:r>
-        <w:rPr>
-          <w:rFonts w:cs="Times New Roman"/>
-          <w:color w:val="000000" w:themeColor="text1"/>
-          <w:szCs w:val="28"/>
-          <w:highlight w:val="white"/>
-        </w:rPr>
-        <w:tab/>
-      </w:r>
-      <w:r>
-        <w:rPr>
-          <w:rFonts w:cs="Times New Roman"/>
-          <w:color w:val="000000" w:themeColor="text1"/>
-          <w:szCs w:val="28"/>
-          <w:highlight w:val="white"/>
-          <w:lang w:val="en-US"/>
-        </w:rPr>
-        <w:t xml:space="preserve"> Task </w:t>
-      </w:r>
-      <w:proofErr w:type="spellStart"/>
-      <w:r>
-        <w:rPr>
-          <w:rFonts w:cs="Times New Roman"/>
-          <w:color w:val="000000" w:themeColor="text1"/>
-          <w:szCs w:val="28"/>
-          <w:highlight w:val="white"/>
-          <w:lang w:val="en-US"/>
-        </w:rPr>
-        <w:t>StartSorting</w:t>
-      </w:r>
-      <w:proofErr w:type="spellEnd"/>
+        <w:t xml:space="preserve"> Task StartSorting</w:t>
+      </w:r>
       <w:r>
         <w:rPr>
           <w:rFonts w:ascii="Cascadia Mono" w:hAnsi="Cascadia Mono" w:cs="Cascadia Mono"/>
@@ -41699,10 +41164,13 @@
           <w:highlight w:val="white"/>
           <w:lang w:val="en-US"/>
         </w:rPr>
-        <w:t>(</w:t>
-      </w:r>
-      <w:proofErr w:type="spellStart"/>
-      <w:r>
+        <w:t>(SortArray array, ISortingAlgorithm algorithm, double delayMs)</w:t>
+      </w:r>
+    </w:p>
+    <w:p>
+      <w:pPr>
+        <w:spacing w:after="0"/>
+        <w:ind w:left="-284" w:right="-284" w:firstLine="709"/>
         <w:rPr>
           <w:rFonts w:cs="Times New Roman"/>
           <w:color w:val="000000" w:themeColor="text1"/>
@@ -41710,9 +41178,7 @@
           <w:highlight w:val="white"/>
           <w:lang w:val="en-US"/>
         </w:rPr>
-        <w:t>SortArray</w:t>
-      </w:r>
-      <w:proofErr w:type="spellEnd"/>
+      </w:pPr>
       <w:r>
         <w:rPr>
           <w:rFonts w:cs="Times New Roman"/>
@@ -41721,10 +41187,13 @@
           <w:highlight w:val="white"/>
           <w:lang w:val="en-US"/>
         </w:rPr>
-        <w:t xml:space="preserve"> array, </w:t>
-      </w:r>
-      <w:proofErr w:type="spellStart"/>
-      <w:r>
+        <w:t xml:space="preserve"> }</w:t>
+      </w:r>
+    </w:p>
+    <w:p>
+      <w:pPr>
+        <w:spacing w:after="0"/>
+        <w:ind w:left="-284" w:right="-284" w:firstLine="709"/>
         <w:rPr>
           <w:rFonts w:cs="Times New Roman"/>
           <w:color w:val="000000" w:themeColor="text1"/>
@@ -41732,10 +41201,12 @@
           <w:highlight w:val="white"/>
           <w:lang w:val="en-US"/>
         </w:rPr>
-        <w:t>ISortingAlgorithm</w:t>
-      </w:r>
-      <w:proofErr w:type="spellEnd"/>
-      <w:r>
+      </w:pPr>
+    </w:p>
+    <w:p>
+      <w:pPr>
+        <w:spacing w:after="0"/>
+        <w:ind w:left="-284" w:right="-284" w:firstLine="709"/>
         <w:rPr>
           <w:rFonts w:cs="Times New Roman"/>
           <w:color w:val="000000" w:themeColor="text1"/>
@@ -41743,9 +41214,7 @@
           <w:highlight w:val="white"/>
           <w:lang w:val="en-US"/>
         </w:rPr>
-        <w:t xml:space="preserve"> algorithm, double </w:t>
-      </w:r>
-      <w:proofErr w:type="spellStart"/>
+      </w:pPr>
       <w:r>
         <w:rPr>
           <w:rFonts w:cs="Times New Roman"/>
@@ -41754,10 +41223,13 @@
           <w:highlight w:val="white"/>
           <w:lang w:val="en-US"/>
         </w:rPr>
-        <w:t>delayMs</w:t>
-      </w:r>
-      <w:proofErr w:type="spellEnd"/>
-      <w:r>
+        <w:t>public void CreateNewArray(int size)</w:t>
+      </w:r>
+    </w:p>
+    <w:p>
+      <w:pPr>
+        <w:spacing w:after="0"/>
+        <w:ind w:left="-284" w:right="-284" w:firstLine="709"/>
         <w:rPr>
           <w:rFonts w:cs="Times New Roman"/>
           <w:color w:val="000000" w:themeColor="text1"/>
@@ -41765,7 +41237,16 @@
           <w:highlight w:val="white"/>
           <w:lang w:val="en-US"/>
         </w:rPr>
-        <w:t>)</w:t>
+      </w:pPr>
+      <w:r>
+        <w:rPr>
+          <w:rFonts w:cs="Times New Roman"/>
+          <w:color w:val="000000" w:themeColor="text1"/>
+          <w:szCs w:val="28"/>
+          <w:highlight w:val="white"/>
+          <w:lang w:val="en-US"/>
+        </w:rPr>
+        <w:t xml:space="preserve"> {</w:t>
       </w:r>
     </w:p>
     <w:p>
@@ -41788,7 +41269,7 @@
           <w:highlight w:val="white"/>
           <w:lang w:val="en-US"/>
         </w:rPr>
-        <w:t xml:space="preserve"> }</w:t>
+        <w:t xml:space="preserve">     _values = new int[size];</w:t>
       </w:r>
     </w:p>
     <w:p>
@@ -41803,6 +41284,16 @@
           <w:lang w:val="en-US"/>
         </w:rPr>
       </w:pPr>
+      <w:r>
+        <w:rPr>
+          <w:rFonts w:cs="Times New Roman"/>
+          <w:color w:val="000000" w:themeColor="text1"/>
+          <w:szCs w:val="28"/>
+          <w:highlight w:val="white"/>
+          <w:lang w:val="en-US"/>
+        </w:rPr>
+        <w:t xml:space="preserve">     for (int i = 0; i &lt; size; i++)</w:t>
+      </w:r>
     </w:p>
     <w:p>
       <w:pPr>
@@ -41824,11 +41315,13 @@
           <w:highlight w:val="white"/>
           <w:lang w:val="en-US"/>
         </w:rPr>
-        <w:t xml:space="preserve">public void </w:t>
-      </w:r>
-      <w:proofErr w:type="spellStart"/>
-      <w:proofErr w:type="gramStart"/>
-      <w:r>
+        <w:t xml:space="preserve">     {</w:t>
+      </w:r>
+    </w:p>
+    <w:p>
+      <w:pPr>
+        <w:spacing w:after="0"/>
+        <w:ind w:left="-284" w:right="-284" w:firstLine="709"/>
         <w:rPr>
           <w:rFonts w:cs="Times New Roman"/>
           <w:color w:val="000000" w:themeColor="text1"/>
@@ -41836,9 +41329,7 @@
           <w:highlight w:val="white"/>
           <w:lang w:val="en-US"/>
         </w:rPr>
-        <w:t>CreateNewArray</w:t>
-      </w:r>
-      <w:proofErr w:type="spellEnd"/>
+      </w:pPr>
       <w:r>
         <w:rPr>
           <w:rFonts w:cs="Times New Roman"/>
@@ -41847,10 +41338,13 @@
           <w:highlight w:val="white"/>
           <w:lang w:val="en-US"/>
         </w:rPr>
-        <w:t>(</w:t>
-      </w:r>
-      <w:proofErr w:type="gramEnd"/>
-      <w:r>
+        <w:t xml:space="preserve">         _values[i] = i + 1;</w:t>
+      </w:r>
+    </w:p>
+    <w:p>
+      <w:pPr>
+        <w:spacing w:after="0"/>
+        <w:ind w:left="-284" w:right="-284" w:firstLine="709"/>
         <w:rPr>
           <w:rFonts w:cs="Times New Roman"/>
           <w:color w:val="000000" w:themeColor="text1"/>
@@ -41858,7 +41352,16 @@
           <w:highlight w:val="white"/>
           <w:lang w:val="en-US"/>
         </w:rPr>
-        <w:t>int size)</w:t>
+      </w:pPr>
+      <w:r>
+        <w:rPr>
+          <w:rFonts w:cs="Times New Roman"/>
+          <w:color w:val="000000" w:themeColor="text1"/>
+          <w:szCs w:val="28"/>
+          <w:highlight w:val="white"/>
+          <w:lang w:val="en-US"/>
+        </w:rPr>
+        <w:t xml:space="preserve">     }</w:t>
       </w:r>
     </w:p>
     <w:p>
@@ -41881,7 +41384,7 @@
           <w:highlight w:val="white"/>
           <w:lang w:val="en-US"/>
         </w:rPr>
-        <w:t xml:space="preserve"> {</w:t>
+        <w:t xml:space="preserve">     MaxValue = size;</w:t>
       </w:r>
     </w:p>
     <w:p>
@@ -41904,7 +41407,16 @@
           <w:highlight w:val="white"/>
           <w:lang w:val="en-US"/>
         </w:rPr>
-        <w:t xml:space="preserve">     _values = new int[size];</w:t>
+        <w:t xml:space="preserve"> </w:t>
+      </w:r>
+      <w:r>
+        <w:rPr>
+          <w:rFonts w:cs="Times New Roman"/>
+          <w:color w:val="000000" w:themeColor="text1"/>
+          <w:szCs w:val="28"/>
+          <w:highlight w:val="white"/>
+        </w:rPr>
+        <w:t>}</w:t>
       </w:r>
     </w:p>
     <w:p>
@@ -41919,7 +41431,11 @@
           <w:lang w:val="en-US"/>
         </w:rPr>
       </w:pPr>
-      <w:r>
+    </w:p>
+    <w:p>
+      <w:pPr>
+        <w:spacing w:after="0"/>
+        <w:ind w:left="-284" w:right="-284" w:firstLine="709"/>
         <w:rPr>
           <w:rFonts w:cs="Times New Roman"/>
           <w:color w:val="000000" w:themeColor="text1"/>
@@ -41927,9 +41443,7 @@
           <w:highlight w:val="white"/>
           <w:lang w:val="en-US"/>
         </w:rPr>
-        <w:t xml:space="preserve">     for (int </w:t>
-      </w:r>
-      <w:proofErr w:type="spellStart"/>
+      </w:pPr>
       <w:r>
         <w:rPr>
           <w:rFonts w:cs="Times New Roman"/>
@@ -41938,10 +41452,13 @@
           <w:highlight w:val="white"/>
           <w:lang w:val="en-US"/>
         </w:rPr>
-        <w:t>i</w:t>
-      </w:r>
-      <w:proofErr w:type="spellEnd"/>
-      <w:r>
+        <w:t>public void Shuffle()</w:t>
+      </w:r>
+    </w:p>
+    <w:p>
+      <w:pPr>
+        <w:spacing w:after="0"/>
+        <w:ind w:left="-284" w:right="-284" w:firstLine="709"/>
         <w:rPr>
           <w:rFonts w:cs="Times New Roman"/>
           <w:color w:val="000000" w:themeColor="text1"/>
@@ -41949,9 +41466,7 @@
           <w:highlight w:val="white"/>
           <w:lang w:val="en-US"/>
         </w:rPr>
-        <w:t xml:space="preserve"> = 0; </w:t>
-      </w:r>
-      <w:proofErr w:type="spellStart"/>
+      </w:pPr>
       <w:r>
         <w:rPr>
           <w:rFonts w:cs="Times New Roman"/>
@@ -41960,10 +41475,13 @@
           <w:highlight w:val="white"/>
           <w:lang w:val="en-US"/>
         </w:rPr>
-        <w:t>i</w:t>
-      </w:r>
-      <w:proofErr w:type="spellEnd"/>
-      <w:r>
+        <w:t xml:space="preserve"> {</w:t>
+      </w:r>
+    </w:p>
+    <w:p>
+      <w:pPr>
+        <w:spacing w:after="0"/>
+        <w:ind w:left="-284" w:right="-284" w:firstLine="709"/>
         <w:rPr>
           <w:rFonts w:cs="Times New Roman"/>
           <w:color w:val="000000" w:themeColor="text1"/>
@@ -41971,9 +41489,7 @@
           <w:highlight w:val="white"/>
           <w:lang w:val="en-US"/>
         </w:rPr>
-        <w:t xml:space="preserve"> &lt; size; </w:t>
-      </w:r>
-      <w:proofErr w:type="spellStart"/>
+      </w:pPr>
       <w:r>
         <w:rPr>
           <w:rFonts w:cs="Times New Roman"/>
@@ -41982,10 +41498,13 @@
           <w:highlight w:val="white"/>
           <w:lang w:val="en-US"/>
         </w:rPr>
-        <w:t>i</w:t>
-      </w:r>
-      <w:proofErr w:type="spellEnd"/>
-      <w:r>
+        <w:t xml:space="preserve">     for (int i = _values.Length - 1; i &gt; 0; i--)</w:t>
+      </w:r>
+    </w:p>
+    <w:p>
+      <w:pPr>
+        <w:spacing w:after="0"/>
+        <w:ind w:left="-284" w:right="-284" w:firstLine="709"/>
         <w:rPr>
           <w:rFonts w:cs="Times New Roman"/>
           <w:color w:val="000000" w:themeColor="text1"/>
@@ -41993,7 +41512,16 @@
           <w:highlight w:val="white"/>
           <w:lang w:val="en-US"/>
         </w:rPr>
-        <w:t>++)</w:t>
+      </w:pPr>
+      <w:r>
+        <w:rPr>
+          <w:rFonts w:cs="Times New Roman"/>
+          <w:color w:val="000000" w:themeColor="text1"/>
+          <w:szCs w:val="28"/>
+          <w:highlight w:val="white"/>
+          <w:lang w:val="en-US"/>
+        </w:rPr>
+        <w:t xml:space="preserve">     {</w:t>
       </w:r>
     </w:p>
     <w:p>
@@ -42016,7 +41544,7 @@
           <w:highlight w:val="white"/>
           <w:lang w:val="en-US"/>
         </w:rPr>
-        <w:t xml:space="preserve">     {</w:t>
+        <w:t xml:space="preserve">         int j = _random.Next(i + 1);</w:t>
       </w:r>
     </w:p>
     <w:p>
@@ -42028,7 +41556,6 @@
           <w:color w:val="000000" w:themeColor="text1"/>
           <w:szCs w:val="28"/>
           <w:highlight w:val="white"/>
-          <w:lang w:val="en-US"/>
         </w:rPr>
       </w:pPr>
       <w:r>
@@ -42039,10 +41566,43 @@
           <w:highlight w:val="white"/>
           <w:lang w:val="en-US"/>
         </w:rPr>
-        <w:t xml:space="preserve">         _values[</w:t>
-      </w:r>
-      <w:proofErr w:type="spellStart"/>
-      <w:r>
+        <w:t xml:space="preserve">         </w:t>
+      </w:r>
+      <w:r>
+        <w:rPr>
+          <w:rFonts w:cs="Times New Roman"/>
+          <w:color w:val="000000" w:themeColor="text1"/>
+          <w:szCs w:val="28"/>
+          <w:highlight w:val="white"/>
+        </w:rPr>
+        <w:t>Swap(i, j);</w:t>
+      </w:r>
+    </w:p>
+    <w:p>
+      <w:pPr>
+        <w:spacing w:after="0"/>
+        <w:ind w:left="-284" w:right="-284" w:firstLine="709"/>
+        <w:rPr>
+          <w:rFonts w:cs="Times New Roman"/>
+          <w:color w:val="000000" w:themeColor="text1"/>
+          <w:szCs w:val="28"/>
+          <w:highlight w:val="white"/>
+        </w:rPr>
+      </w:pPr>
+      <w:r>
+        <w:rPr>
+          <w:rFonts w:cs="Times New Roman"/>
+          <w:color w:val="000000" w:themeColor="text1"/>
+          <w:szCs w:val="28"/>
+          <w:highlight w:val="white"/>
+        </w:rPr>
+        <w:t xml:space="preserve">     }</w:t>
+      </w:r>
+    </w:p>
+    <w:p>
+      <w:pPr>
+        <w:spacing w:after="0"/>
+        <w:ind w:left="-284" w:right="-284" w:firstLine="709"/>
         <w:rPr>
           <w:rFonts w:cs="Times New Roman"/>
           <w:color w:val="000000" w:themeColor="text1"/>
@@ -42050,10 +41610,21 @@
           <w:highlight w:val="white"/>
           <w:lang w:val="en-US"/>
         </w:rPr>
-        <w:t>i</w:t>
-      </w:r>
-      <w:proofErr w:type="spellEnd"/>
-      <w:r>
+      </w:pPr>
+      <w:r>
+        <w:rPr>
+          <w:rFonts w:cs="Times New Roman"/>
+          <w:color w:val="000000" w:themeColor="text1"/>
+          <w:szCs w:val="28"/>
+          <w:highlight w:val="white"/>
+        </w:rPr>
+        <w:t xml:space="preserve"> }</w:t>
+      </w:r>
+    </w:p>
+    <w:p>
+      <w:pPr>
+        <w:spacing w:after="0"/>
+        <w:ind w:left="-284" w:right="-284" w:firstLine="709"/>
         <w:rPr>
           <w:rFonts w:cs="Times New Roman"/>
           <w:color w:val="000000" w:themeColor="text1"/>
@@ -42061,9 +41632,7 @@
           <w:highlight w:val="white"/>
           <w:lang w:val="en-US"/>
         </w:rPr>
-        <w:t xml:space="preserve">] = </w:t>
-      </w:r>
-      <w:proofErr w:type="spellStart"/>
+      </w:pPr>
       <w:r>
         <w:rPr>
           <w:rFonts w:cs="Times New Roman"/>
@@ -42072,10 +41641,13 @@
           <w:highlight w:val="white"/>
           <w:lang w:val="en-US"/>
         </w:rPr>
-        <w:t>i</w:t>
-      </w:r>
-      <w:proofErr w:type="spellEnd"/>
-      <w:r>
+        <w:t>public void Swap(int i, int j)</w:t>
+      </w:r>
+    </w:p>
+    <w:p>
+      <w:pPr>
+        <w:spacing w:after="0"/>
+        <w:ind w:left="-284" w:right="-284" w:firstLine="709"/>
         <w:rPr>
           <w:rFonts w:cs="Times New Roman"/>
           <w:color w:val="000000" w:themeColor="text1"/>
@@ -42083,7 +41655,16 @@
           <w:highlight w:val="white"/>
           <w:lang w:val="en-US"/>
         </w:rPr>
-        <w:t xml:space="preserve"> + 1;</w:t>
+      </w:pPr>
+      <w:r>
+        <w:rPr>
+          <w:rFonts w:cs="Times New Roman"/>
+          <w:color w:val="000000" w:themeColor="text1"/>
+          <w:szCs w:val="28"/>
+          <w:highlight w:val="white"/>
+          <w:lang w:val="en-US"/>
+        </w:rPr>
+        <w:t xml:space="preserve"> {</w:t>
       </w:r>
     </w:p>
     <w:p>
@@ -42106,7 +41687,7 @@
           <w:highlight w:val="white"/>
           <w:lang w:val="en-US"/>
         </w:rPr>
-        <w:t xml:space="preserve">     }</w:t>
+        <w:t xml:space="preserve">     int temp = _values[i];</w:t>
       </w:r>
     </w:p>
     <w:p>
@@ -42129,10 +41710,13 @@
           <w:highlight w:val="white"/>
           <w:lang w:val="en-US"/>
         </w:rPr>
-        <w:t xml:space="preserve">     </w:t>
-      </w:r>
-      <w:proofErr w:type="spellStart"/>
-      <w:r>
+        <w:t xml:space="preserve">     _values[i] = _values[j];</w:t>
+      </w:r>
+    </w:p>
+    <w:p>
+      <w:pPr>
+        <w:spacing w:after="0"/>
+        <w:ind w:left="-284" w:right="-284" w:firstLine="709"/>
         <w:rPr>
           <w:rFonts w:cs="Times New Roman"/>
           <w:color w:val="000000" w:themeColor="text1"/>
@@ -42140,9 +41724,7 @@
           <w:highlight w:val="white"/>
           <w:lang w:val="en-US"/>
         </w:rPr>
-        <w:t>MaxValue</w:t>
-      </w:r>
-      <w:proofErr w:type="spellEnd"/>
+      </w:pPr>
       <w:r>
         <w:rPr>
           <w:rFonts w:cs="Times New Roman"/>
@@ -42151,7 +41733,17 @@
           <w:highlight w:val="white"/>
           <w:lang w:val="en-US"/>
         </w:rPr>
-        <w:t xml:space="preserve"> = size;</w:t>
+        <w:t xml:space="preserve">     </w:t>
+      </w:r>
+      <w:r>
+        <w:rPr>
+          <w:rFonts w:cs="Times New Roman"/>
+          <w:color w:val="000000" w:themeColor="text1"/>
+          <w:szCs w:val="28"/>
+          <w:highlight w:val="white"/>
+          <w:lang w:val="en-US"/>
+        </w:rPr>
+        <w:t>_values[j] = temp;</w:t>
       </w:r>
     </w:p>
     <w:p>
@@ -42174,16 +41766,7 @@
           <w:highlight w:val="white"/>
           <w:lang w:val="en-US"/>
         </w:rPr>
-        <w:t xml:space="preserve"> </w:t>
-      </w:r>
-      <w:r>
-        <w:rPr>
-          <w:rFonts w:cs="Times New Roman"/>
-          <w:color w:val="000000" w:themeColor="text1"/>
-          <w:szCs w:val="28"/>
-          <w:highlight w:val="white"/>
-        </w:rPr>
-        <w:t>}</w:t>
+        <w:t xml:space="preserve"> }</w:t>
       </w:r>
     </w:p>
     <w:p>
@@ -42198,6 +41781,16 @@
           <w:lang w:val="en-US"/>
         </w:rPr>
       </w:pPr>
+      <w:r>
+        <w:rPr>
+          <w:rFonts w:cs="Times New Roman"/>
+          <w:color w:val="000000" w:themeColor="text1"/>
+          <w:szCs w:val="28"/>
+          <w:highlight w:val="white"/>
+          <w:lang w:val="en-US"/>
+        </w:rPr>
+        <w:t>public bool IsSorted()</w:t>
+      </w:r>
     </w:p>
     <w:p>
       <w:pPr>
@@ -42219,10 +41812,13 @@
           <w:highlight w:val="white"/>
           <w:lang w:val="en-US"/>
         </w:rPr>
-        <w:t xml:space="preserve">public void </w:t>
-      </w:r>
-      <w:proofErr w:type="gramStart"/>
-      <w:r>
+        <w:t xml:space="preserve"> {</w:t>
+      </w:r>
+    </w:p>
+    <w:p>
+      <w:pPr>
+        <w:spacing w:after="0"/>
+        <w:ind w:left="-284" w:right="-284" w:firstLine="709"/>
         <w:rPr>
           <w:rFonts w:cs="Times New Roman"/>
           <w:color w:val="000000" w:themeColor="text1"/>
@@ -42230,9 +41826,7 @@
           <w:highlight w:val="white"/>
           <w:lang w:val="en-US"/>
         </w:rPr>
-        <w:t>Shuffle(</w:t>
-      </w:r>
-      <w:proofErr w:type="gramEnd"/>
+      </w:pPr>
       <w:r>
         <w:rPr>
           <w:rFonts w:cs="Times New Roman"/>
@@ -42241,7 +41835,7 @@
           <w:highlight w:val="white"/>
           <w:lang w:val="en-US"/>
         </w:rPr>
-        <w:t>)</w:t>
+        <w:t xml:space="preserve">     for (int i = 1; i &lt; _values.Length; i++)</w:t>
       </w:r>
     </w:p>
     <w:p>
@@ -42264,7 +41858,7 @@
           <w:highlight w:val="white"/>
           <w:lang w:val="en-US"/>
         </w:rPr>
-        <w:t xml:space="preserve"> {</w:t>
+        <w:t xml:space="preserve">     {</w:t>
       </w:r>
     </w:p>
     <w:p>
@@ -42287,10 +41881,13 @@
           <w:highlight w:val="white"/>
           <w:lang w:val="en-US"/>
         </w:rPr>
-        <w:t xml:space="preserve">     for (int </w:t>
-      </w:r>
-      <w:proofErr w:type="spellStart"/>
-      <w:r>
+        <w:t xml:space="preserve">         if (_values[i] &lt; _values[i - 1])</w:t>
+      </w:r>
+    </w:p>
+    <w:p>
+      <w:pPr>
+        <w:spacing w:after="0"/>
+        <w:ind w:left="-284" w:right="-284" w:firstLine="709"/>
         <w:rPr>
           <w:rFonts w:cs="Times New Roman"/>
           <w:color w:val="000000" w:themeColor="text1"/>
@@ -42298,9 +41895,7 @@
           <w:highlight w:val="white"/>
           <w:lang w:val="en-US"/>
         </w:rPr>
-        <w:t>i</w:t>
-      </w:r>
-      <w:proofErr w:type="spellEnd"/>
+      </w:pPr>
       <w:r>
         <w:rPr>
           <w:rFonts w:cs="Times New Roman"/>
@@ -42309,10 +41904,8 @@
           <w:highlight w:val="white"/>
           <w:lang w:val="en-US"/>
         </w:rPr>
-        <w:t xml:space="preserve"> = _</w:t>
-      </w:r>
-      <w:proofErr w:type="spellStart"/>
-      <w:proofErr w:type="gramStart"/>
+        <w:t xml:space="preserve">             </w:t>
+      </w:r>
       <w:r>
         <w:rPr>
           <w:rFonts w:cs="Times New Roman"/>
@@ -42321,11 +41914,13 @@
           <w:highlight w:val="white"/>
           <w:lang w:val="en-US"/>
         </w:rPr>
-        <w:t>values.Length</w:t>
-      </w:r>
-      <w:proofErr w:type="spellEnd"/>
-      <w:proofErr w:type="gramEnd"/>
-      <w:r>
+        <w:t>return false;</w:t>
+      </w:r>
+    </w:p>
+    <w:p>
+      <w:pPr>
+        <w:spacing w:after="0"/>
+        <w:ind w:left="-284" w:right="-284" w:firstLine="709"/>
         <w:rPr>
           <w:rFonts w:cs="Times New Roman"/>
           <w:color w:val="000000" w:themeColor="text1"/>
@@ -42333,9 +41928,7 @@
           <w:highlight w:val="white"/>
           <w:lang w:val="en-US"/>
         </w:rPr>
-        <w:t xml:space="preserve"> - 1; </w:t>
-      </w:r>
-      <w:proofErr w:type="spellStart"/>
+      </w:pPr>
       <w:r>
         <w:rPr>
           <w:rFonts w:cs="Times New Roman"/>
@@ -42344,10 +41937,13 @@
           <w:highlight w:val="white"/>
           <w:lang w:val="en-US"/>
         </w:rPr>
-        <w:t>i</w:t>
-      </w:r>
-      <w:proofErr w:type="spellEnd"/>
-      <w:r>
+        <w:t xml:space="preserve">     }</w:t>
+      </w:r>
+    </w:p>
+    <w:p>
+      <w:pPr>
+        <w:spacing w:after="0"/>
+        <w:ind w:left="-284" w:right="-284" w:firstLine="709"/>
         <w:rPr>
           <w:rFonts w:cs="Times New Roman"/>
           <w:color w:val="000000" w:themeColor="text1"/>
@@ -42355,9 +41951,7 @@
           <w:highlight w:val="white"/>
           <w:lang w:val="en-US"/>
         </w:rPr>
-        <w:t xml:space="preserve"> &gt; 0; </w:t>
-      </w:r>
-      <w:proofErr w:type="spellStart"/>
+      </w:pPr>
       <w:r>
         <w:rPr>
           <w:rFonts w:cs="Times New Roman"/>
@@ -42366,9 +41960,19 @@
           <w:highlight w:val="white"/>
           <w:lang w:val="en-US"/>
         </w:rPr>
-        <w:t>i</w:t>
-      </w:r>
-      <w:proofErr w:type="spellEnd"/>
+        <w:t xml:space="preserve">     return true;</w:t>
+      </w:r>
+    </w:p>
+    <w:p>
+      <w:pPr>
+        <w:spacing w:after="0"/>
+        <w:ind w:left="-284" w:right="-284" w:firstLine="709"/>
+        <w:rPr>
+          <w:bCs/>
+          <w:szCs w:val="28"/>
+          <w:lang w:val="en-US"/>
+        </w:rPr>
+      </w:pPr>
       <w:r>
         <w:rPr>
           <w:rFonts w:cs="Times New Roman"/>
@@ -42376,926 +41980,6 @@
           <w:szCs w:val="28"/>
           <w:highlight w:val="white"/>
           <w:lang w:val="en-US"/>
-        </w:rPr>
-        <w:t>--)</w:t>
-      </w:r>
-    </w:p>
-    <w:p>
-      <w:pPr>
-        <w:spacing w:after="0"/>
-        <w:ind w:left="-284" w:right="-284" w:firstLine="709"/>
-        <w:rPr>
-          <w:rFonts w:cs="Times New Roman"/>
-          <w:color w:val="000000" w:themeColor="text1"/>
-          <w:szCs w:val="28"/>
-          <w:highlight w:val="white"/>
-          <w:lang w:val="en-US"/>
-        </w:rPr>
-      </w:pPr>
-      <w:r>
-        <w:rPr>
-          <w:rFonts w:cs="Times New Roman"/>
-          <w:color w:val="000000" w:themeColor="text1"/>
-          <w:szCs w:val="28"/>
-          <w:highlight w:val="white"/>
-          <w:lang w:val="en-US"/>
-        </w:rPr>
-        <w:t xml:space="preserve">     {</w:t>
-      </w:r>
-    </w:p>
-    <w:p>
-      <w:pPr>
-        <w:spacing w:after="0"/>
-        <w:ind w:left="-284" w:right="-284" w:firstLine="709"/>
-        <w:rPr>
-          <w:rFonts w:cs="Times New Roman"/>
-          <w:color w:val="000000" w:themeColor="text1"/>
-          <w:szCs w:val="28"/>
-          <w:highlight w:val="white"/>
-          <w:lang w:val="en-US"/>
-        </w:rPr>
-      </w:pPr>
-      <w:r>
-        <w:rPr>
-          <w:rFonts w:cs="Times New Roman"/>
-          <w:color w:val="000000" w:themeColor="text1"/>
-          <w:szCs w:val="28"/>
-          <w:highlight w:val="white"/>
-          <w:lang w:val="en-US"/>
-        </w:rPr>
-        <w:t xml:space="preserve">         int j = _</w:t>
-      </w:r>
-      <w:proofErr w:type="spellStart"/>
-      <w:proofErr w:type="gramStart"/>
-      <w:r>
-        <w:rPr>
-          <w:rFonts w:cs="Times New Roman"/>
-          <w:color w:val="000000" w:themeColor="text1"/>
-          <w:szCs w:val="28"/>
-          <w:highlight w:val="white"/>
-          <w:lang w:val="en-US"/>
-        </w:rPr>
-        <w:t>random.Next</w:t>
-      </w:r>
-      <w:proofErr w:type="spellEnd"/>
-      <w:proofErr w:type="gramEnd"/>
-      <w:r>
-        <w:rPr>
-          <w:rFonts w:cs="Times New Roman"/>
-          <w:color w:val="000000" w:themeColor="text1"/>
-          <w:szCs w:val="28"/>
-          <w:highlight w:val="white"/>
-          <w:lang w:val="en-US"/>
-        </w:rPr>
-        <w:t>(</w:t>
-      </w:r>
-      <w:proofErr w:type="spellStart"/>
-      <w:r>
-        <w:rPr>
-          <w:rFonts w:cs="Times New Roman"/>
-          <w:color w:val="000000" w:themeColor="text1"/>
-          <w:szCs w:val="28"/>
-          <w:highlight w:val="white"/>
-          <w:lang w:val="en-US"/>
-        </w:rPr>
-        <w:t>i</w:t>
-      </w:r>
-      <w:proofErr w:type="spellEnd"/>
-      <w:r>
-        <w:rPr>
-          <w:rFonts w:cs="Times New Roman"/>
-          <w:color w:val="000000" w:themeColor="text1"/>
-          <w:szCs w:val="28"/>
-          <w:highlight w:val="white"/>
-          <w:lang w:val="en-US"/>
-        </w:rPr>
-        <w:t xml:space="preserve"> + 1);</w:t>
-      </w:r>
-    </w:p>
-    <w:p>
-      <w:pPr>
-        <w:spacing w:after="0"/>
-        <w:ind w:left="-284" w:right="-284" w:firstLine="709"/>
-        <w:rPr>
-          <w:rFonts w:cs="Times New Roman"/>
-          <w:color w:val="000000" w:themeColor="text1"/>
-          <w:szCs w:val="28"/>
-          <w:highlight w:val="white"/>
-        </w:rPr>
-      </w:pPr>
-      <w:r>
-        <w:rPr>
-          <w:rFonts w:cs="Times New Roman"/>
-          <w:color w:val="000000" w:themeColor="text1"/>
-          <w:szCs w:val="28"/>
-          <w:highlight w:val="white"/>
-          <w:lang w:val="en-US"/>
-        </w:rPr>
-        <w:t xml:space="preserve">         </w:t>
-      </w:r>
-      <w:proofErr w:type="spellStart"/>
-      <w:proofErr w:type="gramStart"/>
-      <w:r>
-        <w:rPr>
-          <w:rFonts w:cs="Times New Roman"/>
-          <w:color w:val="000000" w:themeColor="text1"/>
-          <w:szCs w:val="28"/>
-          <w:highlight w:val="white"/>
-        </w:rPr>
-        <w:t>Swap</w:t>
-      </w:r>
-      <w:proofErr w:type="spellEnd"/>
-      <w:r>
-        <w:rPr>
-          <w:rFonts w:cs="Times New Roman"/>
-          <w:color w:val="000000" w:themeColor="text1"/>
-          <w:szCs w:val="28"/>
-          <w:highlight w:val="white"/>
-        </w:rPr>
-        <w:t>(</w:t>
-      </w:r>
-      <w:proofErr w:type="gramEnd"/>
-      <w:r>
-        <w:rPr>
-          <w:rFonts w:cs="Times New Roman"/>
-          <w:color w:val="000000" w:themeColor="text1"/>
-          <w:szCs w:val="28"/>
-          <w:highlight w:val="white"/>
-        </w:rPr>
-        <w:t>i, j);</w:t>
-      </w:r>
-    </w:p>
-    <w:p>
-      <w:pPr>
-        <w:spacing w:after="0"/>
-        <w:ind w:left="-284" w:right="-284" w:firstLine="709"/>
-        <w:rPr>
-          <w:rFonts w:cs="Times New Roman"/>
-          <w:color w:val="000000" w:themeColor="text1"/>
-          <w:szCs w:val="28"/>
-          <w:highlight w:val="white"/>
-        </w:rPr>
-      </w:pPr>
-      <w:r>
-        <w:rPr>
-          <w:rFonts w:cs="Times New Roman"/>
-          <w:color w:val="000000" w:themeColor="text1"/>
-          <w:szCs w:val="28"/>
-          <w:highlight w:val="white"/>
-        </w:rPr>
-        <w:t xml:space="preserve">     }</w:t>
-      </w:r>
-    </w:p>
-    <w:p>
-      <w:pPr>
-        <w:spacing w:after="0"/>
-        <w:ind w:left="-284" w:right="-284" w:firstLine="709"/>
-        <w:rPr>
-          <w:rFonts w:cs="Times New Roman"/>
-          <w:color w:val="000000" w:themeColor="text1"/>
-          <w:szCs w:val="28"/>
-          <w:highlight w:val="white"/>
-          <w:lang w:val="en-US"/>
-        </w:rPr>
-      </w:pPr>
-      <w:r>
-        <w:rPr>
-          <w:rFonts w:cs="Times New Roman"/>
-          <w:color w:val="000000" w:themeColor="text1"/>
-          <w:szCs w:val="28"/>
-          <w:highlight w:val="white"/>
-        </w:rPr>
-        <w:t xml:space="preserve"> }</w:t>
-      </w:r>
-    </w:p>
-    <w:p>
-      <w:pPr>
-        <w:spacing w:after="0"/>
-        <w:ind w:left="-284" w:right="-284" w:firstLine="709"/>
-        <w:rPr>
-          <w:rFonts w:cs="Times New Roman"/>
-          <w:color w:val="000000" w:themeColor="text1"/>
-          <w:szCs w:val="28"/>
-          <w:highlight w:val="white"/>
-          <w:lang w:val="en-US"/>
-        </w:rPr>
-      </w:pPr>
-      <w:r>
-        <w:rPr>
-          <w:rFonts w:cs="Times New Roman"/>
-          <w:color w:val="000000" w:themeColor="text1"/>
-          <w:szCs w:val="28"/>
-          <w:highlight w:val="white"/>
-          <w:lang w:val="en-US"/>
-        </w:rPr>
-        <w:t xml:space="preserve">public void </w:t>
-      </w:r>
-      <w:proofErr w:type="gramStart"/>
-      <w:r>
-        <w:rPr>
-          <w:rFonts w:cs="Times New Roman"/>
-          <w:color w:val="000000" w:themeColor="text1"/>
-          <w:szCs w:val="28"/>
-          <w:highlight w:val="white"/>
-          <w:lang w:val="en-US"/>
-        </w:rPr>
-        <w:t>Swap(</w:t>
-      </w:r>
-      <w:proofErr w:type="gramEnd"/>
-      <w:r>
-        <w:rPr>
-          <w:rFonts w:cs="Times New Roman"/>
-          <w:color w:val="000000" w:themeColor="text1"/>
-          <w:szCs w:val="28"/>
-          <w:highlight w:val="white"/>
-          <w:lang w:val="en-US"/>
-        </w:rPr>
-        <w:t xml:space="preserve">int </w:t>
-      </w:r>
-      <w:proofErr w:type="spellStart"/>
-      <w:r>
-        <w:rPr>
-          <w:rFonts w:cs="Times New Roman"/>
-          <w:color w:val="000000" w:themeColor="text1"/>
-          <w:szCs w:val="28"/>
-          <w:highlight w:val="white"/>
-          <w:lang w:val="en-US"/>
-        </w:rPr>
-        <w:t>i</w:t>
-      </w:r>
-      <w:proofErr w:type="spellEnd"/>
-      <w:r>
-        <w:rPr>
-          <w:rFonts w:cs="Times New Roman"/>
-          <w:color w:val="000000" w:themeColor="text1"/>
-          <w:szCs w:val="28"/>
-          <w:highlight w:val="white"/>
-          <w:lang w:val="en-US"/>
-        </w:rPr>
-        <w:t>, int j)</w:t>
-      </w:r>
-    </w:p>
-    <w:p>
-      <w:pPr>
-        <w:spacing w:after="0"/>
-        <w:ind w:left="-284" w:right="-284" w:firstLine="709"/>
-        <w:rPr>
-          <w:rFonts w:cs="Times New Roman"/>
-          <w:color w:val="000000" w:themeColor="text1"/>
-          <w:szCs w:val="28"/>
-          <w:highlight w:val="white"/>
-          <w:lang w:val="en-US"/>
-        </w:rPr>
-      </w:pPr>
-      <w:r>
-        <w:rPr>
-          <w:rFonts w:cs="Times New Roman"/>
-          <w:color w:val="000000" w:themeColor="text1"/>
-          <w:szCs w:val="28"/>
-          <w:highlight w:val="white"/>
-          <w:lang w:val="en-US"/>
-        </w:rPr>
-        <w:t xml:space="preserve"> {</w:t>
-      </w:r>
-    </w:p>
-    <w:p>
-      <w:pPr>
-        <w:spacing w:after="0"/>
-        <w:ind w:left="-284" w:right="-284" w:firstLine="709"/>
-        <w:rPr>
-          <w:rFonts w:cs="Times New Roman"/>
-          <w:color w:val="000000" w:themeColor="text1"/>
-          <w:szCs w:val="28"/>
-          <w:highlight w:val="white"/>
-          <w:lang w:val="en-US"/>
-        </w:rPr>
-      </w:pPr>
-      <w:r>
-        <w:rPr>
-          <w:rFonts w:cs="Times New Roman"/>
-          <w:color w:val="000000" w:themeColor="text1"/>
-          <w:szCs w:val="28"/>
-          <w:highlight w:val="white"/>
-          <w:lang w:val="en-US"/>
-        </w:rPr>
-        <w:t xml:space="preserve">     int temp = _values[</w:t>
-      </w:r>
-      <w:proofErr w:type="spellStart"/>
-      <w:r>
-        <w:rPr>
-          <w:rFonts w:cs="Times New Roman"/>
-          <w:color w:val="000000" w:themeColor="text1"/>
-          <w:szCs w:val="28"/>
-          <w:highlight w:val="white"/>
-          <w:lang w:val="en-US"/>
-        </w:rPr>
-        <w:t>i</w:t>
-      </w:r>
-      <w:proofErr w:type="spellEnd"/>
-      <w:r>
-        <w:rPr>
-          <w:rFonts w:cs="Times New Roman"/>
-          <w:color w:val="000000" w:themeColor="text1"/>
-          <w:szCs w:val="28"/>
-          <w:highlight w:val="white"/>
-          <w:lang w:val="en-US"/>
-        </w:rPr>
-        <w:t>];</w:t>
-      </w:r>
-    </w:p>
-    <w:p>
-      <w:pPr>
-        <w:spacing w:after="0"/>
-        <w:ind w:left="-284" w:right="-284" w:firstLine="709"/>
-        <w:rPr>
-          <w:rFonts w:cs="Times New Roman"/>
-          <w:color w:val="000000" w:themeColor="text1"/>
-          <w:szCs w:val="28"/>
-          <w:highlight w:val="white"/>
-          <w:lang w:val="en-US"/>
-        </w:rPr>
-      </w:pPr>
-      <w:r>
-        <w:rPr>
-          <w:rFonts w:cs="Times New Roman"/>
-          <w:color w:val="000000" w:themeColor="text1"/>
-          <w:szCs w:val="28"/>
-          <w:highlight w:val="white"/>
-          <w:lang w:val="en-US"/>
-        </w:rPr>
-        <w:t xml:space="preserve">     _values[</w:t>
-      </w:r>
-      <w:proofErr w:type="spellStart"/>
-      <w:r>
-        <w:rPr>
-          <w:rFonts w:cs="Times New Roman"/>
-          <w:color w:val="000000" w:themeColor="text1"/>
-          <w:szCs w:val="28"/>
-          <w:highlight w:val="white"/>
-          <w:lang w:val="en-US"/>
-        </w:rPr>
-        <w:t>i</w:t>
-      </w:r>
-      <w:proofErr w:type="spellEnd"/>
-      <w:r>
-        <w:rPr>
-          <w:rFonts w:cs="Times New Roman"/>
-          <w:color w:val="000000" w:themeColor="text1"/>
-          <w:szCs w:val="28"/>
-          <w:highlight w:val="white"/>
-          <w:lang w:val="en-US"/>
-        </w:rPr>
-        <w:t>] = _values[j];</w:t>
-      </w:r>
-    </w:p>
-    <w:p>
-      <w:pPr>
-        <w:spacing w:after="0"/>
-        <w:ind w:left="-284" w:right="-284" w:firstLine="709"/>
-        <w:rPr>
-          <w:rFonts w:cs="Times New Roman"/>
-          <w:color w:val="000000" w:themeColor="text1"/>
-          <w:szCs w:val="28"/>
-          <w:highlight w:val="white"/>
-        </w:rPr>
-      </w:pPr>
-      <w:r>
-        <w:rPr>
-          <w:rFonts w:cs="Times New Roman"/>
-          <w:color w:val="000000" w:themeColor="text1"/>
-          <w:szCs w:val="28"/>
-          <w:highlight w:val="white"/>
-          <w:lang w:val="en-US"/>
-        </w:rPr>
-        <w:t xml:space="preserve">     </w:t>
-      </w:r>
-      <w:r>
-        <w:rPr>
-          <w:rFonts w:cs="Times New Roman"/>
-          <w:color w:val="000000" w:themeColor="text1"/>
-          <w:szCs w:val="28"/>
-          <w:highlight w:val="white"/>
-        </w:rPr>
-        <w:t>_</w:t>
-      </w:r>
-      <w:proofErr w:type="spellStart"/>
-      <w:r>
-        <w:rPr>
-          <w:rFonts w:cs="Times New Roman"/>
-          <w:color w:val="000000" w:themeColor="text1"/>
-          <w:szCs w:val="28"/>
-          <w:highlight w:val="white"/>
-        </w:rPr>
-        <w:t>values</w:t>
-      </w:r>
-      <w:proofErr w:type="spellEnd"/>
-      <w:r>
-        <w:rPr>
-          <w:rFonts w:cs="Times New Roman"/>
-          <w:color w:val="000000" w:themeColor="text1"/>
-          <w:szCs w:val="28"/>
-          <w:highlight w:val="white"/>
-        </w:rPr>
-        <w:t xml:space="preserve">[j] = </w:t>
-      </w:r>
-      <w:proofErr w:type="spellStart"/>
-      <w:r>
-        <w:rPr>
-          <w:rFonts w:cs="Times New Roman"/>
-          <w:color w:val="000000" w:themeColor="text1"/>
-          <w:szCs w:val="28"/>
-          <w:highlight w:val="white"/>
-        </w:rPr>
-        <w:t>temp</w:t>
-      </w:r>
-      <w:proofErr w:type="spellEnd"/>
-      <w:r>
-        <w:rPr>
-          <w:rFonts w:cs="Times New Roman"/>
-          <w:color w:val="000000" w:themeColor="text1"/>
-          <w:szCs w:val="28"/>
-          <w:highlight w:val="white"/>
-        </w:rPr>
-        <w:t>;</w:t>
-      </w:r>
-    </w:p>
-    <w:p>
-      <w:pPr>
-        <w:spacing w:after="0"/>
-        <w:ind w:left="-284" w:right="-284" w:firstLine="709"/>
-        <w:rPr>
-          <w:rFonts w:cs="Times New Roman"/>
-          <w:color w:val="000000" w:themeColor="text1"/>
-          <w:szCs w:val="28"/>
-          <w:highlight w:val="white"/>
-          <w:lang w:val="en-US"/>
-        </w:rPr>
-      </w:pPr>
-      <w:r>
-        <w:rPr>
-          <w:rFonts w:cs="Times New Roman"/>
-          <w:color w:val="000000" w:themeColor="text1"/>
-          <w:szCs w:val="28"/>
-          <w:highlight w:val="white"/>
-        </w:rPr>
-        <w:t xml:space="preserve"> }</w:t>
-      </w:r>
-    </w:p>
-    <w:p>
-      <w:pPr>
-        <w:spacing w:after="0"/>
-        <w:ind w:left="-284" w:right="-284" w:firstLine="709"/>
-        <w:rPr>
-          <w:rFonts w:cs="Times New Roman"/>
-          <w:color w:val="000000" w:themeColor="text1"/>
-          <w:szCs w:val="28"/>
-          <w:highlight w:val="white"/>
-          <w:lang w:val="en-US"/>
-        </w:rPr>
-      </w:pPr>
-      <w:r>
-        <w:rPr>
-          <w:rFonts w:cs="Times New Roman"/>
-          <w:color w:val="000000" w:themeColor="text1"/>
-          <w:szCs w:val="28"/>
-          <w:highlight w:val="white"/>
-          <w:lang w:val="en-US"/>
-        </w:rPr>
-        <w:t xml:space="preserve">public bool </w:t>
-      </w:r>
-      <w:proofErr w:type="spellStart"/>
-      <w:proofErr w:type="gramStart"/>
-      <w:r>
-        <w:rPr>
-          <w:rFonts w:cs="Times New Roman"/>
-          <w:color w:val="000000" w:themeColor="text1"/>
-          <w:szCs w:val="28"/>
-          <w:highlight w:val="white"/>
-          <w:lang w:val="en-US"/>
-        </w:rPr>
-        <w:t>IsSorted</w:t>
-      </w:r>
-      <w:proofErr w:type="spellEnd"/>
-      <w:r>
-        <w:rPr>
-          <w:rFonts w:cs="Times New Roman"/>
-          <w:color w:val="000000" w:themeColor="text1"/>
-          <w:szCs w:val="28"/>
-          <w:highlight w:val="white"/>
-          <w:lang w:val="en-US"/>
-        </w:rPr>
-        <w:t>(</w:t>
-      </w:r>
-      <w:proofErr w:type="gramEnd"/>
-      <w:r>
-        <w:rPr>
-          <w:rFonts w:cs="Times New Roman"/>
-          <w:color w:val="000000" w:themeColor="text1"/>
-          <w:szCs w:val="28"/>
-          <w:highlight w:val="white"/>
-          <w:lang w:val="en-US"/>
-        </w:rPr>
-        <w:t>)</w:t>
-      </w:r>
-    </w:p>
-    <w:p>
-      <w:pPr>
-        <w:spacing w:after="0"/>
-        <w:ind w:left="-284" w:right="-284" w:firstLine="709"/>
-        <w:rPr>
-          <w:rFonts w:cs="Times New Roman"/>
-          <w:color w:val="000000" w:themeColor="text1"/>
-          <w:szCs w:val="28"/>
-          <w:highlight w:val="white"/>
-          <w:lang w:val="en-US"/>
-        </w:rPr>
-      </w:pPr>
-      <w:r>
-        <w:rPr>
-          <w:rFonts w:cs="Times New Roman"/>
-          <w:color w:val="000000" w:themeColor="text1"/>
-          <w:szCs w:val="28"/>
-          <w:highlight w:val="white"/>
-          <w:lang w:val="en-US"/>
-        </w:rPr>
-        <w:t xml:space="preserve"> {</w:t>
-      </w:r>
-    </w:p>
-    <w:p>
-      <w:pPr>
-        <w:spacing w:after="0"/>
-        <w:ind w:left="-284" w:right="-284" w:firstLine="709"/>
-        <w:rPr>
-          <w:rFonts w:cs="Times New Roman"/>
-          <w:color w:val="000000" w:themeColor="text1"/>
-          <w:szCs w:val="28"/>
-          <w:highlight w:val="white"/>
-          <w:lang w:val="en-US"/>
-        </w:rPr>
-      </w:pPr>
-      <w:r>
-        <w:rPr>
-          <w:rFonts w:cs="Times New Roman"/>
-          <w:color w:val="000000" w:themeColor="text1"/>
-          <w:szCs w:val="28"/>
-          <w:highlight w:val="white"/>
-          <w:lang w:val="en-US"/>
-        </w:rPr>
-        <w:t xml:space="preserve">     for (int </w:t>
-      </w:r>
-      <w:proofErr w:type="spellStart"/>
-      <w:r>
-        <w:rPr>
-          <w:rFonts w:cs="Times New Roman"/>
-          <w:color w:val="000000" w:themeColor="text1"/>
-          <w:szCs w:val="28"/>
-          <w:highlight w:val="white"/>
-          <w:lang w:val="en-US"/>
-        </w:rPr>
-        <w:t>i</w:t>
-      </w:r>
-      <w:proofErr w:type="spellEnd"/>
-      <w:r>
-        <w:rPr>
-          <w:rFonts w:cs="Times New Roman"/>
-          <w:color w:val="000000" w:themeColor="text1"/>
-          <w:szCs w:val="28"/>
-          <w:highlight w:val="white"/>
-          <w:lang w:val="en-US"/>
-        </w:rPr>
-        <w:t xml:space="preserve"> = 1; </w:t>
-      </w:r>
-      <w:proofErr w:type="spellStart"/>
-      <w:r>
-        <w:rPr>
-          <w:rFonts w:cs="Times New Roman"/>
-          <w:color w:val="000000" w:themeColor="text1"/>
-          <w:szCs w:val="28"/>
-          <w:highlight w:val="white"/>
-          <w:lang w:val="en-US"/>
-        </w:rPr>
-        <w:t>i</w:t>
-      </w:r>
-      <w:proofErr w:type="spellEnd"/>
-      <w:r>
-        <w:rPr>
-          <w:rFonts w:cs="Times New Roman"/>
-          <w:color w:val="000000" w:themeColor="text1"/>
-          <w:szCs w:val="28"/>
-          <w:highlight w:val="white"/>
-          <w:lang w:val="en-US"/>
-        </w:rPr>
-        <w:t xml:space="preserve"> &lt; _</w:t>
-      </w:r>
-      <w:proofErr w:type="spellStart"/>
-      <w:proofErr w:type="gramStart"/>
-      <w:r>
-        <w:rPr>
-          <w:rFonts w:cs="Times New Roman"/>
-          <w:color w:val="000000" w:themeColor="text1"/>
-          <w:szCs w:val="28"/>
-          <w:highlight w:val="white"/>
-          <w:lang w:val="en-US"/>
-        </w:rPr>
-        <w:t>values.Length</w:t>
-      </w:r>
-      <w:proofErr w:type="spellEnd"/>
-      <w:proofErr w:type="gramEnd"/>
-      <w:r>
-        <w:rPr>
-          <w:rFonts w:cs="Times New Roman"/>
-          <w:color w:val="000000" w:themeColor="text1"/>
-          <w:szCs w:val="28"/>
-          <w:highlight w:val="white"/>
-          <w:lang w:val="en-US"/>
-        </w:rPr>
-        <w:t xml:space="preserve">; </w:t>
-      </w:r>
-      <w:proofErr w:type="spellStart"/>
-      <w:r>
-        <w:rPr>
-          <w:rFonts w:cs="Times New Roman"/>
-          <w:color w:val="000000" w:themeColor="text1"/>
-          <w:szCs w:val="28"/>
-          <w:highlight w:val="white"/>
-          <w:lang w:val="en-US"/>
-        </w:rPr>
-        <w:t>i</w:t>
-      </w:r>
-      <w:proofErr w:type="spellEnd"/>
-      <w:r>
-        <w:rPr>
-          <w:rFonts w:cs="Times New Roman"/>
-          <w:color w:val="000000" w:themeColor="text1"/>
-          <w:szCs w:val="28"/>
-          <w:highlight w:val="white"/>
-          <w:lang w:val="en-US"/>
-        </w:rPr>
-        <w:t>++)</w:t>
-      </w:r>
-    </w:p>
-    <w:p>
-      <w:pPr>
-        <w:spacing w:after="0"/>
-        <w:ind w:left="-284" w:right="-284" w:firstLine="709"/>
-        <w:rPr>
-          <w:rFonts w:cs="Times New Roman"/>
-          <w:color w:val="000000" w:themeColor="text1"/>
-          <w:szCs w:val="28"/>
-          <w:highlight w:val="white"/>
-          <w:lang w:val="en-US"/>
-        </w:rPr>
-      </w:pPr>
-      <w:r>
-        <w:rPr>
-          <w:rFonts w:cs="Times New Roman"/>
-          <w:color w:val="000000" w:themeColor="text1"/>
-          <w:szCs w:val="28"/>
-          <w:highlight w:val="white"/>
-          <w:lang w:val="en-US"/>
-        </w:rPr>
-        <w:t xml:space="preserve">     {</w:t>
-      </w:r>
-    </w:p>
-    <w:p>
-      <w:pPr>
-        <w:spacing w:after="0"/>
-        <w:ind w:left="-284" w:right="-284" w:firstLine="709"/>
-        <w:rPr>
-          <w:rFonts w:cs="Times New Roman"/>
-          <w:color w:val="000000" w:themeColor="text1"/>
-          <w:szCs w:val="28"/>
-          <w:highlight w:val="white"/>
-          <w:lang w:val="en-US"/>
-        </w:rPr>
-      </w:pPr>
-      <w:r>
-        <w:rPr>
-          <w:rFonts w:cs="Times New Roman"/>
-          <w:color w:val="000000" w:themeColor="text1"/>
-          <w:szCs w:val="28"/>
-          <w:highlight w:val="white"/>
-          <w:lang w:val="en-US"/>
-        </w:rPr>
-        <w:t xml:space="preserve">         if (_values[</w:t>
-      </w:r>
-      <w:proofErr w:type="spellStart"/>
-      <w:r>
-        <w:rPr>
-          <w:rFonts w:cs="Times New Roman"/>
-          <w:color w:val="000000" w:themeColor="text1"/>
-          <w:szCs w:val="28"/>
-          <w:highlight w:val="white"/>
-          <w:lang w:val="en-US"/>
-        </w:rPr>
-        <w:t>i</w:t>
-      </w:r>
-      <w:proofErr w:type="spellEnd"/>
-      <w:r>
-        <w:rPr>
-          <w:rFonts w:cs="Times New Roman"/>
-          <w:color w:val="000000" w:themeColor="text1"/>
-          <w:szCs w:val="28"/>
-          <w:highlight w:val="white"/>
-          <w:lang w:val="en-US"/>
-        </w:rPr>
-        <w:t>] &lt; _</w:t>
-      </w:r>
-      <w:proofErr w:type="gramStart"/>
-      <w:r>
-        <w:rPr>
-          <w:rFonts w:cs="Times New Roman"/>
-          <w:color w:val="000000" w:themeColor="text1"/>
-          <w:szCs w:val="28"/>
-          <w:highlight w:val="white"/>
-          <w:lang w:val="en-US"/>
-        </w:rPr>
-        <w:t>values[</w:t>
-      </w:r>
-      <w:proofErr w:type="spellStart"/>
-      <w:proofErr w:type="gramEnd"/>
-      <w:r>
-        <w:rPr>
-          <w:rFonts w:cs="Times New Roman"/>
-          <w:color w:val="000000" w:themeColor="text1"/>
-          <w:szCs w:val="28"/>
-          <w:highlight w:val="white"/>
-          <w:lang w:val="en-US"/>
-        </w:rPr>
-        <w:t>i</w:t>
-      </w:r>
-      <w:proofErr w:type="spellEnd"/>
-      <w:r>
-        <w:rPr>
-          <w:rFonts w:cs="Times New Roman"/>
-          <w:color w:val="000000" w:themeColor="text1"/>
-          <w:szCs w:val="28"/>
-          <w:highlight w:val="white"/>
-          <w:lang w:val="en-US"/>
-        </w:rPr>
-        <w:t xml:space="preserve"> - 1])</w:t>
-      </w:r>
-    </w:p>
-    <w:p>
-      <w:pPr>
-        <w:spacing w:after="0"/>
-        <w:ind w:left="-284" w:right="-284" w:firstLine="709"/>
-        <w:rPr>
-          <w:rFonts w:cs="Times New Roman"/>
-          <w:color w:val="000000" w:themeColor="text1"/>
-          <w:szCs w:val="28"/>
-          <w:highlight w:val="white"/>
-        </w:rPr>
-      </w:pPr>
-      <w:r>
-        <w:rPr>
-          <w:rFonts w:cs="Times New Roman"/>
-          <w:color w:val="000000" w:themeColor="text1"/>
-          <w:szCs w:val="28"/>
-          <w:highlight w:val="white"/>
-          <w:lang w:val="en-US"/>
-        </w:rPr>
-        <w:t xml:space="preserve">             </w:t>
-      </w:r>
-      <w:proofErr w:type="spellStart"/>
-      <w:r>
-        <w:rPr>
-          <w:rFonts w:cs="Times New Roman"/>
-          <w:color w:val="000000" w:themeColor="text1"/>
-          <w:szCs w:val="28"/>
-          <w:highlight w:val="white"/>
-        </w:rPr>
-        <w:t>return</w:t>
-      </w:r>
-      <w:proofErr w:type="spellEnd"/>
-      <w:r>
-        <w:rPr>
-          <w:rFonts w:cs="Times New Roman"/>
-          <w:color w:val="000000" w:themeColor="text1"/>
-          <w:szCs w:val="28"/>
-          <w:highlight w:val="white"/>
-        </w:rPr>
-        <w:t xml:space="preserve"> </w:t>
-      </w:r>
-      <w:proofErr w:type="spellStart"/>
-      <w:r>
-        <w:rPr>
-          <w:rFonts w:cs="Times New Roman"/>
-          <w:color w:val="000000" w:themeColor="text1"/>
-          <w:szCs w:val="28"/>
-          <w:highlight w:val="white"/>
-        </w:rPr>
-        <w:t>false</w:t>
-      </w:r>
-      <w:proofErr w:type="spellEnd"/>
-      <w:r>
-        <w:rPr>
-          <w:rFonts w:cs="Times New Roman"/>
-          <w:color w:val="000000" w:themeColor="text1"/>
-          <w:szCs w:val="28"/>
-          <w:highlight w:val="white"/>
-        </w:rPr>
-        <w:t>;</w:t>
-      </w:r>
-    </w:p>
-    <w:p>
-      <w:pPr>
-        <w:spacing w:after="0"/>
-        <w:ind w:left="-284" w:right="-284" w:firstLine="709"/>
-        <w:rPr>
-          <w:rFonts w:cs="Times New Roman"/>
-          <w:color w:val="000000" w:themeColor="text1"/>
-          <w:szCs w:val="28"/>
-          <w:highlight w:val="white"/>
-        </w:rPr>
-      </w:pPr>
-      <w:r>
-        <w:rPr>
-          <w:rFonts w:cs="Times New Roman"/>
-          <w:color w:val="000000" w:themeColor="text1"/>
-          <w:szCs w:val="28"/>
-          <w:highlight w:val="white"/>
-        </w:rPr>
-        <w:t xml:space="preserve">     }</w:t>
-      </w:r>
-    </w:p>
-    <w:p>
-      <w:pPr>
-        <w:spacing w:after="0"/>
-        <w:ind w:left="-284" w:right="-284" w:firstLine="709"/>
-        <w:rPr>
-          <w:rFonts w:cs="Times New Roman"/>
-          <w:color w:val="000000" w:themeColor="text1"/>
-          <w:szCs w:val="28"/>
-          <w:highlight w:val="white"/>
-        </w:rPr>
-      </w:pPr>
-      <w:r>
-        <w:rPr>
-          <w:rFonts w:cs="Times New Roman"/>
-          <w:color w:val="000000" w:themeColor="text1"/>
-          <w:szCs w:val="28"/>
-          <w:highlight w:val="white"/>
-        </w:rPr>
-        <w:t xml:space="preserve">     </w:t>
-      </w:r>
-      <w:proofErr w:type="spellStart"/>
-      <w:r>
-        <w:rPr>
-          <w:rFonts w:cs="Times New Roman"/>
-          <w:color w:val="000000" w:themeColor="text1"/>
-          <w:szCs w:val="28"/>
-          <w:highlight w:val="white"/>
-        </w:rPr>
-        <w:t>return</w:t>
-      </w:r>
-      <w:proofErr w:type="spellEnd"/>
-      <w:r>
-        <w:rPr>
-          <w:rFonts w:cs="Times New Roman"/>
-          <w:color w:val="000000" w:themeColor="text1"/>
-          <w:szCs w:val="28"/>
-          <w:highlight w:val="white"/>
-        </w:rPr>
-        <w:t xml:space="preserve"> </w:t>
-      </w:r>
-      <w:proofErr w:type="spellStart"/>
-      <w:r>
-        <w:rPr>
-          <w:rFonts w:cs="Times New Roman"/>
-          <w:color w:val="000000" w:themeColor="text1"/>
-          <w:szCs w:val="28"/>
-          <w:highlight w:val="white"/>
-        </w:rPr>
-        <w:t>true</w:t>
-      </w:r>
-      <w:proofErr w:type="spellEnd"/>
-      <w:r>
-        <w:rPr>
-          <w:rFonts w:cs="Times New Roman"/>
-          <w:color w:val="000000" w:themeColor="text1"/>
-          <w:szCs w:val="28"/>
-          <w:highlight w:val="white"/>
-        </w:rPr>
-        <w:t>;</w:t>
-      </w:r>
-    </w:p>
-    <w:p>
-      <w:pPr>
-        <w:spacing w:after="0"/>
-        <w:ind w:left="-284" w:right="-284" w:firstLine="709"/>
-        <w:rPr>
-          <w:bCs/>
-          <w:szCs w:val="28"/>
-          <w:lang w:val="en-US"/>
-        </w:rPr>
-      </w:pPr>
-      <w:r>
-        <w:rPr>
-          <w:rFonts w:cs="Times New Roman"/>
-          <w:color w:val="000000" w:themeColor="text1"/>
-          <w:szCs w:val="28"/>
-          <w:highlight w:val="white"/>
         </w:rPr>
         <w:t xml:space="preserve"> }</w:t>
       </w:r>
@@ -43598,7 +42282,6 @@
               </w:rPr>
               <w:t xml:space="preserve"> </w:t>
             </w:r>
-            <w:proofErr w:type="spellStart"/>
             <w:r>
               <w:rPr>
                 <w:rStyle w:val="HTML1"/>
@@ -43606,37 +42289,7 @@
                 <w:sz w:val="28"/>
                 <w:szCs w:val="28"/>
               </w:rPr>
-              <w:t>sin</w:t>
-            </w:r>
-            <w:proofErr w:type="spellEnd"/>
-            <w:r>
-              <w:rPr>
-                <w:rStyle w:val="HTML1"/>
-                <w:rFonts w:ascii="Times New Roman" w:eastAsiaTheme="majorEastAsia" w:hAnsi="Times New Roman" w:cs="Times New Roman"/>
-                <w:sz w:val="28"/>
-                <w:szCs w:val="28"/>
-              </w:rPr>
-              <w:t>(</w:t>
-            </w:r>
-            <w:proofErr w:type="spellStart"/>
-            <w:r>
-              <w:rPr>
-                <w:rStyle w:val="HTML1"/>
-                <w:rFonts w:ascii="Times New Roman" w:eastAsiaTheme="majorEastAsia" w:hAnsi="Times New Roman" w:cs="Times New Roman"/>
-                <w:sz w:val="28"/>
-                <w:szCs w:val="28"/>
-              </w:rPr>
-              <w:t>fi</w:t>
-            </w:r>
-            <w:proofErr w:type="spellEnd"/>
-            <w:r>
-              <w:rPr>
-                <w:rStyle w:val="HTML1"/>
-                <w:rFonts w:ascii="Times New Roman" w:eastAsiaTheme="majorEastAsia" w:hAnsi="Times New Roman" w:cs="Times New Roman"/>
-                <w:sz w:val="28"/>
-                <w:szCs w:val="28"/>
-              </w:rPr>
-              <w:t>)</w:t>
+              <w:t>sin(fi)</w:t>
             </w:r>
           </w:p>
         </w:tc>
@@ -44628,9 +43281,8 @@
                 <w:sz w:val="28"/>
                 <w:szCs w:val="28"/>
               </w:rPr>
-              <w:t>2*</w:t>
-            </w:r>
-            <w:proofErr w:type="spellStart"/>
+              <w:t>2*cos(fi)</w:t>
+            </w:r>
             <w:r>
               <w:rPr>
                 <w:rStyle w:val="HTML1"/>
@@ -44638,9 +43290,8 @@
                 <w:sz w:val="28"/>
                 <w:szCs w:val="28"/>
               </w:rPr>
-              <w:t>cos</w:t>
-            </w:r>
-            <w:proofErr w:type="spellEnd"/>
+              <w:t xml:space="preserve"> </w:t>
+            </w:r>
             <w:r>
               <w:rPr>
                 <w:rStyle w:val="HTML1"/>
@@ -44648,9 +43299,8 @@
                 <w:sz w:val="28"/>
                 <w:szCs w:val="28"/>
               </w:rPr>
-              <w:t>(</w:t>
-            </w:r>
-            <w:proofErr w:type="spellStart"/>
+              <w:t>+</w:t>
+            </w:r>
             <w:r>
               <w:rPr>
                 <w:rStyle w:val="HTML1"/>
@@ -44658,9 +43308,8 @@
                 <w:sz w:val="28"/>
                 <w:szCs w:val="28"/>
               </w:rPr>
-              <w:t>fi</w:t>
-            </w:r>
-            <w:proofErr w:type="spellEnd"/>
+              <w:t xml:space="preserve"> </w:t>
+            </w:r>
             <w:r>
               <w:rPr>
                 <w:rStyle w:val="HTML1"/>
@@ -44668,74 +43317,7 @@
                 <w:sz w:val="28"/>
                 <w:szCs w:val="28"/>
               </w:rPr>
-              <w:t>)</w:t>
-            </w:r>
-            <w:r>
-              <w:rPr>
-                <w:rStyle w:val="HTML1"/>
-                <w:rFonts w:ascii="Times New Roman" w:eastAsiaTheme="majorEastAsia" w:hAnsi="Times New Roman" w:cs="Times New Roman"/>
-                <w:sz w:val="28"/>
-                <w:szCs w:val="28"/>
-              </w:rPr>
-              <w:t xml:space="preserve"> </w:t>
-            </w:r>
-            <w:r>
-              <w:rPr>
-                <w:rStyle w:val="HTML1"/>
-                <w:rFonts w:ascii="Times New Roman" w:eastAsiaTheme="majorEastAsia" w:hAnsi="Times New Roman" w:cs="Times New Roman"/>
-                <w:sz w:val="28"/>
-                <w:szCs w:val="28"/>
-              </w:rPr>
-              <w:t>+</w:t>
-            </w:r>
-            <w:r>
-              <w:rPr>
-                <w:rStyle w:val="HTML1"/>
-                <w:rFonts w:ascii="Times New Roman" w:eastAsiaTheme="majorEastAsia" w:hAnsi="Times New Roman" w:cs="Times New Roman"/>
-                <w:sz w:val="28"/>
-                <w:szCs w:val="28"/>
-              </w:rPr>
-              <w:t xml:space="preserve"> </w:t>
-            </w:r>
-            <w:proofErr w:type="spellStart"/>
-            <w:r>
-              <w:rPr>
-                <w:rStyle w:val="HTML1"/>
-                <w:rFonts w:ascii="Times New Roman" w:eastAsiaTheme="majorEastAsia" w:hAnsi="Times New Roman" w:cs="Times New Roman"/>
-                <w:sz w:val="28"/>
-                <w:szCs w:val="28"/>
-              </w:rPr>
-              <w:t>sin</w:t>
-            </w:r>
-            <w:proofErr w:type="spellEnd"/>
-            <w:r>
-              <w:rPr>
-                <w:rStyle w:val="HTML1"/>
-                <w:rFonts w:ascii="Times New Roman" w:eastAsiaTheme="majorEastAsia" w:hAnsi="Times New Roman" w:cs="Times New Roman"/>
-                <w:sz w:val="28"/>
-                <w:szCs w:val="28"/>
-              </w:rPr>
-              <w:t>(2*</w:t>
-            </w:r>
-            <w:proofErr w:type="spellStart"/>
-            <w:r>
-              <w:rPr>
-                <w:rStyle w:val="HTML1"/>
-                <w:rFonts w:ascii="Times New Roman" w:eastAsiaTheme="majorEastAsia" w:hAnsi="Times New Roman" w:cs="Times New Roman"/>
-                <w:sz w:val="28"/>
-                <w:szCs w:val="28"/>
-              </w:rPr>
-              <w:t>fi</w:t>
-            </w:r>
-            <w:proofErr w:type="spellEnd"/>
-            <w:r>
-              <w:rPr>
-                <w:rStyle w:val="HTML1"/>
-                <w:rFonts w:ascii="Times New Roman" w:eastAsiaTheme="majorEastAsia" w:hAnsi="Times New Roman" w:cs="Times New Roman"/>
-                <w:sz w:val="28"/>
-                <w:szCs w:val="28"/>
-              </w:rPr>
-              <w:t>)</w:t>
+              <w:t>sin(2*fi)</w:t>
             </w:r>
           </w:p>
         </w:tc>
@@ -44809,9 +43391,8 @@
                 <w:sz w:val="28"/>
                 <w:szCs w:val="28"/>
               </w:rPr>
-              <w:t>2*</w:t>
-            </w:r>
-            <w:proofErr w:type="spellStart"/>
+              <w:t>2*cos(fi)</w:t>
+            </w:r>
             <w:r>
               <w:rPr>
                 <w:rStyle w:val="HTML1"/>
@@ -44819,9 +43400,8 @@
                 <w:sz w:val="28"/>
                 <w:szCs w:val="28"/>
               </w:rPr>
-              <w:t>cos</w:t>
-            </w:r>
-            <w:proofErr w:type="spellEnd"/>
+              <w:t xml:space="preserve"> </w:t>
+            </w:r>
             <w:r>
               <w:rPr>
                 <w:rStyle w:val="HTML1"/>
@@ -44829,9 +43409,8 @@
                 <w:sz w:val="28"/>
                 <w:szCs w:val="28"/>
               </w:rPr>
-              <w:t>(</w:t>
-            </w:r>
-            <w:proofErr w:type="spellStart"/>
+              <w:t>+</w:t>
+            </w:r>
             <w:r>
               <w:rPr>
                 <w:rStyle w:val="HTML1"/>
@@ -44839,9 +43418,8 @@
                 <w:sz w:val="28"/>
                 <w:szCs w:val="28"/>
               </w:rPr>
-              <w:t>fi</w:t>
-            </w:r>
-            <w:proofErr w:type="spellEnd"/>
+              <w:t xml:space="preserve"> </w:t>
+            </w:r>
             <w:r>
               <w:rPr>
                 <w:rStyle w:val="HTML1"/>
@@ -44849,74 +43427,7 @@
                 <w:sz w:val="28"/>
                 <w:szCs w:val="28"/>
               </w:rPr>
-              <w:t>)</w:t>
-            </w:r>
-            <w:r>
-              <w:rPr>
-                <w:rStyle w:val="HTML1"/>
-                <w:rFonts w:ascii="Times New Roman" w:eastAsiaTheme="majorEastAsia" w:hAnsi="Times New Roman" w:cs="Times New Roman"/>
-                <w:sz w:val="28"/>
-                <w:szCs w:val="28"/>
-              </w:rPr>
-              <w:t xml:space="preserve"> </w:t>
-            </w:r>
-            <w:r>
-              <w:rPr>
-                <w:rStyle w:val="HTML1"/>
-                <w:rFonts w:ascii="Times New Roman" w:eastAsiaTheme="majorEastAsia" w:hAnsi="Times New Roman" w:cs="Times New Roman"/>
-                <w:sz w:val="28"/>
-                <w:szCs w:val="28"/>
-              </w:rPr>
-              <w:t>+</w:t>
-            </w:r>
-            <w:r>
-              <w:rPr>
-                <w:rStyle w:val="HTML1"/>
-                <w:rFonts w:ascii="Times New Roman" w:eastAsiaTheme="majorEastAsia" w:hAnsi="Times New Roman" w:cs="Times New Roman"/>
-                <w:sz w:val="28"/>
-                <w:szCs w:val="28"/>
-              </w:rPr>
-              <w:t xml:space="preserve"> </w:t>
-            </w:r>
-            <w:proofErr w:type="spellStart"/>
-            <w:r>
-              <w:rPr>
-                <w:rStyle w:val="HTML1"/>
-                <w:rFonts w:ascii="Times New Roman" w:eastAsiaTheme="majorEastAsia" w:hAnsi="Times New Roman" w:cs="Times New Roman"/>
-                <w:sz w:val="28"/>
-                <w:szCs w:val="28"/>
-              </w:rPr>
-              <w:t>sin</w:t>
-            </w:r>
-            <w:proofErr w:type="spellEnd"/>
-            <w:r>
-              <w:rPr>
-                <w:rStyle w:val="HTML1"/>
-                <w:rFonts w:ascii="Times New Roman" w:eastAsiaTheme="majorEastAsia" w:hAnsi="Times New Roman" w:cs="Times New Roman"/>
-                <w:sz w:val="28"/>
-                <w:szCs w:val="28"/>
-              </w:rPr>
-              <w:t>(2*</w:t>
-            </w:r>
-            <w:proofErr w:type="spellStart"/>
-            <w:r>
-              <w:rPr>
-                <w:rStyle w:val="HTML1"/>
-                <w:rFonts w:ascii="Times New Roman" w:eastAsiaTheme="majorEastAsia" w:hAnsi="Times New Roman" w:cs="Times New Roman"/>
-                <w:sz w:val="28"/>
-                <w:szCs w:val="28"/>
-              </w:rPr>
-              <w:t>fi</w:t>
-            </w:r>
-            <w:proofErr w:type="spellEnd"/>
-            <w:r>
-              <w:rPr>
-                <w:rStyle w:val="HTML1"/>
-                <w:rFonts w:ascii="Times New Roman" w:eastAsiaTheme="majorEastAsia" w:hAnsi="Times New Roman" w:cs="Times New Roman"/>
-                <w:sz w:val="28"/>
-                <w:szCs w:val="28"/>
-              </w:rPr>
-              <w:t>)</w:t>
+              <w:t>sin(2*fi)</w:t>
             </w:r>
           </w:p>
         </w:tc>
@@ -45369,9 +43880,8 @@
                 <w:sz w:val="28"/>
                 <w:szCs w:val="28"/>
               </w:rPr>
-              <w:t>2*</w:t>
-            </w:r>
-            <w:proofErr w:type="spellStart"/>
+              <w:t>2*cos(fi)</w:t>
+            </w:r>
             <w:r>
               <w:rPr>
                 <w:rStyle w:val="HTML1"/>
@@ -45379,9 +43889,8 @@
                 <w:sz w:val="28"/>
                 <w:szCs w:val="28"/>
               </w:rPr>
-              <w:t>cos</w:t>
-            </w:r>
-            <w:proofErr w:type="spellEnd"/>
+              <w:t xml:space="preserve"> </w:t>
+            </w:r>
             <w:r>
               <w:rPr>
                 <w:rStyle w:val="HTML1"/>
@@ -45389,9 +43898,8 @@
                 <w:sz w:val="28"/>
                 <w:szCs w:val="28"/>
               </w:rPr>
-              <w:t>(</w:t>
-            </w:r>
-            <w:proofErr w:type="spellStart"/>
+              <w:t>+</w:t>
+            </w:r>
             <w:r>
               <w:rPr>
                 <w:rStyle w:val="HTML1"/>
@@ -45399,9 +43907,8 @@
                 <w:sz w:val="28"/>
                 <w:szCs w:val="28"/>
               </w:rPr>
-              <w:t>fi</w:t>
-            </w:r>
-            <w:proofErr w:type="spellEnd"/>
+              <w:t xml:space="preserve"> </w:t>
+            </w:r>
             <w:r>
               <w:rPr>
                 <w:rStyle w:val="HTML1"/>
@@ -45409,74 +43916,7 @@
                 <w:sz w:val="28"/>
                 <w:szCs w:val="28"/>
               </w:rPr>
-              <w:t>)</w:t>
-            </w:r>
-            <w:r>
-              <w:rPr>
-                <w:rStyle w:val="HTML1"/>
-                <w:rFonts w:ascii="Times New Roman" w:eastAsiaTheme="majorEastAsia" w:hAnsi="Times New Roman" w:cs="Times New Roman"/>
-                <w:sz w:val="28"/>
-                <w:szCs w:val="28"/>
-              </w:rPr>
-              <w:t xml:space="preserve"> </w:t>
-            </w:r>
-            <w:r>
-              <w:rPr>
-                <w:rStyle w:val="HTML1"/>
-                <w:rFonts w:ascii="Times New Roman" w:eastAsiaTheme="majorEastAsia" w:hAnsi="Times New Roman" w:cs="Times New Roman"/>
-                <w:sz w:val="28"/>
-                <w:szCs w:val="28"/>
-              </w:rPr>
-              <w:t>+</w:t>
-            </w:r>
-            <w:r>
-              <w:rPr>
-                <w:rStyle w:val="HTML1"/>
-                <w:rFonts w:ascii="Times New Roman" w:eastAsiaTheme="majorEastAsia" w:hAnsi="Times New Roman" w:cs="Times New Roman"/>
-                <w:sz w:val="28"/>
-                <w:szCs w:val="28"/>
-              </w:rPr>
-              <w:t xml:space="preserve"> </w:t>
-            </w:r>
-            <w:proofErr w:type="spellStart"/>
-            <w:r>
-              <w:rPr>
-                <w:rStyle w:val="HTML1"/>
-                <w:rFonts w:ascii="Times New Roman" w:eastAsiaTheme="majorEastAsia" w:hAnsi="Times New Roman" w:cs="Times New Roman"/>
-                <w:sz w:val="28"/>
-                <w:szCs w:val="28"/>
-              </w:rPr>
-              <w:t>sin</w:t>
-            </w:r>
-            <w:proofErr w:type="spellEnd"/>
-            <w:r>
-              <w:rPr>
-                <w:rStyle w:val="HTML1"/>
-                <w:rFonts w:ascii="Times New Roman" w:eastAsiaTheme="majorEastAsia" w:hAnsi="Times New Roman" w:cs="Times New Roman"/>
-                <w:sz w:val="28"/>
-                <w:szCs w:val="28"/>
-              </w:rPr>
-              <w:t>(2*</w:t>
-            </w:r>
-            <w:proofErr w:type="spellStart"/>
-            <w:r>
-              <w:rPr>
-                <w:rStyle w:val="HTML1"/>
-                <w:rFonts w:ascii="Times New Roman" w:eastAsiaTheme="majorEastAsia" w:hAnsi="Times New Roman" w:cs="Times New Roman"/>
-                <w:sz w:val="28"/>
-                <w:szCs w:val="28"/>
-              </w:rPr>
-              <w:t>fi</w:t>
-            </w:r>
-            <w:proofErr w:type="spellEnd"/>
-            <w:r>
-              <w:rPr>
-                <w:rStyle w:val="HTML1"/>
-                <w:rFonts w:ascii="Times New Roman" w:eastAsiaTheme="majorEastAsia" w:hAnsi="Times New Roman" w:cs="Times New Roman"/>
-                <w:sz w:val="28"/>
-                <w:szCs w:val="28"/>
-              </w:rPr>
-              <w:t>)</w:t>
+              <w:t>sin(2*fi)</w:t>
             </w:r>
           </w:p>
           <w:p>
@@ -47033,27 +45473,7 @@
                 <w:sz w:val="28"/>
                 <w:szCs w:val="28"/>
               </w:rPr>
-              <w:t>2sin(</w:t>
-            </w:r>
-            <w:proofErr w:type="spellStart"/>
-            <w:r>
-              <w:rPr>
-                <w:rStyle w:val="HTML1"/>
-                <w:rFonts w:ascii="Times New Roman" w:eastAsiaTheme="majorEastAsia" w:hAnsi="Times New Roman" w:cs="Times New Roman"/>
-                <w:sz w:val="28"/>
-                <w:szCs w:val="28"/>
-              </w:rPr>
-              <w:t>fi</w:t>
-            </w:r>
-            <w:proofErr w:type="spellEnd"/>
-            <w:r>
-              <w:rPr>
-                <w:rStyle w:val="HTML1"/>
-                <w:rFonts w:ascii="Times New Roman" w:eastAsiaTheme="majorEastAsia" w:hAnsi="Times New Roman" w:cs="Times New Roman"/>
-                <w:sz w:val="28"/>
-                <w:szCs w:val="28"/>
-              </w:rPr>
-              <w:t>)</w:t>
+              <w:t>2sin(fi)</w:t>
             </w:r>
           </w:p>
         </w:tc>
@@ -47127,27 +45547,7 @@
                 <w:sz w:val="28"/>
                 <w:szCs w:val="28"/>
               </w:rPr>
-              <w:t>2sin(</w:t>
-            </w:r>
-            <w:proofErr w:type="spellStart"/>
-            <w:r>
-              <w:rPr>
-                <w:rStyle w:val="HTML1"/>
-                <w:rFonts w:ascii="Times New Roman" w:eastAsiaTheme="majorEastAsia" w:hAnsi="Times New Roman" w:cs="Times New Roman"/>
-                <w:sz w:val="28"/>
-                <w:szCs w:val="28"/>
-              </w:rPr>
-              <w:t>fi</w:t>
-            </w:r>
-            <w:proofErr w:type="spellEnd"/>
-            <w:r>
-              <w:rPr>
-                <w:rStyle w:val="HTML1"/>
-                <w:rFonts w:ascii="Times New Roman" w:eastAsiaTheme="majorEastAsia" w:hAnsi="Times New Roman" w:cs="Times New Roman"/>
-                <w:sz w:val="28"/>
-                <w:szCs w:val="28"/>
-              </w:rPr>
-              <w:t>)</w:t>
+              <w:t>2sin(fi)</w:t>
             </w:r>
           </w:p>
         </w:tc>
@@ -47600,27 +46000,7 @@
                 <w:sz w:val="28"/>
                 <w:szCs w:val="28"/>
               </w:rPr>
-              <w:t>2sin(</w:t>
-            </w:r>
-            <w:proofErr w:type="spellStart"/>
-            <w:r>
-              <w:rPr>
-                <w:rStyle w:val="HTML1"/>
-                <w:rFonts w:ascii="Times New Roman" w:eastAsiaTheme="majorEastAsia" w:hAnsi="Times New Roman" w:cs="Times New Roman"/>
-                <w:sz w:val="28"/>
-                <w:szCs w:val="28"/>
-              </w:rPr>
-              <w:t>fi</w:t>
-            </w:r>
-            <w:proofErr w:type="spellEnd"/>
-            <w:r>
-              <w:rPr>
-                <w:rStyle w:val="HTML1"/>
-                <w:rFonts w:ascii="Times New Roman" w:eastAsiaTheme="majorEastAsia" w:hAnsi="Times New Roman" w:cs="Times New Roman"/>
-                <w:sz w:val="28"/>
-                <w:szCs w:val="28"/>
-              </w:rPr>
-              <w:t>)</w:t>
+              <w:t>2sin(fi)</w:t>
             </w:r>
           </w:p>
           <w:p>
@@ -55894,7 +54274,7 @@
       </w:pPr>
     </w:p>
     <w:sectPr>
-      <w:footerReference w:type="default" r:id="rId23"/>
+      <w:footerReference w:type="default" r:id="rId22"/>
       <w:pgSz w:w="11906" w:h="16838" w:code="9"/>
       <w:pgMar w:top="1134" w:right="851" w:bottom="1134" w:left="1701" w:header="709" w:footer="173" w:gutter="0"/>
       <w:cols w:space="708"/>
@@ -56264,19 +54644,11 @@
                                     <w:sz w:val="18"/>
                                   </w:rPr>
                                 </w:pPr>
-                                <w:proofErr w:type="spellStart"/>
                                 <w:r>
                                   <w:rPr>
                                     <w:sz w:val="18"/>
                                   </w:rPr>
-                                  <w:t>Изм</w:t>
-                                </w:r>
-                                <w:proofErr w:type="spellEnd"/>
-                                <w:r>
-                                  <w:rPr>
-                                    <w:sz w:val="18"/>
-                                  </w:rPr>
-                                  <w:t>.</w:t>
+                                  <w:t>Изм.</w:t>
                                 </w:r>
                               </w:p>
                             </w:txbxContent>
@@ -56356,21 +54728,7 @@
                                   <w:rPr>
                                     <w:sz w:val="18"/>
                                   </w:rPr>
-                                  <w:t xml:space="preserve">№ </w:t>
-                                </w:r>
-                                <w:proofErr w:type="spellStart"/>
-                                <w:r>
-                                  <w:rPr>
-                                    <w:sz w:val="18"/>
-                                  </w:rPr>
-                                  <w:t>докум</w:t>
-                                </w:r>
-                                <w:proofErr w:type="spellEnd"/>
-                                <w:r>
-                                  <w:rPr>
-                                    <w:sz w:val="18"/>
-                                  </w:rPr>
-                                  <w:t>.</w:t>
+                                  <w:t>№ докум.</w:t>
                                 </w:r>
                               </w:p>
                             </w:txbxContent>
@@ -56406,14 +54764,12 @@
                                     <w:sz w:val="18"/>
                                   </w:rPr>
                                 </w:pPr>
-                                <w:proofErr w:type="spellStart"/>
                                 <w:r>
                                   <w:rPr>
                                     <w:sz w:val="18"/>
                                   </w:rPr>
                                   <w:t>Подпись</w:t>
                                 </w:r>
-                                <w:proofErr w:type="spellEnd"/>
                               </w:p>
                             </w:txbxContent>
                           </wps:txbx>
@@ -56537,39 +54893,8 @@
                                     <w:iCs/>
                                     <w:lang w:val="ru-RU"/>
                                   </w:rPr>
-                                  <w:t>КП.09.02.</w:t>
+                                  <w:t>КП.09.02.07.П-40.26.ПЗ</w:t>
                                 </w:r>
-                                <w:proofErr w:type="gramStart"/>
-                                <w:r>
-                                  <w:rPr>
-                                    <w:rFonts w:ascii="Times New Roman" w:hAnsi="Times New Roman"/>
-                                    <w:i w:val="0"/>
-                                    <w:iCs/>
-                                    <w:lang w:val="ru-RU"/>
-                                  </w:rPr>
-                                  <w:t>07.П</w:t>
-                                </w:r>
-                                <w:proofErr w:type="gramEnd"/>
-                                <w:r>
-                                  <w:rPr>
-                                    <w:rFonts w:ascii="Times New Roman" w:hAnsi="Times New Roman"/>
-                                    <w:i w:val="0"/>
-                                    <w:iCs/>
-                                    <w:lang w:val="ru-RU"/>
-                                  </w:rPr>
-                                  <w:t>-40.</w:t>
-                                </w:r>
-                                <w:proofErr w:type="gramStart"/>
-                                <w:r>
-                                  <w:rPr>
-                                    <w:rFonts w:ascii="Times New Roman" w:hAnsi="Times New Roman"/>
-                                    <w:i w:val="0"/>
-                                    <w:iCs/>
-                                    <w:lang w:val="ru-RU"/>
-                                  </w:rPr>
-                                  <w:t>26.ПЗ</w:t>
-                                </w:r>
-                                <w:proofErr w:type="gramEnd"/>
                               </w:p>
                             </w:txbxContent>
                           </wps:txbx>
@@ -56610,19 +54935,11 @@
                               <w:sz w:val="18"/>
                             </w:rPr>
                           </w:pPr>
-                          <w:proofErr w:type="spellStart"/>
                           <w:r>
                             <w:rPr>
                               <w:sz w:val="18"/>
                             </w:rPr>
-                            <w:t>Изм</w:t>
-                          </w:r>
-                          <w:proofErr w:type="spellEnd"/>
-                          <w:r>
-                            <w:rPr>
-                              <w:sz w:val="18"/>
-                            </w:rPr>
-                            <w:t>.</w:t>
+                            <w:t>Изм.</w:t>
                           </w:r>
                         </w:p>
                       </w:txbxContent>
@@ -56662,21 +54979,7 @@
                             <w:rPr>
                               <w:sz w:val="18"/>
                             </w:rPr>
-                            <w:t xml:space="preserve">№ </w:t>
-                          </w:r>
-                          <w:proofErr w:type="spellStart"/>
-                          <w:r>
-                            <w:rPr>
-                              <w:sz w:val="18"/>
-                            </w:rPr>
-                            <w:t>докум</w:t>
-                          </w:r>
-                          <w:proofErr w:type="spellEnd"/>
-                          <w:r>
-                            <w:rPr>
-                              <w:sz w:val="18"/>
-                            </w:rPr>
-                            <w:t>.</w:t>
+                            <w:t>№ докум.</w:t>
                           </w:r>
                         </w:p>
                       </w:txbxContent>
@@ -56692,14 +54995,12 @@
                               <w:sz w:val="18"/>
                             </w:rPr>
                           </w:pPr>
-                          <w:proofErr w:type="spellStart"/>
                           <w:r>
                             <w:rPr>
                               <w:sz w:val="18"/>
                             </w:rPr>
                             <w:t>Подпись</w:t>
                           </w:r>
-                          <w:proofErr w:type="spellEnd"/>
                         </w:p>
                       </w:txbxContent>
                     </v:textbox>
@@ -56763,39 +55064,8 @@
                               <w:iCs/>
                               <w:lang w:val="ru-RU"/>
                             </w:rPr>
-                            <w:t>КП.09.02.</w:t>
+                            <w:t>КП.09.02.07.П-40.26.ПЗ</w:t>
                           </w:r>
-                          <w:proofErr w:type="gramStart"/>
-                          <w:r>
-                            <w:rPr>
-                              <w:rFonts w:ascii="Times New Roman" w:hAnsi="Times New Roman"/>
-                              <w:i w:val="0"/>
-                              <w:iCs/>
-                              <w:lang w:val="ru-RU"/>
-                            </w:rPr>
-                            <w:t>07.П</w:t>
-                          </w:r>
-                          <w:proofErr w:type="gramEnd"/>
-                          <w:r>
-                            <w:rPr>
-                              <w:rFonts w:ascii="Times New Roman" w:hAnsi="Times New Roman"/>
-                              <w:i w:val="0"/>
-                              <w:iCs/>
-                              <w:lang w:val="ru-RU"/>
-                            </w:rPr>
-                            <w:t>-40.</w:t>
-                          </w:r>
-                          <w:proofErr w:type="gramStart"/>
-                          <w:r>
-                            <w:rPr>
-                              <w:rFonts w:ascii="Times New Roman" w:hAnsi="Times New Roman"/>
-                              <w:i w:val="0"/>
-                              <w:iCs/>
-                              <w:lang w:val="ru-RU"/>
-                            </w:rPr>
-                            <w:t>26.ПЗ</w:t>
-                          </w:r>
-                          <w:proofErr w:type="gramEnd"/>
                         </w:p>
                       </w:txbxContent>
                     </v:textbox>
@@ -63873,6 +62143,7 @@
   <w:style w:type="character" w:default="1" w:styleId="a0">
     <w:name w:val="Default Paragraph Font"/>
     <w:uiPriority w:val="1"/>
+    <w:semiHidden/>
     <w:unhideWhenUsed/>
   </w:style>
   <w:style w:type="table" w:default="1" w:styleId="a1">

--- a/1.docx
+++ b/1.docx
@@ -14,9 +14,7 @@
     </w:p>
     <w:p>
       <w:pPr>
-        <w:spacing w:after="0"/>
-        <w:ind w:left="-284" w:right="-284" w:firstLine="709"/>
-        <w:contextualSpacing/>
+        <w:spacing w:before="100" w:beforeAutospacing="1" w:after="0"/>
         <w:jc w:val="center"/>
         <w:rPr>
           <w:b/>
@@ -33,10 +31,13 @@
     <w:p>
       <w:pPr>
         <w:spacing w:after="0"/>
-        <w:ind w:left="-284" w:right="-284" w:firstLine="709"/>
+        <w:ind w:left="-284" w:right="-2" w:firstLine="709"/>
         <w:contextualSpacing/>
-        <w:jc w:val="both"/>
-      </w:pPr>
+        <w:jc w:val="right"/>
+      </w:pPr>
+      <w:r>
+        <w:t>Лист</w:t>
+      </w:r>
     </w:p>
     <w:sdt>
       <w:sdtPr>
@@ -64,8 +65,7 @@
           <w:pPr>
             <w:pStyle w:val="afb"/>
             <w:spacing w:before="0" w:after="240" w:line="360" w:lineRule="auto"/>
-            <w:ind w:left="-284" w:right="-284" w:firstLine="709"/>
-            <w:contextualSpacing/>
+            <w:ind w:firstLine="425"/>
             <w:rPr>
               <w:rFonts w:ascii="Times New Roman" w:hAnsi="Times New Roman" w:cs="Times New Roman"/>
               <w:noProof/>
@@ -227,18 +227,7 @@
                 <w:sz w:val="28"/>
                 <w:szCs w:val="28"/>
               </w:rPr>
-              <w:tab/>
-            </w:r>
-            <w:r>
-              <w:rPr>
-                <w:rFonts w:ascii="Times New Roman" w:hAnsi="Times New Roman" w:cs="Times New Roman"/>
-                <w:noProof/>
-                <w:webHidden/>
-                <w:color w:val="000000" w:themeColor="text1"/>
-                <w:sz w:val="28"/>
-                <w:szCs w:val="28"/>
-              </w:rPr>
-              <w:tab/>
+              <w:t xml:space="preserve">          </w:t>
             </w:r>
             <w:r>
               <w:rPr>
@@ -438,13 +427,16 @@
         <w:p>
           <w:pPr>
             <w:pStyle w:val="23"/>
-            <w:spacing w:after="0" w:line="360" w:lineRule="auto"/>
-            <w:ind w:left="-284" w:right="-284" w:firstLine="709"/>
-            <w:contextualSpacing/>
             <w:rPr>
               <w:noProof/>
             </w:rPr>
           </w:pPr>
+          <w:r>
+            <w:rPr>
+              <w:noProof/>
+            </w:rPr>
+            <w:tab/>
+          </w:r>
           <w:hyperlink w:anchor="_Toc223343724" w:history="1">
             <w:r>
               <w:rPr>
@@ -577,13 +569,16 @@
         <w:p>
           <w:pPr>
             <w:pStyle w:val="23"/>
-            <w:spacing w:after="0" w:line="360" w:lineRule="auto"/>
-            <w:ind w:left="-284" w:right="-284" w:firstLine="709"/>
-            <w:contextualSpacing/>
             <w:rPr>
               <w:noProof/>
             </w:rPr>
           </w:pPr>
+          <w:r>
+            <w:rPr>
+              <w:noProof/>
+            </w:rPr>
+            <w:tab/>
+          </w:r>
           <w:hyperlink w:anchor="_Toc223343725" w:history="1">
             <w:r>
               <w:rPr>
@@ -702,7 +697,7 @@
                 <w:noProof/>
                 <w:webHidden/>
               </w:rPr>
-              <w:t>7</w:t>
+              <w:t>8</w:t>
             </w:r>
             <w:r>
               <w:rPr>
@@ -716,13 +711,16 @@
         <w:p>
           <w:pPr>
             <w:pStyle w:val="23"/>
-            <w:spacing w:after="0" w:line="360" w:lineRule="auto"/>
-            <w:ind w:left="-284" w:right="-284" w:firstLine="709"/>
-            <w:contextualSpacing/>
             <w:rPr>
               <w:noProof/>
             </w:rPr>
           </w:pPr>
+          <w:r>
+            <w:rPr>
+              <w:noProof/>
+            </w:rPr>
+            <w:tab/>
+          </w:r>
           <w:hyperlink w:anchor="_Toc223343726" w:history="1">
             <w:r>
               <w:rPr>
@@ -833,13 +831,16 @@
         <w:p>
           <w:pPr>
             <w:pStyle w:val="23"/>
-            <w:spacing w:after="0" w:line="360" w:lineRule="auto"/>
-            <w:ind w:left="-284" w:right="-284" w:firstLine="709"/>
-            <w:contextualSpacing/>
             <w:rPr>
               <w:noProof/>
             </w:rPr>
           </w:pPr>
+          <w:r>
+            <w:rPr>
+              <w:noProof/>
+            </w:rPr>
+            <w:tab/>
+          </w:r>
           <w:hyperlink w:anchor="_Toc223343727" w:history="1">
             <w:r>
               <w:rPr>
@@ -1011,7 +1012,7 @@
                 <w:noProof/>
                 <w:webHidden/>
               </w:rPr>
-              <w:t>14</w:t>
+              <w:t>13</w:t>
             </w:r>
             <w:r>
               <w:rPr>
@@ -1025,13 +1026,16 @@
         <w:p>
           <w:pPr>
             <w:pStyle w:val="23"/>
-            <w:spacing w:line="360" w:lineRule="auto"/>
-            <w:ind w:left="-284" w:right="-284" w:firstLine="709"/>
-            <w:contextualSpacing/>
             <w:rPr>
               <w:noProof/>
             </w:rPr>
           </w:pPr>
+          <w:r>
+            <w:rPr>
+              <w:noProof/>
+            </w:rPr>
+            <w:tab/>
+          </w:r>
           <w:hyperlink w:anchor="_Toc223343728" w:history="1">
             <w:r>
               <w:rPr>
@@ -1194,7 +1198,7 @@
                 <w:noProof/>
                 <w:webHidden/>
               </w:rPr>
-              <w:t>17</w:t>
+              <w:t>16</w:t>
             </w:r>
             <w:r>
               <w:rPr>
@@ -1205,6 +1209,7 @@
             </w:r>
           </w:hyperlink>
         </w:p>
+        <w:p/>
         <w:p>
           <w:pPr>
             <w:pStyle w:val="11"/>
@@ -1306,7 +1311,7 @@
                 <w:noProof/>
                 <w:webHidden/>
               </w:rPr>
-              <w:t>19</w:t>
+              <w:t>18</w:t>
             </w:r>
             <w:r>
               <w:rPr>
@@ -1320,13 +1325,16 @@
         <w:p>
           <w:pPr>
             <w:pStyle w:val="23"/>
-            <w:spacing w:after="0" w:line="360" w:lineRule="auto"/>
-            <w:ind w:left="-284" w:right="-284" w:firstLine="709"/>
-            <w:contextualSpacing/>
             <w:rPr>
               <w:noProof/>
             </w:rPr>
           </w:pPr>
+          <w:r>
+            <w:rPr>
+              <w:noProof/>
+            </w:rPr>
+            <w:tab/>
+          </w:r>
           <w:hyperlink w:anchor="_Toc223343730" w:history="1">
             <w:r>
               <w:rPr>
@@ -1458,7 +1466,7 @@
                 <w:noProof/>
                 <w:webHidden/>
               </w:rPr>
-              <w:t>19</w:t>
+              <w:t>18</w:t>
             </w:r>
             <w:r>
               <w:rPr>
@@ -1472,13 +1480,16 @@
         <w:p>
           <w:pPr>
             <w:pStyle w:val="23"/>
-            <w:spacing w:after="0" w:line="360" w:lineRule="auto"/>
-            <w:ind w:left="-284" w:right="-284" w:firstLine="709"/>
-            <w:contextualSpacing/>
             <w:rPr>
               <w:noProof/>
             </w:rPr>
           </w:pPr>
+          <w:r>
+            <w:rPr>
+              <w:noProof/>
+            </w:rPr>
+            <w:tab/>
+          </w:r>
           <w:hyperlink w:anchor="_Toc223343731" w:history="1">
             <w:r>
               <w:rPr>
@@ -1597,7 +1608,7 @@
                 <w:noProof/>
                 <w:webHidden/>
               </w:rPr>
-              <w:t>22</w:t>
+              <w:t>21</w:t>
             </w:r>
             <w:r>
               <w:rPr>
@@ -1611,13 +1622,16 @@
         <w:p>
           <w:pPr>
             <w:pStyle w:val="23"/>
-            <w:spacing w:after="0" w:line="360" w:lineRule="auto"/>
-            <w:ind w:left="-284" w:right="-284" w:firstLine="709"/>
-            <w:contextualSpacing/>
             <w:rPr>
               <w:noProof/>
             </w:rPr>
           </w:pPr>
+          <w:r>
+            <w:rPr>
+              <w:noProof/>
+            </w:rPr>
+            <w:tab/>
+          </w:r>
           <w:hyperlink w:anchor="_Toc223343732" w:history="1">
             <w:r>
               <w:rPr>
@@ -1758,7 +1772,7 @@
                 <w:noProof/>
                 <w:webHidden/>
               </w:rPr>
-              <w:t>23</w:t>
+              <w:t>22</w:t>
             </w:r>
             <w:r>
               <w:rPr>
@@ -1772,13 +1786,16 @@
         <w:p>
           <w:pPr>
             <w:pStyle w:val="23"/>
-            <w:spacing w:after="0" w:line="360" w:lineRule="auto"/>
-            <w:ind w:left="-284" w:right="-284" w:firstLine="709"/>
-            <w:contextualSpacing/>
             <w:rPr>
               <w:noProof/>
             </w:rPr>
           </w:pPr>
+          <w:r>
+            <w:rPr>
+              <w:noProof/>
+            </w:rPr>
+            <w:tab/>
+          </w:r>
           <w:hyperlink w:anchor="_Toc223343733" w:history="1">
             <w:r>
               <w:rPr>
@@ -1875,7 +1892,7 @@
                 <w:noProof/>
                 <w:webHidden/>
               </w:rPr>
-              <w:t>25</w:t>
+              <w:t>24</w:t>
             </w:r>
             <w:r>
               <w:rPr>
@@ -1889,13 +1906,16 @@
         <w:p>
           <w:pPr>
             <w:pStyle w:val="23"/>
-            <w:spacing w:line="360" w:lineRule="auto"/>
-            <w:ind w:left="-284" w:right="-284" w:firstLine="709"/>
-            <w:contextualSpacing/>
             <w:rPr>
               <w:noProof/>
             </w:rPr>
           </w:pPr>
+          <w:r>
+            <w:rPr>
+              <w:noProof/>
+            </w:rPr>
+            <w:tab/>
+          </w:r>
           <w:hyperlink w:anchor="_Toc223343734" w:history="1">
             <w:r>
               <w:rPr>
@@ -1992,7 +2012,7 @@
                 <w:noProof/>
                 <w:webHidden/>
               </w:rPr>
-              <w:t>27</w:t>
+              <w:t>26</w:t>
             </w:r>
             <w:r>
               <w:rPr>
@@ -2003,6 +2023,7 @@
             </w:r>
           </w:hyperlink>
         </w:p>
+        <w:p/>
         <w:p>
           <w:pPr>
             <w:pStyle w:val="11"/>
@@ -2022,7 +2043,17 @@
                 <w:color w:val="000000" w:themeColor="text1"/>
                 <w:szCs w:val="28"/>
               </w:rPr>
-              <w:t>ЗАКЛЮЧЕНИЕ</w:t>
+              <w:t>З</w:t>
+            </w:r>
+            <w:r>
+              <w:rPr>
+                <w:rStyle w:val="ad"/>
+                <w:rFonts w:cs="Times New Roman"/>
+                <w:noProof/>
+                <w:color w:val="000000" w:themeColor="text1"/>
+                <w:szCs w:val="28"/>
+              </w:rPr>
+              <w:t>аключение</w:t>
             </w:r>
             <w:r>
               <w:rPr>
@@ -2064,7 +2095,7 @@
                 <w:noProof/>
                 <w:webHidden/>
               </w:rPr>
-              <w:t>32</w:t>
+              <w:t>30</w:t>
             </w:r>
             <w:r>
               <w:rPr>
@@ -2176,7 +2207,7 @@
                 <w:noProof/>
                 <w:webHidden/>
               </w:rPr>
-              <w:t>33</w:t>
+              <w:t>31</w:t>
             </w:r>
             <w:r>
               <w:rPr>
@@ -2271,7 +2302,7 @@
                 <w:noProof/>
                 <w:webHidden/>
               </w:rPr>
-              <w:t>34</w:t>
+              <w:t>32</w:t>
             </w:r>
             <w:r>
               <w:rPr>
@@ -2367,7 +2398,7 @@
                 <w:noProof/>
                 <w:webHidden/>
               </w:rPr>
-              <w:t>35</w:t>
+              <w:t>33</w:t>
             </w:r>
             <w:r>
               <w:rPr>
@@ -2396,22 +2427,6 @@
     </w:sdt>
     <w:p>
       <w:pPr>
-        <w:spacing w:after="0"/>
-        <w:ind w:left="-284" w:right="-284" w:firstLine="709"/>
-        <w:contextualSpacing/>
-        <w:jc w:val="both"/>
-      </w:pPr>
-    </w:p>
-    <w:p>
-      <w:pPr>
-        <w:spacing w:after="0"/>
-        <w:ind w:left="-284" w:right="-284" w:firstLine="709"/>
-        <w:contextualSpacing/>
-        <w:jc w:val="both"/>
-      </w:pPr>
-    </w:p>
-    <w:p>
-      <w:pPr>
         <w:spacing w:line="259" w:lineRule="auto"/>
         <w:ind w:left="-284" w:right="-284" w:firstLine="709"/>
         <w:contextualSpacing/>
@@ -2423,8 +2438,8 @@
     <w:p>
       <w:pPr>
         <w:pStyle w:val="1"/>
+        <w:spacing w:before="0" w:after="0" w:line="480" w:lineRule="auto"/>
         <w:ind w:left="-284" w:right="-284" w:firstLine="709"/>
-        <w:contextualSpacing/>
         <w:rPr>
           <w:rFonts w:ascii="Times New Roman" w:hAnsi="Times New Roman" w:cs="Times New Roman"/>
           <w:color w:val="000000" w:themeColor="text1"/>
@@ -2945,13 +2960,8 @@
       <w:r>
         <w:t xml:space="preserve"> </w:t>
       </w:r>
-      <w:proofErr w:type="spellStart"/>
-      <w:r>
-        <w:t>Mathematica</w:t>
-      </w:r>
-      <w:proofErr w:type="spellEnd"/>
-      <w:r>
-        <w:t>).</w:t>
+      <w:r>
+        <w:t>Mathematica).</w:t>
       </w:r>
       <w:r>
         <w:t xml:space="preserve"> </w:t>
@@ -3213,13 +3223,8 @@
       <w:r>
         <w:t xml:space="preserve"> </w:t>
       </w:r>
-      <w:proofErr w:type="spellStart"/>
-      <w:r>
-        <w:t>Forms</w:t>
-      </w:r>
-      <w:proofErr w:type="spellEnd"/>
-      <w:r>
-        <w:t>.</w:t>
+      <w:r>
+        <w:t>Forms.</w:t>
       </w:r>
     </w:p>
     <w:p>
@@ -3517,21 +3522,14 @@
       <w:r>
         <w:t xml:space="preserve"> </w:t>
       </w:r>
-      <w:proofErr w:type="spellStart"/>
       <w:r>
         <w:t>Bogo</w:t>
       </w:r>
-      <w:proofErr w:type="spellEnd"/>
-      <w:r>
-        <w:t xml:space="preserve"> </w:t>
-      </w:r>
-      <w:proofErr w:type="spellStart"/>
-      <w:r>
-        <w:t>Sort</w:t>
-      </w:r>
-      <w:proofErr w:type="spellEnd"/>
-      <w:r>
-        <w:t>);</w:t>
+      <w:r>
+        <w:t xml:space="preserve"> </w:t>
+      </w:r>
+      <w:r>
+        <w:t>Sort);</w:t>
       </w:r>
     </w:p>
     <w:p>
@@ -3902,34 +3900,27 @@
       <w:r>
         <w:t xml:space="preserve"> </w:t>
       </w:r>
-      <w:proofErr w:type="spellStart"/>
+      <w:r>
+        <w:t>Forms.</w:t>
+      </w:r>
+      <w:r>
+        <w:t xml:space="preserve"> </w:t>
+      </w:r>
+      <w:r>
+        <w:t>Технология</w:t>
+      </w:r>
+      <w:r>
+        <w:t xml:space="preserve"> </w:t>
+      </w:r>
+      <w:r>
+        <w:t>Windows</w:t>
+      </w:r>
+      <w:r>
+        <w:t xml:space="preserve"> </w:t>
+      </w:r>
       <w:r>
         <w:t>Forms</w:t>
       </w:r>
-      <w:proofErr w:type="spellEnd"/>
-      <w:r>
-        <w:t>.</w:t>
-      </w:r>
-      <w:r>
-        <w:t xml:space="preserve"> </w:t>
-      </w:r>
-      <w:r>
-        <w:t>Технология</w:t>
-      </w:r>
-      <w:r>
-        <w:t xml:space="preserve"> </w:t>
-      </w:r>
-      <w:r>
-        <w:t>Windows</w:t>
-      </w:r>
-      <w:r>
-        <w:t xml:space="preserve"> </w:t>
-      </w:r>
-      <w:proofErr w:type="spellStart"/>
-      <w:r>
-        <w:t>Forms</w:t>
-      </w:r>
-      <w:proofErr w:type="spellEnd"/>
       <w:r>
         <w:t xml:space="preserve"> </w:t>
       </w:r>
@@ -4370,7 +4361,7 @@
           <w:sz w:val="28"/>
           <w:szCs w:val="28"/>
         </w:rPr>
-        <w:t>ТЕОРЕТИЧЕСКАЯ</w:t>
+        <w:t>Т</w:t>
       </w:r>
       <w:r>
         <w:rPr>
@@ -4380,7 +4371,7 @@
           <w:sz w:val="28"/>
           <w:szCs w:val="28"/>
         </w:rPr>
-        <w:t xml:space="preserve"> </w:t>
+        <w:t>еоретическая</w:t>
       </w:r>
       <w:r>
         <w:rPr>
@@ -4390,7 +4381,17 @@
           <w:sz w:val="28"/>
           <w:szCs w:val="28"/>
         </w:rPr>
-        <w:t>ЧАСТЬ</w:t>
+        <w:t xml:space="preserve"> </w:t>
+      </w:r>
+      <w:r>
+        <w:rPr>
+          <w:rFonts w:ascii="Times New Roman" w:hAnsi="Times New Roman" w:cs="Times New Roman"/>
+          <w:bCs/>
+          <w:color w:val="000000" w:themeColor="text1"/>
+          <w:sz w:val="28"/>
+          <w:szCs w:val="28"/>
+        </w:rPr>
+        <w:t>часть</w:t>
       </w:r>
       <w:bookmarkEnd w:id="1"/>
     </w:p>
@@ -4764,23 +4765,13 @@
         <w:t xml:space="preserve"> </w:t>
       </w:r>
       <w:r>
-        <w:t>(</w:t>
-      </w:r>
-      <w:proofErr w:type="spellStart"/>
-      <w:r>
-        <w:t>educational</w:t>
-      </w:r>
-      <w:proofErr w:type="spellEnd"/>
-      <w:r>
-        <w:t xml:space="preserve"> </w:t>
-      </w:r>
-      <w:proofErr w:type="spellStart"/>
-      <w:r>
-        <w:t>software</w:t>
-      </w:r>
-      <w:proofErr w:type="spellEnd"/>
-      <w:r>
-        <w:t>)</w:t>
+        <w:t>(educational</w:t>
+      </w:r>
+      <w:r>
+        <w:t xml:space="preserve"> </w:t>
+      </w:r>
+      <w:r>
+        <w:t>software)</w:t>
       </w:r>
       <w:r>
         <w:t xml:space="preserve"> </w:t>
@@ -5560,10 +5551,10 @@
             <v:path o:extrusionok="f" gradientshapeok="t" o:connecttype="rect"/>
             <o:lock v:ext="edit" aspectratio="t"/>
           </v:shapetype>
-          <v:shape id="_x0000_i1051" type="#_x0000_t75" style="width:7in;height:233.6pt" o:ole="">
+          <v:shape id="_x0000_i1050" type="#_x0000_t75" style="width:7in;height:234pt" o:ole="">
             <v:imagedata r:id="rId8" o:title=""/>
           </v:shape>
-          <o:OLEObject Type="Embed" ProgID="Visio.Drawing.11" ShapeID="_x0000_i1051" DrawAspect="Icon" ObjectID="_1834992223" r:id="rId9"/>
+          <o:OLEObject Type="Embed" ProgID="Visio.Drawing.11" ShapeID="_x0000_i1050" DrawAspect="Icon" ObjectID="_1835264889" r:id="rId9"/>
         </w:object>
       </w:r>
     </w:p>
@@ -5737,11 +5728,9 @@
         <w:contextualSpacing/>
         <w:jc w:val="both"/>
       </w:pPr>
-      <w:proofErr w:type="spellStart"/>
       <w:r>
         <w:t>VisuAlgo</w:t>
       </w:r>
-      <w:proofErr w:type="spellEnd"/>
       <w:r>
         <w:t xml:space="preserve"> </w:t>
       </w:r>
@@ -5874,11 +5863,9 @@
         <w:contextualSpacing/>
         <w:jc w:val="both"/>
       </w:pPr>
-      <w:proofErr w:type="spellStart"/>
       <w:r>
         <w:t>Algomation</w:t>
       </w:r>
-      <w:proofErr w:type="spellEnd"/>
       <w:r>
         <w:t xml:space="preserve"> </w:t>
       </w:r>
@@ -5987,27 +5974,21 @@
         <w:contextualSpacing/>
         <w:jc w:val="both"/>
       </w:pPr>
-      <w:proofErr w:type="spellStart"/>
       <w:r>
         <w:t>Sorting</w:t>
       </w:r>
-      <w:proofErr w:type="spellEnd"/>
-      <w:r>
-        <w:t xml:space="preserve"> </w:t>
-      </w:r>
-      <w:proofErr w:type="spellStart"/>
+      <w:r>
+        <w:t xml:space="preserve"> </w:t>
+      </w:r>
       <w:r>
         <w:t>Algorithms</w:t>
       </w:r>
-      <w:proofErr w:type="spellEnd"/>
-      <w:r>
-        <w:t xml:space="preserve"> </w:t>
-      </w:r>
-      <w:proofErr w:type="spellStart"/>
+      <w:r>
+        <w:t xml:space="preserve"> </w:t>
+      </w:r>
       <w:r>
         <w:t>Visualized</w:t>
       </w:r>
-      <w:proofErr w:type="spellEnd"/>
       <w:r>
         <w:t xml:space="preserve"> </w:t>
       </w:r>
@@ -6104,11 +6085,9 @@
       <w:r>
         <w:t xml:space="preserve"> </w:t>
       </w:r>
-      <w:proofErr w:type="spellStart"/>
       <w:r>
         <w:t>Octave</w:t>
       </w:r>
-      <w:proofErr w:type="spellEnd"/>
       <w:r>
         <w:t xml:space="preserve"> </w:t>
       </w:r>
@@ -6307,79 +6286,79 @@
         <w:jc w:val="both"/>
       </w:pPr>
       <w:r>
+        <w:t>Таким</w:t>
+      </w:r>
+      <w:r>
+        <w:t xml:space="preserve"> </w:t>
+      </w:r>
+      <w:r>
+        <w:t>образом,</w:t>
+      </w:r>
+      <w:r>
+        <w:t xml:space="preserve"> </w:t>
+      </w:r>
+      <w:r>
+        <w:t>проблемной</w:t>
+      </w:r>
+      <w:r>
+        <w:t xml:space="preserve"> </w:t>
+      </w:r>
+      <w:r>
+        <w:t>зоной</w:t>
+      </w:r>
+      <w:r>
+        <w:t xml:space="preserve"> </w:t>
+      </w:r>
+      <w:r>
+        <w:t>является</w:t>
+      </w:r>
+      <w:r>
+        <w:t xml:space="preserve"> </w:t>
+      </w:r>
+      <w:r>
+        <w:t>отсутствие</w:t>
+      </w:r>
+      <w:r>
+        <w:t xml:space="preserve"> </w:t>
+      </w:r>
+      <w:r>
+        <w:t>специализированного,</w:t>
+      </w:r>
+      <w:r>
+        <w:t xml:space="preserve"> </w:t>
+      </w:r>
+      <w:r>
+        <w:t>легковесного,</w:t>
+      </w:r>
+      <w:r>
+        <w:t xml:space="preserve"> </w:t>
+      </w:r>
+      <w:r>
+        <w:t>оффлайн-приложения</w:t>
+      </w:r>
+      <w:r>
+        <w:t xml:space="preserve"> </w:t>
+      </w:r>
+      <w:r>
+        <w:t>для</w:t>
+      </w:r>
+      <w:r>
+        <w:t xml:space="preserve"> </w:t>
+      </w:r>
+      <w:r>
+        <w:t>быстрой</w:t>
+      </w:r>
+      <w:r>
+        <w:t xml:space="preserve"> </w:t>
+      </w:r>
+      <w:r>
+        <w:t>и</w:t>
+      </w:r>
+      <w:r>
+        <w:t xml:space="preserve"> </w:t>
+      </w:r>
+      <w:r>
         <w:lastRenderedPageBreak/>
-        <w:t>Таким</w:t>
-      </w:r>
-      <w:r>
-        <w:t xml:space="preserve"> </w:t>
-      </w:r>
-      <w:r>
-        <w:t>образом,</w:t>
-      </w:r>
-      <w:r>
-        <w:t xml:space="preserve"> </w:t>
-      </w:r>
-      <w:r>
-        <w:t>проблемной</w:t>
-      </w:r>
-      <w:r>
-        <w:t xml:space="preserve"> </w:t>
-      </w:r>
-      <w:r>
-        <w:t>зоной</w:t>
-      </w:r>
-      <w:r>
-        <w:t xml:space="preserve"> </w:t>
-      </w:r>
-      <w:r>
-        <w:t>является</w:t>
-      </w:r>
-      <w:r>
-        <w:t xml:space="preserve"> </w:t>
-      </w:r>
-      <w:r>
-        <w:t>отсутствие</w:t>
-      </w:r>
-      <w:r>
-        <w:t xml:space="preserve"> </w:t>
-      </w:r>
-      <w:r>
-        <w:t>специализированного,</w:t>
-      </w:r>
-      <w:r>
-        <w:t xml:space="preserve"> </w:t>
-      </w:r>
-      <w:r>
-        <w:t>легковесного,</w:t>
-      </w:r>
-      <w:r>
-        <w:t xml:space="preserve"> </w:t>
-      </w:r>
-      <w:r>
-        <w:t>оффлайн-приложения</w:t>
-      </w:r>
-      <w:r>
-        <w:t xml:space="preserve"> </w:t>
-      </w:r>
-      <w:r>
-        <w:t>для</w:t>
-      </w:r>
-      <w:r>
-        <w:t xml:space="preserve"> </w:t>
-      </w:r>
-      <w:r>
-        <w:t>быстрой</w:t>
-      </w:r>
-      <w:r>
-        <w:t xml:space="preserve"> </w:t>
-      </w:r>
-      <w:r>
-        <w:t>и</w:t>
-      </w:r>
-      <w:r>
-        <w:t xml:space="preserve"> </w:t>
-      </w:r>
-      <w:r>
         <w:t>наглядной</w:t>
       </w:r>
       <w:r>
@@ -9232,43 +9211,23 @@
           <w:szCs w:val="26"/>
           <w:lang w:bidi="ru-RU"/>
         </w:rPr>
-        <w:t>(</w:t>
-      </w:r>
-      <w:proofErr w:type="spellStart"/>
-      <w:r>
-        <w:rPr>
-          <w:rFonts w:eastAsiaTheme="majorEastAsia" w:cstheme="majorBidi"/>
-          <w:szCs w:val="26"/>
-          <w:lang w:bidi="ru-RU"/>
-        </w:rPr>
-        <w:t>Bubble</w:t>
-      </w:r>
-      <w:proofErr w:type="spellEnd"/>
-      <w:r>
-        <w:rPr>
-          <w:rFonts w:eastAsiaTheme="majorEastAsia" w:cstheme="majorBidi"/>
-          <w:szCs w:val="26"/>
-          <w:lang w:bidi="ru-RU"/>
-        </w:rPr>
-        <w:t xml:space="preserve"> </w:t>
-      </w:r>
-      <w:proofErr w:type="spellStart"/>
-      <w:r>
-        <w:rPr>
-          <w:rFonts w:eastAsiaTheme="majorEastAsia" w:cstheme="majorBidi"/>
-          <w:szCs w:val="26"/>
-          <w:lang w:bidi="ru-RU"/>
-        </w:rPr>
-        <w:t>Sort</w:t>
-      </w:r>
-      <w:proofErr w:type="spellEnd"/>
-      <w:r>
-        <w:rPr>
-          <w:rFonts w:eastAsiaTheme="majorEastAsia" w:cstheme="majorBidi"/>
-          <w:szCs w:val="26"/>
-          <w:lang w:bidi="ru-RU"/>
-        </w:rPr>
-        <w:t>);</w:t>
+        <w:t>(Bubble</w:t>
+      </w:r>
+      <w:r>
+        <w:rPr>
+          <w:rFonts w:eastAsiaTheme="majorEastAsia" w:cstheme="majorBidi"/>
+          <w:szCs w:val="26"/>
+          <w:lang w:bidi="ru-RU"/>
+        </w:rPr>
+        <w:t xml:space="preserve"> </w:t>
+      </w:r>
+      <w:r>
+        <w:rPr>
+          <w:rFonts w:eastAsiaTheme="majorEastAsia" w:cstheme="majorBidi"/>
+          <w:szCs w:val="26"/>
+          <w:lang w:bidi="ru-RU"/>
+        </w:rPr>
+        <w:t>Sort);</w:t>
       </w:r>
     </w:p>
     <w:p>
@@ -9292,7 +9251,6 @@
           <w:szCs w:val="26"/>
           <w:lang w:bidi="ru-RU"/>
         </w:rPr>
-        <w:lastRenderedPageBreak/>
         <w:t>сортировка</w:t>
       </w:r>
       <w:r>
@@ -9325,43 +9283,23 @@
           <w:szCs w:val="26"/>
           <w:lang w:bidi="ru-RU"/>
         </w:rPr>
-        <w:t>(</w:t>
-      </w:r>
-      <w:proofErr w:type="spellStart"/>
-      <w:r>
-        <w:rPr>
-          <w:rFonts w:eastAsiaTheme="majorEastAsia" w:cstheme="majorBidi"/>
-          <w:szCs w:val="26"/>
-          <w:lang w:bidi="ru-RU"/>
-        </w:rPr>
-        <w:t>Selection</w:t>
-      </w:r>
-      <w:proofErr w:type="spellEnd"/>
-      <w:r>
-        <w:rPr>
-          <w:rFonts w:eastAsiaTheme="majorEastAsia" w:cstheme="majorBidi"/>
-          <w:szCs w:val="26"/>
-          <w:lang w:bidi="ru-RU"/>
-        </w:rPr>
-        <w:t xml:space="preserve"> </w:t>
-      </w:r>
-      <w:proofErr w:type="spellStart"/>
-      <w:r>
-        <w:rPr>
-          <w:rFonts w:eastAsiaTheme="majorEastAsia" w:cstheme="majorBidi"/>
-          <w:szCs w:val="26"/>
-          <w:lang w:bidi="ru-RU"/>
-        </w:rPr>
-        <w:t>Sort</w:t>
-      </w:r>
-      <w:proofErr w:type="spellEnd"/>
-      <w:r>
-        <w:rPr>
-          <w:rFonts w:eastAsiaTheme="majorEastAsia" w:cstheme="majorBidi"/>
-          <w:szCs w:val="26"/>
-          <w:lang w:bidi="ru-RU"/>
-        </w:rPr>
-        <w:t>);</w:t>
+        <w:t>(Selection</w:t>
+      </w:r>
+      <w:r>
+        <w:rPr>
+          <w:rFonts w:eastAsiaTheme="majorEastAsia" w:cstheme="majorBidi"/>
+          <w:szCs w:val="26"/>
+          <w:lang w:bidi="ru-RU"/>
+        </w:rPr>
+        <w:t xml:space="preserve"> </w:t>
+      </w:r>
+      <w:r>
+        <w:rPr>
+          <w:rFonts w:eastAsiaTheme="majorEastAsia" w:cstheme="majorBidi"/>
+          <w:szCs w:val="26"/>
+          <w:lang w:bidi="ru-RU"/>
+        </w:rPr>
+        <w:t>Sort);</w:t>
       </w:r>
     </w:p>
     <w:p>
@@ -9385,6 +9323,7 @@
           <w:szCs w:val="26"/>
           <w:lang w:bidi="ru-RU"/>
         </w:rPr>
+        <w:lastRenderedPageBreak/>
         <w:t>сортировка</w:t>
       </w:r>
       <w:r>
@@ -9417,43 +9356,23 @@
           <w:szCs w:val="26"/>
           <w:lang w:bidi="ru-RU"/>
         </w:rPr>
-        <w:t>(</w:t>
-      </w:r>
-      <w:proofErr w:type="spellStart"/>
-      <w:r>
-        <w:rPr>
-          <w:rFonts w:eastAsiaTheme="majorEastAsia" w:cstheme="majorBidi"/>
-          <w:szCs w:val="26"/>
-          <w:lang w:bidi="ru-RU"/>
-        </w:rPr>
-        <w:t>Insertion</w:t>
-      </w:r>
-      <w:proofErr w:type="spellEnd"/>
-      <w:r>
-        <w:rPr>
-          <w:rFonts w:eastAsiaTheme="majorEastAsia" w:cstheme="majorBidi"/>
-          <w:szCs w:val="26"/>
-          <w:lang w:bidi="ru-RU"/>
-        </w:rPr>
-        <w:t xml:space="preserve"> </w:t>
-      </w:r>
-      <w:proofErr w:type="spellStart"/>
-      <w:r>
-        <w:rPr>
-          <w:rFonts w:eastAsiaTheme="majorEastAsia" w:cstheme="majorBidi"/>
-          <w:szCs w:val="26"/>
-          <w:lang w:bidi="ru-RU"/>
-        </w:rPr>
-        <w:t>Sort</w:t>
-      </w:r>
-      <w:proofErr w:type="spellEnd"/>
-      <w:r>
-        <w:rPr>
-          <w:rFonts w:eastAsiaTheme="majorEastAsia" w:cstheme="majorBidi"/>
-          <w:szCs w:val="26"/>
-          <w:lang w:bidi="ru-RU"/>
-        </w:rPr>
-        <w:t>);</w:t>
+        <w:t>(Insertion</w:t>
+      </w:r>
+      <w:r>
+        <w:rPr>
+          <w:rFonts w:eastAsiaTheme="majorEastAsia" w:cstheme="majorBidi"/>
+          <w:szCs w:val="26"/>
+          <w:lang w:bidi="ru-RU"/>
+        </w:rPr>
+        <w:t xml:space="preserve"> </w:t>
+      </w:r>
+      <w:r>
+        <w:rPr>
+          <w:rFonts w:eastAsiaTheme="majorEastAsia" w:cstheme="majorBidi"/>
+          <w:szCs w:val="26"/>
+          <w:lang w:bidi="ru-RU"/>
+        </w:rPr>
+        <w:t>Sort);</w:t>
       </w:r>
     </w:p>
     <w:p>
@@ -9519,23 +9438,13 @@
         </w:rPr>
         <w:t xml:space="preserve"> </w:t>
       </w:r>
-      <w:proofErr w:type="spellStart"/>
-      <w:r>
-        <w:rPr>
-          <w:rFonts w:eastAsiaTheme="majorEastAsia" w:cstheme="majorBidi"/>
-          <w:szCs w:val="26"/>
-          <w:lang w:bidi="ru-RU"/>
-        </w:rPr>
-        <w:t>Sort</w:t>
-      </w:r>
-      <w:proofErr w:type="spellEnd"/>
-      <w:r>
-        <w:rPr>
-          <w:rFonts w:eastAsiaTheme="majorEastAsia" w:cstheme="majorBidi"/>
-          <w:szCs w:val="26"/>
-          <w:lang w:bidi="ru-RU"/>
-        </w:rPr>
-        <w:t>);</w:t>
+      <w:r>
+        <w:rPr>
+          <w:rFonts w:eastAsiaTheme="majorEastAsia" w:cstheme="majorBidi"/>
+          <w:szCs w:val="26"/>
+          <w:lang w:bidi="ru-RU"/>
+        </w:rPr>
+        <w:t>Sort);</w:t>
       </w:r>
     </w:p>
     <w:p>
@@ -9591,43 +9500,23 @@
           <w:szCs w:val="26"/>
           <w:lang w:bidi="ru-RU"/>
         </w:rPr>
-        <w:t>(</w:t>
-      </w:r>
-      <w:proofErr w:type="spellStart"/>
-      <w:r>
-        <w:rPr>
-          <w:rFonts w:eastAsiaTheme="majorEastAsia" w:cstheme="majorBidi"/>
-          <w:szCs w:val="26"/>
-          <w:lang w:bidi="ru-RU"/>
-        </w:rPr>
-        <w:t>Merge</w:t>
-      </w:r>
-      <w:proofErr w:type="spellEnd"/>
-      <w:r>
-        <w:rPr>
-          <w:rFonts w:eastAsiaTheme="majorEastAsia" w:cstheme="majorBidi"/>
-          <w:szCs w:val="26"/>
-          <w:lang w:bidi="ru-RU"/>
-        </w:rPr>
-        <w:t xml:space="preserve"> </w:t>
-      </w:r>
-      <w:proofErr w:type="spellStart"/>
-      <w:r>
-        <w:rPr>
-          <w:rFonts w:eastAsiaTheme="majorEastAsia" w:cstheme="majorBidi"/>
-          <w:szCs w:val="26"/>
-          <w:lang w:bidi="ru-RU"/>
-        </w:rPr>
-        <w:t>Sort</w:t>
-      </w:r>
-      <w:proofErr w:type="spellEnd"/>
-      <w:r>
-        <w:rPr>
-          <w:rFonts w:eastAsiaTheme="majorEastAsia" w:cstheme="majorBidi"/>
-          <w:szCs w:val="26"/>
-          <w:lang w:bidi="ru-RU"/>
-        </w:rPr>
-        <w:t>);</w:t>
+        <w:t>(Merge</w:t>
+      </w:r>
+      <w:r>
+        <w:rPr>
+          <w:rFonts w:eastAsiaTheme="majorEastAsia" w:cstheme="majorBidi"/>
+          <w:szCs w:val="26"/>
+          <w:lang w:bidi="ru-RU"/>
+        </w:rPr>
+        <w:t xml:space="preserve"> </w:t>
+      </w:r>
+      <w:r>
+        <w:rPr>
+          <w:rFonts w:eastAsiaTheme="majorEastAsia" w:cstheme="majorBidi"/>
+          <w:szCs w:val="26"/>
+          <w:lang w:bidi="ru-RU"/>
+        </w:rPr>
+        <w:t>Sort);</w:t>
       </w:r>
     </w:p>
     <w:p>
@@ -9683,43 +9572,23 @@
           <w:szCs w:val="26"/>
           <w:lang w:bidi="ru-RU"/>
         </w:rPr>
-        <w:t>(</w:t>
-      </w:r>
-      <w:proofErr w:type="spellStart"/>
-      <w:r>
-        <w:rPr>
-          <w:rFonts w:eastAsiaTheme="majorEastAsia" w:cstheme="majorBidi"/>
-          <w:szCs w:val="26"/>
-          <w:lang w:bidi="ru-RU"/>
-        </w:rPr>
-        <w:t>Heap</w:t>
-      </w:r>
-      <w:proofErr w:type="spellEnd"/>
-      <w:r>
-        <w:rPr>
-          <w:rFonts w:eastAsiaTheme="majorEastAsia" w:cstheme="majorBidi"/>
-          <w:szCs w:val="26"/>
-          <w:lang w:bidi="ru-RU"/>
-        </w:rPr>
-        <w:t xml:space="preserve"> </w:t>
-      </w:r>
-      <w:proofErr w:type="spellStart"/>
-      <w:r>
-        <w:rPr>
-          <w:rFonts w:eastAsiaTheme="majorEastAsia" w:cstheme="majorBidi"/>
-          <w:szCs w:val="26"/>
-          <w:lang w:bidi="ru-RU"/>
-        </w:rPr>
-        <w:t>Sort</w:t>
-      </w:r>
-      <w:proofErr w:type="spellEnd"/>
-      <w:r>
-        <w:rPr>
-          <w:rFonts w:eastAsiaTheme="majorEastAsia" w:cstheme="majorBidi"/>
-          <w:szCs w:val="26"/>
-          <w:lang w:bidi="ru-RU"/>
-        </w:rPr>
-        <w:t>);</w:t>
+        <w:t>(Heap</w:t>
+      </w:r>
+      <w:r>
+        <w:rPr>
+          <w:rFonts w:eastAsiaTheme="majorEastAsia" w:cstheme="majorBidi"/>
+          <w:szCs w:val="26"/>
+          <w:lang w:bidi="ru-RU"/>
+        </w:rPr>
+        <w:t xml:space="preserve"> </w:t>
+      </w:r>
+      <w:r>
+        <w:rPr>
+          <w:rFonts w:eastAsiaTheme="majorEastAsia" w:cstheme="majorBidi"/>
+          <w:szCs w:val="26"/>
+          <w:lang w:bidi="ru-RU"/>
+        </w:rPr>
+        <w:t>Sort);</w:t>
       </w:r>
     </w:p>
     <w:p>
@@ -9737,7 +9606,6 @@
           <w:lang w:bidi="ru-RU"/>
         </w:rPr>
       </w:pPr>
-      <w:proofErr w:type="spellStart"/>
       <w:r>
         <w:rPr>
           <w:rFonts w:eastAsiaTheme="majorEastAsia" w:cstheme="majorBidi"/>
@@ -9746,16 +9614,14 @@
         </w:rPr>
         <w:t>Bogo</w:t>
       </w:r>
-      <w:proofErr w:type="spellEnd"/>
-      <w:r>
-        <w:rPr>
-          <w:rFonts w:eastAsiaTheme="majorEastAsia" w:cstheme="majorBidi"/>
-          <w:szCs w:val="26"/>
-          <w:lang w:bidi="ru-RU"/>
-        </w:rPr>
-        <w:t xml:space="preserve"> </w:t>
-      </w:r>
-      <w:proofErr w:type="spellStart"/>
+      <w:r>
+        <w:rPr>
+          <w:rFonts w:eastAsiaTheme="majorEastAsia" w:cstheme="majorBidi"/>
+          <w:szCs w:val="26"/>
+          <w:lang w:bidi="ru-RU"/>
+        </w:rPr>
+        <w:t xml:space="preserve"> </w:t>
+      </w:r>
       <w:r>
         <w:rPr>
           <w:rFonts w:eastAsiaTheme="majorEastAsia" w:cstheme="majorBidi"/>
@@ -9764,7 +9630,6 @@
         </w:rPr>
         <w:t>Sort</w:t>
       </w:r>
-      <w:proofErr w:type="spellEnd"/>
       <w:r>
         <w:rPr>
           <w:rFonts w:eastAsiaTheme="majorEastAsia" w:cstheme="majorBidi"/>
@@ -11323,263 +11188,263 @@
           <w:szCs w:val="26"/>
           <w:lang w:bidi="ru-RU"/>
         </w:rPr>
+        <w:t>Временные</w:t>
+      </w:r>
+      <w:r>
+        <w:rPr>
+          <w:rFonts w:eastAsiaTheme="majorEastAsia" w:cstheme="majorBidi"/>
+          <w:szCs w:val="26"/>
+          <w:lang w:bidi="ru-RU"/>
+        </w:rPr>
+        <w:t xml:space="preserve"> </w:t>
+      </w:r>
+      <w:r>
+        <w:rPr>
+          <w:rFonts w:eastAsiaTheme="majorEastAsia" w:cstheme="majorBidi"/>
+          <w:szCs w:val="26"/>
+          <w:lang w:bidi="ru-RU"/>
+        </w:rPr>
+        <w:t>характеристики:</w:t>
+      </w:r>
+      <w:r>
+        <w:rPr>
+          <w:rFonts w:eastAsiaTheme="majorEastAsia" w:cstheme="majorBidi"/>
+          <w:szCs w:val="26"/>
+          <w:lang w:bidi="ru-RU"/>
+        </w:rPr>
+        <w:t xml:space="preserve"> </w:t>
+      </w:r>
+      <w:r>
+        <w:rPr>
+          <w:rFonts w:eastAsiaTheme="majorEastAsia" w:cstheme="majorBidi"/>
+          <w:szCs w:val="26"/>
+          <w:lang w:bidi="ru-RU"/>
+        </w:rPr>
+        <w:t>программа</w:t>
+      </w:r>
+      <w:r>
+        <w:rPr>
+          <w:rFonts w:eastAsiaTheme="majorEastAsia" w:cstheme="majorBidi"/>
+          <w:szCs w:val="26"/>
+          <w:lang w:bidi="ru-RU"/>
+        </w:rPr>
+        <w:t xml:space="preserve"> </w:t>
+      </w:r>
+      <w:r>
+        <w:rPr>
+          <w:rFonts w:eastAsiaTheme="majorEastAsia" w:cstheme="majorBidi"/>
+          <w:szCs w:val="26"/>
+          <w:lang w:bidi="ru-RU"/>
+        </w:rPr>
+        <w:t>должна</w:t>
+      </w:r>
+      <w:r>
+        <w:rPr>
+          <w:rFonts w:eastAsiaTheme="majorEastAsia" w:cstheme="majorBidi"/>
+          <w:szCs w:val="26"/>
+          <w:lang w:bidi="ru-RU"/>
+        </w:rPr>
+        <w:t xml:space="preserve"> </w:t>
+      </w:r>
+      <w:r>
+        <w:rPr>
+          <w:rFonts w:eastAsiaTheme="majorEastAsia" w:cstheme="majorBidi"/>
+          <w:szCs w:val="26"/>
+          <w:lang w:bidi="ru-RU"/>
+        </w:rPr>
+        <w:t>обеспечивать</w:t>
+      </w:r>
+      <w:r>
+        <w:rPr>
+          <w:rFonts w:eastAsiaTheme="majorEastAsia" w:cstheme="majorBidi"/>
+          <w:szCs w:val="26"/>
+          <w:lang w:bidi="ru-RU"/>
+        </w:rPr>
+        <w:t xml:space="preserve"> </w:t>
+      </w:r>
+      <w:r>
+        <w:rPr>
+          <w:rFonts w:eastAsiaTheme="majorEastAsia" w:cstheme="majorBidi"/>
+          <w:szCs w:val="26"/>
+          <w:lang w:bidi="ru-RU"/>
+        </w:rPr>
+        <w:t>быструю</w:t>
+      </w:r>
+      <w:r>
+        <w:rPr>
+          <w:rFonts w:eastAsiaTheme="majorEastAsia" w:cstheme="majorBidi"/>
+          <w:szCs w:val="26"/>
+          <w:lang w:bidi="ru-RU"/>
+        </w:rPr>
+        <w:t xml:space="preserve"> </w:t>
+      </w:r>
+      <w:r>
+        <w:rPr>
+          <w:rFonts w:eastAsiaTheme="majorEastAsia" w:cstheme="majorBidi"/>
+          <w:szCs w:val="26"/>
+          <w:lang w:bidi="ru-RU"/>
+        </w:rPr>
+        <w:t>обработку</w:t>
+      </w:r>
+      <w:r>
+        <w:rPr>
+          <w:rFonts w:eastAsiaTheme="majorEastAsia" w:cstheme="majorBidi"/>
+          <w:szCs w:val="26"/>
+          <w:lang w:bidi="ru-RU"/>
+        </w:rPr>
+        <w:t xml:space="preserve"> </w:t>
+      </w:r>
+      <w:r>
+        <w:rPr>
+          <w:rFonts w:eastAsiaTheme="majorEastAsia" w:cstheme="majorBidi"/>
+          <w:szCs w:val="26"/>
+          <w:lang w:bidi="ru-RU"/>
+        </w:rPr>
+        <w:t>и</w:t>
+      </w:r>
+      <w:r>
+        <w:rPr>
+          <w:rFonts w:eastAsiaTheme="majorEastAsia" w:cstheme="majorBidi"/>
+          <w:szCs w:val="26"/>
+          <w:lang w:bidi="ru-RU"/>
+        </w:rPr>
+        <w:t xml:space="preserve"> </w:t>
+      </w:r>
+      <w:r>
+        <w:rPr>
+          <w:rFonts w:eastAsiaTheme="majorEastAsia" w:cstheme="majorBidi"/>
+          <w:szCs w:val="26"/>
+          <w:lang w:bidi="ru-RU"/>
+        </w:rPr>
+        <w:t>минимальные</w:t>
+      </w:r>
+      <w:r>
+        <w:rPr>
+          <w:rFonts w:eastAsiaTheme="majorEastAsia" w:cstheme="majorBidi"/>
+          <w:szCs w:val="26"/>
+          <w:lang w:bidi="ru-RU"/>
+        </w:rPr>
+        <w:t xml:space="preserve"> </w:t>
+      </w:r>
+      <w:r>
+        <w:rPr>
+          <w:rFonts w:eastAsiaTheme="majorEastAsia" w:cstheme="majorBidi"/>
+          <w:szCs w:val="26"/>
+          <w:lang w:bidi="ru-RU"/>
+        </w:rPr>
+        <w:t>задержки</w:t>
+      </w:r>
+      <w:r>
+        <w:rPr>
+          <w:rFonts w:eastAsiaTheme="majorEastAsia" w:cstheme="majorBidi"/>
+          <w:szCs w:val="26"/>
+          <w:lang w:bidi="ru-RU"/>
+        </w:rPr>
+        <w:t xml:space="preserve"> </w:t>
+      </w:r>
+      <w:r>
+        <w:rPr>
+          <w:rFonts w:eastAsiaTheme="majorEastAsia" w:cstheme="majorBidi"/>
+          <w:szCs w:val="26"/>
+          <w:lang w:bidi="ru-RU"/>
+        </w:rPr>
+        <w:t>при</w:t>
+      </w:r>
+      <w:r>
+        <w:rPr>
+          <w:rFonts w:eastAsiaTheme="majorEastAsia" w:cstheme="majorBidi"/>
+          <w:szCs w:val="26"/>
+          <w:lang w:bidi="ru-RU"/>
+        </w:rPr>
+        <w:t xml:space="preserve"> </w:t>
+      </w:r>
+      <w:r>
+        <w:rPr>
+          <w:rFonts w:eastAsiaTheme="majorEastAsia" w:cstheme="majorBidi"/>
+          <w:szCs w:val="26"/>
+          <w:lang w:bidi="ru-RU"/>
+        </w:rPr>
+        <w:t>работе.</w:t>
+      </w:r>
+      <w:r>
+        <w:rPr>
+          <w:rFonts w:eastAsiaTheme="majorEastAsia" w:cstheme="majorBidi"/>
+          <w:szCs w:val="26"/>
+          <w:lang w:bidi="ru-RU"/>
+        </w:rPr>
+        <w:t xml:space="preserve"> </w:t>
+      </w:r>
+      <w:r>
+        <w:rPr>
+          <w:rFonts w:eastAsiaTheme="majorEastAsia" w:cstheme="majorBidi"/>
+          <w:szCs w:val="26"/>
+          <w:lang w:bidi="ru-RU"/>
+        </w:rPr>
+        <w:t>При</w:t>
+      </w:r>
+      <w:r>
+        <w:rPr>
+          <w:rFonts w:eastAsiaTheme="majorEastAsia" w:cstheme="majorBidi"/>
+          <w:szCs w:val="26"/>
+          <w:lang w:bidi="ru-RU"/>
+        </w:rPr>
+        <w:t xml:space="preserve"> </w:t>
+      </w:r>
+      <w:r>
+        <w:rPr>
+          <w:rFonts w:eastAsiaTheme="majorEastAsia" w:cstheme="majorBidi"/>
+          <w:szCs w:val="26"/>
+          <w:lang w:bidi="ru-RU"/>
+        </w:rPr>
+        <w:t>нулевой</w:t>
+      </w:r>
+      <w:r>
+        <w:rPr>
+          <w:rFonts w:eastAsiaTheme="majorEastAsia" w:cstheme="majorBidi"/>
+          <w:szCs w:val="26"/>
+          <w:lang w:bidi="ru-RU"/>
+        </w:rPr>
+        <w:t xml:space="preserve"> </w:t>
+      </w:r>
+      <w:r>
+        <w:rPr>
+          <w:rFonts w:eastAsiaTheme="majorEastAsia" w:cstheme="majorBidi"/>
+          <w:szCs w:val="26"/>
+          <w:lang w:bidi="ru-RU"/>
+        </w:rPr>
+        <w:t>задержке</w:t>
+      </w:r>
+      <w:r>
+        <w:rPr>
+          <w:rFonts w:eastAsiaTheme="majorEastAsia" w:cstheme="majorBidi"/>
+          <w:szCs w:val="26"/>
+          <w:lang w:bidi="ru-RU"/>
+        </w:rPr>
+        <w:t xml:space="preserve"> </w:t>
+      </w:r>
+      <w:r>
+        <w:rPr>
+          <w:rFonts w:eastAsiaTheme="majorEastAsia" w:cstheme="majorBidi"/>
+          <w:szCs w:val="26"/>
+          <w:lang w:bidi="ru-RU"/>
+        </w:rPr>
+        <w:t>скорость</w:t>
+      </w:r>
+      <w:r>
+        <w:rPr>
+          <w:rFonts w:eastAsiaTheme="majorEastAsia" w:cstheme="majorBidi"/>
+          <w:szCs w:val="26"/>
+          <w:lang w:bidi="ru-RU"/>
+        </w:rPr>
+        <w:t xml:space="preserve"> </w:t>
+      </w:r>
+      <w:r>
+        <w:rPr>
+          <w:rFonts w:eastAsiaTheme="majorEastAsia" w:cstheme="majorBidi"/>
+          <w:szCs w:val="26"/>
+          <w:lang w:bidi="ru-RU"/>
+        </w:rPr>
         <w:lastRenderedPageBreak/>
-        <w:t>Временные</w:t>
-      </w:r>
-      <w:r>
-        <w:rPr>
-          <w:rFonts w:eastAsiaTheme="majorEastAsia" w:cstheme="majorBidi"/>
-          <w:szCs w:val="26"/>
-          <w:lang w:bidi="ru-RU"/>
-        </w:rPr>
-        <w:t xml:space="preserve"> </w:t>
-      </w:r>
-      <w:r>
-        <w:rPr>
-          <w:rFonts w:eastAsiaTheme="majorEastAsia" w:cstheme="majorBidi"/>
-          <w:szCs w:val="26"/>
-          <w:lang w:bidi="ru-RU"/>
-        </w:rPr>
-        <w:t>характеристики:</w:t>
-      </w:r>
-      <w:r>
-        <w:rPr>
-          <w:rFonts w:eastAsiaTheme="majorEastAsia" w:cstheme="majorBidi"/>
-          <w:szCs w:val="26"/>
-          <w:lang w:bidi="ru-RU"/>
-        </w:rPr>
-        <w:t xml:space="preserve"> </w:t>
-      </w:r>
-      <w:r>
-        <w:rPr>
-          <w:rFonts w:eastAsiaTheme="majorEastAsia" w:cstheme="majorBidi"/>
-          <w:szCs w:val="26"/>
-          <w:lang w:bidi="ru-RU"/>
-        </w:rPr>
-        <w:t>программа</w:t>
-      </w:r>
-      <w:r>
-        <w:rPr>
-          <w:rFonts w:eastAsiaTheme="majorEastAsia" w:cstheme="majorBidi"/>
-          <w:szCs w:val="26"/>
-          <w:lang w:bidi="ru-RU"/>
-        </w:rPr>
-        <w:t xml:space="preserve"> </w:t>
-      </w:r>
-      <w:r>
-        <w:rPr>
-          <w:rFonts w:eastAsiaTheme="majorEastAsia" w:cstheme="majorBidi"/>
-          <w:szCs w:val="26"/>
-          <w:lang w:bidi="ru-RU"/>
-        </w:rPr>
-        <w:t>должна</w:t>
-      </w:r>
-      <w:r>
-        <w:rPr>
-          <w:rFonts w:eastAsiaTheme="majorEastAsia" w:cstheme="majorBidi"/>
-          <w:szCs w:val="26"/>
-          <w:lang w:bidi="ru-RU"/>
-        </w:rPr>
-        <w:t xml:space="preserve"> </w:t>
-      </w:r>
-      <w:r>
-        <w:rPr>
-          <w:rFonts w:eastAsiaTheme="majorEastAsia" w:cstheme="majorBidi"/>
-          <w:szCs w:val="26"/>
-          <w:lang w:bidi="ru-RU"/>
-        </w:rPr>
-        <w:t>обеспечивать</w:t>
-      </w:r>
-      <w:r>
-        <w:rPr>
-          <w:rFonts w:eastAsiaTheme="majorEastAsia" w:cstheme="majorBidi"/>
-          <w:szCs w:val="26"/>
-          <w:lang w:bidi="ru-RU"/>
-        </w:rPr>
-        <w:t xml:space="preserve"> </w:t>
-      </w:r>
-      <w:r>
-        <w:rPr>
-          <w:rFonts w:eastAsiaTheme="majorEastAsia" w:cstheme="majorBidi"/>
-          <w:szCs w:val="26"/>
-          <w:lang w:bidi="ru-RU"/>
-        </w:rPr>
-        <w:t>быструю</w:t>
-      </w:r>
-      <w:r>
-        <w:rPr>
-          <w:rFonts w:eastAsiaTheme="majorEastAsia" w:cstheme="majorBidi"/>
-          <w:szCs w:val="26"/>
-          <w:lang w:bidi="ru-RU"/>
-        </w:rPr>
-        <w:t xml:space="preserve"> </w:t>
-      </w:r>
-      <w:r>
-        <w:rPr>
-          <w:rFonts w:eastAsiaTheme="majorEastAsia" w:cstheme="majorBidi"/>
-          <w:szCs w:val="26"/>
-          <w:lang w:bidi="ru-RU"/>
-        </w:rPr>
-        <w:t>обработку</w:t>
-      </w:r>
-      <w:r>
-        <w:rPr>
-          <w:rFonts w:eastAsiaTheme="majorEastAsia" w:cstheme="majorBidi"/>
-          <w:szCs w:val="26"/>
-          <w:lang w:bidi="ru-RU"/>
-        </w:rPr>
-        <w:t xml:space="preserve"> </w:t>
-      </w:r>
-      <w:r>
-        <w:rPr>
-          <w:rFonts w:eastAsiaTheme="majorEastAsia" w:cstheme="majorBidi"/>
-          <w:szCs w:val="26"/>
-          <w:lang w:bidi="ru-RU"/>
-        </w:rPr>
-        <w:t>и</w:t>
-      </w:r>
-      <w:r>
-        <w:rPr>
-          <w:rFonts w:eastAsiaTheme="majorEastAsia" w:cstheme="majorBidi"/>
-          <w:szCs w:val="26"/>
-          <w:lang w:bidi="ru-RU"/>
-        </w:rPr>
-        <w:t xml:space="preserve"> </w:t>
-      </w:r>
-      <w:r>
-        <w:rPr>
-          <w:rFonts w:eastAsiaTheme="majorEastAsia" w:cstheme="majorBidi"/>
-          <w:szCs w:val="26"/>
-          <w:lang w:bidi="ru-RU"/>
-        </w:rPr>
-        <w:t>минимальные</w:t>
-      </w:r>
-      <w:r>
-        <w:rPr>
-          <w:rFonts w:eastAsiaTheme="majorEastAsia" w:cstheme="majorBidi"/>
-          <w:szCs w:val="26"/>
-          <w:lang w:bidi="ru-RU"/>
-        </w:rPr>
-        <w:t xml:space="preserve"> </w:t>
-      </w:r>
-      <w:r>
-        <w:rPr>
-          <w:rFonts w:eastAsiaTheme="majorEastAsia" w:cstheme="majorBidi"/>
-          <w:szCs w:val="26"/>
-          <w:lang w:bidi="ru-RU"/>
-        </w:rPr>
-        <w:t>задержки</w:t>
-      </w:r>
-      <w:r>
-        <w:rPr>
-          <w:rFonts w:eastAsiaTheme="majorEastAsia" w:cstheme="majorBidi"/>
-          <w:szCs w:val="26"/>
-          <w:lang w:bidi="ru-RU"/>
-        </w:rPr>
-        <w:t xml:space="preserve"> </w:t>
-      </w:r>
-      <w:r>
-        <w:rPr>
-          <w:rFonts w:eastAsiaTheme="majorEastAsia" w:cstheme="majorBidi"/>
-          <w:szCs w:val="26"/>
-          <w:lang w:bidi="ru-RU"/>
-        </w:rPr>
-        <w:t>при</w:t>
-      </w:r>
-      <w:r>
-        <w:rPr>
-          <w:rFonts w:eastAsiaTheme="majorEastAsia" w:cstheme="majorBidi"/>
-          <w:szCs w:val="26"/>
-          <w:lang w:bidi="ru-RU"/>
-        </w:rPr>
-        <w:t xml:space="preserve"> </w:t>
-      </w:r>
-      <w:r>
-        <w:rPr>
-          <w:rFonts w:eastAsiaTheme="majorEastAsia" w:cstheme="majorBidi"/>
-          <w:szCs w:val="26"/>
-          <w:lang w:bidi="ru-RU"/>
-        </w:rPr>
-        <w:t>работе.</w:t>
-      </w:r>
-      <w:r>
-        <w:rPr>
-          <w:rFonts w:eastAsiaTheme="majorEastAsia" w:cstheme="majorBidi"/>
-          <w:szCs w:val="26"/>
-          <w:lang w:bidi="ru-RU"/>
-        </w:rPr>
-        <w:t xml:space="preserve"> </w:t>
-      </w:r>
-      <w:r>
-        <w:rPr>
-          <w:rFonts w:eastAsiaTheme="majorEastAsia" w:cstheme="majorBidi"/>
-          <w:szCs w:val="26"/>
-          <w:lang w:bidi="ru-RU"/>
-        </w:rPr>
-        <w:t>При</w:t>
-      </w:r>
-      <w:r>
-        <w:rPr>
-          <w:rFonts w:eastAsiaTheme="majorEastAsia" w:cstheme="majorBidi"/>
-          <w:szCs w:val="26"/>
-          <w:lang w:bidi="ru-RU"/>
-        </w:rPr>
-        <w:t xml:space="preserve"> </w:t>
-      </w:r>
-      <w:r>
-        <w:rPr>
-          <w:rFonts w:eastAsiaTheme="majorEastAsia" w:cstheme="majorBidi"/>
-          <w:szCs w:val="26"/>
-          <w:lang w:bidi="ru-RU"/>
-        </w:rPr>
-        <w:t>нулевой</w:t>
-      </w:r>
-      <w:r>
-        <w:rPr>
-          <w:rFonts w:eastAsiaTheme="majorEastAsia" w:cstheme="majorBidi"/>
-          <w:szCs w:val="26"/>
-          <w:lang w:bidi="ru-RU"/>
-        </w:rPr>
-        <w:t xml:space="preserve"> </w:t>
-      </w:r>
-      <w:r>
-        <w:rPr>
-          <w:rFonts w:eastAsiaTheme="majorEastAsia" w:cstheme="majorBidi"/>
-          <w:szCs w:val="26"/>
-          <w:lang w:bidi="ru-RU"/>
-        </w:rPr>
-        <w:t>задержке</w:t>
-      </w:r>
-      <w:r>
-        <w:rPr>
-          <w:rFonts w:eastAsiaTheme="majorEastAsia" w:cstheme="majorBidi"/>
-          <w:szCs w:val="26"/>
-          <w:lang w:bidi="ru-RU"/>
-        </w:rPr>
-        <w:t xml:space="preserve"> </w:t>
-      </w:r>
-      <w:r>
-        <w:rPr>
-          <w:rFonts w:eastAsiaTheme="majorEastAsia" w:cstheme="majorBidi"/>
-          <w:szCs w:val="26"/>
-          <w:lang w:bidi="ru-RU"/>
-        </w:rPr>
-        <w:t>скорость</w:t>
-      </w:r>
-      <w:r>
-        <w:rPr>
-          <w:rFonts w:eastAsiaTheme="majorEastAsia" w:cstheme="majorBidi"/>
-          <w:szCs w:val="26"/>
-          <w:lang w:bidi="ru-RU"/>
-        </w:rPr>
-        <w:t xml:space="preserve"> </w:t>
-      </w:r>
-      <w:r>
-        <w:rPr>
-          <w:rFonts w:eastAsiaTheme="majorEastAsia" w:cstheme="majorBidi"/>
-          <w:szCs w:val="26"/>
-          <w:lang w:bidi="ru-RU"/>
-        </w:rPr>
         <w:t>должна</w:t>
       </w:r>
       <w:r>
@@ -14128,7 +13993,6 @@
           <w:szCs w:val="26"/>
           <w:lang w:bidi="ru-RU"/>
         </w:rPr>
-        <w:lastRenderedPageBreak/>
         <w:t>Для</w:t>
       </w:r>
       <w:r>
@@ -14409,6 +14273,7 @@
           <w:szCs w:val="26"/>
           <w:lang w:bidi="ru-RU"/>
         </w:rPr>
+        <w:lastRenderedPageBreak/>
         <w:t>Состав</w:t>
       </w:r>
       <w:r>
@@ -17179,21 +17044,7 @@
         <w:rPr>
           <w:rFonts w:cs="Times New Roman"/>
         </w:rPr>
-        <w:t>(</w:t>
-      </w:r>
-      <w:proofErr w:type="spellStart"/>
-      <w:r>
-        <w:rPr>
-          <w:rFonts w:cs="Times New Roman"/>
-        </w:rPr>
-        <w:t>SortArray</w:t>
-      </w:r>
-      <w:proofErr w:type="spellEnd"/>
-      <w:r>
-        <w:rPr>
-          <w:rFonts w:cs="Times New Roman"/>
-        </w:rPr>
-        <w:t>)</w:t>
+        <w:t>(SortArray)</w:t>
       </w:r>
       <w:r>
         <w:rPr>
@@ -17334,21 +17185,7 @@
         <w:rPr>
           <w:rFonts w:cs="Times New Roman"/>
         </w:rPr>
-        <w:t>(</w:t>
-      </w:r>
-      <w:proofErr w:type="spellStart"/>
-      <w:r>
-        <w:rPr>
-          <w:rFonts w:cs="Times New Roman"/>
-        </w:rPr>
-        <w:t>SortingAlgorithms</w:t>
-      </w:r>
-      <w:proofErr w:type="spellEnd"/>
-      <w:r>
-        <w:rPr>
-          <w:rFonts w:cs="Times New Roman"/>
-        </w:rPr>
-        <w:t>)</w:t>
+        <w:t>(SortingAlgorithms)</w:t>
       </w:r>
       <w:r>
         <w:rPr>
@@ -17440,19 +17277,11 @@
         </w:rPr>
         <w:t xml:space="preserve"> </w:t>
       </w:r>
-      <w:proofErr w:type="spellStart"/>
-      <w:r>
-        <w:rPr>
-          <w:rFonts w:cs="Times New Roman"/>
-        </w:rPr>
-        <w:t>ISortingAlgorithm</w:t>
-      </w:r>
-      <w:proofErr w:type="spellEnd"/>
-      <w:r>
-        <w:rPr>
-          <w:rFonts w:cs="Times New Roman"/>
-        </w:rPr>
-        <w:t>.</w:t>
+      <w:r>
+        <w:rPr>
+          <w:rFonts w:cs="Times New Roman"/>
+        </w:rPr>
+        <w:t>ISortingAlgorithm.</w:t>
       </w:r>
     </w:p>
     <w:p>
@@ -17497,21 +17326,7 @@
         <w:rPr>
           <w:rFonts w:cs="Times New Roman"/>
         </w:rPr>
-        <w:t>(</w:t>
-      </w:r>
-      <w:proofErr w:type="spellStart"/>
-      <w:r>
-        <w:rPr>
-          <w:rFonts w:cs="Times New Roman"/>
-        </w:rPr>
-        <w:t>ArrayRenderer</w:t>
-      </w:r>
-      <w:proofErr w:type="spellEnd"/>
-      <w:r>
-        <w:rPr>
-          <w:rFonts w:cs="Times New Roman"/>
-        </w:rPr>
-        <w:t>)</w:t>
+        <w:t>(ArrayRenderer)</w:t>
       </w:r>
       <w:r>
         <w:rPr>
@@ -17640,21 +17455,7 @@
         <w:rPr>
           <w:rFonts w:cs="Times New Roman"/>
         </w:rPr>
-        <w:t>(</w:t>
-      </w:r>
-      <w:proofErr w:type="spellStart"/>
-      <w:r>
-        <w:rPr>
-          <w:rFonts w:cs="Times New Roman"/>
-        </w:rPr>
-        <w:t>SortController</w:t>
-      </w:r>
-      <w:proofErr w:type="spellEnd"/>
-      <w:r>
-        <w:rPr>
-          <w:rFonts w:cs="Times New Roman"/>
-        </w:rPr>
-        <w:t>)</w:t>
+        <w:t>(SortController)</w:t>
       </w:r>
       <w:r>
         <w:rPr>
@@ -17771,21 +17572,7 @@
         <w:rPr>
           <w:rFonts w:cs="Times New Roman"/>
         </w:rPr>
-        <w:t>(</w:t>
-      </w:r>
-      <w:proofErr w:type="spellStart"/>
-      <w:r>
-        <w:rPr>
-          <w:rFonts w:cs="Times New Roman"/>
-        </w:rPr>
-        <w:t>Statistics</w:t>
-      </w:r>
-      <w:proofErr w:type="spellEnd"/>
-      <w:r>
-        <w:rPr>
-          <w:rFonts w:cs="Times New Roman"/>
-        </w:rPr>
-        <w:t>)</w:t>
+        <w:t>(Statistics)</w:t>
       </w:r>
       <w:r>
         <w:rPr>
@@ -17914,21 +17701,7 @@
         <w:rPr>
           <w:rFonts w:cs="Times New Roman"/>
         </w:rPr>
-        <w:t>(</w:t>
-      </w:r>
-      <w:proofErr w:type="spellStart"/>
-      <w:r>
-        <w:rPr>
-          <w:rFonts w:cs="Times New Roman"/>
-        </w:rPr>
-        <w:t>AlgorithmExplainer</w:t>
-      </w:r>
-      <w:proofErr w:type="spellEnd"/>
-      <w:r>
-        <w:rPr>
-          <w:rFonts w:cs="Times New Roman"/>
-        </w:rPr>
-        <w:t>)</w:t>
+        <w:t>(AlgorithmExplainer)</w:t>
       </w:r>
       <w:r>
         <w:rPr>
@@ -19155,7 +18928,6 @@
         </w:rPr>
         <w:t xml:space="preserve"> </w:t>
       </w:r>
-      <w:proofErr w:type="spellStart"/>
       <w:r>
         <w:rPr>
           <w:rFonts w:cs="Times New Roman"/>
@@ -19163,7 +18935,6 @@
         </w:rPr>
         <w:t>Git</w:t>
       </w:r>
-      <w:proofErr w:type="spellEnd"/>
       <w:r>
         <w:rPr>
           <w:rFonts w:cs="Times New Roman"/>
@@ -19227,21 +18998,12 @@
         </w:rPr>
         <w:t xml:space="preserve"> </w:t>
       </w:r>
-      <w:proofErr w:type="spellStart"/>
-      <w:r>
-        <w:rPr>
-          <w:rFonts w:cs="Times New Roman"/>
-          <w:szCs w:val="28"/>
-        </w:rPr>
-        <w:t>GitHub</w:t>
-      </w:r>
-      <w:proofErr w:type="spellEnd"/>
-      <w:r>
-        <w:rPr>
-          <w:rFonts w:cs="Times New Roman"/>
-          <w:szCs w:val="28"/>
-        </w:rPr>
-        <w:t>.</w:t>
+      <w:r>
+        <w:rPr>
+          <w:rFonts w:cs="Times New Roman"/>
+          <w:szCs w:val="28"/>
+        </w:rPr>
+        <w:t>GitHub.</w:t>
       </w:r>
       <w:r>
         <w:rPr>
@@ -19540,6 +19302,13 @@
           <w:szCs w:val="28"/>
         </w:rPr>
         <w:t>программирования</w:t>
+      </w:r>
+      <w:r>
+        <w:rPr>
+          <w:rFonts w:cs="Times New Roman"/>
+          <w:szCs w:val="28"/>
+        </w:rPr>
+        <w:t>:</w:t>
       </w:r>
     </w:p>
     <w:p>
@@ -19901,7 +19670,6 @@
         </w:rPr>
         <w:t xml:space="preserve"> </w:t>
       </w:r>
-      <w:proofErr w:type="spellStart"/>
       <w:r>
         <w:rPr>
           <w:rFonts w:cs="Times New Roman"/>
@@ -19909,7 +19677,6 @@
         </w:rPr>
         <w:t>Forms</w:t>
       </w:r>
-      <w:proofErr w:type="spellEnd"/>
       <w:r>
         <w:rPr>
           <w:rFonts w:cs="Times New Roman"/>
@@ -20763,7 +20530,6 @@
         </w:rPr>
         <w:t xml:space="preserve"> </w:t>
       </w:r>
-      <w:proofErr w:type="spellStart"/>
       <w:r>
         <w:rPr>
           <w:rFonts w:cs="Times New Roman"/>
@@ -20771,7 +20537,6 @@
         </w:rPr>
         <w:t>Visio</w:t>
       </w:r>
-      <w:proofErr w:type="spellEnd"/>
       <w:r>
         <w:rPr>
           <w:rFonts w:cs="Times New Roman"/>
@@ -22416,7 +22181,6 @@
           <w:rFonts w:cs="Times New Roman"/>
           <w:szCs w:val="28"/>
         </w:rPr>
-        <w:lastRenderedPageBreak/>
         <w:t>процессор</w:t>
       </w:r>
       <w:r>
@@ -22579,6 +22343,7 @@
           <w:rFonts w:cs="Times New Roman"/>
           <w:szCs w:val="28"/>
         </w:rPr>
+        <w:lastRenderedPageBreak/>
         <w:t>ОЗУ:</w:t>
       </w:r>
       <w:r>
@@ -23710,25 +23475,7 @@
           <w:szCs w:val="28"/>
           <w:lang w:eastAsia="ru-RU"/>
         </w:rPr>
-        <w:t>(</w:t>
-      </w:r>
-      <w:proofErr w:type="spellStart"/>
-      <w:r>
-        <w:rPr>
-          <w:rFonts w:eastAsia="Times New Roman" w:cs="Times New Roman"/>
-          <w:szCs w:val="28"/>
-          <w:lang w:eastAsia="ru-RU"/>
-        </w:rPr>
-        <w:t>ComboBox</w:t>
-      </w:r>
-      <w:proofErr w:type="spellEnd"/>
-      <w:r>
-        <w:rPr>
-          <w:rFonts w:eastAsia="Times New Roman" w:cs="Times New Roman"/>
-          <w:szCs w:val="28"/>
-          <w:lang w:eastAsia="ru-RU"/>
-        </w:rPr>
-        <w:t>).</w:t>
+        <w:t>(ComboBox).</w:t>
       </w:r>
       <w:r>
         <w:rPr>
@@ -24003,23 +23750,13 @@
         </w:rPr>
         <w:t xml:space="preserve"> </w:t>
       </w:r>
-      <w:proofErr w:type="spellStart"/>
       <w:r>
         <w:rPr>
           <w:rFonts w:eastAsia="Times New Roman" w:cs="Times New Roman"/>
           <w:szCs w:val="28"/>
           <w:lang w:eastAsia="ru-RU"/>
         </w:rPr>
-        <w:t>NumericUpDown</w:t>
-      </w:r>
-      <w:proofErr w:type="spellEnd"/>
-      <w:r>
-        <w:rPr>
-          <w:rFonts w:eastAsia="Times New Roman" w:cs="Times New Roman"/>
-          <w:szCs w:val="28"/>
-          <w:lang w:eastAsia="ru-RU"/>
-        </w:rPr>
-        <w:t>.</w:t>
+        <w:t>NumericUpDown.</w:t>
       </w:r>
       <w:r>
         <w:rPr>
@@ -24463,7 +24200,6 @@
         </w:rPr>
         <w:t xml:space="preserve"> </w:t>
       </w:r>
-      <w:proofErr w:type="spellStart"/>
       <w:r>
         <w:rPr>
           <w:rFonts w:eastAsia="Times New Roman" w:cs="Times New Roman"/>
@@ -24472,7 +24208,6 @@
         </w:rPr>
         <w:t>TrackBar</w:t>
       </w:r>
-      <w:proofErr w:type="spellEnd"/>
       <w:r>
         <w:rPr>
           <w:rFonts w:eastAsia="Times New Roman" w:cs="Times New Roman"/>
@@ -24650,7 +24385,6 @@
         </w:rPr>
         <w:t xml:space="preserve"> </w:t>
       </w:r>
-      <w:proofErr w:type="spellStart"/>
       <w:r>
         <w:rPr>
           <w:rFonts w:eastAsia="Times New Roman" w:cs="Times New Roman"/>
@@ -24659,7 +24393,6 @@
         </w:rPr>
         <w:t>NumericUpDown</w:t>
       </w:r>
-      <w:proofErr w:type="spellEnd"/>
       <w:r>
         <w:rPr>
           <w:rFonts w:eastAsia="Times New Roman" w:cs="Times New Roman"/>
@@ -25299,7 +25032,6 @@
         </w:rPr>
         <w:t xml:space="preserve"> </w:t>
       </w:r>
-      <w:proofErr w:type="spellStart"/>
       <w:r>
         <w:rPr>
           <w:rFonts w:eastAsia="Times New Roman" w:cs="Times New Roman"/>
@@ -25308,7 +25040,6 @@
         </w:rPr>
         <w:t>Bogo</w:t>
       </w:r>
-      <w:proofErr w:type="spellEnd"/>
       <w:r>
         <w:rPr>
           <w:rFonts w:eastAsia="Times New Roman" w:cs="Times New Roman"/>
@@ -25317,23 +25048,13 @@
         </w:rPr>
         <w:t xml:space="preserve"> </w:t>
       </w:r>
-      <w:proofErr w:type="spellStart"/>
       <w:r>
         <w:rPr>
           <w:rFonts w:eastAsia="Times New Roman" w:cs="Times New Roman"/>
           <w:szCs w:val="28"/>
           <w:lang w:eastAsia="ru-RU"/>
         </w:rPr>
-        <w:t>Sort</w:t>
-      </w:r>
-      <w:proofErr w:type="spellEnd"/>
-      <w:r>
-        <w:rPr>
-          <w:rFonts w:eastAsia="Times New Roman" w:cs="Times New Roman"/>
-          <w:szCs w:val="28"/>
-          <w:lang w:eastAsia="ru-RU"/>
-        </w:rPr>
-        <w:t>).</w:t>
+        <w:t>Sort).</w:t>
       </w:r>
     </w:p>
     <w:p>
@@ -25741,7 +25462,6 @@
         </w:rPr>
         <w:t xml:space="preserve"> </w:t>
       </w:r>
-      <w:proofErr w:type="spellStart"/>
       <w:r>
         <w:rPr>
           <w:rFonts w:eastAsia="Times New Roman" w:cs="Times New Roman"/>
@@ -25750,7 +25470,6 @@
         </w:rPr>
         <w:t>PictureBox</w:t>
       </w:r>
-      <w:proofErr w:type="spellEnd"/>
       <w:r>
         <w:rPr>
           <w:rFonts w:eastAsia="Times New Roman" w:cs="Times New Roman"/>
@@ -26048,7 +25767,6 @@
           <w:szCs w:val="28"/>
           <w:lang w:eastAsia="ru-RU"/>
         </w:rPr>
-        <w:lastRenderedPageBreak/>
         <w:t>позиция</w:t>
       </w:r>
       <w:r>
@@ -26202,6 +25920,7 @@
           <w:szCs w:val="28"/>
           <w:lang w:eastAsia="ru-RU"/>
         </w:rPr>
+        <w:lastRenderedPageBreak/>
         <w:t>цвет</w:t>
       </w:r>
       <w:r>
@@ -28779,10 +28498,10 @@
       </w:r>
       <w:r>
         <w:object w:dxaOrig="11451" w:dyaOrig="5895" w14:anchorId="6E231466">
-          <v:shape id="_x0000_i1052" type="#_x0000_t75" style="width:488.95pt;height:252pt" o:ole="">
+          <v:shape id="_x0000_i1051" type="#_x0000_t75" style="width:489pt;height:252pt" o:ole="">
             <v:imagedata r:id="rId10" o:title=""/>
           </v:shape>
-          <o:OLEObject Type="Embed" ProgID="Visio.Drawing.11" ShapeID="_x0000_i1052" DrawAspect="Icon" ObjectID="_1834992224" r:id="rId11"/>
+          <o:OLEObject Type="Embed" ProgID="Visio.Drawing.11" ShapeID="_x0000_i1051" DrawAspect="Icon" ObjectID="_1835264890" r:id="rId11"/>
         </w:object>
       </w:r>
     </w:p>
@@ -29282,10 +29001,10 @@
       </w:pPr>
       <w:r>
         <w:object w:dxaOrig="7788" w:dyaOrig="4550" w14:anchorId="61CCA852">
-          <v:shape id="_x0000_i1053" type="#_x0000_t75" style="width:432.85pt;height:252.85pt" o:ole="">
+          <v:shape id="_x0000_i1052" type="#_x0000_t75" style="width:432.75pt;height:252.75pt" o:ole="">
             <v:imagedata r:id="rId12" o:title=""/>
           </v:shape>
-          <o:OLEObject Type="Embed" ProgID="Visio.Drawing.11" ShapeID="_x0000_i1053" DrawAspect="Icon" ObjectID="_1834992225" r:id="rId13"/>
+          <o:OLEObject Type="Embed" ProgID="Visio.Drawing.11" ShapeID="_x0000_i1052" DrawAspect="Icon" ObjectID="_1835264891" r:id="rId13"/>
         </w:object>
       </w:r>
     </w:p>
@@ -30232,24 +29951,14 @@
         <w:contextualSpacing/>
         <w:jc w:val="both"/>
       </w:pPr>
-      <w:proofErr w:type="spellStart"/>
       <w:r>
         <w:t>SortArray</w:t>
       </w:r>
-      <w:proofErr w:type="spellEnd"/>
-      <w:r>
-        <w:t xml:space="preserve"> </w:t>
-      </w:r>
-      <w:r>
-        <w:t xml:space="preserve">— модель массива, содержащая методы генерации, перемешивания и проверки </w:t>
-      </w:r>
-      <w:proofErr w:type="spellStart"/>
-      <w:r>
-        <w:t>отсортированности</w:t>
-      </w:r>
-      <w:proofErr w:type="spellEnd"/>
-      <w:r>
-        <w:t>;</w:t>
+      <w:r>
+        <w:t xml:space="preserve"> </w:t>
+      </w:r>
+      <w:r>
+        <w:t>— модель массива, содержащая методы генерации, перемешивания и проверки отсортированности;</w:t>
       </w:r>
     </w:p>
     <w:p>
@@ -30259,11 +29968,9 @@
         <w:contextualSpacing/>
         <w:jc w:val="both"/>
       </w:pPr>
-      <w:proofErr w:type="spellStart"/>
       <w:r>
         <w:t>Statistics</w:t>
       </w:r>
-      <w:proofErr w:type="spellEnd"/>
       <w:r>
         <w:t xml:space="preserve"> </w:t>
       </w:r>
@@ -30278,11 +29985,9 @@
         <w:contextualSpacing/>
         <w:jc w:val="both"/>
       </w:pPr>
-      <w:proofErr w:type="spellStart"/>
       <w:r>
         <w:t>ISortingAlgorithm</w:t>
       </w:r>
-      <w:proofErr w:type="spellEnd"/>
       <w:r>
         <w:t xml:space="preserve"> </w:t>
       </w:r>
@@ -30300,11 +30005,9 @@
           <w:bCs/>
         </w:rPr>
       </w:pPr>
-      <w:proofErr w:type="spellStart"/>
       <w:r>
         <w:t>SortController</w:t>
       </w:r>
-      <w:proofErr w:type="spellEnd"/>
       <w:r>
         <w:rPr>
           <w:bCs/>
@@ -31064,10 +30767,10 @@
       </w:pPr>
       <w:r>
         <w:object w:dxaOrig="8712" w:dyaOrig="6898" w14:anchorId="146D572E">
-          <v:shape id="_x0000_i1054" type="#_x0000_t75" style="width:435.35pt;height:344.95pt" o:ole="">
+          <v:shape id="_x0000_i1053" type="#_x0000_t75" style="width:435pt;height:345pt" o:ole="">
             <v:imagedata r:id="rId15" o:title=""/>
           </v:shape>
-          <o:OLEObject Type="Embed" ProgID="Visio.Drawing.11" ShapeID="_x0000_i1054" DrawAspect="Content" ObjectID="_1834992226" r:id="rId16"/>
+          <o:OLEObject Type="Embed" ProgID="Visio.Drawing.11" ShapeID="_x0000_i1053" DrawAspect="Content" ObjectID="_1835264892" r:id="rId16"/>
         </w:object>
       </w:r>
     </w:p>
@@ -31532,10 +31235,10 @@
       </w:pPr>
       <w:r>
         <w:object w:dxaOrig="4166" w:dyaOrig="11060" w14:anchorId="5A5C3C62">
-          <v:shape id="_x0000_i1055" type="#_x0000_t75" style="width:208.45pt;height:553.4pt" o:ole="">
+          <v:shape id="_x0000_i1054" type="#_x0000_t75" style="width:208.5pt;height:553.5pt" o:ole="">
             <v:imagedata r:id="rId17" o:title=""/>
           </v:shape>
-          <o:OLEObject Type="Embed" ProgID="Visio.Drawing.11" ShapeID="_x0000_i1055" DrawAspect="Icon" ObjectID="_1834992227" r:id="rId18"/>
+          <o:OLEObject Type="Embed" ProgID="Visio.Drawing.11" ShapeID="_x0000_i1054" DrawAspect="Icon" ObjectID="_1835264893" r:id="rId18"/>
         </w:object>
       </w:r>
     </w:p>
@@ -32406,23 +32109,7 @@
               </w:rPr>
             </w:pPr>
             <w:r>
-              <w:t>Сортировка массива пузырьковым методом (</w:t>
-            </w:r>
-            <w:proofErr w:type="spellStart"/>
-            <w:r>
-              <w:t>Bubble</w:t>
-            </w:r>
-            <w:proofErr w:type="spellEnd"/>
-            <w:r>
-              <w:t xml:space="preserve"> </w:t>
-            </w:r>
-            <w:proofErr w:type="spellStart"/>
-            <w:r>
-              <w:t>Sort</w:t>
-            </w:r>
-            <w:proofErr w:type="spellEnd"/>
-            <w:r>
-              <w:t>)</w:t>
+              <w:t>Сортировка массива пузырьковым методом (Bubble Sort)</w:t>
             </w:r>
           </w:p>
         </w:tc>
@@ -32716,7 +32403,6 @@
               </w:rPr>
               <w:t xml:space="preserve"> </w:t>
             </w:r>
-            <w:proofErr w:type="spellStart"/>
             <w:r>
               <w:rPr>
                 <w:rFonts w:cs="Times New Roman"/>
@@ -32724,7 +32410,6 @@
               </w:rPr>
               <w:t>log</w:t>
             </w:r>
-            <w:proofErr w:type="spellEnd"/>
             <w:r>
               <w:rPr>
                 <w:rFonts w:cs="Times New Roman"/>
@@ -32828,19 +32513,15 @@
             <w:r>
               <w:t xml:space="preserve"> </w:t>
             </w:r>
-            <w:proofErr w:type="spellStart"/>
             <w:r>
               <w:t>Bogo</w:t>
             </w:r>
-            <w:proofErr w:type="spellEnd"/>
             <w:r>
               <w:t xml:space="preserve"> </w:t>
             </w:r>
-            <w:proofErr w:type="spellStart"/>
             <w:r>
               <w:t>Sort</w:t>
             </w:r>
-            <w:proofErr w:type="spellEnd"/>
           </w:p>
         </w:tc>
         <w:tc>
@@ -33444,35 +33125,35 @@
                 <w:rFonts w:cs="Times New Roman"/>
                 <w:szCs w:val="28"/>
               </w:rPr>
+              <w:t>«</w:t>
+            </w:r>
+            <w:r>
+              <w:rPr>
+                <w:rFonts w:cs="Times New Roman"/>
+                <w:szCs w:val="28"/>
+              </w:rPr>
+              <w:t>Перемешать</w:t>
+            </w:r>
+            <w:r>
+              <w:rPr>
+                <w:rFonts w:cs="Times New Roman"/>
+                <w:szCs w:val="28"/>
+              </w:rPr>
+              <w:t>»</w:t>
+            </w:r>
+            <w:r>
+              <w:rPr>
+                <w:rFonts w:cs="Times New Roman"/>
+                <w:szCs w:val="28"/>
+              </w:rPr>
+              <w:t xml:space="preserve"> </w:t>
+            </w:r>
+            <w:r>
+              <w:rPr>
+                <w:rFonts w:cs="Times New Roman"/>
+                <w:szCs w:val="28"/>
+              </w:rPr>
               <w:lastRenderedPageBreak/>
-              <w:t>«</w:t>
-            </w:r>
-            <w:r>
-              <w:rPr>
-                <w:rFonts w:cs="Times New Roman"/>
-                <w:szCs w:val="28"/>
-              </w:rPr>
-              <w:t>Перемешать</w:t>
-            </w:r>
-            <w:r>
-              <w:rPr>
-                <w:rFonts w:cs="Times New Roman"/>
-                <w:szCs w:val="28"/>
-              </w:rPr>
-              <w:t>»</w:t>
-            </w:r>
-            <w:r>
-              <w:rPr>
-                <w:rFonts w:cs="Times New Roman"/>
-                <w:szCs w:val="28"/>
-              </w:rPr>
-              <w:t xml:space="preserve"> </w:t>
-            </w:r>
-            <w:r>
-              <w:rPr>
-                <w:rFonts w:cs="Times New Roman"/>
-                <w:szCs w:val="28"/>
-              </w:rPr>
               <w:t>неактивны</w:t>
             </w:r>
             <w:r>
@@ -35960,7 +35641,6 @@
         <w:rPr>
           <w:szCs w:val="28"/>
         </w:rPr>
-        <w:lastRenderedPageBreak/>
         <w:t>Выбор</w:t>
       </w:r>
       <w:r>
@@ -35990,6 +35670,7 @@
         <w:rPr>
           <w:szCs w:val="28"/>
         </w:rPr>
+        <w:lastRenderedPageBreak/>
         <w:t>Для</w:t>
       </w:r>
       <w:r>
@@ -36199,35 +35880,19 @@
         <w:rPr>
           <w:szCs w:val="28"/>
         </w:rPr>
-        <w:t>(</w:t>
-      </w:r>
-      <w:proofErr w:type="spellStart"/>
-      <w:r>
-        <w:rPr>
-          <w:szCs w:val="28"/>
-        </w:rPr>
-        <w:t>Bubble</w:t>
-      </w:r>
-      <w:proofErr w:type="spellEnd"/>
-      <w:r>
-        <w:rPr>
-          <w:szCs w:val="28"/>
-        </w:rPr>
-        <w:t xml:space="preserve"> </w:t>
-      </w:r>
-      <w:proofErr w:type="spellStart"/>
-      <w:r>
-        <w:rPr>
-          <w:szCs w:val="28"/>
-        </w:rPr>
-        <w:t>Sort</w:t>
-      </w:r>
-      <w:proofErr w:type="spellEnd"/>
-      <w:r>
-        <w:rPr>
-          <w:szCs w:val="28"/>
-        </w:rPr>
-        <w:t>);</w:t>
+        <w:t>(Bubble</w:t>
+      </w:r>
+      <w:r>
+        <w:rPr>
+          <w:szCs w:val="28"/>
+        </w:rPr>
+        <w:t xml:space="preserve"> </w:t>
+      </w:r>
+      <w:r>
+        <w:rPr>
+          <w:szCs w:val="28"/>
+        </w:rPr>
+        <w:t>Sort);</w:t>
       </w:r>
     </w:p>
     <w:p>
@@ -36268,35 +35933,19 @@
         <w:rPr>
           <w:szCs w:val="28"/>
         </w:rPr>
-        <w:t>(</w:t>
-      </w:r>
-      <w:proofErr w:type="spellStart"/>
-      <w:r>
-        <w:rPr>
-          <w:szCs w:val="28"/>
-        </w:rPr>
-        <w:t>Selection</w:t>
-      </w:r>
-      <w:proofErr w:type="spellEnd"/>
-      <w:r>
-        <w:rPr>
-          <w:szCs w:val="28"/>
-        </w:rPr>
-        <w:t xml:space="preserve"> </w:t>
-      </w:r>
-      <w:proofErr w:type="spellStart"/>
-      <w:r>
-        <w:rPr>
-          <w:szCs w:val="28"/>
-        </w:rPr>
-        <w:t>Sort</w:t>
-      </w:r>
-      <w:proofErr w:type="spellEnd"/>
-      <w:r>
-        <w:rPr>
-          <w:szCs w:val="28"/>
-        </w:rPr>
-        <w:t>);</w:t>
+        <w:t>(Selection</w:t>
+      </w:r>
+      <w:r>
+        <w:rPr>
+          <w:szCs w:val="28"/>
+        </w:rPr>
+        <w:t xml:space="preserve"> </w:t>
+      </w:r>
+      <w:r>
+        <w:rPr>
+          <w:szCs w:val="28"/>
+        </w:rPr>
+        <w:t>Sort);</w:t>
       </w:r>
     </w:p>
     <w:p>
@@ -36337,35 +35986,19 @@
         <w:rPr>
           <w:szCs w:val="28"/>
         </w:rPr>
-        <w:t>(</w:t>
-      </w:r>
-      <w:proofErr w:type="spellStart"/>
-      <w:r>
-        <w:rPr>
-          <w:szCs w:val="28"/>
-        </w:rPr>
-        <w:t>Insertion</w:t>
-      </w:r>
-      <w:proofErr w:type="spellEnd"/>
-      <w:r>
-        <w:rPr>
-          <w:szCs w:val="28"/>
-        </w:rPr>
-        <w:t xml:space="preserve"> </w:t>
-      </w:r>
-      <w:proofErr w:type="spellStart"/>
-      <w:r>
-        <w:rPr>
-          <w:szCs w:val="28"/>
-        </w:rPr>
-        <w:t>Sort</w:t>
-      </w:r>
-      <w:proofErr w:type="spellEnd"/>
-      <w:r>
-        <w:rPr>
-          <w:szCs w:val="28"/>
-        </w:rPr>
-        <w:t>);</w:t>
+        <w:t>(Insertion</w:t>
+      </w:r>
+      <w:r>
+        <w:rPr>
+          <w:szCs w:val="28"/>
+        </w:rPr>
+        <w:t xml:space="preserve"> </w:t>
+      </w:r>
+      <w:r>
+        <w:rPr>
+          <w:szCs w:val="28"/>
+        </w:rPr>
+        <w:t>Sort);</w:t>
       </w:r>
     </w:p>
     <w:p>
@@ -36414,19 +36047,11 @@
         </w:rPr>
         <w:t xml:space="preserve"> </w:t>
       </w:r>
-      <w:proofErr w:type="spellStart"/>
-      <w:r>
-        <w:rPr>
-          <w:szCs w:val="28"/>
-        </w:rPr>
-        <w:t>Sort</w:t>
-      </w:r>
-      <w:proofErr w:type="spellEnd"/>
-      <w:r>
-        <w:rPr>
-          <w:szCs w:val="28"/>
-        </w:rPr>
-        <w:t>);</w:t>
+      <w:r>
+        <w:rPr>
+          <w:szCs w:val="28"/>
+        </w:rPr>
+        <w:t>Sort);</w:t>
       </w:r>
     </w:p>
     <w:p>
@@ -36467,35 +36092,19 @@
         <w:rPr>
           <w:szCs w:val="28"/>
         </w:rPr>
-        <w:t>(</w:t>
-      </w:r>
-      <w:proofErr w:type="spellStart"/>
-      <w:r>
-        <w:rPr>
-          <w:szCs w:val="28"/>
-        </w:rPr>
-        <w:t>Merge</w:t>
-      </w:r>
-      <w:proofErr w:type="spellEnd"/>
-      <w:r>
-        <w:rPr>
-          <w:szCs w:val="28"/>
-        </w:rPr>
-        <w:t xml:space="preserve"> </w:t>
-      </w:r>
-      <w:proofErr w:type="spellStart"/>
-      <w:r>
-        <w:rPr>
-          <w:szCs w:val="28"/>
-        </w:rPr>
-        <w:t>Sort</w:t>
-      </w:r>
-      <w:proofErr w:type="spellEnd"/>
-      <w:r>
-        <w:rPr>
-          <w:szCs w:val="28"/>
-        </w:rPr>
-        <w:t>);</w:t>
+        <w:t>(Merge</w:t>
+      </w:r>
+      <w:r>
+        <w:rPr>
+          <w:szCs w:val="28"/>
+        </w:rPr>
+        <w:t xml:space="preserve"> </w:t>
+      </w:r>
+      <w:r>
+        <w:rPr>
+          <w:szCs w:val="28"/>
+        </w:rPr>
+        <w:t>Sort);</w:t>
       </w:r>
     </w:p>
     <w:p>
@@ -36536,35 +36145,19 @@
         <w:rPr>
           <w:szCs w:val="28"/>
         </w:rPr>
-        <w:t>(</w:t>
-      </w:r>
-      <w:proofErr w:type="spellStart"/>
-      <w:r>
-        <w:rPr>
-          <w:szCs w:val="28"/>
-        </w:rPr>
-        <w:t>Heap</w:t>
-      </w:r>
-      <w:proofErr w:type="spellEnd"/>
-      <w:r>
-        <w:rPr>
-          <w:szCs w:val="28"/>
-        </w:rPr>
-        <w:t xml:space="preserve"> </w:t>
-      </w:r>
-      <w:proofErr w:type="spellStart"/>
-      <w:r>
-        <w:rPr>
-          <w:szCs w:val="28"/>
-        </w:rPr>
-        <w:t>Sort</w:t>
-      </w:r>
-      <w:proofErr w:type="spellEnd"/>
-      <w:r>
-        <w:rPr>
-          <w:szCs w:val="28"/>
-        </w:rPr>
-        <w:t>);</w:t>
+        <w:t>(Heap</w:t>
+      </w:r>
+      <w:r>
+        <w:rPr>
+          <w:szCs w:val="28"/>
+        </w:rPr>
+        <w:t xml:space="preserve"> </w:t>
+      </w:r>
+      <w:r>
+        <w:rPr>
+          <w:szCs w:val="28"/>
+        </w:rPr>
+        <w:t>Sort);</w:t>
       </w:r>
     </w:p>
     <w:p>
@@ -36577,28 +36170,24 @@
           <w:szCs w:val="28"/>
         </w:rPr>
       </w:pPr>
-      <w:proofErr w:type="spellStart"/>
       <w:r>
         <w:rPr>
           <w:szCs w:val="28"/>
         </w:rPr>
         <w:t>Bogo</w:t>
       </w:r>
-      <w:proofErr w:type="spellEnd"/>
-      <w:r>
-        <w:rPr>
-          <w:szCs w:val="28"/>
-        </w:rPr>
-        <w:t xml:space="preserve"> </w:t>
-      </w:r>
-      <w:proofErr w:type="spellStart"/>
+      <w:r>
+        <w:rPr>
+          <w:szCs w:val="28"/>
+        </w:rPr>
+        <w:t xml:space="preserve"> </w:t>
+      </w:r>
       <w:r>
         <w:rPr>
           <w:szCs w:val="28"/>
         </w:rPr>
         <w:t>Sort</w:t>
       </w:r>
-      <w:proofErr w:type="spellEnd"/>
       <w:r>
         <w:rPr>
           <w:szCs w:val="28"/>
@@ -38030,7 +37619,6 @@
         <w:rPr>
           <w:szCs w:val="28"/>
         </w:rPr>
-        <w:lastRenderedPageBreak/>
         <w:t>Кнопка</w:t>
       </w:r>
       <w:r>
@@ -38149,6 +37737,7 @@
         <w:rPr>
           <w:szCs w:val="28"/>
         </w:rPr>
+        <w:lastRenderedPageBreak/>
         <w:t>Шаги</w:t>
       </w:r>
       <w:r>
@@ -40325,19 +39914,11 @@
           <w:szCs w:val="28"/>
         </w:rPr>
       </w:pPr>
-      <w:proofErr w:type="spellStart"/>
-      <w:r>
-        <w:rPr>
-          <w:szCs w:val="28"/>
-        </w:rPr>
-        <w:t>Биллиг</w:t>
-      </w:r>
-      <w:proofErr w:type="spellEnd"/>
-      <w:r>
-        <w:rPr>
-          <w:szCs w:val="28"/>
-        </w:rPr>
-        <w:t>,</w:t>
+      <w:r>
+        <w:rPr>
+          <w:szCs w:val="28"/>
+        </w:rPr>
+        <w:t>Биллиг,</w:t>
       </w:r>
       <w:r>
         <w:rPr>
@@ -40570,19 +40151,11 @@
         </w:rPr>
         <w:t xml:space="preserve"> </w:t>
       </w:r>
-      <w:proofErr w:type="spellStart"/>
-      <w:r>
-        <w:rPr>
-          <w:szCs w:val="28"/>
-        </w:rPr>
-        <w:t>WinForms</w:t>
-      </w:r>
-      <w:proofErr w:type="spellEnd"/>
-      <w:r>
-        <w:rPr>
-          <w:szCs w:val="28"/>
-        </w:rPr>
-        <w:t>.</w:t>
+      <w:r>
+        <w:rPr>
+          <w:szCs w:val="28"/>
+        </w:rPr>
+        <w:t>WinForms.</w:t>
       </w:r>
       <w:r>
         <w:rPr>
@@ -40707,19 +40280,11 @@
           <w:szCs w:val="28"/>
         </w:rPr>
       </w:pPr>
-      <w:proofErr w:type="spellStart"/>
-      <w:r>
-        <w:rPr>
-          <w:szCs w:val="28"/>
-        </w:rPr>
-        <w:t>Кормен</w:t>
-      </w:r>
-      <w:proofErr w:type="spellEnd"/>
-      <w:r>
-        <w:rPr>
-          <w:szCs w:val="28"/>
-        </w:rPr>
-        <w:t>,</w:t>
+      <w:r>
+        <w:rPr>
+          <w:szCs w:val="28"/>
+        </w:rPr>
+        <w:t>Кормен,</w:t>
       </w:r>
       <w:r>
         <w:rPr>
@@ -40811,19 +40376,11 @@
         </w:rPr>
         <w:t xml:space="preserve"> </w:t>
       </w:r>
-      <w:proofErr w:type="spellStart"/>
-      <w:r>
-        <w:rPr>
-          <w:szCs w:val="28"/>
-        </w:rPr>
-        <w:t>Кормен</w:t>
-      </w:r>
-      <w:proofErr w:type="spellEnd"/>
-      <w:r>
-        <w:rPr>
-          <w:szCs w:val="28"/>
-        </w:rPr>
-        <w:t>,</w:t>
+      <w:r>
+        <w:rPr>
+          <w:szCs w:val="28"/>
+        </w:rPr>
+        <w:t>Кормен,</w:t>
       </w:r>
       <w:r>
         <w:rPr>
@@ -40843,19 +40400,11 @@
         </w:rPr>
         <w:t xml:space="preserve"> </w:t>
       </w:r>
-      <w:proofErr w:type="spellStart"/>
-      <w:r>
-        <w:rPr>
-          <w:szCs w:val="28"/>
-        </w:rPr>
-        <w:t>Лейзерсон</w:t>
-      </w:r>
-      <w:proofErr w:type="spellEnd"/>
-      <w:r>
-        <w:rPr>
-          <w:szCs w:val="28"/>
-        </w:rPr>
-        <w:t>,</w:t>
+      <w:r>
+        <w:rPr>
+          <w:szCs w:val="28"/>
+        </w:rPr>
+        <w:t>Лейзерсон,</w:t>
       </w:r>
       <w:r>
         <w:rPr>
@@ -40875,19 +40424,11 @@
         </w:rPr>
         <w:t xml:space="preserve"> </w:t>
       </w:r>
-      <w:proofErr w:type="spellStart"/>
-      <w:r>
-        <w:rPr>
-          <w:szCs w:val="28"/>
-        </w:rPr>
-        <w:t>Ривест</w:t>
-      </w:r>
-      <w:proofErr w:type="spellEnd"/>
-      <w:r>
-        <w:rPr>
-          <w:szCs w:val="28"/>
-        </w:rPr>
-        <w:t>.</w:t>
+      <w:r>
+        <w:rPr>
+          <w:szCs w:val="28"/>
+        </w:rPr>
+        <w:t>Ривест.</w:t>
       </w:r>
       <w:r>
         <w:rPr>
@@ -41024,7 +40565,6 @@
           <w:szCs w:val="28"/>
         </w:rPr>
       </w:pPr>
-      <w:proofErr w:type="spellStart"/>
       <w:r>
         <w:rPr>
           <w:szCs w:val="28"/>
@@ -41035,14 +40575,7 @@
         <w:rPr>
           <w:szCs w:val="28"/>
         </w:rPr>
-        <w:t>илдт</w:t>
-      </w:r>
-      <w:proofErr w:type="spellEnd"/>
-      <w:r>
-        <w:rPr>
-          <w:szCs w:val="28"/>
-        </w:rPr>
-        <w:t>, Г. C# 4.0. Полное руководство. — М.: Вильямс, 2021. — 1056 с.</w:t>
+        <w:t>илдт, Г. C# 4.0. Полное руководство. — М.: Вильямс, 2021. — 1056 с.</w:t>
       </w:r>
     </w:p>
     <w:p>
@@ -41473,19 +41006,11 @@
           <w:szCs w:val="28"/>
         </w:rPr>
       </w:pPr>
-      <w:proofErr w:type="spellStart"/>
-      <w:r>
-        <w:rPr>
-          <w:szCs w:val="28"/>
-        </w:rPr>
-        <w:t>Портянкин</w:t>
-      </w:r>
-      <w:proofErr w:type="spellEnd"/>
-      <w:r>
-        <w:rPr>
-          <w:szCs w:val="28"/>
-        </w:rPr>
-        <w:t>,</w:t>
+      <w:r>
+        <w:rPr>
+          <w:szCs w:val="28"/>
+        </w:rPr>
+        <w:t>Портянкин,</w:t>
       </w:r>
       <w:r>
         <w:rPr>
@@ -41763,29 +41288,7 @@
           <w:highlight w:val="white"/>
           <w:lang w:val="en-US"/>
         </w:rPr>
-        <w:t xml:space="preserve">public </w:t>
-      </w:r>
-      <w:proofErr w:type="spellStart"/>
-      <w:r>
-        <w:rPr>
-          <w:rFonts w:cs="Times New Roman"/>
-          <w:color w:val="000000" w:themeColor="text1"/>
-          <w:szCs w:val="28"/>
-          <w:highlight w:val="white"/>
-          <w:lang w:val="en-US"/>
-        </w:rPr>
-        <w:t>SortArray</w:t>
-      </w:r>
-      <w:proofErr w:type="spellEnd"/>
-      <w:r>
-        <w:rPr>
-          <w:rFonts w:cs="Times New Roman"/>
-          <w:color w:val="000000" w:themeColor="text1"/>
-          <w:szCs w:val="28"/>
-          <w:highlight w:val="white"/>
-          <w:lang w:val="en-US"/>
-        </w:rPr>
-        <w:t>(int size)</w:t>
+        <w:t>public SortArray(int size)</w:t>
       </w:r>
     </w:p>
     <w:p>
@@ -41833,29 +41336,7 @@
           <w:highlight w:val="white"/>
           <w:lang w:val="en-US"/>
         </w:rPr>
-        <w:t xml:space="preserve">     </w:t>
-      </w:r>
-      <w:proofErr w:type="spellStart"/>
-      <w:r>
-        <w:rPr>
-          <w:rFonts w:cs="Times New Roman"/>
-          <w:color w:val="000000" w:themeColor="text1"/>
-          <w:szCs w:val="28"/>
-          <w:highlight w:val="white"/>
-          <w:lang w:val="en-US"/>
-        </w:rPr>
-        <w:t>CreateNewArray</w:t>
-      </w:r>
-      <w:proofErr w:type="spellEnd"/>
-      <w:r>
-        <w:rPr>
-          <w:rFonts w:cs="Times New Roman"/>
-          <w:color w:val="000000" w:themeColor="text1"/>
-          <w:szCs w:val="28"/>
-          <w:highlight w:val="white"/>
-          <w:lang w:val="en-US"/>
-        </w:rPr>
-        <w:t>(size);</w:t>
+        <w:t xml:space="preserve">     CreateNewArray(size);</w:t>
       </w:r>
     </w:p>
     <w:p>
@@ -41889,20 +41370,8 @@
           <w:highlight w:val="white"/>
           <w:lang w:val="en-US"/>
         </w:rPr>
-        <w:t xml:space="preserve"> Task </w:t>
-      </w:r>
-      <w:proofErr w:type="spellStart"/>
-      <w:r>
-        <w:rPr>
-          <w:rFonts w:cs="Times New Roman"/>
-          <w:color w:val="000000" w:themeColor="text1"/>
-          <w:szCs w:val="28"/>
-          <w:highlight w:val="white"/>
-          <w:lang w:val="en-US"/>
-        </w:rPr>
-        <w:t>StartSorting</w:t>
-      </w:r>
-      <w:proofErr w:type="spellEnd"/>
+        <w:t xml:space="preserve"> Task StartSorting</w:t>
+      </w:r>
       <w:r>
         <w:rPr>
           <w:rFonts w:ascii="Cascadia Mono" w:hAnsi="Cascadia Mono" w:cs="Cascadia Mono"/>
@@ -41922,73 +41391,7 @@
           <w:highlight w:val="white"/>
           <w:lang w:val="en-US"/>
         </w:rPr>
-        <w:t>(</w:t>
-      </w:r>
-      <w:proofErr w:type="spellStart"/>
-      <w:r>
-        <w:rPr>
-          <w:rFonts w:cs="Times New Roman"/>
-          <w:color w:val="000000" w:themeColor="text1"/>
-          <w:szCs w:val="28"/>
-          <w:highlight w:val="white"/>
-          <w:lang w:val="en-US"/>
-        </w:rPr>
-        <w:t>SortArray</w:t>
-      </w:r>
-      <w:proofErr w:type="spellEnd"/>
-      <w:r>
-        <w:rPr>
-          <w:rFonts w:cs="Times New Roman"/>
-          <w:color w:val="000000" w:themeColor="text1"/>
-          <w:szCs w:val="28"/>
-          <w:highlight w:val="white"/>
-          <w:lang w:val="en-US"/>
-        </w:rPr>
-        <w:t xml:space="preserve"> array, </w:t>
-      </w:r>
-      <w:proofErr w:type="spellStart"/>
-      <w:r>
-        <w:rPr>
-          <w:rFonts w:cs="Times New Roman"/>
-          <w:color w:val="000000" w:themeColor="text1"/>
-          <w:szCs w:val="28"/>
-          <w:highlight w:val="white"/>
-          <w:lang w:val="en-US"/>
-        </w:rPr>
-        <w:t>ISortingAlgorithm</w:t>
-      </w:r>
-      <w:proofErr w:type="spellEnd"/>
-      <w:r>
-        <w:rPr>
-          <w:rFonts w:cs="Times New Roman"/>
-          <w:color w:val="000000" w:themeColor="text1"/>
-          <w:szCs w:val="28"/>
-          <w:highlight w:val="white"/>
-          <w:lang w:val="en-US"/>
-        </w:rPr>
-        <w:t xml:space="preserve"> algorithm, double </w:t>
-      </w:r>
-      <w:proofErr w:type="spellStart"/>
-      <w:r>
-        <w:rPr>
-          <w:rFonts w:cs="Times New Roman"/>
-          <w:color w:val="000000" w:themeColor="text1"/>
-          <w:szCs w:val="28"/>
-          <w:highlight w:val="white"/>
-          <w:lang w:val="en-US"/>
-        </w:rPr>
-        <w:t>delayMs</w:t>
-      </w:r>
-      <w:proofErr w:type="spellEnd"/>
-      <w:r>
-        <w:rPr>
-          <w:rFonts w:cs="Times New Roman"/>
-          <w:color w:val="000000" w:themeColor="text1"/>
-          <w:szCs w:val="28"/>
-          <w:highlight w:val="white"/>
-          <w:lang w:val="en-US"/>
-        </w:rPr>
-        <w:t>)</w:t>
+        <w:t>(SortArray array, ISortingAlgorithm algorithm, double delayMs)</w:t>
       </w:r>
     </w:p>
     <w:p>
@@ -42050,29 +41453,7 @@
           <w:highlight w:val="white"/>
           <w:lang w:val="en-US"/>
         </w:rPr>
-        <w:t xml:space="preserve">public void </w:t>
-      </w:r>
-      <w:proofErr w:type="spellStart"/>
-      <w:r>
-        <w:rPr>
-          <w:rFonts w:cs="Times New Roman"/>
-          <w:color w:val="000000" w:themeColor="text1"/>
-          <w:szCs w:val="28"/>
-          <w:highlight w:val="white"/>
-          <w:lang w:val="en-US"/>
-        </w:rPr>
-        <w:t>CreateNewArray</w:t>
-      </w:r>
-      <w:proofErr w:type="spellEnd"/>
-      <w:r>
-        <w:rPr>
-          <w:rFonts w:cs="Times New Roman"/>
-          <w:color w:val="000000" w:themeColor="text1"/>
-          <w:szCs w:val="28"/>
-          <w:highlight w:val="white"/>
-          <w:lang w:val="en-US"/>
-        </w:rPr>
-        <w:t>(int size)</w:t>
+        <w:t>public void CreateNewArray(int size)</w:t>
       </w:r>
     </w:p>
     <w:p>
@@ -42144,73 +41525,7 @@
           <w:highlight w:val="white"/>
           <w:lang w:val="en-US"/>
         </w:rPr>
-        <w:t xml:space="preserve">     for (int </w:t>
-      </w:r>
-      <w:proofErr w:type="spellStart"/>
-      <w:r>
-        <w:rPr>
-          <w:rFonts w:cs="Times New Roman"/>
-          <w:color w:val="000000" w:themeColor="text1"/>
-          <w:szCs w:val="28"/>
-          <w:highlight w:val="white"/>
-          <w:lang w:val="en-US"/>
-        </w:rPr>
-        <w:t>i</w:t>
-      </w:r>
-      <w:proofErr w:type="spellEnd"/>
-      <w:r>
-        <w:rPr>
-          <w:rFonts w:cs="Times New Roman"/>
-          <w:color w:val="000000" w:themeColor="text1"/>
-          <w:szCs w:val="28"/>
-          <w:highlight w:val="white"/>
-          <w:lang w:val="en-US"/>
-        </w:rPr>
-        <w:t xml:space="preserve"> = 0; </w:t>
-      </w:r>
-      <w:proofErr w:type="spellStart"/>
-      <w:r>
-        <w:rPr>
-          <w:rFonts w:cs="Times New Roman"/>
-          <w:color w:val="000000" w:themeColor="text1"/>
-          <w:szCs w:val="28"/>
-          <w:highlight w:val="white"/>
-          <w:lang w:val="en-US"/>
-        </w:rPr>
-        <w:t>i</w:t>
-      </w:r>
-      <w:proofErr w:type="spellEnd"/>
-      <w:r>
-        <w:rPr>
-          <w:rFonts w:cs="Times New Roman"/>
-          <w:color w:val="000000" w:themeColor="text1"/>
-          <w:szCs w:val="28"/>
-          <w:highlight w:val="white"/>
-          <w:lang w:val="en-US"/>
-        </w:rPr>
-        <w:t xml:space="preserve"> &lt; size; </w:t>
-      </w:r>
-      <w:proofErr w:type="spellStart"/>
-      <w:r>
-        <w:rPr>
-          <w:rFonts w:cs="Times New Roman"/>
-          <w:color w:val="000000" w:themeColor="text1"/>
-          <w:szCs w:val="28"/>
-          <w:highlight w:val="white"/>
-          <w:lang w:val="en-US"/>
-        </w:rPr>
-        <w:t>i</w:t>
-      </w:r>
-      <w:proofErr w:type="spellEnd"/>
-      <w:r>
-        <w:rPr>
-          <w:rFonts w:cs="Times New Roman"/>
-          <w:color w:val="000000" w:themeColor="text1"/>
-          <w:szCs w:val="28"/>
-          <w:highlight w:val="white"/>
-          <w:lang w:val="en-US"/>
-        </w:rPr>
-        <w:t>++)</w:t>
+        <w:t xml:space="preserve">     for (int i = 0; i &lt; size; i++)</w:t>
       </w:r>
     </w:p>
     <w:p>
@@ -42258,51 +41573,7 @@
           <w:highlight w:val="white"/>
           <w:lang w:val="en-US"/>
         </w:rPr>
-        <w:t xml:space="preserve">         _values[</w:t>
-      </w:r>
-      <w:proofErr w:type="spellStart"/>
-      <w:r>
-        <w:rPr>
-          <w:rFonts w:cs="Times New Roman"/>
-          <w:color w:val="000000" w:themeColor="text1"/>
-          <w:szCs w:val="28"/>
-          <w:highlight w:val="white"/>
-          <w:lang w:val="en-US"/>
-        </w:rPr>
-        <w:t>i</w:t>
-      </w:r>
-      <w:proofErr w:type="spellEnd"/>
-      <w:r>
-        <w:rPr>
-          <w:rFonts w:cs="Times New Roman"/>
-          <w:color w:val="000000" w:themeColor="text1"/>
-          <w:szCs w:val="28"/>
-          <w:highlight w:val="white"/>
-          <w:lang w:val="en-US"/>
-        </w:rPr>
-        <w:t xml:space="preserve">] = </w:t>
-      </w:r>
-      <w:proofErr w:type="spellStart"/>
-      <w:r>
-        <w:rPr>
-          <w:rFonts w:cs="Times New Roman"/>
-          <w:color w:val="000000" w:themeColor="text1"/>
-          <w:szCs w:val="28"/>
-          <w:highlight w:val="white"/>
-          <w:lang w:val="en-US"/>
-        </w:rPr>
-        <w:t>i</w:t>
-      </w:r>
-      <w:proofErr w:type="spellEnd"/>
-      <w:r>
-        <w:rPr>
-          <w:rFonts w:cs="Times New Roman"/>
-          <w:color w:val="000000" w:themeColor="text1"/>
-          <w:szCs w:val="28"/>
-          <w:highlight w:val="white"/>
-          <w:lang w:val="en-US"/>
-        </w:rPr>
-        <w:t xml:space="preserve"> + 1;</w:t>
+        <w:t xml:space="preserve">         _values[i] = i + 1;</w:t>
       </w:r>
     </w:p>
     <w:p>
@@ -42350,29 +41621,7 @@
           <w:highlight w:val="white"/>
           <w:lang w:val="en-US"/>
         </w:rPr>
-        <w:t xml:space="preserve">     </w:t>
-      </w:r>
-      <w:proofErr w:type="spellStart"/>
-      <w:r>
-        <w:rPr>
-          <w:rFonts w:cs="Times New Roman"/>
-          <w:color w:val="000000" w:themeColor="text1"/>
-          <w:szCs w:val="28"/>
-          <w:highlight w:val="white"/>
-          <w:lang w:val="en-US"/>
-        </w:rPr>
-        <w:t>MaxValue</w:t>
-      </w:r>
-      <w:proofErr w:type="spellEnd"/>
-      <w:r>
-        <w:rPr>
-          <w:rFonts w:cs="Times New Roman"/>
-          <w:color w:val="000000" w:themeColor="text1"/>
-          <w:szCs w:val="28"/>
-          <w:highlight w:val="white"/>
-          <w:lang w:val="en-US"/>
-        </w:rPr>
-        <w:t xml:space="preserve"> = size;</w:t>
+        <w:t xml:space="preserve">     MaxValue = size;</w:t>
       </w:r>
     </w:p>
     <w:p>
@@ -42492,95 +41741,7 @@
           <w:highlight w:val="white"/>
           <w:lang w:val="en-US"/>
         </w:rPr>
-        <w:t xml:space="preserve">     for (int </w:t>
-      </w:r>
-      <w:proofErr w:type="spellStart"/>
-      <w:r>
-        <w:rPr>
-          <w:rFonts w:cs="Times New Roman"/>
-          <w:color w:val="000000" w:themeColor="text1"/>
-          <w:szCs w:val="28"/>
-          <w:highlight w:val="white"/>
-          <w:lang w:val="en-US"/>
-        </w:rPr>
-        <w:t>i</w:t>
-      </w:r>
-      <w:proofErr w:type="spellEnd"/>
-      <w:r>
-        <w:rPr>
-          <w:rFonts w:cs="Times New Roman"/>
-          <w:color w:val="000000" w:themeColor="text1"/>
-          <w:szCs w:val="28"/>
-          <w:highlight w:val="white"/>
-          <w:lang w:val="en-US"/>
-        </w:rPr>
-        <w:t xml:space="preserve"> = _</w:t>
-      </w:r>
-      <w:proofErr w:type="spellStart"/>
-      <w:r>
-        <w:rPr>
-          <w:rFonts w:cs="Times New Roman"/>
-          <w:color w:val="000000" w:themeColor="text1"/>
-          <w:szCs w:val="28"/>
-          <w:highlight w:val="white"/>
-          <w:lang w:val="en-US"/>
-        </w:rPr>
-        <w:t>values.Length</w:t>
-      </w:r>
-      <w:proofErr w:type="spellEnd"/>
-      <w:r>
-        <w:rPr>
-          <w:rFonts w:cs="Times New Roman"/>
-          <w:color w:val="000000" w:themeColor="text1"/>
-          <w:szCs w:val="28"/>
-          <w:highlight w:val="white"/>
-          <w:lang w:val="en-US"/>
-        </w:rPr>
-        <w:t xml:space="preserve"> - 1; </w:t>
-      </w:r>
-      <w:proofErr w:type="spellStart"/>
-      <w:r>
-        <w:rPr>
-          <w:rFonts w:cs="Times New Roman"/>
-          <w:color w:val="000000" w:themeColor="text1"/>
-          <w:szCs w:val="28"/>
-          <w:highlight w:val="white"/>
-          <w:lang w:val="en-US"/>
-        </w:rPr>
-        <w:t>i</w:t>
-      </w:r>
-      <w:proofErr w:type="spellEnd"/>
-      <w:r>
-        <w:rPr>
-          <w:rFonts w:cs="Times New Roman"/>
-          <w:color w:val="000000" w:themeColor="text1"/>
-          <w:szCs w:val="28"/>
-          <w:highlight w:val="white"/>
-          <w:lang w:val="en-US"/>
-        </w:rPr>
-        <w:t xml:space="preserve"> &gt; 0; </w:t>
-      </w:r>
-      <w:proofErr w:type="spellStart"/>
-      <w:r>
-        <w:rPr>
-          <w:rFonts w:cs="Times New Roman"/>
-          <w:color w:val="000000" w:themeColor="text1"/>
-          <w:szCs w:val="28"/>
-          <w:highlight w:val="white"/>
-          <w:lang w:val="en-US"/>
-        </w:rPr>
-        <w:t>i</w:t>
-      </w:r>
-      <w:proofErr w:type="spellEnd"/>
-      <w:r>
-        <w:rPr>
-          <w:rFonts w:cs="Times New Roman"/>
-          <w:color w:val="000000" w:themeColor="text1"/>
-          <w:szCs w:val="28"/>
-          <w:highlight w:val="white"/>
-          <w:lang w:val="en-US"/>
-        </w:rPr>
-        <w:t>--)</w:t>
+        <w:t xml:space="preserve">     for (int i = _values.Length - 1; i &gt; 0; i--)</w:t>
       </w:r>
     </w:p>
     <w:p>
@@ -42628,51 +41789,7 @@
           <w:highlight w:val="white"/>
           <w:lang w:val="en-US"/>
         </w:rPr>
-        <w:t xml:space="preserve">         int j = _</w:t>
-      </w:r>
-      <w:proofErr w:type="spellStart"/>
-      <w:r>
-        <w:rPr>
-          <w:rFonts w:cs="Times New Roman"/>
-          <w:color w:val="000000" w:themeColor="text1"/>
-          <w:szCs w:val="28"/>
-          <w:highlight w:val="white"/>
-          <w:lang w:val="en-US"/>
-        </w:rPr>
-        <w:t>random.Next</w:t>
-      </w:r>
-      <w:proofErr w:type="spellEnd"/>
-      <w:r>
-        <w:rPr>
-          <w:rFonts w:cs="Times New Roman"/>
-          <w:color w:val="000000" w:themeColor="text1"/>
-          <w:szCs w:val="28"/>
-          <w:highlight w:val="white"/>
-          <w:lang w:val="en-US"/>
-        </w:rPr>
-        <w:t>(</w:t>
-      </w:r>
-      <w:proofErr w:type="spellStart"/>
-      <w:r>
-        <w:rPr>
-          <w:rFonts w:cs="Times New Roman"/>
-          <w:color w:val="000000" w:themeColor="text1"/>
-          <w:szCs w:val="28"/>
-          <w:highlight w:val="white"/>
-          <w:lang w:val="en-US"/>
-        </w:rPr>
-        <w:t>i</w:t>
-      </w:r>
-      <w:proofErr w:type="spellEnd"/>
-      <w:r>
-        <w:rPr>
-          <w:rFonts w:cs="Times New Roman"/>
-          <w:color w:val="000000" w:themeColor="text1"/>
-          <w:szCs w:val="28"/>
-          <w:highlight w:val="white"/>
-          <w:lang w:val="en-US"/>
-        </w:rPr>
-        <w:t xml:space="preserve"> + 1);</w:t>
+        <w:t xml:space="preserve">         int j = _random.Next(i + 1);</w:t>
       </w:r>
     </w:p>
     <w:p>
@@ -42706,29 +41823,7 @@
           <w:highlight w:val="white"/>
           <w:lang w:val="en-US"/>
         </w:rPr>
-        <w:t>Swap(</w:t>
-      </w:r>
-      <w:proofErr w:type="spellStart"/>
-      <w:r>
-        <w:rPr>
-          <w:rFonts w:cs="Times New Roman"/>
-          <w:color w:val="000000" w:themeColor="text1"/>
-          <w:szCs w:val="28"/>
-          <w:highlight w:val="white"/>
-          <w:lang w:val="en-US"/>
-        </w:rPr>
-        <w:t>i</w:t>
-      </w:r>
-      <w:proofErr w:type="spellEnd"/>
-      <w:r>
-        <w:rPr>
-          <w:rFonts w:cs="Times New Roman"/>
-          <w:color w:val="000000" w:themeColor="text1"/>
-          <w:szCs w:val="28"/>
-          <w:highlight w:val="white"/>
-          <w:lang w:val="en-US"/>
-        </w:rPr>
-        <w:t>, j);</w:t>
+        <w:t>Swap(i, j);</w:t>
       </w:r>
     </w:p>
     <w:p>
@@ -42800,29 +41895,7 @@
           <w:highlight w:val="white"/>
           <w:lang w:val="en-US"/>
         </w:rPr>
-        <w:t xml:space="preserve">public void Swap(int </w:t>
-      </w:r>
-      <w:proofErr w:type="spellStart"/>
-      <w:r>
-        <w:rPr>
-          <w:rFonts w:cs="Times New Roman"/>
-          <w:color w:val="000000" w:themeColor="text1"/>
-          <w:szCs w:val="28"/>
-          <w:highlight w:val="white"/>
-          <w:lang w:val="en-US"/>
-        </w:rPr>
-        <w:t>i</w:t>
-      </w:r>
-      <w:proofErr w:type="spellEnd"/>
-      <w:r>
-        <w:rPr>
-          <w:rFonts w:cs="Times New Roman"/>
-          <w:color w:val="000000" w:themeColor="text1"/>
-          <w:szCs w:val="28"/>
-          <w:highlight w:val="white"/>
-          <w:lang w:val="en-US"/>
-        </w:rPr>
-        <w:t>, int j)</w:t>
+        <w:t>public void Swap(int i, int j)</w:t>
       </w:r>
     </w:p>
     <w:p>
@@ -42870,29 +41943,7 @@
           <w:highlight w:val="white"/>
           <w:lang w:val="en-US"/>
         </w:rPr>
-        <w:t xml:space="preserve">     int temp = _values[</w:t>
-      </w:r>
-      <w:proofErr w:type="spellStart"/>
-      <w:r>
-        <w:rPr>
-          <w:rFonts w:cs="Times New Roman"/>
-          <w:color w:val="000000" w:themeColor="text1"/>
-          <w:szCs w:val="28"/>
-          <w:highlight w:val="white"/>
-          <w:lang w:val="en-US"/>
-        </w:rPr>
-        <w:t>i</w:t>
-      </w:r>
-      <w:proofErr w:type="spellEnd"/>
-      <w:r>
-        <w:rPr>
-          <w:rFonts w:cs="Times New Roman"/>
-          <w:color w:val="000000" w:themeColor="text1"/>
-          <w:szCs w:val="28"/>
-          <w:highlight w:val="white"/>
-          <w:lang w:val="en-US"/>
-        </w:rPr>
-        <w:t>];</w:t>
+        <w:t xml:space="preserve">     int temp = _values[i];</w:t>
       </w:r>
     </w:p>
     <w:p>
@@ -42916,29 +41967,7 @@
           <w:highlight w:val="white"/>
           <w:lang w:val="en-US"/>
         </w:rPr>
-        <w:t xml:space="preserve">     _values[</w:t>
-      </w:r>
-      <w:proofErr w:type="spellStart"/>
-      <w:r>
-        <w:rPr>
-          <w:rFonts w:cs="Times New Roman"/>
-          <w:color w:val="000000" w:themeColor="text1"/>
-          <w:szCs w:val="28"/>
-          <w:highlight w:val="white"/>
-          <w:lang w:val="en-US"/>
-        </w:rPr>
-        <w:t>i</w:t>
-      </w:r>
-      <w:proofErr w:type="spellEnd"/>
-      <w:r>
-        <w:rPr>
-          <w:rFonts w:cs="Times New Roman"/>
-          <w:color w:val="000000" w:themeColor="text1"/>
-          <w:szCs w:val="28"/>
-          <w:highlight w:val="white"/>
-          <w:lang w:val="en-US"/>
-        </w:rPr>
-        <w:t>] = _values[j];</w:t>
+        <w:t xml:space="preserve">     _values[i] = _values[j];</w:t>
       </w:r>
     </w:p>
     <w:p>
@@ -43020,29 +42049,7 @@
           <w:highlight w:val="white"/>
           <w:lang w:val="en-US"/>
         </w:rPr>
-        <w:t xml:space="preserve">public bool </w:t>
-      </w:r>
-      <w:proofErr w:type="spellStart"/>
-      <w:r>
-        <w:rPr>
-          <w:rFonts w:cs="Times New Roman"/>
-          <w:color w:val="000000" w:themeColor="text1"/>
-          <w:szCs w:val="28"/>
-          <w:highlight w:val="white"/>
-          <w:lang w:val="en-US"/>
-        </w:rPr>
-        <w:t>IsSorted</w:t>
-      </w:r>
-      <w:proofErr w:type="spellEnd"/>
-      <w:r>
-        <w:rPr>
-          <w:rFonts w:cs="Times New Roman"/>
-          <w:color w:val="000000" w:themeColor="text1"/>
-          <w:szCs w:val="28"/>
-          <w:highlight w:val="white"/>
-          <w:lang w:val="en-US"/>
-        </w:rPr>
-        <w:t>()</w:t>
+        <w:t>public bool IsSorted()</w:t>
       </w:r>
     </w:p>
     <w:p>
@@ -43090,95 +42097,7 @@
           <w:highlight w:val="white"/>
           <w:lang w:val="en-US"/>
         </w:rPr>
-        <w:t xml:space="preserve">     for (int </w:t>
-      </w:r>
-      <w:proofErr w:type="spellStart"/>
-      <w:r>
-        <w:rPr>
-          <w:rFonts w:cs="Times New Roman"/>
-          <w:color w:val="000000" w:themeColor="text1"/>
-          <w:szCs w:val="28"/>
-          <w:highlight w:val="white"/>
-          <w:lang w:val="en-US"/>
-        </w:rPr>
-        <w:t>i</w:t>
-      </w:r>
-      <w:proofErr w:type="spellEnd"/>
-      <w:r>
-        <w:rPr>
-          <w:rFonts w:cs="Times New Roman"/>
-          <w:color w:val="000000" w:themeColor="text1"/>
-          <w:szCs w:val="28"/>
-          <w:highlight w:val="white"/>
-          <w:lang w:val="en-US"/>
-        </w:rPr>
-        <w:t xml:space="preserve"> = 1; </w:t>
-      </w:r>
-      <w:proofErr w:type="spellStart"/>
-      <w:r>
-        <w:rPr>
-          <w:rFonts w:cs="Times New Roman"/>
-          <w:color w:val="000000" w:themeColor="text1"/>
-          <w:szCs w:val="28"/>
-          <w:highlight w:val="white"/>
-          <w:lang w:val="en-US"/>
-        </w:rPr>
-        <w:t>i</w:t>
-      </w:r>
-      <w:proofErr w:type="spellEnd"/>
-      <w:r>
-        <w:rPr>
-          <w:rFonts w:cs="Times New Roman"/>
-          <w:color w:val="000000" w:themeColor="text1"/>
-          <w:szCs w:val="28"/>
-          <w:highlight w:val="white"/>
-          <w:lang w:val="en-US"/>
-        </w:rPr>
-        <w:t xml:space="preserve"> &lt; _</w:t>
-      </w:r>
-      <w:proofErr w:type="spellStart"/>
-      <w:r>
-        <w:rPr>
-          <w:rFonts w:cs="Times New Roman"/>
-          <w:color w:val="000000" w:themeColor="text1"/>
-          <w:szCs w:val="28"/>
-          <w:highlight w:val="white"/>
-          <w:lang w:val="en-US"/>
-        </w:rPr>
-        <w:t>values.Length</w:t>
-      </w:r>
-      <w:proofErr w:type="spellEnd"/>
-      <w:r>
-        <w:rPr>
-          <w:rFonts w:cs="Times New Roman"/>
-          <w:color w:val="000000" w:themeColor="text1"/>
-          <w:szCs w:val="28"/>
-          <w:highlight w:val="white"/>
-          <w:lang w:val="en-US"/>
-        </w:rPr>
-        <w:t xml:space="preserve">; </w:t>
-      </w:r>
-      <w:proofErr w:type="spellStart"/>
-      <w:r>
-        <w:rPr>
-          <w:rFonts w:cs="Times New Roman"/>
-          <w:color w:val="000000" w:themeColor="text1"/>
-          <w:szCs w:val="28"/>
-          <w:highlight w:val="white"/>
-          <w:lang w:val="en-US"/>
-        </w:rPr>
-        <w:t>i</w:t>
-      </w:r>
-      <w:proofErr w:type="spellEnd"/>
-      <w:r>
-        <w:rPr>
-          <w:rFonts w:cs="Times New Roman"/>
-          <w:color w:val="000000" w:themeColor="text1"/>
-          <w:szCs w:val="28"/>
-          <w:highlight w:val="white"/>
-          <w:lang w:val="en-US"/>
-        </w:rPr>
-        <w:t>++)</w:t>
+        <w:t xml:space="preserve">     for (int i = 1; i &lt; _values.Length; i++)</w:t>
       </w:r>
     </w:p>
     <w:p>
@@ -43226,51 +42145,7 @@
           <w:highlight w:val="white"/>
           <w:lang w:val="en-US"/>
         </w:rPr>
-        <w:t xml:space="preserve">         if (_values[</w:t>
-      </w:r>
-      <w:proofErr w:type="spellStart"/>
-      <w:r>
-        <w:rPr>
-          <w:rFonts w:cs="Times New Roman"/>
-          <w:color w:val="000000" w:themeColor="text1"/>
-          <w:szCs w:val="28"/>
-          <w:highlight w:val="white"/>
-          <w:lang w:val="en-US"/>
-        </w:rPr>
-        <w:t>i</w:t>
-      </w:r>
-      <w:proofErr w:type="spellEnd"/>
-      <w:r>
-        <w:rPr>
-          <w:rFonts w:cs="Times New Roman"/>
-          <w:color w:val="000000" w:themeColor="text1"/>
-          <w:szCs w:val="28"/>
-          <w:highlight w:val="white"/>
-          <w:lang w:val="en-US"/>
-        </w:rPr>
-        <w:t>] &lt; _values[</w:t>
-      </w:r>
-      <w:proofErr w:type="spellStart"/>
-      <w:r>
-        <w:rPr>
-          <w:rFonts w:cs="Times New Roman"/>
-          <w:color w:val="000000" w:themeColor="text1"/>
-          <w:szCs w:val="28"/>
-          <w:highlight w:val="white"/>
-          <w:lang w:val="en-US"/>
-        </w:rPr>
-        <w:t>i</w:t>
-      </w:r>
-      <w:proofErr w:type="spellEnd"/>
-      <w:r>
-        <w:rPr>
-          <w:rFonts w:cs="Times New Roman"/>
-          <w:color w:val="000000" w:themeColor="text1"/>
-          <w:szCs w:val="28"/>
-          <w:highlight w:val="white"/>
-          <w:lang w:val="en-US"/>
-        </w:rPr>
-        <w:t xml:space="preserve"> - 1])</w:t>
+        <w:t xml:space="preserve">         if (_values[i] &lt; _values[i - 1])</w:t>
       </w:r>
     </w:p>
     <w:p>
@@ -43696,35 +42571,7 @@
               <w:rPr>
                 <w:szCs w:val="28"/>
               </w:rPr>
-              <w:t xml:space="preserve">Алгоритм: </w:t>
-            </w:r>
-            <w:proofErr w:type="spellStart"/>
-            <w:r>
-              <w:rPr>
-                <w:szCs w:val="28"/>
-              </w:rPr>
-              <w:t>Bubble</w:t>
-            </w:r>
-            <w:proofErr w:type="spellEnd"/>
-            <w:r>
-              <w:rPr>
-                <w:szCs w:val="28"/>
-              </w:rPr>
-              <w:t xml:space="preserve"> </w:t>
-            </w:r>
-            <w:proofErr w:type="spellStart"/>
-            <w:r>
-              <w:rPr>
-                <w:szCs w:val="28"/>
-              </w:rPr>
-              <w:t>Sort</w:t>
-            </w:r>
-            <w:proofErr w:type="spellEnd"/>
-            <w:r>
-              <w:rPr>
-                <w:szCs w:val="28"/>
-              </w:rPr>
-              <w:t>, размер массива: 50, задержка:</w:t>
+              <w:t>Алгоритм: Bubble Sort, размер массива: 50, задержка:</w:t>
             </w:r>
             <w:r>
               <w:rPr>
@@ -44380,23 +43227,7 @@
                 <w:rFonts w:cs="Times New Roman"/>
                 <w:szCs w:val="28"/>
               </w:rPr>
-              <w:t xml:space="preserve">Сортировка массива быстрой сортировкой (Quick </w:t>
-            </w:r>
-            <w:proofErr w:type="spellStart"/>
-            <w:r>
-              <w:rPr>
-                <w:rFonts w:cs="Times New Roman"/>
-                <w:szCs w:val="28"/>
-              </w:rPr>
-              <w:t>Sort</w:t>
-            </w:r>
-            <w:proofErr w:type="spellEnd"/>
-            <w:r>
-              <w:rPr>
-                <w:rFonts w:cs="Times New Roman"/>
-                <w:szCs w:val="28"/>
-              </w:rPr>
-              <w:t>)</w:t>
+              <w:t>Сортировка массива быстрой сортировкой (Quick Sort)</w:t>
             </w:r>
           </w:p>
         </w:tc>
@@ -44468,23 +43299,7 @@
                 <w:rFonts w:eastAsiaTheme="majorEastAsia" w:cs="Times New Roman"/>
                 <w:szCs w:val="28"/>
               </w:rPr>
-              <w:t xml:space="preserve">Алгоритм: Quick </w:t>
-            </w:r>
-            <w:proofErr w:type="spellStart"/>
-            <w:r>
-              <w:rPr>
-                <w:rFonts w:eastAsiaTheme="majorEastAsia" w:cs="Times New Roman"/>
-                <w:szCs w:val="28"/>
-              </w:rPr>
-              <w:t>Sort</w:t>
-            </w:r>
-            <w:proofErr w:type="spellEnd"/>
-            <w:r>
-              <w:rPr>
-                <w:rFonts w:eastAsiaTheme="majorEastAsia" w:cs="Times New Roman"/>
-                <w:szCs w:val="28"/>
-              </w:rPr>
-              <w:t xml:space="preserve">, размер массива: 100, задержка: </w:t>
+              <w:t xml:space="preserve">Алгоритм: Quick Sort, размер массива: 100, задержка: </w:t>
             </w:r>
             <w:r>
               <w:rPr>
@@ -45066,39 +43881,7 @@
                 <w:rFonts w:cs="Times New Roman"/>
                 <w:szCs w:val="28"/>
               </w:rPr>
-              <w:t xml:space="preserve">Сортировка массива </w:t>
-            </w:r>
-            <w:proofErr w:type="spellStart"/>
-            <w:r>
-              <w:rPr>
-                <w:rFonts w:cs="Times New Roman"/>
-                <w:szCs w:val="28"/>
-              </w:rPr>
-              <w:t>Bogo</w:t>
-            </w:r>
-            <w:proofErr w:type="spellEnd"/>
-            <w:r>
-              <w:rPr>
-                <w:rFonts w:cs="Times New Roman"/>
-                <w:szCs w:val="28"/>
-              </w:rPr>
-              <w:t xml:space="preserve"> </w:t>
-            </w:r>
-            <w:proofErr w:type="spellStart"/>
-            <w:r>
-              <w:rPr>
-                <w:rFonts w:cs="Times New Roman"/>
-                <w:szCs w:val="28"/>
-              </w:rPr>
-              <w:t>Sort</w:t>
-            </w:r>
-            <w:proofErr w:type="spellEnd"/>
-            <w:r>
-              <w:rPr>
-                <w:rFonts w:cs="Times New Roman"/>
-                <w:szCs w:val="28"/>
-              </w:rPr>
-              <w:t xml:space="preserve"> (глупая сортировка)</w:t>
+              <w:t>Сортировка массива Bogo Sort (глупая сортировка)</w:t>
             </w:r>
           </w:p>
         </w:tc>
@@ -45474,7 +44257,7 @@
                 <w:bCs/>
                 <w:noProof/>
                 <w:szCs w:val="28"/>
-                <w:lang w:val="en-US" w:eastAsia="ru-RU"/>
+                <w:lang w:eastAsia="ru-RU"/>
               </w:rPr>
             </w:pPr>
             <w:r>
@@ -46917,47 +45700,7 @@
                 <w:szCs w:val="28"/>
                 <w:lang w:eastAsia="ru-RU"/>
               </w:rPr>
-              <w:t xml:space="preserve">Размер массива автоматичестки корректируется до </w:t>
-            </w:r>
-            <w:r>
-              <w:rPr>
-                <w:rFonts w:cs="Times New Roman"/>
-                <w:bCs/>
-                <w:noProof/>
-                <w:szCs w:val="28"/>
-                <w:lang w:eastAsia="ru-RU"/>
-              </w:rPr>
-              <w:t>максимально</w:t>
-            </w:r>
-            <w:r>
-              <w:rPr>
-                <w:rFonts w:cs="Times New Roman"/>
-                <w:bCs/>
-                <w:noProof/>
-                <w:szCs w:val="28"/>
-                <w:lang w:eastAsia="ru-RU"/>
-              </w:rPr>
-              <w:t xml:space="preserve"> допустимого значения (</w:t>
-            </w:r>
-            <w:r>
-              <w:rPr>
-                <w:rFonts w:cs="Times New Roman"/>
-                <w:bCs/>
-                <w:noProof/>
-                <w:szCs w:val="28"/>
-                <w:lang w:eastAsia="ru-RU"/>
-              </w:rPr>
-              <w:t>500</w:t>
-            </w:r>
-            <w:r>
-              <w:rPr>
-                <w:rFonts w:cs="Times New Roman"/>
-                <w:bCs/>
-                <w:noProof/>
-                <w:szCs w:val="28"/>
-                <w:lang w:eastAsia="ru-RU"/>
-              </w:rPr>
-              <w:t>)</w:t>
+              <w:t>Размер массива автоматичестки корректируется до максимально допустимого значения (500)</w:t>
             </w:r>
           </w:p>
         </w:tc>
@@ -47609,17 +46352,7 @@
                 <w:szCs w:val="28"/>
                 <w:lang w:eastAsia="ru-RU"/>
               </w:rPr>
-              <w:t>200</w:t>
-            </w:r>
-            <w:r>
-              <w:rPr>
-                <w:rFonts w:cs="Times New Roman"/>
-                <w:bCs/>
-                <w:noProof/>
-                <w:szCs w:val="28"/>
-                <w:lang w:eastAsia="ru-RU"/>
-              </w:rPr>
-              <w:t xml:space="preserve"> мс</w:t>
+              <w:t>200 мс</w:t>
             </w:r>
             <w:r>
               <w:rPr>
@@ -47677,21 +46410,7 @@
                 <w:rFonts w:cs="Times New Roman"/>
                 <w:szCs w:val="28"/>
               </w:rPr>
-              <w:t>В</w:t>
-            </w:r>
-            <w:r>
-              <w:rPr>
-                <w:rFonts w:cs="Times New Roman"/>
-                <w:szCs w:val="28"/>
-              </w:rPr>
-              <w:t>о время процесса сортировки</w:t>
-            </w:r>
-            <w:r>
-              <w:rPr>
-                <w:rFonts w:cs="Times New Roman"/>
-                <w:szCs w:val="28"/>
-              </w:rPr>
-              <w:t>, к</w:t>
+              <w:t>Во время процесса сортировки, к</w:t>
             </w:r>
             <w:r>
               <w:rPr>
@@ -47950,35 +46669,7 @@
               <w:rPr>
                 <w:szCs w:val="28"/>
               </w:rPr>
-              <w:t xml:space="preserve">Алгоритм: </w:t>
-            </w:r>
-            <w:proofErr w:type="spellStart"/>
-            <w:r>
-              <w:rPr>
-                <w:szCs w:val="28"/>
-              </w:rPr>
-              <w:t>Bubble</w:t>
-            </w:r>
-            <w:proofErr w:type="spellEnd"/>
-            <w:r>
-              <w:rPr>
-                <w:szCs w:val="28"/>
-              </w:rPr>
-              <w:t xml:space="preserve"> </w:t>
-            </w:r>
-            <w:proofErr w:type="spellStart"/>
-            <w:r>
-              <w:rPr>
-                <w:szCs w:val="28"/>
-              </w:rPr>
-              <w:t>Sort</w:t>
-            </w:r>
-            <w:proofErr w:type="spellEnd"/>
-            <w:r>
-              <w:rPr>
-                <w:szCs w:val="28"/>
-              </w:rPr>
-              <w:t xml:space="preserve">, размер массива: 50, </w:t>
+              <w:t xml:space="preserve">Алгоритм: Bubble Sort, размер массива: 50, </w:t>
             </w:r>
             <w:r>
               <w:rPr>
@@ -49024,17 +47715,8 @@
                 <w:rFonts w:cs="Times New Roman"/>
                 <w:szCs w:val="28"/>
               </w:rPr>
-              <w:t xml:space="preserve">Все элементы корректно </w:t>
-            </w:r>
-            <w:proofErr w:type="spellStart"/>
-            <w:r>
-              <w:rPr>
-                <w:rFonts w:cs="Times New Roman"/>
-                <w:szCs w:val="28"/>
-              </w:rPr>
-              <w:t>маштабизируются</w:t>
-            </w:r>
-            <w:proofErr w:type="spellEnd"/>
+              <w:t>Все элементы корректно маштабизируются</w:t>
+            </w:r>
           </w:p>
         </w:tc>
         <w:tc>
@@ -49540,47 +48222,7 @@
                 <w:szCs w:val="28"/>
                 <w:lang w:eastAsia="ru-RU"/>
               </w:rPr>
-              <w:t>Шаг</w:t>
-            </w:r>
-            <w:r>
-              <w:rPr>
-                <w:rFonts w:cs="Times New Roman"/>
-                <w:bCs/>
-                <w:noProof/>
-                <w:szCs w:val="28"/>
-                <w:lang w:eastAsia="ru-RU"/>
-              </w:rPr>
-              <w:t xml:space="preserve"> </w:t>
-            </w:r>
-            <w:r>
-              <w:rPr>
-                <w:rFonts w:cs="Times New Roman"/>
-                <w:bCs/>
-                <w:noProof/>
-                <w:szCs w:val="28"/>
-                <w:lang w:eastAsia="ru-RU"/>
-              </w:rPr>
-              <w:t xml:space="preserve">2: </w:t>
-            </w:r>
-            <w:r>
-              <w:rPr>
-                <w:rFonts w:cs="Times New Roman"/>
-                <w:bCs/>
-                <w:noProof/>
-                <w:szCs w:val="28"/>
-                <w:lang w:eastAsia="ru-RU"/>
-              </w:rPr>
-              <w:t>Сделать одну, любую сортировку</w:t>
-            </w:r>
-            <w:r>
-              <w:rPr>
-                <w:rFonts w:cs="Times New Roman"/>
-                <w:bCs/>
-                <w:noProof/>
-                <w:szCs w:val="28"/>
-                <w:lang w:eastAsia="ru-RU"/>
-              </w:rPr>
-              <w:t>.</w:t>
+              <w:t>Шаг 2: Сделать одну, любую сортировку.</w:t>
             </w:r>
           </w:p>
           <w:p>
@@ -49604,27 +48246,7 @@
                 <w:szCs w:val="28"/>
                 <w:lang w:eastAsia="ru-RU"/>
               </w:rPr>
-              <w:t xml:space="preserve">Шаг </w:t>
-            </w:r>
-            <w:r>
-              <w:rPr>
-                <w:rFonts w:cs="Times New Roman"/>
-                <w:bCs/>
-                <w:noProof/>
-                <w:szCs w:val="28"/>
-                <w:lang w:eastAsia="ru-RU"/>
-              </w:rPr>
-              <w:t>3</w:t>
-            </w:r>
-            <w:r>
-              <w:rPr>
-                <w:rFonts w:cs="Times New Roman"/>
-                <w:bCs/>
-                <w:noProof/>
-                <w:szCs w:val="28"/>
-                <w:lang w:eastAsia="ru-RU"/>
-              </w:rPr>
-              <w:t xml:space="preserve">: </w:t>
+              <w:t xml:space="preserve">Шаг 3: </w:t>
             </w:r>
             <w:r>
               <w:rPr>
@@ -50399,13 +49021,14 @@
         <w:spacing w:after="0"/>
         <w:rPr>
           <w:szCs w:val="28"/>
+          <w:lang w:val="en-US"/>
         </w:rPr>
       </w:pPr>
     </w:p>
     <w:sectPr>
       <w:footerReference w:type="default" r:id="rId22"/>
       <w:pgSz w:w="11906" w:h="16838" w:code="9"/>
-      <w:pgMar w:top="1134" w:right="851" w:bottom="1134" w:left="1701" w:header="709" w:footer="173" w:gutter="0"/>
+      <w:pgMar w:top="851" w:right="851" w:bottom="1134" w:left="1701" w:header="709" w:footer="176" w:gutter="0"/>
       <w:cols w:space="708"/>
       <w:docGrid w:linePitch="381"/>
     </w:sectPr>
@@ -50466,7 +49089,7 @@
           <mc:AlternateContent>
             <mc:Choice Requires="wpg">
               <w:drawing>
-                <wp:anchor distT="0" distB="0" distL="114300" distR="114300" simplePos="0" relativeHeight="251662336" behindDoc="0" locked="0" layoutInCell="0" allowOverlap="1" wp14:anchorId="5776918A" wp14:editId="51C2B8B7">
+                <wp:anchor distT="0" distB="0" distL="114300" distR="114300" simplePos="0" relativeHeight="251662336" behindDoc="0" locked="0" layoutInCell="0" allowOverlap="1" wp14:anchorId="5776918A" wp14:editId="1B7B8C3B">
                   <wp:simplePos x="0" y="0"/>
                   <wp:positionH relativeFrom="margin">
                     <wp:posOffset>-376555</wp:posOffset>
@@ -50773,19 +49396,11 @@
                                     <w:sz w:val="18"/>
                                   </w:rPr>
                                 </w:pPr>
-                                <w:proofErr w:type="spellStart"/>
                                 <w:r>
                                   <w:rPr>
                                     <w:sz w:val="18"/>
                                   </w:rPr>
-                                  <w:t>Изм</w:t>
-                                </w:r>
-                                <w:proofErr w:type="spellEnd"/>
-                                <w:r>
-                                  <w:rPr>
-                                    <w:sz w:val="18"/>
-                                  </w:rPr>
-                                  <w:t>.</w:t>
+                                  <w:t>Изм.</w:t>
                                 </w:r>
                               </w:p>
                             </w:txbxContent>
@@ -50865,21 +49480,7 @@
                                   <w:rPr>
                                     <w:sz w:val="18"/>
                                   </w:rPr>
-                                  <w:t xml:space="preserve">№ </w:t>
-                                </w:r>
-                                <w:proofErr w:type="spellStart"/>
-                                <w:r>
-                                  <w:rPr>
-                                    <w:sz w:val="18"/>
-                                  </w:rPr>
-                                  <w:t>докум</w:t>
-                                </w:r>
-                                <w:proofErr w:type="spellEnd"/>
-                                <w:r>
-                                  <w:rPr>
-                                    <w:sz w:val="18"/>
-                                  </w:rPr>
-                                  <w:t>.</w:t>
+                                  <w:t>№ докум.</w:t>
                                 </w:r>
                               </w:p>
                             </w:txbxContent>
@@ -50915,14 +49516,12 @@
                                     <w:sz w:val="18"/>
                                   </w:rPr>
                                 </w:pPr>
-                                <w:proofErr w:type="spellStart"/>
                                 <w:r>
                                   <w:rPr>
                                     <w:sz w:val="18"/>
                                   </w:rPr>
                                   <w:t>Подпись</w:t>
                                 </w:r>
-                                <w:proofErr w:type="spellEnd"/>
                               </w:p>
                             </w:txbxContent>
                           </wps:txbx>
@@ -51061,12 +49660,15 @@
                   <wp14:sizeRelH relativeFrom="margin">
                     <wp14:pctWidth>0</wp14:pctWidth>
                   </wp14:sizeRelH>
+                  <wp14:sizeRelV relativeFrom="margin">
+                    <wp14:pctHeight>0</wp14:pctHeight>
+                  </wp14:sizeRelV>
                 </wp:anchor>
               </w:drawing>
             </mc:Choice>
             <mc:Fallback>
               <w:pict>
-                <v:group w14:anchorId="5776918A" id="Группа 1" o:spid="_x0000_s1026" style="position:absolute;margin-left:-29.65pt;margin-top:12.95pt;width:524.4pt;height:813.5pt;z-index:251662336;mso-position-horizontal-relative:margin;mso-position-vertical-relative:page;mso-width-relative:margin" coordsize="20000,20000" o:gfxdata="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" o:allowincell="f">
+                <v:group w14:anchorId="5776918A" id="Группа 1" o:spid="_x0000_s1026" style="position:absolute;margin-left:-29.65pt;margin-top:12.95pt;width:524.4pt;height:813.5pt;z-index:251662336;mso-position-horizontal-relative:margin;mso-position-vertical-relative:page;mso-width-relative:margin;mso-height-relative:margin" coordsize="20000,20000" o:gfxdata="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" o:allowincell="f">
                   <v:rect id="Rectangle 2" o:spid="_x0000_s1027" style="position:absolute;width:20000;height:20000;visibility:visible;mso-wrap-style:square;v-text-anchor:top" o:gfxdata="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" filled="f" strokeweight="2pt"/>
                   <v:line id="Line 3" o:spid="_x0000_s1028" style="position:absolute;visibility:visible;mso-wrap-style:square" from="1093,18949" to="1095,19989" o:connectortype="straight" o:gfxdata="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" strokeweight="2pt"/>
                   <v:line id="Line 4" o:spid="_x0000_s1029" style="position:absolute;visibility:visible;mso-wrap-style:square" from="10,18941" to="19977,18942" o:connectortype="straight" o:gfxdata="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" strokeweight="2pt"/>
@@ -51088,19 +49690,11 @@
                               <w:sz w:val="18"/>
                             </w:rPr>
                           </w:pPr>
-                          <w:proofErr w:type="spellStart"/>
                           <w:r>
                             <w:rPr>
                               <w:sz w:val="18"/>
                             </w:rPr>
-                            <w:t>Изм</w:t>
-                          </w:r>
-                          <w:proofErr w:type="spellEnd"/>
-                          <w:r>
-                            <w:rPr>
-                              <w:sz w:val="18"/>
-                            </w:rPr>
-                            <w:t>.</w:t>
+                            <w:t>Изм.</w:t>
                           </w:r>
                         </w:p>
                       </w:txbxContent>
@@ -51140,21 +49734,7 @@
                             <w:rPr>
                               <w:sz w:val="18"/>
                             </w:rPr>
-                            <w:t xml:space="preserve">№ </w:t>
-                          </w:r>
-                          <w:proofErr w:type="spellStart"/>
-                          <w:r>
-                            <w:rPr>
-                              <w:sz w:val="18"/>
-                            </w:rPr>
-                            <w:t>докум</w:t>
-                          </w:r>
-                          <w:proofErr w:type="spellEnd"/>
-                          <w:r>
-                            <w:rPr>
-                              <w:sz w:val="18"/>
-                            </w:rPr>
-                            <w:t>.</w:t>
+                            <w:t>№ докум.</w:t>
                           </w:r>
                         </w:p>
                       </w:txbxContent>
@@ -51170,14 +49750,12 @@
                               <w:sz w:val="18"/>
                             </w:rPr>
                           </w:pPr>
-                          <w:proofErr w:type="spellStart"/>
                           <w:r>
                             <w:rPr>
                               <w:sz w:val="18"/>
                             </w:rPr>
                             <w:t>Подпись</w:t>
                           </w:r>
-                          <w:proofErr w:type="spellEnd"/>
                         </w:p>
                       </w:txbxContent>
                     </v:textbox>
@@ -58309,6 +56887,7 @@
   <w:style w:type="character" w:default="1" w:styleId="a0">
     <w:name w:val="Default Paragraph Font"/>
     <w:uiPriority w:val="1"/>
+    <w:semiHidden/>
     <w:unhideWhenUsed/>
   </w:style>
   <w:style w:type="table" w:default="1" w:styleId="a1">
@@ -58967,13 +57546,15 @@
     <w:autoRedefine/>
     <w:uiPriority w:val="39"/>
     <w:unhideWhenUsed/>
-    <w:rsid w:val="00D50AC2"/>
+    <w:rsid w:val="00DE7095"/>
     <w:pPr>
       <w:tabs>
+        <w:tab w:val="left" w:pos="709"/>
         <w:tab w:val="right" w:leader="dot" w:pos="9344"/>
       </w:tabs>
-      <w:spacing w:after="240"/>
-      <w:ind w:left="278"/>
+      <w:spacing w:after="0" w:line="360" w:lineRule="auto"/>
+      <w:ind w:left="-284" w:right="-284" w:firstLine="709"/>
+      <w:contextualSpacing/>
     </w:pPr>
   </w:style>
 </w:styles>

--- a/1.docx
+++ b/1.docx
@@ -8,6 +8,88 @@
         <w:ind w:left="-284" w:right="-284" w:firstLine="709"/>
         <w:contextualSpacing/>
       </w:pPr>
+      <w:r>
+        <w:rPr>
+          <w:noProof/>
+        </w:rPr>
+        <mc:AlternateContent>
+          <mc:Choice Requires="wps">
+            <w:drawing>
+              <wp:anchor distT="0" distB="0" distL="114300" distR="114300" simplePos="0" relativeHeight="251661312" behindDoc="0" locked="0" layoutInCell="1" allowOverlap="1" wp14:anchorId="41AEFEAE" wp14:editId="446BE6BE">
+                <wp:simplePos x="0" y="0"/>
+                <wp:positionH relativeFrom="column">
+                  <wp:posOffset>5977890</wp:posOffset>
+                </wp:positionH>
+                <wp:positionV relativeFrom="paragraph">
+                  <wp:posOffset>9546590</wp:posOffset>
+                </wp:positionV>
+                <wp:extent cx="195943" cy="186612"/>
+                <wp:effectExtent l="0" t="0" r="13970" b="23495"/>
+                <wp:wrapNone/>
+                <wp:docPr id="151725449" name="Прямоугольник 20"/>
+                <wp:cNvGraphicFramePr/>
+                <a:graphic xmlns:a="http://schemas.openxmlformats.org/drawingml/2006/main">
+                  <a:graphicData uri="http://schemas.microsoft.com/office/word/2010/wordprocessingShape">
+                    <wps:wsp>
+                      <wps:cNvSpPr/>
+                      <wps:spPr>
+                        <a:xfrm>
+                          <a:off x="0" y="0"/>
+                          <a:ext cx="195943" cy="186612"/>
+                        </a:xfrm>
+                        <a:prstGeom prst="rect">
+                          <a:avLst/>
+                        </a:prstGeom>
+                        <a:solidFill>
+                          <a:schemeClr val="bg1"/>
+                        </a:solidFill>
+                        <a:ln>
+                          <a:solidFill>
+                            <a:schemeClr val="bg1"/>
+                          </a:solidFill>
+                        </a:ln>
+                      </wps:spPr>
+                      <wps:style>
+                        <a:lnRef idx="2">
+                          <a:schemeClr val="accent1">
+                            <a:shade val="15000"/>
+                          </a:schemeClr>
+                        </a:lnRef>
+                        <a:fillRef idx="1">
+                          <a:schemeClr val="accent1"/>
+                        </a:fillRef>
+                        <a:effectRef idx="0">
+                          <a:schemeClr val="accent1"/>
+                        </a:effectRef>
+                        <a:fontRef idx="minor">
+                          <a:schemeClr val="lt1"/>
+                        </a:fontRef>
+                      </wps:style>
+                      <wps:bodyPr rot="0" spcFirstLastPara="0" vertOverflow="overflow" horzOverflow="overflow" vert="horz" wrap="square" lIns="91440" tIns="45720" rIns="91440" bIns="45720" numCol="1" spcCol="0" rtlCol="0" fromWordArt="0" anchor="ctr" anchorCtr="0" forceAA="0" compatLnSpc="1">
+                        <a:prstTxWarp prst="textNoShape">
+                          <a:avLst/>
+                        </a:prstTxWarp>
+                        <a:noAutofit/>
+                      </wps:bodyPr>
+                    </wps:wsp>
+                  </a:graphicData>
+                </a:graphic>
+                <wp14:sizeRelH relativeFrom="margin">
+                  <wp14:pctWidth>0</wp14:pctWidth>
+                </wp14:sizeRelH>
+                <wp14:sizeRelV relativeFrom="margin">
+                  <wp14:pctHeight>0</wp14:pctHeight>
+                </wp14:sizeRelV>
+              </wp:anchor>
+            </w:drawing>
+          </mc:Choice>
+          <mc:Fallback>
+            <w:pict>
+              <v:rect w14:anchorId="3A3CC30E" id="Прямоугольник 20" o:spid="_x0000_s1026" style="position:absolute;margin-left:470.7pt;margin-top:751.7pt;width:15.45pt;height:14.7pt;z-index:251661312;visibility:visible;mso-wrap-style:square;mso-width-percent:0;mso-height-percent:0;mso-wrap-distance-left:9pt;mso-wrap-distance-top:0;mso-wrap-distance-right:9pt;mso-wrap-distance-bottom:0;mso-position-horizontal:absolute;mso-position-horizontal-relative:text;mso-position-vertical:absolute;mso-position-vertical-relative:text;mso-width-percent:0;mso-height-percent:0;mso-width-relative:margin;mso-height-relative:margin;v-text-anchor:middle" o:gfxdata="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" fillcolor="white [3212]" strokecolor="white [3212]" strokeweight="1pt"/>
+            </w:pict>
+          </mc:Fallback>
+        </mc:AlternateContent>
+      </w:r>
       <w:r>
         <w:br w:type="page"/>
       </w:r>
@@ -2432,6 +2514,88 @@
         <w:contextualSpacing/>
       </w:pPr>
       <w:r>
+        <w:rPr>
+          <w:noProof/>
+        </w:rPr>
+        <mc:AlternateContent>
+          <mc:Choice Requires="wps">
+            <w:drawing>
+              <wp:anchor distT="0" distB="0" distL="114300" distR="114300" simplePos="0" relativeHeight="251659264" behindDoc="0" locked="0" layoutInCell="1" allowOverlap="1" wp14:anchorId="21835642" wp14:editId="6E16F2F4">
+                <wp:simplePos x="0" y="0"/>
+                <wp:positionH relativeFrom="column">
+                  <wp:posOffset>5978045</wp:posOffset>
+                </wp:positionH>
+                <wp:positionV relativeFrom="paragraph">
+                  <wp:posOffset>2868528</wp:posOffset>
+                </wp:positionV>
+                <wp:extent cx="195943" cy="186612"/>
+                <wp:effectExtent l="0" t="0" r="13970" b="23495"/>
+                <wp:wrapNone/>
+                <wp:docPr id="1087116958" name="Прямоугольник 20"/>
+                <wp:cNvGraphicFramePr/>
+                <a:graphic xmlns:a="http://schemas.openxmlformats.org/drawingml/2006/main">
+                  <a:graphicData uri="http://schemas.microsoft.com/office/word/2010/wordprocessingShape">
+                    <wps:wsp>
+                      <wps:cNvSpPr/>
+                      <wps:spPr>
+                        <a:xfrm>
+                          <a:off x="0" y="0"/>
+                          <a:ext cx="195943" cy="186612"/>
+                        </a:xfrm>
+                        <a:prstGeom prst="rect">
+                          <a:avLst/>
+                        </a:prstGeom>
+                        <a:solidFill>
+                          <a:schemeClr val="bg1"/>
+                        </a:solidFill>
+                        <a:ln>
+                          <a:solidFill>
+                            <a:schemeClr val="bg1"/>
+                          </a:solidFill>
+                        </a:ln>
+                      </wps:spPr>
+                      <wps:style>
+                        <a:lnRef idx="2">
+                          <a:schemeClr val="accent1">
+                            <a:shade val="15000"/>
+                          </a:schemeClr>
+                        </a:lnRef>
+                        <a:fillRef idx="1">
+                          <a:schemeClr val="accent1"/>
+                        </a:fillRef>
+                        <a:effectRef idx="0">
+                          <a:schemeClr val="accent1"/>
+                        </a:effectRef>
+                        <a:fontRef idx="minor">
+                          <a:schemeClr val="lt1"/>
+                        </a:fontRef>
+                      </wps:style>
+                      <wps:bodyPr rot="0" spcFirstLastPara="0" vertOverflow="overflow" horzOverflow="overflow" vert="horz" wrap="square" lIns="91440" tIns="45720" rIns="91440" bIns="45720" numCol="1" spcCol="0" rtlCol="0" fromWordArt="0" anchor="ctr" anchorCtr="0" forceAA="0" compatLnSpc="1">
+                        <a:prstTxWarp prst="textNoShape">
+                          <a:avLst/>
+                        </a:prstTxWarp>
+                        <a:noAutofit/>
+                      </wps:bodyPr>
+                    </wps:wsp>
+                  </a:graphicData>
+                </a:graphic>
+                <wp14:sizeRelH relativeFrom="margin">
+                  <wp14:pctWidth>0</wp14:pctWidth>
+                </wp14:sizeRelH>
+                <wp14:sizeRelV relativeFrom="margin">
+                  <wp14:pctHeight>0</wp14:pctHeight>
+                </wp14:sizeRelV>
+              </wp:anchor>
+            </w:drawing>
+          </mc:Choice>
+          <mc:Fallback>
+            <w:pict>
+              <v:rect w14:anchorId="71BD0B66" id="Прямоугольник 20" o:spid="_x0000_s1026" style="position:absolute;margin-left:470.7pt;margin-top:225.85pt;width:15.45pt;height:14.7pt;z-index:251659264;visibility:visible;mso-wrap-style:square;mso-width-percent:0;mso-height-percent:0;mso-wrap-distance-left:9pt;mso-wrap-distance-top:0;mso-wrap-distance-right:9pt;mso-wrap-distance-bottom:0;mso-position-horizontal:absolute;mso-position-horizontal-relative:text;mso-position-vertical:absolute;mso-position-vertical-relative:text;mso-width-percent:0;mso-height-percent:0;mso-width-relative:margin;mso-height-relative:margin;v-text-anchor:middle" o:gfxdata="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" fillcolor="white [3212]" strokecolor="white [3212]" strokeweight="1pt"/>
+            </w:pict>
+          </mc:Fallback>
+        </mc:AlternateContent>
+      </w:r>
+      <w:r>
         <w:br w:type="page"/>
       </w:r>
     </w:p>
@@ -5551,10 +5715,10 @@
             <v:path o:extrusionok="f" gradientshapeok="t" o:connecttype="rect"/>
             <o:lock v:ext="edit" aspectratio="t"/>
           </v:shapetype>
-          <v:shape id="_x0000_i1050" type="#_x0000_t75" style="width:7in;height:234pt" o:ole="">
+          <v:shape id="_x0000_i1025" type="#_x0000_t75" style="width:7in;height:234pt" o:ole="">
             <v:imagedata r:id="rId8" o:title=""/>
           </v:shape>
-          <o:OLEObject Type="Embed" ProgID="Visio.Drawing.11" ShapeID="_x0000_i1050" DrawAspect="Icon" ObjectID="_1835264889" r:id="rId9"/>
+          <o:OLEObject Type="Embed" ProgID="Visio.Drawing.11" ShapeID="_x0000_i1025" DrawAspect="Icon" ObjectID="_1835344761" r:id="rId9"/>
         </w:object>
       </w:r>
     </w:p>
@@ -6286,6 +6450,7 @@
         <w:jc w:val="both"/>
       </w:pPr>
       <w:r>
+        <w:lastRenderedPageBreak/>
         <w:t>Таким</w:t>
       </w:r>
       <w:r>
@@ -6358,7 +6523,6 @@
         <w:t xml:space="preserve"> </w:t>
       </w:r>
       <w:r>
-        <w:lastRenderedPageBreak/>
         <w:t>наглядной</w:t>
       </w:r>
       <w:r>
@@ -22181,6 +22345,7 @@
           <w:rFonts w:cs="Times New Roman"/>
           <w:szCs w:val="28"/>
         </w:rPr>
+        <w:lastRenderedPageBreak/>
         <w:t>процессор</w:t>
       </w:r>
       <w:r>
@@ -22343,7 +22508,6 @@
           <w:rFonts w:cs="Times New Roman"/>
           <w:szCs w:val="28"/>
         </w:rPr>
-        <w:lastRenderedPageBreak/>
         <w:t>ОЗУ:</w:t>
       </w:r>
       <w:r>
@@ -25767,6 +25931,7 @@
           <w:szCs w:val="28"/>
           <w:lang w:eastAsia="ru-RU"/>
         </w:rPr>
+        <w:lastRenderedPageBreak/>
         <w:t>позиция</w:t>
       </w:r>
       <w:r>
@@ -25920,7 +26085,6 @@
           <w:szCs w:val="28"/>
           <w:lang w:eastAsia="ru-RU"/>
         </w:rPr>
-        <w:lastRenderedPageBreak/>
         <w:t>цвет</w:t>
       </w:r>
       <w:r>
@@ -28498,10 +28662,10 @@
       </w:r>
       <w:r>
         <w:object w:dxaOrig="11451" w:dyaOrig="5895" w14:anchorId="6E231466">
-          <v:shape id="_x0000_i1051" type="#_x0000_t75" style="width:489pt;height:252pt" o:ole="">
+          <v:shape id="_x0000_i1026" type="#_x0000_t75" style="width:489pt;height:252pt" o:ole="">
             <v:imagedata r:id="rId10" o:title=""/>
           </v:shape>
-          <o:OLEObject Type="Embed" ProgID="Visio.Drawing.11" ShapeID="_x0000_i1051" DrawAspect="Icon" ObjectID="_1835264890" r:id="rId11"/>
+          <o:OLEObject Type="Embed" ProgID="Visio.Drawing.11" ShapeID="_x0000_i1026" DrawAspect="Icon" ObjectID="_1835344762" r:id="rId11"/>
         </w:object>
       </w:r>
     </w:p>
@@ -29001,10 +29165,10 @@
       </w:pPr>
       <w:r>
         <w:object w:dxaOrig="7788" w:dyaOrig="4550" w14:anchorId="61CCA852">
-          <v:shape id="_x0000_i1052" type="#_x0000_t75" style="width:432.75pt;height:252.75pt" o:ole="">
+          <v:shape id="_x0000_i1027" type="#_x0000_t75" style="width:432.75pt;height:252.75pt" o:ole="">
             <v:imagedata r:id="rId12" o:title=""/>
           </v:shape>
-          <o:OLEObject Type="Embed" ProgID="Visio.Drawing.11" ShapeID="_x0000_i1052" DrawAspect="Icon" ObjectID="_1835264891" r:id="rId13"/>
+          <o:OLEObject Type="Embed" ProgID="Visio.Drawing.11" ShapeID="_x0000_i1027" DrawAspect="Icon" ObjectID="_1835344763" r:id="rId13"/>
         </w:object>
       </w:r>
     </w:p>
@@ -30767,10 +30931,10 @@
       </w:pPr>
       <w:r>
         <w:object w:dxaOrig="8712" w:dyaOrig="6898" w14:anchorId="146D572E">
-          <v:shape id="_x0000_i1053" type="#_x0000_t75" style="width:435pt;height:345pt" o:ole="">
+          <v:shape id="_x0000_i1028" type="#_x0000_t75" style="width:435pt;height:345pt" o:ole="">
             <v:imagedata r:id="rId15" o:title=""/>
           </v:shape>
-          <o:OLEObject Type="Embed" ProgID="Visio.Drawing.11" ShapeID="_x0000_i1053" DrawAspect="Content" ObjectID="_1835264892" r:id="rId16"/>
+          <o:OLEObject Type="Embed" ProgID="Visio.Drawing.11" ShapeID="_x0000_i1028" DrawAspect="Content" ObjectID="_1835344764" r:id="rId16"/>
         </w:object>
       </w:r>
     </w:p>
@@ -31131,7 +31295,13 @@
         <w:rPr>
           <w:szCs w:val="28"/>
         </w:rPr>
-        <w:t>Б.</w:t>
+        <w:t>А</w:t>
+      </w:r>
+      <w:r>
+        <w:rPr>
+          <w:szCs w:val="28"/>
+        </w:rPr>
+        <w:t>.</w:t>
       </w:r>
     </w:p>
     <w:p>
@@ -31235,10 +31405,10 @@
       </w:pPr>
       <w:r>
         <w:object w:dxaOrig="4166" w:dyaOrig="11060" w14:anchorId="5A5C3C62">
-          <v:shape id="_x0000_i1054" type="#_x0000_t75" style="width:208.5pt;height:553.5pt" o:ole="">
+          <v:shape id="_x0000_i1034" type="#_x0000_t75" style="width:208.5pt;height:553.5pt" o:ole="">
             <v:imagedata r:id="rId17" o:title=""/>
           </v:shape>
-          <o:OLEObject Type="Embed" ProgID="Visio.Drawing.11" ShapeID="_x0000_i1054" DrawAspect="Icon" ObjectID="_1835264893" r:id="rId18"/>
+          <o:OLEObject Type="Embed" ProgID="Visio.Drawing.11" ShapeID="_x0000_i1034" DrawAspect="Icon" ObjectID="_1835344765" r:id="rId18"/>
         </w:object>
       </w:r>
     </w:p>
@@ -31830,7 +32000,7 @@
         <w:rPr>
           <w:szCs w:val="28"/>
         </w:rPr>
-        <w:t>А</w:t>
+        <w:t>Б</w:t>
       </w:r>
     </w:p>
     <w:p>
@@ -31905,11 +32075,11 @@
         <w:tblLook w:val="04A0" w:firstRow="1" w:lastRow="0" w:firstColumn="1" w:lastColumn="0" w:noHBand="0" w:noVBand="1"/>
       </w:tblPr>
       <w:tblGrid>
-        <w:gridCol w:w="532"/>
-        <w:gridCol w:w="2542"/>
-        <w:gridCol w:w="2596"/>
-        <w:gridCol w:w="1413"/>
-        <w:gridCol w:w="2261"/>
+        <w:gridCol w:w="526"/>
+        <w:gridCol w:w="2537"/>
+        <w:gridCol w:w="2475"/>
+        <w:gridCol w:w="1408"/>
+        <w:gridCol w:w="2398"/>
       </w:tblGrid>
       <w:tr>
         <w:tc>
@@ -32262,37 +32432,11 @@
               </w:rPr>
             </w:pPr>
             <w:r>
-              <w:t>Сортировка</w:t>
-            </w:r>
-            <w:r>
-              <w:t xml:space="preserve"> </w:t>
-            </w:r>
-            <w:r>
-              <w:t>массива</w:t>
-            </w:r>
-            <w:r>
-              <w:t xml:space="preserve"> </w:t>
-            </w:r>
-            <w:r>
-              <w:t>100</w:t>
-            </w:r>
-            <w:r>
-              <w:t xml:space="preserve"> </w:t>
-            </w:r>
-            <w:r>
-              <w:t>элементов</w:t>
-            </w:r>
-            <w:r>
-              <w:t xml:space="preserve"> </w:t>
-            </w:r>
-            <w:r>
-              <w:t>быстрой</w:t>
-            </w:r>
-            <w:r>
-              <w:t xml:space="preserve"> </w:t>
-            </w:r>
-            <w:r>
-              <w:t>сортировкой</w:t>
+              <w:rPr>
+                <w:rFonts w:cs="Times New Roman"/>
+                <w:szCs w:val="28"/>
+              </w:rPr>
+              <w:t>Сортировка массива быстрой сортировкой (Quick Sort)</w:t>
             </w:r>
           </w:p>
         </w:tc>
@@ -32514,13 +32658,14 @@
               <w:t xml:space="preserve"> </w:t>
             </w:r>
             <w:r>
-              <w:t>Bogo</w:t>
-            </w:r>
-            <w:r>
-              <w:t xml:space="preserve"> </w:t>
-            </w:r>
-            <w:r>
-              <w:t>Sort</w:t>
+              <w:t xml:space="preserve">с помощью </w:t>
+            </w:r>
+            <w:r>
+              <w:rPr>
+                <w:rFonts w:cs="Times New Roman"/>
+                <w:szCs w:val="28"/>
+              </w:rPr>
+              <w:t>Bogo Sort (глупая сортировка)</w:t>
             </w:r>
           </w:p>
         </w:tc>
@@ -32608,7 +32753,7 @@
                 <w:rFonts w:cs="Times New Roman"/>
                 <w:szCs w:val="28"/>
               </w:rPr>
-              <w:t>100</w:t>
+              <w:t>50+</w:t>
             </w:r>
             <w:r>
               <w:rPr>
@@ -32986,6 +33131,7 @@
                 <w:b w:val="0"/>
                 <w:szCs w:val="28"/>
               </w:rPr>
+              <w:lastRenderedPageBreak/>
               <w:t>6</w:t>
             </w:r>
           </w:p>
@@ -33024,13 +33170,32 @@
               </w:rPr>
             </w:pPr>
             <w:r>
-              <w:t>Запуск</w:t>
-            </w:r>
-            <w:r>
-              <w:t xml:space="preserve"> </w:t>
-            </w:r>
-            <w:r>
-              <w:t>сортировки</w:t>
+              <w:rPr>
+                <w:rFonts w:cs="Times New Roman"/>
+                <w:szCs w:val="28"/>
+              </w:rPr>
+              <w:t>Проверка с</w:t>
+            </w:r>
+            <w:r>
+              <w:rPr>
+                <w:rFonts w:cs="Times New Roman"/>
+                <w:szCs w:val="28"/>
+              </w:rPr>
+              <w:t>остояни</w:t>
+            </w:r>
+            <w:r>
+              <w:rPr>
+                <w:rFonts w:cs="Times New Roman"/>
+                <w:szCs w:val="28"/>
+              </w:rPr>
+              <w:t>я</w:t>
+            </w:r>
+            <w:r>
+              <w:rPr>
+                <w:rFonts w:cs="Times New Roman"/>
+                <w:szCs w:val="28"/>
+              </w:rPr>
+              <w:t xml:space="preserve"> кнопок во время процесса сортировки</w:t>
             </w:r>
           </w:p>
         </w:tc>
@@ -33153,7 +33318,6 @@
                 <w:rFonts w:cs="Times New Roman"/>
                 <w:szCs w:val="28"/>
               </w:rPr>
-              <w:lastRenderedPageBreak/>
               <w:t>неактивны</w:t>
             </w:r>
             <w:r>
@@ -33244,7 +33408,6 @@
                 <w:bCs/>
                 <w:szCs w:val="28"/>
               </w:rPr>
-              <w:lastRenderedPageBreak/>
               <w:t>7</w:t>
             </w:r>
           </w:p>
@@ -33283,19 +33446,25 @@
               </w:rPr>
             </w:pPr>
             <w:r>
-              <w:t>Изменение</w:t>
+              <w:rPr>
+                <w:rFonts w:cs="Times New Roman"/>
+                <w:noProof/>
+                <w:szCs w:val="28"/>
+                <w:lang w:eastAsia="ru-RU"/>
+              </w:rPr>
+              <w:t>Установка дробной задержки</w:t>
             </w:r>
             <w:r>
               <w:t xml:space="preserve"> </w:t>
             </w:r>
             <w:r>
-              <w:t>задержки</w:t>
-            </w:r>
-            <w:r>
-              <w:t xml:space="preserve"> </w:t>
-            </w:r>
-            <w:r>
-              <w:t>0.05</w:t>
+              <w:t>12</w:t>
+            </w:r>
+            <w:r>
+              <w:t>.</w:t>
+            </w:r>
+            <w:r>
+              <w:t>34</w:t>
             </w:r>
             <w:r>
               <w:t xml:space="preserve"> </w:t>
@@ -33443,25 +33612,11 @@
               </w:rPr>
             </w:pPr>
             <w:r>
-              <w:t>Разворачивание</w:t>
-            </w:r>
-            <w:r>
-              <w:t xml:space="preserve"> </w:t>
-            </w:r>
-            <w:r>
-              <w:t>на</w:t>
-            </w:r>
-            <w:r>
-              <w:t xml:space="preserve"> </w:t>
-            </w:r>
-            <w:r>
-              <w:t>весь</w:t>
-            </w:r>
-            <w:r>
-              <w:t xml:space="preserve"> </w:t>
-            </w:r>
-            <w:r>
-              <w:t>экран</w:t>
+              <w:rPr>
+                <w:rFonts w:cs="Times New Roman"/>
+                <w:szCs w:val="28"/>
+              </w:rPr>
+              <w:t>Изменение размера окна</w:t>
             </w:r>
           </w:p>
         </w:tc>
@@ -33507,63 +33662,7 @@
                 <w:rFonts w:cs="Times New Roman"/>
                 <w:szCs w:val="28"/>
               </w:rPr>
-              <w:t>Все</w:t>
-            </w:r>
-            <w:r>
-              <w:rPr>
-                <w:rFonts w:cs="Times New Roman"/>
-                <w:szCs w:val="28"/>
-              </w:rPr>
-              <w:t xml:space="preserve"> </w:t>
-            </w:r>
-            <w:r>
-              <w:rPr>
-                <w:rFonts w:cs="Times New Roman"/>
-                <w:szCs w:val="28"/>
-              </w:rPr>
-              <w:t>элементы</w:t>
-            </w:r>
-            <w:r>
-              <w:rPr>
-                <w:rFonts w:cs="Times New Roman"/>
-                <w:szCs w:val="28"/>
-              </w:rPr>
-              <w:t xml:space="preserve"> </w:t>
-            </w:r>
-            <w:r>
-              <w:rPr>
-                <w:rFonts w:cs="Times New Roman"/>
-                <w:szCs w:val="28"/>
-              </w:rPr>
-              <w:t>приложения</w:t>
-            </w:r>
-            <w:r>
-              <w:rPr>
-                <w:rFonts w:cs="Times New Roman"/>
-                <w:szCs w:val="28"/>
-              </w:rPr>
-              <w:t xml:space="preserve"> </w:t>
-            </w:r>
-            <w:r>
-              <w:rPr>
-                <w:rFonts w:cs="Times New Roman"/>
-                <w:szCs w:val="28"/>
-              </w:rPr>
-              <w:t>масштабируются</w:t>
-            </w:r>
-            <w:r>
-              <w:rPr>
-                <w:rFonts w:cs="Times New Roman"/>
-                <w:szCs w:val="28"/>
-              </w:rPr>
-              <w:t xml:space="preserve"> </w:t>
-            </w:r>
-            <w:r>
-              <w:rPr>
-                <w:rFonts w:cs="Times New Roman"/>
-                <w:szCs w:val="28"/>
-              </w:rPr>
-              <w:t>правильно</w:t>
+              <w:t>Все элементы приложения корректно маштабизируются</w:t>
             </w:r>
           </w:p>
         </w:tc>
@@ -33730,7 +33829,21 @@
                 <w:rFonts w:cs="Times New Roman"/>
                 <w:szCs w:val="28"/>
               </w:rPr>
-              <w:t>ились</w:t>
+              <w:t>я</w:t>
+            </w:r>
+            <w:r>
+              <w:rPr>
+                <w:rFonts w:cs="Times New Roman"/>
+                <w:szCs w:val="28"/>
+              </w:rPr>
+              <w:t>л</w:t>
+            </w:r>
+            <w:r>
+              <w:rPr>
+                <w:rFonts w:cs="Times New Roman"/>
+                <w:szCs w:val="28"/>
+              </w:rPr>
+              <w:t>ются</w:t>
             </w:r>
           </w:p>
         </w:tc>
@@ -33825,6 +33938,60 @@
             <w:r>
               <w:t>алгоритме</w:t>
             </w:r>
+            <w:r>
+              <w:t xml:space="preserve"> </w:t>
+            </w:r>
+            <w:r>
+              <w:rPr>
+                <w:rFonts w:cs="Times New Roman"/>
+                <w:szCs w:val="28"/>
+              </w:rPr>
+              <w:t>с</w:t>
+            </w:r>
+            <w:r>
+              <w:rPr>
+                <w:rFonts w:cs="Times New Roman"/>
+                <w:szCs w:val="28"/>
+              </w:rPr>
+              <w:t>ортировка слиянием</w:t>
+            </w:r>
+            <w:r>
+              <w:rPr>
+                <w:rFonts w:cs="Times New Roman"/>
+                <w:szCs w:val="28"/>
+              </w:rPr>
+              <w:t xml:space="preserve"> (</w:t>
+            </w:r>
+            <w:r>
+              <w:rPr>
+                <w:rFonts w:cs="Times New Roman"/>
+                <w:szCs w:val="28"/>
+                <w:lang w:val="en-US"/>
+              </w:rPr>
+              <w:t>Merge</w:t>
+            </w:r>
+            <w:r>
+              <w:rPr>
+                <w:rFonts w:cs="Times New Roman"/>
+                <w:szCs w:val="28"/>
+              </w:rPr>
+              <w:t xml:space="preserve"> </w:t>
+            </w:r>
+            <w:r>
+              <w:rPr>
+                <w:rFonts w:cs="Times New Roman"/>
+                <w:szCs w:val="28"/>
+                <w:lang w:val="en-US"/>
+              </w:rPr>
+              <w:t>sort</w:t>
+            </w:r>
+            <w:r>
+              <w:rPr>
+                <w:rFonts w:cs="Times New Roman"/>
+                <w:szCs w:val="28"/>
+              </w:rPr>
+              <w:t>)</w:t>
+            </w:r>
           </w:p>
         </w:tc>
         <w:tc>
@@ -33925,7 +34092,7 @@
                 <w:rFonts w:cs="Times New Roman"/>
                 <w:szCs w:val="28"/>
               </w:rPr>
-              <w:t>описанием</w:t>
+              <w:t>описанием алгоритма сортировки слиянием</w:t>
             </w:r>
           </w:p>
         </w:tc>
@@ -34374,7 +34541,7 @@
         <w:rPr>
           <w:szCs w:val="28"/>
         </w:rPr>
-        <w:t xml:space="preserve"> </w:t>
+        <w:t>Визуализации сортировки</w:t>
       </w:r>
       <w:r>
         <w:rPr>
@@ -35641,6 +35808,7 @@
         <w:rPr>
           <w:szCs w:val="28"/>
         </w:rPr>
+        <w:lastRenderedPageBreak/>
         <w:t>Выбор</w:t>
       </w:r>
       <w:r>
@@ -35670,7 +35838,6 @@
         <w:rPr>
           <w:szCs w:val="28"/>
         </w:rPr>
-        <w:lastRenderedPageBreak/>
         <w:t>Для</w:t>
       </w:r>
       <w:r>
@@ -37619,6 +37786,7 @@
         <w:rPr>
           <w:szCs w:val="28"/>
         </w:rPr>
+        <w:lastRenderedPageBreak/>
         <w:t>Кнопка</w:t>
       </w:r>
       <w:r>
@@ -37737,7 +37905,6 @@
         <w:rPr>
           <w:szCs w:val="28"/>
         </w:rPr>
-        <w:lastRenderedPageBreak/>
         <w:t>Шаги</w:t>
       </w:r>
       <w:r>
@@ -49026,7 +49193,8 @@
       </w:pPr>
     </w:p>
     <w:sectPr>
-      <w:footerReference w:type="default" r:id="rId22"/>
+      <w:headerReference w:type="default" r:id="rId22"/>
+      <w:footerReference w:type="default" r:id="rId23"/>
       <w:pgSz w:w="11906" w:h="16838" w:code="9"/>
       <w:pgMar w:top="851" w:right="851" w:bottom="1134" w:left="1701" w:header="709" w:footer="176" w:gutter="0"/>
       <w:cols w:space="708"/>
@@ -49063,851 +49231,49 @@
 
 <file path=word/footer1.xml><?xml version="1.0" encoding="utf-8"?>
 <w:ftr xmlns:wpc="http://schemas.microsoft.com/office/word/2010/wordprocessingCanvas" xmlns:cx="http://schemas.microsoft.com/office/drawing/2014/chartex" xmlns:cx1="http://schemas.microsoft.com/office/drawing/2015/9/8/chartex" xmlns:cx2="http://schemas.microsoft.com/office/drawing/2015/10/21/chartex" xmlns:cx3="http://schemas.microsoft.com/office/drawing/2016/5/9/chartex" xmlns:cx4="http://schemas.microsoft.com/office/drawing/2016/5/10/chartex" xmlns:cx5="http://schemas.microsoft.com/office/drawing/2016/5/11/chartex" xmlns:cx6="http://schemas.microsoft.com/office/drawing/2016/5/12/chartex" xmlns:cx7="http://schemas.microsoft.com/office/drawing/2016/5/13/chartex" xmlns:cx8="http://schemas.microsoft.com/office/drawing/2016/5/14/chartex" xmlns:mc="http://schemas.openxmlformats.org/markup-compatibility/2006" xmlns:aink="http://schemas.microsoft.com/office/drawing/2016/ink" xmlns:am3d="http://schemas.microsoft.com/office/drawing/2017/model3d" xmlns:o="urn:schemas-microsoft-com:office:office" xmlns:oel="http://schemas.microsoft.com/office/2019/extlst" xmlns:r="http://schemas.openxmlformats.org/officeDocument/2006/relationships" xmlns:m="http://schemas.openxmlformats.org/officeDocument/2006/math" xmlns:v="urn:schemas-microsoft-com:vml" xmlns:wp14="http://schemas.microsoft.com/office/word/2010/wordprocessingDrawing" xmlns:wp="http://schemas.openxmlformats.org/drawingml/2006/wordprocessingDrawing" xmlns:w10="urn:schemas-microsoft-com:office:word" xmlns:w="http://schemas.openxmlformats.org/wordprocessingml/2006/main" xmlns:w14="http://schemas.microsoft.com/office/word/2010/wordml" xmlns:w15="http://schemas.microsoft.com/office/word/2012/wordml" xmlns:w16cex="http://schemas.microsoft.com/office/word/2018/wordml/cex" xmlns:w16cid="http://schemas.microsoft.com/office/word/2016/wordml/cid" xmlns:w16="http://schemas.microsoft.com/office/word/2018/wordml" xmlns:w16du="http://schemas.microsoft.com/office/word/2023/wordml/word16du" xmlns:w16sdtdh="http://schemas.microsoft.com/office/word/2020/wordml/sdtdatahash" xmlns:w16sdtfl="http://schemas.microsoft.com/office/word/2024/wordml/sdtformatlock" xmlns:w16se="http://schemas.microsoft.com/office/word/2015/wordml/symex" xmlns:wpg="http://schemas.microsoft.com/office/word/2010/wordprocessingGroup" xmlns:wpi="http://schemas.microsoft.com/office/word/2010/wordprocessingInk" xmlns:wne="http://schemas.microsoft.com/office/word/2006/wordml" xmlns:wps="http://schemas.microsoft.com/office/word/2010/wordprocessingShape" mc:Ignorable="w14 w15 w16se w16cid w16 w16cex w16sdtdh w16sdtfl w16du wp14">
-  <w:sdt>
-    <w:sdtPr>
-      <w:id w:val="1468391942"/>
-      <w:docPartObj>
-        <w:docPartGallery w:val="Page Numbers (Bottom of Page)"/>
-        <w:docPartUnique/>
-      </w:docPartObj>
-    </w:sdtPr>
-    <w:sdtContent>
-      <w:p>
-        <w:pPr>
-          <w:pStyle w:val="af3"/>
-          <w:tabs>
-            <w:tab w:val="clear" w:pos="9355"/>
-            <w:tab w:val="right" w:pos="9072"/>
-          </w:tabs>
-          <w:ind w:right="-285"/>
-        </w:pPr>
+  <w:p>
+    <w:pPr>
+      <w:pStyle w:val="af3"/>
+      <w:ind w:left="567" w:right="-284" w:hanging="567"/>
+      <w:jc w:val="right"/>
+    </w:pPr>
+    <w:sdt>
+      <w:sdtPr>
+        <w:id w:val="-1350947544"/>
+        <w:docPartObj>
+          <w:docPartGallery w:val="Page Numbers (Bottom of Page)"/>
+          <w:docPartUnique/>
+        </w:docPartObj>
+      </w:sdtPr>
+      <w:sdtContent>
         <w:r>
-          <w:rPr>
-            <w:noProof/>
-            <w:lang w:eastAsia="ru-RU"/>
-          </w:rPr>
-          <mc:AlternateContent>
-            <mc:Choice Requires="wpg">
-              <w:drawing>
-                <wp:anchor distT="0" distB="0" distL="114300" distR="114300" simplePos="0" relativeHeight="251662336" behindDoc="0" locked="0" layoutInCell="0" allowOverlap="1" wp14:anchorId="5776918A" wp14:editId="1B7B8C3B">
-                  <wp:simplePos x="0" y="0"/>
-                  <wp:positionH relativeFrom="margin">
-                    <wp:posOffset>-376555</wp:posOffset>
-                  </wp:positionH>
-                  <wp:positionV relativeFrom="page">
-                    <wp:posOffset>164465</wp:posOffset>
-                  </wp:positionV>
-                  <wp:extent cx="6659880" cy="10331450"/>
-                  <wp:effectExtent l="0" t="0" r="26670" b="31750"/>
-                  <wp:wrapNone/>
-                  <wp:docPr id="644599862" name="Группа 1"/>
-                  <wp:cNvGraphicFramePr/>
-                  <a:graphic xmlns:a="http://schemas.openxmlformats.org/drawingml/2006/main">
-                    <a:graphicData uri="http://schemas.microsoft.com/office/word/2010/wordprocessingGroup">
-                      <wpg:wgp>
-                        <wpg:cNvGrpSpPr/>
-                        <wpg:grpSpPr>
-                          <a:xfrm>
-                            <a:off x="0" y="0"/>
-                            <a:ext cx="6659880" cy="10331450"/>
-                            <a:chOff x="0" y="0"/>
-                            <a:chExt cx="20000" cy="20000"/>
-                          </a:xfrm>
-                        </wpg:grpSpPr>
-                        <wps:wsp>
-                          <wps:cNvPr id="1937627296" name="Rectangle 2"/>
-                          <wps:cNvSpPr>
-                            <a:spLocks noChangeArrowheads="1"/>
-                          </wps:cNvSpPr>
-                          <wps:spPr bwMode="auto">
-                            <a:xfrm>
-                              <a:off x="0" y="0"/>
-                              <a:ext cx="20000" cy="20000"/>
-                            </a:xfrm>
-                            <a:prstGeom prst="rect">
-                              <a:avLst/>
-                            </a:prstGeom>
-                            <a:noFill/>
-                            <a:ln w="25400">
-                              <a:solidFill>
-                                <a:srgbClr val="000000"/>
-                              </a:solidFill>
-                              <a:miter lim="800000"/>
-                            </a:ln>
-                          </wps:spPr>
-                          <wps:bodyPr rot="0" vert="horz" wrap="square" lIns="91440" tIns="45720" rIns="91440" bIns="45720" anchor="t" anchorCtr="0" upright="1">
-                            <a:noAutofit/>
-                          </wps:bodyPr>
-                        </wps:wsp>
-                        <wps:wsp>
-                          <wps:cNvPr id="994252971" name="Line 3"/>
-                          <wps:cNvCnPr>
-                            <a:cxnSpLocks noChangeShapeType="1"/>
-                          </wps:cNvCnPr>
-                          <wps:spPr bwMode="auto">
-                            <a:xfrm>
-                              <a:off x="1093" y="18949"/>
-                              <a:ext cx="2" cy="1040"/>
-                            </a:xfrm>
-                            <a:prstGeom prst="line">
-                              <a:avLst/>
-                            </a:prstGeom>
-                            <a:noFill/>
-                            <a:ln w="25400">
-                              <a:solidFill>
-                                <a:srgbClr val="000000"/>
-                              </a:solidFill>
-                              <a:round/>
-                            </a:ln>
-                          </wps:spPr>
-                          <wps:bodyPr/>
-                        </wps:wsp>
-                        <wps:wsp>
-                          <wps:cNvPr id="699479129" name="Line 4"/>
-                          <wps:cNvCnPr>
-                            <a:cxnSpLocks noChangeShapeType="1"/>
-                          </wps:cNvCnPr>
-                          <wps:spPr bwMode="auto">
-                            <a:xfrm>
-                              <a:off x="10" y="18941"/>
-                              <a:ext cx="19967" cy="1"/>
-                            </a:xfrm>
-                            <a:prstGeom prst="line">
-                              <a:avLst/>
-                            </a:prstGeom>
-                            <a:noFill/>
-                            <a:ln w="25400">
-                              <a:solidFill>
-                                <a:srgbClr val="000000"/>
-                              </a:solidFill>
-                              <a:round/>
-                            </a:ln>
-                          </wps:spPr>
-                          <wps:bodyPr/>
-                        </wps:wsp>
-                        <wps:wsp>
-                          <wps:cNvPr id="403467278" name="Line 5"/>
-                          <wps:cNvCnPr>
-                            <a:cxnSpLocks noChangeShapeType="1"/>
-                          </wps:cNvCnPr>
-                          <wps:spPr bwMode="auto">
-                            <a:xfrm>
-                              <a:off x="2186" y="18949"/>
-                              <a:ext cx="2" cy="1040"/>
-                            </a:xfrm>
-                            <a:prstGeom prst="line">
-                              <a:avLst/>
-                            </a:prstGeom>
-                            <a:noFill/>
-                            <a:ln w="25400">
-                              <a:solidFill>
-                                <a:srgbClr val="000000"/>
-                              </a:solidFill>
-                              <a:round/>
-                            </a:ln>
-                          </wps:spPr>
-                          <wps:bodyPr/>
-                        </wps:wsp>
-                        <wps:wsp>
-                          <wps:cNvPr id="618661682" name="Line 6"/>
-                          <wps:cNvCnPr>
-                            <a:cxnSpLocks noChangeShapeType="1"/>
-                          </wps:cNvCnPr>
-                          <wps:spPr bwMode="auto">
-                            <a:xfrm>
-                              <a:off x="4919" y="18949"/>
-                              <a:ext cx="2" cy="1040"/>
-                            </a:xfrm>
-                            <a:prstGeom prst="line">
-                              <a:avLst/>
-                            </a:prstGeom>
-                            <a:noFill/>
-                            <a:ln w="25400">
-                              <a:solidFill>
-                                <a:srgbClr val="000000"/>
-                              </a:solidFill>
-                              <a:round/>
-                            </a:ln>
-                          </wps:spPr>
-                          <wps:bodyPr/>
-                        </wps:wsp>
-                        <wps:wsp>
-                          <wps:cNvPr id="216035249" name="Line 7"/>
-                          <wps:cNvCnPr>
-                            <a:cxnSpLocks noChangeShapeType="1"/>
-                          </wps:cNvCnPr>
-                          <wps:spPr bwMode="auto">
-                            <a:xfrm>
-                              <a:off x="6557" y="18959"/>
-                              <a:ext cx="2" cy="1030"/>
-                            </a:xfrm>
-                            <a:prstGeom prst="line">
-                              <a:avLst/>
-                            </a:prstGeom>
-                            <a:noFill/>
-                            <a:ln w="25400">
-                              <a:solidFill>
-                                <a:srgbClr val="000000"/>
-                              </a:solidFill>
-                              <a:round/>
-                            </a:ln>
-                          </wps:spPr>
-                          <wps:bodyPr/>
-                        </wps:wsp>
-                        <wps:wsp>
-                          <wps:cNvPr id="1296428104" name="Line 8"/>
-                          <wps:cNvCnPr>
-                            <a:cxnSpLocks noChangeShapeType="1"/>
-                          </wps:cNvCnPr>
-                          <wps:spPr bwMode="auto">
-                            <a:xfrm>
-                              <a:off x="7650" y="18949"/>
-                              <a:ext cx="2" cy="1030"/>
-                            </a:xfrm>
-                            <a:prstGeom prst="line">
-                              <a:avLst/>
-                            </a:prstGeom>
-                            <a:noFill/>
-                            <a:ln w="25400">
-                              <a:solidFill>
-                                <a:srgbClr val="000000"/>
-                              </a:solidFill>
-                              <a:round/>
-                            </a:ln>
-                          </wps:spPr>
-                          <wps:bodyPr/>
-                        </wps:wsp>
-                        <wps:wsp>
-                          <wps:cNvPr id="1024806300" name="Line 9"/>
-                          <wps:cNvCnPr>
-                            <a:cxnSpLocks noChangeShapeType="1"/>
-                          </wps:cNvCnPr>
-                          <wps:spPr bwMode="auto">
-                            <a:xfrm>
-                              <a:off x="18905" y="18949"/>
-                              <a:ext cx="4" cy="1040"/>
-                            </a:xfrm>
-                            <a:prstGeom prst="line">
-                              <a:avLst/>
-                            </a:prstGeom>
-                            <a:noFill/>
-                            <a:ln w="25400">
-                              <a:solidFill>
-                                <a:srgbClr val="000000"/>
-                              </a:solidFill>
-                              <a:round/>
-                            </a:ln>
-                          </wps:spPr>
-                          <wps:bodyPr/>
-                        </wps:wsp>
-                        <wps:wsp>
-                          <wps:cNvPr id="1682701687" name="Line 10"/>
-                          <wps:cNvCnPr>
-                            <a:cxnSpLocks noChangeShapeType="1"/>
-                          </wps:cNvCnPr>
-                          <wps:spPr bwMode="auto">
-                            <a:xfrm>
-                              <a:off x="10" y="19293"/>
-                              <a:ext cx="7621" cy="2"/>
-                            </a:xfrm>
-                            <a:prstGeom prst="line">
-                              <a:avLst/>
-                            </a:prstGeom>
-                            <a:noFill/>
-                            <a:ln w="12700">
-                              <a:solidFill>
-                                <a:srgbClr val="000000"/>
-                              </a:solidFill>
-                              <a:round/>
-                            </a:ln>
-                          </wps:spPr>
-                          <wps:bodyPr/>
-                        </wps:wsp>
-                        <wps:wsp>
-                          <wps:cNvPr id="968726539" name="Line 11"/>
-                          <wps:cNvCnPr>
-                            <a:cxnSpLocks noChangeShapeType="1"/>
-                          </wps:cNvCnPr>
-                          <wps:spPr bwMode="auto">
-                            <a:xfrm>
-                              <a:off x="10" y="19646"/>
-                              <a:ext cx="7621" cy="1"/>
-                            </a:xfrm>
-                            <a:prstGeom prst="line">
-                              <a:avLst/>
-                            </a:prstGeom>
-                            <a:noFill/>
-                            <a:ln w="25400">
-                              <a:solidFill>
-                                <a:srgbClr val="000000"/>
-                              </a:solidFill>
-                              <a:round/>
-                            </a:ln>
-                          </wps:spPr>
-                          <wps:bodyPr/>
-                        </wps:wsp>
-                        <wps:wsp>
-                          <wps:cNvPr id="691638350" name="Line 12"/>
-                          <wps:cNvCnPr>
-                            <a:cxnSpLocks noChangeShapeType="1"/>
-                          </wps:cNvCnPr>
-                          <wps:spPr bwMode="auto">
-                            <a:xfrm>
-                              <a:off x="18919" y="19296"/>
-                              <a:ext cx="1071" cy="1"/>
-                            </a:xfrm>
-                            <a:prstGeom prst="line">
-                              <a:avLst/>
-                            </a:prstGeom>
-                            <a:noFill/>
-                            <a:ln w="12700">
-                              <a:solidFill>
-                                <a:srgbClr val="000000"/>
-                              </a:solidFill>
-                              <a:round/>
-                            </a:ln>
-                          </wps:spPr>
-                          <wps:bodyPr/>
-                        </wps:wsp>
-                        <wps:wsp>
-                          <wps:cNvPr id="621920730" name="Rectangle 13"/>
-                          <wps:cNvSpPr>
-                            <a:spLocks noChangeArrowheads="1"/>
-                          </wps:cNvSpPr>
-                          <wps:spPr bwMode="auto">
-                            <a:xfrm>
-                              <a:off x="54" y="19660"/>
-                              <a:ext cx="1000" cy="309"/>
-                            </a:xfrm>
-                            <a:prstGeom prst="rect">
-                              <a:avLst/>
-                            </a:prstGeom>
-                            <a:noFill/>
-                            <a:ln>
-                              <a:noFill/>
-                            </a:ln>
-                          </wps:spPr>
-                          <wps:txbx>
-                            <w:txbxContent>
-                              <w:p>
-                                <w:pPr>
-                                  <w:pStyle w:val="af5"/>
-                                  <w:rPr>
-                                    <w:sz w:val="18"/>
-                                  </w:rPr>
-                                </w:pPr>
-                                <w:r>
-                                  <w:rPr>
-                                    <w:sz w:val="18"/>
-                                  </w:rPr>
-                                  <w:t>Изм.</w:t>
-                                </w:r>
-                              </w:p>
-                            </w:txbxContent>
-                          </wps:txbx>
-                          <wps:bodyPr rot="0" vert="horz" wrap="square" lIns="12700" tIns="12700" rIns="12700" bIns="12700" anchor="t" anchorCtr="0" upright="1">
-                            <a:noAutofit/>
-                          </wps:bodyPr>
-                        </wps:wsp>
-                        <wps:wsp>
-                          <wps:cNvPr id="869301600" name="Rectangle 14"/>
-                          <wps:cNvSpPr>
-                            <a:spLocks noChangeArrowheads="1"/>
-                          </wps:cNvSpPr>
-                          <wps:spPr bwMode="auto">
-                            <a:xfrm>
-                              <a:off x="1139" y="19660"/>
-                              <a:ext cx="1001" cy="309"/>
-                            </a:xfrm>
-                            <a:prstGeom prst="rect">
-                              <a:avLst/>
-                            </a:prstGeom>
-                            <a:noFill/>
-                            <a:ln>
-                              <a:noFill/>
-                            </a:ln>
-                          </wps:spPr>
-                          <wps:txbx>
-                            <w:txbxContent>
-                              <w:p>
-                                <w:pPr>
-                                  <w:pStyle w:val="af5"/>
-                                  <w:rPr>
-                                    <w:sz w:val="18"/>
-                                  </w:rPr>
-                                </w:pPr>
-                                <w:r>
-                                  <w:rPr>
-                                    <w:sz w:val="18"/>
-                                  </w:rPr>
-                                  <w:t>Лист</w:t>
-                                </w:r>
-                              </w:p>
-                            </w:txbxContent>
-                          </wps:txbx>
-                          <wps:bodyPr rot="0" vert="horz" wrap="square" lIns="12700" tIns="12700" rIns="12700" bIns="12700" anchor="t" anchorCtr="0" upright="1">
-                            <a:noAutofit/>
-                          </wps:bodyPr>
-                        </wps:wsp>
-                        <wps:wsp>
-                          <wps:cNvPr id="1228556575" name="Rectangle 15"/>
-                          <wps:cNvSpPr>
-                            <a:spLocks noChangeArrowheads="1"/>
-                          </wps:cNvSpPr>
-                          <wps:spPr bwMode="auto">
-                            <a:xfrm>
-                              <a:off x="2267" y="19660"/>
-                              <a:ext cx="2573" cy="309"/>
-                            </a:xfrm>
-                            <a:prstGeom prst="rect">
-                              <a:avLst/>
-                            </a:prstGeom>
-                            <a:noFill/>
-                            <a:ln>
-                              <a:noFill/>
-                            </a:ln>
-                          </wps:spPr>
-                          <wps:txbx>
-                            <w:txbxContent>
-                              <w:p>
-                                <w:pPr>
-                                  <w:pStyle w:val="af5"/>
-                                  <w:rPr>
-                                    <w:sz w:val="18"/>
-                                  </w:rPr>
-                                </w:pPr>
-                                <w:r>
-                                  <w:rPr>
-                                    <w:sz w:val="18"/>
-                                  </w:rPr>
-                                  <w:t>№ докум.</w:t>
-                                </w:r>
-                              </w:p>
-                            </w:txbxContent>
-                          </wps:txbx>
-                          <wps:bodyPr rot="0" vert="horz" wrap="square" lIns="12700" tIns="12700" rIns="12700" bIns="12700" anchor="t" anchorCtr="0" upright="1">
-                            <a:noAutofit/>
-                          </wps:bodyPr>
-                        </wps:wsp>
-                        <wps:wsp>
-                          <wps:cNvPr id="1298893346" name="Rectangle 16"/>
-                          <wps:cNvSpPr>
-                            <a:spLocks noChangeArrowheads="1"/>
-                          </wps:cNvSpPr>
-                          <wps:spPr bwMode="auto">
-                            <a:xfrm>
-                              <a:off x="4983" y="19660"/>
-                              <a:ext cx="1534" cy="309"/>
-                            </a:xfrm>
-                            <a:prstGeom prst="rect">
-                              <a:avLst/>
-                            </a:prstGeom>
-                            <a:noFill/>
-                            <a:ln>
-                              <a:noFill/>
-                            </a:ln>
-                          </wps:spPr>
-                          <wps:txbx>
-                            <w:txbxContent>
-                              <w:p>
-                                <w:pPr>
-                                  <w:pStyle w:val="af5"/>
-                                  <w:rPr>
-                                    <w:sz w:val="18"/>
-                                  </w:rPr>
-                                </w:pPr>
-                                <w:r>
-                                  <w:rPr>
-                                    <w:sz w:val="18"/>
-                                  </w:rPr>
-                                  <w:t>Подпись</w:t>
-                                </w:r>
-                              </w:p>
-                            </w:txbxContent>
-                          </wps:txbx>
-                          <wps:bodyPr rot="0" vert="horz" wrap="square" lIns="12700" tIns="12700" rIns="12700" bIns="12700" anchor="t" anchorCtr="0" upright="1">
-                            <a:noAutofit/>
-                          </wps:bodyPr>
-                        </wps:wsp>
-                        <wps:wsp>
-                          <wps:cNvPr id="1688427448" name="Rectangle 17"/>
-                          <wps:cNvSpPr>
-                            <a:spLocks noChangeArrowheads="1"/>
-                          </wps:cNvSpPr>
-                          <wps:spPr bwMode="auto">
-                            <a:xfrm>
-                              <a:off x="6604" y="19660"/>
-                              <a:ext cx="1000" cy="309"/>
-                            </a:xfrm>
-                            <a:prstGeom prst="rect">
-                              <a:avLst/>
-                            </a:prstGeom>
-                            <a:noFill/>
-                            <a:ln>
-                              <a:noFill/>
-                            </a:ln>
-                          </wps:spPr>
-                          <wps:txbx>
-                            <w:txbxContent>
-                              <w:p>
-                                <w:pPr>
-                                  <w:pStyle w:val="af5"/>
-                                  <w:rPr>
-                                    <w:sz w:val="18"/>
-                                  </w:rPr>
-                                </w:pPr>
-                                <w:r>
-                                  <w:rPr>
-                                    <w:sz w:val="18"/>
-                                  </w:rPr>
-                                  <w:t>Дата</w:t>
-                                </w:r>
-                              </w:p>
-                            </w:txbxContent>
-                          </wps:txbx>
-                          <wps:bodyPr rot="0" vert="horz" wrap="square" lIns="12700" tIns="12700" rIns="12700" bIns="12700" anchor="t" anchorCtr="0" upright="1">
-                            <a:noAutofit/>
-                          </wps:bodyPr>
-                        </wps:wsp>
-                        <wps:wsp>
-                          <wps:cNvPr id="2116397651" name="Rectangle 18"/>
-                          <wps:cNvSpPr>
-                            <a:spLocks noChangeArrowheads="1"/>
-                          </wps:cNvSpPr>
-                          <wps:spPr bwMode="auto">
-                            <a:xfrm>
-                              <a:off x="18949" y="18977"/>
-                              <a:ext cx="1001" cy="309"/>
-                            </a:xfrm>
-                            <a:prstGeom prst="rect">
-                              <a:avLst/>
-                            </a:prstGeom>
-                            <a:noFill/>
-                            <a:ln>
-                              <a:noFill/>
-                            </a:ln>
-                          </wps:spPr>
-                          <wps:txbx>
-                            <w:txbxContent>
-                              <w:p>
-                                <w:pPr>
-                                  <w:pStyle w:val="af5"/>
-                                  <w:rPr>
-                                    <w:sz w:val="18"/>
-                                  </w:rPr>
-                                </w:pPr>
-                                <w:r>
-                                  <w:rPr>
-                                    <w:sz w:val="18"/>
-                                  </w:rPr>
-                                  <w:t>Лист</w:t>
-                                </w:r>
-                              </w:p>
-                            </w:txbxContent>
-                          </wps:txbx>
-                          <wps:bodyPr rot="0" vert="horz" wrap="square" lIns="12700" tIns="12700" rIns="12700" bIns="12700" anchor="t" anchorCtr="0" upright="1">
-                            <a:noAutofit/>
-                          </wps:bodyPr>
-                        </wps:wsp>
-                        <wps:wsp>
-                          <wps:cNvPr id="540223317" name="Rectangle 20"/>
-                          <wps:cNvSpPr>
-                            <a:spLocks noChangeArrowheads="1"/>
-                          </wps:cNvSpPr>
-                          <wps:spPr bwMode="auto">
-                            <a:xfrm>
-                              <a:off x="7745" y="19221"/>
-                              <a:ext cx="11075" cy="477"/>
-                            </a:xfrm>
-                            <a:prstGeom prst="rect">
-                              <a:avLst/>
-                            </a:prstGeom>
-                            <a:noFill/>
-                            <a:ln>
-                              <a:noFill/>
-                            </a:ln>
-                          </wps:spPr>
-                          <wps:txbx>
-                            <w:txbxContent>
-                              <w:p>
-                                <w:pPr>
-                                  <w:pStyle w:val="af5"/>
-                                  <w:rPr>
-                                    <w:i w:val="0"/>
-                                    <w:iCs/>
-                                    <w:lang w:val="ru-RU"/>
-                                  </w:rPr>
-                                </w:pPr>
-                                <w:r>
-                                  <w:rPr>
-                                    <w:rFonts w:ascii="Times New Roman" w:hAnsi="Times New Roman"/>
-                                    <w:i w:val="0"/>
-                                    <w:iCs/>
-                                    <w:lang w:val="ru-RU"/>
-                                  </w:rPr>
-                                  <w:t>КП.09.02.07.П-40.26.ПЗ</w:t>
-                                </w:r>
-                              </w:p>
-                            </w:txbxContent>
-                          </wps:txbx>
-                          <wps:bodyPr rot="0" vert="horz" wrap="square" lIns="12700" tIns="12700" rIns="12700" bIns="12700" anchor="t" anchorCtr="0" upright="1">
-                            <a:noAutofit/>
-                          </wps:bodyPr>
-                        </wps:wsp>
-                      </wpg:wgp>
-                    </a:graphicData>
-                  </a:graphic>
-                  <wp14:sizeRelH relativeFrom="margin">
-                    <wp14:pctWidth>0</wp14:pctWidth>
-                  </wp14:sizeRelH>
-                  <wp14:sizeRelV relativeFrom="margin">
-                    <wp14:pctHeight>0</wp14:pctHeight>
-                  </wp14:sizeRelV>
-                </wp:anchor>
-              </w:drawing>
-            </mc:Choice>
-            <mc:Fallback>
-              <w:pict>
-                <v:group w14:anchorId="5776918A" id="Группа 1" o:spid="_x0000_s1026" style="position:absolute;margin-left:-29.65pt;margin-top:12.95pt;width:524.4pt;height:813.5pt;z-index:251662336;mso-position-horizontal-relative:margin;mso-position-vertical-relative:page;mso-width-relative:margin;mso-height-relative:margin" coordsize="20000,20000" o:gfxdata="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" o:allowincell="f">
-                  <v:rect id="Rectangle 2" o:spid="_x0000_s1027" style="position:absolute;width:20000;height:20000;visibility:visible;mso-wrap-style:square;v-text-anchor:top" o:gfxdata="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" filled="f" strokeweight="2pt"/>
-                  <v:line id="Line 3" o:spid="_x0000_s1028" style="position:absolute;visibility:visible;mso-wrap-style:square" from="1093,18949" to="1095,19989" o:connectortype="straight" o:gfxdata="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" strokeweight="2pt"/>
-                  <v:line id="Line 4" o:spid="_x0000_s1029" style="position:absolute;visibility:visible;mso-wrap-style:square" from="10,18941" to="19977,18942" o:connectortype="straight" o:gfxdata="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" strokeweight="2pt"/>
-                  <v:line id="Line 5" o:spid="_x0000_s1030" style="position:absolute;visibility:visible;mso-wrap-style:square" from="2186,18949" to="2188,19989" o:connectortype="straight" o:gfxdata="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" strokeweight="2pt"/>
-                  <v:line id="Line 6" o:spid="_x0000_s1031" style="position:absolute;visibility:visible;mso-wrap-style:square" from="4919,18949" to="4921,19989" o:connectortype="straight" o:gfxdata="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" strokeweight="2pt"/>
-                  <v:line id="Line 7" o:spid="_x0000_s1032" style="position:absolute;visibility:visible;mso-wrap-style:square" from="6557,18959" to="6559,19989" o:connectortype="straight" o:gfxdata="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" strokeweight="2pt"/>
-                  <v:line id="Line 8" o:spid="_x0000_s1033" style="position:absolute;visibility:visible;mso-wrap-style:square" from="7650,18949" to="7652,19979" o:connectortype="straight" o:gfxdata="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" strokeweight="2pt"/>
-                  <v:line id="Line 9" o:spid="_x0000_s1034" style="position:absolute;visibility:visible;mso-wrap-style:square" from="18905,18949" to="18909,19989" o:connectortype="straight" o:gfxdata="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" strokeweight="2pt"/>
-                  <v:line id="Line 10" o:spid="_x0000_s1035" style="position:absolute;visibility:visible;mso-wrap-style:square" from="10,19293" to="7631,19295" o:connectortype="straight" o:gfxdata="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" strokeweight="1pt"/>
-                  <v:line id="Line 11" o:spid="_x0000_s1036" style="position:absolute;visibility:visible;mso-wrap-style:square" from="10,19646" to="7631,19647" o:connectortype="straight" o:gfxdata="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" strokeweight="2pt"/>
-                  <v:line id="Line 12" o:spid="_x0000_s1037" style="position:absolute;visibility:visible;mso-wrap-style:square" from="18919,19296" to="19990,19297" o:connectortype="straight" o:gfxdata="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" strokeweight="1pt"/>
-                  <v:rect id="Rectangle 13" o:spid="_x0000_s1038" style="position:absolute;left:54;top:19660;width:1000;height:309;visibility:visible;mso-wrap-style:square;v-text-anchor:top" o:gfxdata="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" filled="f" stroked="f">
-                    <v:textbox inset="1pt,1pt,1pt,1pt">
-                      <w:txbxContent>
-                        <w:p>
-                          <w:pPr>
-                            <w:pStyle w:val="af5"/>
-                            <w:rPr>
-                              <w:sz w:val="18"/>
-                            </w:rPr>
-                          </w:pPr>
-                          <w:r>
-                            <w:rPr>
-                              <w:sz w:val="18"/>
-                            </w:rPr>
-                            <w:t>Изм.</w:t>
-                          </w:r>
-                        </w:p>
-                      </w:txbxContent>
-                    </v:textbox>
-                  </v:rect>
-                  <v:rect id="Rectangle 14" o:spid="_x0000_s1039" style="position:absolute;left:1139;top:19660;width:1001;height:309;visibility:visible;mso-wrap-style:square;v-text-anchor:top" o:gfxdata="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" filled="f" stroked="f">
-                    <v:textbox inset="1pt,1pt,1pt,1pt">
-                      <w:txbxContent>
-                        <w:p>
-                          <w:pPr>
-                            <w:pStyle w:val="af5"/>
-                            <w:rPr>
-                              <w:sz w:val="18"/>
-                            </w:rPr>
-                          </w:pPr>
-                          <w:r>
-                            <w:rPr>
-                              <w:sz w:val="18"/>
-                            </w:rPr>
-                            <w:t>Лист</w:t>
-                          </w:r>
-                        </w:p>
-                      </w:txbxContent>
-                    </v:textbox>
-                  </v:rect>
-                  <v:rect id="Rectangle 15" o:spid="_x0000_s1040" style="position:absolute;left:2267;top:19660;width:2573;height:309;visibility:visible;mso-wrap-style:square;v-text-anchor:top" o:gfxdata="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" filled="f" stroked="f">
-                    <v:textbox inset="1pt,1pt,1pt,1pt">
-                      <w:txbxContent>
-                        <w:p>
-                          <w:pPr>
-                            <w:pStyle w:val="af5"/>
-                            <w:rPr>
-                              <w:sz w:val="18"/>
-                            </w:rPr>
-                          </w:pPr>
-                          <w:r>
-                            <w:rPr>
-                              <w:sz w:val="18"/>
-                            </w:rPr>
-                            <w:t>№ докум.</w:t>
-                          </w:r>
-                        </w:p>
-                      </w:txbxContent>
-                    </v:textbox>
-                  </v:rect>
-                  <v:rect id="Rectangle 16" o:spid="_x0000_s1041" style="position:absolute;left:4983;top:19660;width:1534;height:309;visibility:visible;mso-wrap-style:square;v-text-anchor:top" o:gfxdata="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" filled="f" stroked="f">
-                    <v:textbox inset="1pt,1pt,1pt,1pt">
-                      <w:txbxContent>
-                        <w:p>
-                          <w:pPr>
-                            <w:pStyle w:val="af5"/>
-                            <w:rPr>
-                              <w:sz w:val="18"/>
-                            </w:rPr>
-                          </w:pPr>
-                          <w:r>
-                            <w:rPr>
-                              <w:sz w:val="18"/>
-                            </w:rPr>
-                            <w:t>Подпись</w:t>
-                          </w:r>
-                        </w:p>
-                      </w:txbxContent>
-                    </v:textbox>
-                  </v:rect>
-                  <v:rect id="Rectangle 17" o:spid="_x0000_s1042" style="position:absolute;left:6604;top:19660;width:1000;height:309;visibility:visible;mso-wrap-style:square;v-text-anchor:top" o:gfxdata="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" filled="f" stroked="f">
-                    <v:textbox inset="1pt,1pt,1pt,1pt">
-                      <w:txbxContent>
-                        <w:p>
-                          <w:pPr>
-                            <w:pStyle w:val="af5"/>
-                            <w:rPr>
-                              <w:sz w:val="18"/>
-                            </w:rPr>
-                          </w:pPr>
-                          <w:r>
-                            <w:rPr>
-                              <w:sz w:val="18"/>
-                            </w:rPr>
-                            <w:t>Дата</w:t>
-                          </w:r>
-                        </w:p>
-                      </w:txbxContent>
-                    </v:textbox>
-                  </v:rect>
-                  <v:rect id="Rectangle 18" o:spid="_x0000_s1043" style="position:absolute;left:18949;top:18977;width:1001;height:309;visibility:visible;mso-wrap-style:square;v-text-anchor:top" o:gfxdata="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" filled="f" stroked="f">
-                    <v:textbox inset="1pt,1pt,1pt,1pt">
-                      <w:txbxContent>
-                        <w:p>
-                          <w:pPr>
-                            <w:pStyle w:val="af5"/>
-                            <w:rPr>
-                              <w:sz w:val="18"/>
-                            </w:rPr>
-                          </w:pPr>
-                          <w:r>
-                            <w:rPr>
-                              <w:sz w:val="18"/>
-                            </w:rPr>
-                            <w:t>Лист</w:t>
-                          </w:r>
-                        </w:p>
-                      </w:txbxContent>
-                    </v:textbox>
-                  </v:rect>
-                  <v:rect id="Rectangle 20" o:spid="_x0000_s1044" style="position:absolute;left:7745;top:19221;width:11075;height:477;visibility:visible;mso-wrap-style:square;v-text-anchor:top" o:gfxdata="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" filled="f" stroked="f">
-                    <v:textbox inset="1pt,1pt,1pt,1pt">
-                      <w:txbxContent>
-                        <w:p>
-                          <w:pPr>
-                            <w:pStyle w:val="af5"/>
-                            <w:rPr>
-                              <w:i w:val="0"/>
-                              <w:iCs/>
-                              <w:lang w:val="ru-RU"/>
-                            </w:rPr>
-                          </w:pPr>
-                          <w:r>
-                            <w:rPr>
-                              <w:rFonts w:ascii="Times New Roman" w:hAnsi="Times New Roman"/>
-                              <w:i w:val="0"/>
-                              <w:iCs/>
-                              <w:lang w:val="ru-RU"/>
-                            </w:rPr>
-                            <w:t>КП.09.02.07.П-40.26.ПЗ</w:t>
-                          </w:r>
-                        </w:p>
-                      </w:txbxContent>
-                    </v:textbox>
-                  </v:rect>
-                  <w10:wrap anchorx="margin" anchory="page"/>
-                </v:group>
-              </w:pict>
-            </mc:Fallback>
-          </mc:AlternateContent>
+          <w:fldChar w:fldCharType="begin"/>
         </w:r>
         <w:r>
-          <w:rPr>
-            <w:noProof/>
-          </w:rPr>
-          <mc:AlternateContent>
-            <mc:Choice Requires="wps">
-              <w:drawing>
-                <wp:anchor distT="0" distB="0" distL="114300" distR="114300" simplePos="0" relativeHeight="251660288" behindDoc="0" locked="0" layoutInCell="1" allowOverlap="1" wp14:anchorId="06F84414" wp14:editId="4E0589F6">
-                  <wp:simplePos x="0" y="0"/>
-                  <wp:positionH relativeFrom="column">
-                    <wp:posOffset>5918200</wp:posOffset>
-                  </wp:positionH>
-                  <wp:positionV relativeFrom="paragraph">
-                    <wp:posOffset>-77775</wp:posOffset>
-                  </wp:positionV>
-                  <wp:extent cx="307239" cy="292608"/>
-                  <wp:effectExtent l="0" t="0" r="0" b="0"/>
-                  <wp:wrapNone/>
-                  <wp:docPr id="793763783" name="Прямоугольник 19"/>
-                  <wp:cNvGraphicFramePr/>
-                  <a:graphic xmlns:a="http://schemas.openxmlformats.org/drawingml/2006/main">
-                    <a:graphicData uri="http://schemas.microsoft.com/office/word/2010/wordprocessingShape">
-                      <wps:wsp>
-                        <wps:cNvSpPr/>
-                        <wps:spPr>
-                          <a:xfrm>
-                            <a:off x="0" y="0"/>
-                            <a:ext cx="307239" cy="292608"/>
-                          </a:xfrm>
-                          <a:prstGeom prst="rect">
-                            <a:avLst/>
-                          </a:prstGeom>
-                          <a:solidFill>
-                            <a:schemeClr val="bg1"/>
-                          </a:solidFill>
-                          <a:ln>
-                            <a:noFill/>
-                          </a:ln>
-                        </wps:spPr>
-                        <wps:style>
-                          <a:lnRef idx="2">
-                            <a:schemeClr val="accent1">
-                              <a:shade val="15000"/>
-                            </a:schemeClr>
-                          </a:lnRef>
-                          <a:fillRef idx="1">
-                            <a:schemeClr val="accent1"/>
-                          </a:fillRef>
-                          <a:effectRef idx="0">
-                            <a:schemeClr val="accent1"/>
-                          </a:effectRef>
-                          <a:fontRef idx="minor">
-                            <a:schemeClr val="lt1"/>
-                          </a:fontRef>
-                        </wps:style>
-                        <wps:bodyPr rot="0" spcFirstLastPara="0" vertOverflow="overflow" horzOverflow="overflow" vert="horz" wrap="square" lIns="91440" tIns="45720" rIns="91440" bIns="45720" numCol="1" spcCol="0" rtlCol="0" fromWordArt="0" anchor="ctr" anchorCtr="0" forceAA="0" compatLnSpc="1">
-                          <a:prstTxWarp prst="textNoShape">
-                            <a:avLst/>
-                          </a:prstTxWarp>
-                          <a:noAutofit/>
-                        </wps:bodyPr>
-                      </wps:wsp>
-                    </a:graphicData>
-                  </a:graphic>
-                </wp:anchor>
-              </w:drawing>
-            </mc:Choice>
-            <mc:Fallback>
-              <w:pict>
-                <v:rect w14:anchorId="600BF1B1" id="Прямоугольник 19" o:spid="_x0000_s1026" style="position:absolute;margin-left:466pt;margin-top:-6.1pt;width:24.2pt;height:23.05pt;z-index:251660288;visibility:visible;mso-wrap-style:square;mso-wrap-distance-left:9pt;mso-wrap-distance-top:0;mso-wrap-distance-right:9pt;mso-wrap-distance-bottom:0;mso-position-horizontal:absolute;mso-position-horizontal-relative:text;mso-position-vertical:absolute;mso-position-vertical-relative:text;v-text-anchor:middle" o:gfxdata="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" fillcolor="white [3212]" stroked="f" strokeweight="1pt"/>
-              </w:pict>
-            </mc:Fallback>
-          </mc:AlternateContent>
+          <w:instrText>PAGE   \* MERGEFORMAT</w:instrText>
         </w:r>
-      </w:p>
-    </w:sdtContent>
-  </w:sdt>
+        <w:r>
+          <w:fldChar w:fldCharType="separate"/>
+        </w:r>
+        <w:r>
+          <w:t>2</w:t>
+        </w:r>
+        <w:r>
+          <w:fldChar w:fldCharType="end"/>
+        </w:r>
+      </w:sdtContent>
+    </w:sdt>
+  </w:p>
+  <w:p>
+    <w:pPr>
+      <w:pStyle w:val="af3"/>
+      <w:tabs>
+        <w:tab w:val="clear" w:pos="9355"/>
+        <w:tab w:val="right" w:pos="9072"/>
+      </w:tabs>
+      <w:ind w:right="-285" w:hanging="567"/>
+    </w:pPr>
+  </w:p>
 </w:ftr>
 </file>
 
@@ -49934,6 +49300,767 @@
     </w:p>
   </w:footnote>
 </w:footnotes>
+</file>
+
+<file path=word/header1.xml><?xml version="1.0" encoding="utf-8"?>
+<w:hdr xmlns:wpc="http://schemas.microsoft.com/office/word/2010/wordprocessingCanvas" xmlns:cx="http://schemas.microsoft.com/office/drawing/2014/chartex" xmlns:cx1="http://schemas.microsoft.com/office/drawing/2015/9/8/chartex" xmlns:cx2="http://schemas.microsoft.com/office/drawing/2015/10/21/chartex" xmlns:cx3="http://schemas.microsoft.com/office/drawing/2016/5/9/chartex" xmlns:cx4="http://schemas.microsoft.com/office/drawing/2016/5/10/chartex" xmlns:cx5="http://schemas.microsoft.com/office/drawing/2016/5/11/chartex" xmlns:cx6="http://schemas.microsoft.com/office/drawing/2016/5/12/chartex" xmlns:cx7="http://schemas.microsoft.com/office/drawing/2016/5/13/chartex" xmlns:cx8="http://schemas.microsoft.com/office/drawing/2016/5/14/chartex" xmlns:mc="http://schemas.openxmlformats.org/markup-compatibility/2006" xmlns:aink="http://schemas.microsoft.com/office/drawing/2016/ink" xmlns:am3d="http://schemas.microsoft.com/office/drawing/2017/model3d" xmlns:o="urn:schemas-microsoft-com:office:office" xmlns:oel="http://schemas.microsoft.com/office/2019/extlst" xmlns:r="http://schemas.openxmlformats.org/officeDocument/2006/relationships" xmlns:m="http://schemas.openxmlformats.org/officeDocument/2006/math" xmlns:v="urn:schemas-microsoft-com:vml" xmlns:wp14="http://schemas.microsoft.com/office/word/2010/wordprocessingDrawing" xmlns:wp="http://schemas.openxmlformats.org/drawingml/2006/wordprocessingDrawing" xmlns:w10="urn:schemas-microsoft-com:office:word" xmlns:w="http://schemas.openxmlformats.org/wordprocessingml/2006/main" xmlns:w14="http://schemas.microsoft.com/office/word/2010/wordml" xmlns:w15="http://schemas.microsoft.com/office/word/2012/wordml" xmlns:w16cex="http://schemas.microsoft.com/office/word/2018/wordml/cex" xmlns:w16cid="http://schemas.microsoft.com/office/word/2016/wordml/cid" xmlns:w16="http://schemas.microsoft.com/office/word/2018/wordml" xmlns:w16du="http://schemas.microsoft.com/office/word/2023/wordml/word16du" xmlns:w16sdtdh="http://schemas.microsoft.com/office/word/2020/wordml/sdtdatahash" xmlns:w16sdtfl="http://schemas.microsoft.com/office/word/2024/wordml/sdtformatlock" xmlns:w16se="http://schemas.microsoft.com/office/word/2015/wordml/symex" xmlns:wpg="http://schemas.microsoft.com/office/word/2010/wordprocessingGroup" xmlns:wpi="http://schemas.microsoft.com/office/word/2010/wordprocessingInk" xmlns:wne="http://schemas.microsoft.com/office/word/2006/wordml" xmlns:wps="http://schemas.microsoft.com/office/word/2010/wordprocessingShape" mc:Ignorable="w14 w15 w16se w16cid w16 w16cex w16sdtdh w16sdtfl w16du wp14">
+  <w:p>
+    <w:pPr>
+      <w:pStyle w:val="af1"/>
+      <w:ind w:hanging="567"/>
+    </w:pPr>
+    <w:r>
+      <w:rPr>
+        <w:noProof/>
+        <w:lang w:eastAsia="ru-RU"/>
+      </w:rPr>
+      <mc:AlternateContent>
+        <mc:Choice Requires="wpg">
+          <w:drawing>
+            <wp:anchor distT="0" distB="0" distL="114300" distR="114300" simplePos="0" relativeHeight="251659264" behindDoc="0" locked="0" layoutInCell="0" allowOverlap="1" wp14:anchorId="0A014818" wp14:editId="36C30BF4">
+              <wp:simplePos x="0" y="0"/>
+              <wp:positionH relativeFrom="margin">
+                <wp:posOffset>-384810</wp:posOffset>
+              </wp:positionH>
+              <wp:positionV relativeFrom="page">
+                <wp:posOffset>228600</wp:posOffset>
+              </wp:positionV>
+              <wp:extent cx="6669204" cy="10331450"/>
+              <wp:effectExtent l="0" t="0" r="17780" b="12700"/>
+              <wp:wrapNone/>
+              <wp:docPr id="644599862" name="Группа 1"/>
+              <wp:cNvGraphicFramePr/>
+              <a:graphic xmlns:a="http://schemas.openxmlformats.org/drawingml/2006/main">
+                <a:graphicData uri="http://schemas.microsoft.com/office/word/2010/wordprocessingGroup">
+                  <wpg:wgp>
+                    <wpg:cNvGrpSpPr/>
+                    <wpg:grpSpPr>
+                      <a:xfrm>
+                        <a:off x="0" y="0"/>
+                        <a:ext cx="6669204" cy="10331450"/>
+                        <a:chOff x="54" y="52"/>
+                        <a:chExt cx="20028" cy="20000"/>
+                      </a:xfrm>
+                    </wpg:grpSpPr>
+                    <wps:wsp>
+                      <wps:cNvPr id="1937627296" name="Rectangle 2"/>
+                      <wps:cNvSpPr>
+                        <a:spLocks noChangeArrowheads="1"/>
+                      </wps:cNvSpPr>
+                      <wps:spPr bwMode="auto">
+                        <a:xfrm>
+                          <a:off x="82" y="52"/>
+                          <a:ext cx="20000" cy="20000"/>
+                        </a:xfrm>
+                        <a:prstGeom prst="rect">
+                          <a:avLst/>
+                        </a:prstGeom>
+                        <a:noFill/>
+                        <a:ln w="25400">
+                          <a:solidFill>
+                            <a:srgbClr val="000000"/>
+                          </a:solidFill>
+                          <a:miter lim="800000"/>
+                        </a:ln>
+                      </wps:spPr>
+                      <wps:bodyPr rot="0" vert="horz" wrap="square" lIns="91440" tIns="45720" rIns="91440" bIns="45720" anchor="t" anchorCtr="0" upright="1">
+                        <a:noAutofit/>
+                      </wps:bodyPr>
+                    </wps:wsp>
+                    <wps:wsp>
+                      <wps:cNvPr id="994252971" name="Line 3"/>
+                      <wps:cNvCnPr>
+                        <a:cxnSpLocks noChangeShapeType="1"/>
+                      </wps:cNvCnPr>
+                      <wps:spPr bwMode="auto">
+                        <a:xfrm>
+                          <a:off x="1093" y="18967"/>
+                          <a:ext cx="2" cy="1040"/>
+                        </a:xfrm>
+                        <a:prstGeom prst="line">
+                          <a:avLst/>
+                        </a:prstGeom>
+                        <a:noFill/>
+                        <a:ln w="25400">
+                          <a:solidFill>
+                            <a:srgbClr val="000000"/>
+                          </a:solidFill>
+                          <a:round/>
+                        </a:ln>
+                      </wps:spPr>
+                      <wps:bodyPr/>
+                    </wps:wsp>
+                    <wps:wsp>
+                      <wps:cNvPr id="699479129" name="Line 4"/>
+                      <wps:cNvCnPr>
+                        <a:cxnSpLocks noChangeShapeType="1"/>
+                      </wps:cNvCnPr>
+                      <wps:spPr bwMode="auto">
+                        <a:xfrm>
+                          <a:off x="68" y="18941"/>
+                          <a:ext cx="19967" cy="1"/>
+                        </a:xfrm>
+                        <a:prstGeom prst="line">
+                          <a:avLst/>
+                        </a:prstGeom>
+                        <a:noFill/>
+                        <a:ln w="25400">
+                          <a:solidFill>
+                            <a:srgbClr val="000000"/>
+                          </a:solidFill>
+                          <a:round/>
+                        </a:ln>
+                      </wps:spPr>
+                      <wps:bodyPr/>
+                    </wps:wsp>
+                    <wps:wsp>
+                      <wps:cNvPr id="403467278" name="Line 5"/>
+                      <wps:cNvCnPr>
+                        <a:cxnSpLocks noChangeShapeType="1"/>
+                      </wps:cNvCnPr>
+                      <wps:spPr bwMode="auto">
+                        <a:xfrm>
+                          <a:off x="2186" y="18967"/>
+                          <a:ext cx="2" cy="1040"/>
+                        </a:xfrm>
+                        <a:prstGeom prst="line">
+                          <a:avLst/>
+                        </a:prstGeom>
+                        <a:noFill/>
+                        <a:ln w="25400">
+                          <a:solidFill>
+                            <a:srgbClr val="000000"/>
+                          </a:solidFill>
+                          <a:round/>
+                        </a:ln>
+                      </wps:spPr>
+                      <wps:bodyPr/>
+                    </wps:wsp>
+                    <wps:wsp>
+                      <wps:cNvPr id="618661682" name="Line 6"/>
+                      <wps:cNvCnPr>
+                        <a:cxnSpLocks noChangeShapeType="1"/>
+                      </wps:cNvCnPr>
+                      <wps:spPr bwMode="auto">
+                        <a:xfrm>
+                          <a:off x="4919" y="18967"/>
+                          <a:ext cx="2" cy="1040"/>
+                        </a:xfrm>
+                        <a:prstGeom prst="line">
+                          <a:avLst/>
+                        </a:prstGeom>
+                        <a:noFill/>
+                        <a:ln w="25400">
+                          <a:solidFill>
+                            <a:srgbClr val="000000"/>
+                          </a:solidFill>
+                          <a:round/>
+                        </a:ln>
+                      </wps:spPr>
+                      <wps:bodyPr/>
+                    </wps:wsp>
+                    <wps:wsp>
+                      <wps:cNvPr id="216035249" name="Line 7"/>
+                      <wps:cNvCnPr>
+                        <a:cxnSpLocks noChangeShapeType="1"/>
+                      </wps:cNvCnPr>
+                      <wps:spPr bwMode="auto">
+                        <a:xfrm>
+                          <a:off x="6557" y="18977"/>
+                          <a:ext cx="2" cy="1030"/>
+                        </a:xfrm>
+                        <a:prstGeom prst="line">
+                          <a:avLst/>
+                        </a:prstGeom>
+                        <a:noFill/>
+                        <a:ln w="25400">
+                          <a:solidFill>
+                            <a:srgbClr val="000000"/>
+                          </a:solidFill>
+                          <a:round/>
+                        </a:ln>
+                      </wps:spPr>
+                      <wps:bodyPr/>
+                    </wps:wsp>
+                    <wps:wsp>
+                      <wps:cNvPr id="1296428104" name="Line 8"/>
+                      <wps:cNvCnPr>
+                        <a:cxnSpLocks noChangeShapeType="1"/>
+                      </wps:cNvCnPr>
+                      <wps:spPr bwMode="auto">
+                        <a:xfrm>
+                          <a:off x="7650" y="18967"/>
+                          <a:ext cx="2" cy="1030"/>
+                        </a:xfrm>
+                        <a:prstGeom prst="line">
+                          <a:avLst/>
+                        </a:prstGeom>
+                        <a:noFill/>
+                        <a:ln w="25400">
+                          <a:solidFill>
+                            <a:srgbClr val="000000"/>
+                          </a:solidFill>
+                          <a:round/>
+                        </a:ln>
+                      </wps:spPr>
+                      <wps:bodyPr/>
+                    </wps:wsp>
+                    <wps:wsp>
+                      <wps:cNvPr id="1024806300" name="Line 9"/>
+                      <wps:cNvCnPr>
+                        <a:cxnSpLocks noChangeShapeType="1"/>
+                      </wps:cNvCnPr>
+                      <wps:spPr bwMode="auto">
+                        <a:xfrm>
+                          <a:off x="18905" y="18967"/>
+                          <a:ext cx="4" cy="1040"/>
+                        </a:xfrm>
+                        <a:prstGeom prst="line">
+                          <a:avLst/>
+                        </a:prstGeom>
+                        <a:noFill/>
+                        <a:ln w="25400">
+                          <a:solidFill>
+                            <a:srgbClr val="000000"/>
+                          </a:solidFill>
+                          <a:round/>
+                        </a:ln>
+                      </wps:spPr>
+                      <wps:bodyPr/>
+                    </wps:wsp>
+                    <wps:wsp>
+                      <wps:cNvPr id="1682701687" name="Line 10"/>
+                      <wps:cNvCnPr>
+                        <a:cxnSpLocks noChangeShapeType="1"/>
+                      </wps:cNvCnPr>
+                      <wps:spPr bwMode="auto">
+                        <a:xfrm>
+                          <a:off x="68" y="19311"/>
+                          <a:ext cx="7621" cy="2"/>
+                        </a:xfrm>
+                        <a:prstGeom prst="line">
+                          <a:avLst/>
+                        </a:prstGeom>
+                        <a:noFill/>
+                        <a:ln w="12700">
+                          <a:solidFill>
+                            <a:srgbClr val="000000"/>
+                          </a:solidFill>
+                          <a:round/>
+                        </a:ln>
+                      </wps:spPr>
+                      <wps:bodyPr/>
+                    </wps:wsp>
+                    <wps:wsp>
+                      <wps:cNvPr id="968726539" name="Line 11"/>
+                      <wps:cNvCnPr>
+                        <a:cxnSpLocks noChangeShapeType="1"/>
+                      </wps:cNvCnPr>
+                      <wps:spPr bwMode="auto">
+                        <a:xfrm>
+                          <a:off x="68" y="19646"/>
+                          <a:ext cx="7621" cy="1"/>
+                        </a:xfrm>
+                        <a:prstGeom prst="line">
+                          <a:avLst/>
+                        </a:prstGeom>
+                        <a:noFill/>
+                        <a:ln w="25400">
+                          <a:solidFill>
+                            <a:srgbClr val="000000"/>
+                          </a:solidFill>
+                          <a:round/>
+                        </a:ln>
+                      </wps:spPr>
+                      <wps:bodyPr/>
+                    </wps:wsp>
+                    <wps:wsp>
+                      <wps:cNvPr id="691638350" name="Line 12"/>
+                      <wps:cNvCnPr>
+                        <a:cxnSpLocks noChangeShapeType="1"/>
+                      </wps:cNvCnPr>
+                      <wps:spPr bwMode="auto">
+                        <a:xfrm>
+                          <a:off x="18919" y="19296"/>
+                          <a:ext cx="1071" cy="1"/>
+                        </a:xfrm>
+                        <a:prstGeom prst="line">
+                          <a:avLst/>
+                        </a:prstGeom>
+                        <a:noFill/>
+                        <a:ln w="12700">
+                          <a:solidFill>
+                            <a:srgbClr val="000000"/>
+                          </a:solidFill>
+                          <a:round/>
+                        </a:ln>
+                      </wps:spPr>
+                      <wps:bodyPr/>
+                    </wps:wsp>
+                    <wps:wsp>
+                      <wps:cNvPr id="621920730" name="Rectangle 13"/>
+                      <wps:cNvSpPr>
+                        <a:spLocks noChangeArrowheads="1"/>
+                      </wps:cNvSpPr>
+                      <wps:spPr bwMode="auto">
+                        <a:xfrm>
+                          <a:off x="54" y="19660"/>
+                          <a:ext cx="1000" cy="309"/>
+                        </a:xfrm>
+                        <a:prstGeom prst="rect">
+                          <a:avLst/>
+                        </a:prstGeom>
+                        <a:noFill/>
+                        <a:ln>
+                          <a:noFill/>
+                        </a:ln>
+                      </wps:spPr>
+                      <wps:txbx>
+                        <w:txbxContent>
+                          <w:p>
+                            <w:pPr>
+                              <w:pStyle w:val="af5"/>
+                              <w:rPr>
+                                <w:sz w:val="18"/>
+                              </w:rPr>
+                            </w:pPr>
+                            <w:r>
+                              <w:rPr>
+                                <w:sz w:val="18"/>
+                              </w:rPr>
+                              <w:t>Изм.</w:t>
+                            </w:r>
+                          </w:p>
+                        </w:txbxContent>
+                      </wps:txbx>
+                      <wps:bodyPr rot="0" vert="horz" wrap="square" lIns="12700" tIns="12700" rIns="12700" bIns="12700" anchor="t" anchorCtr="0" upright="1">
+                        <a:noAutofit/>
+                      </wps:bodyPr>
+                    </wps:wsp>
+                    <wps:wsp>
+                      <wps:cNvPr id="869301600" name="Rectangle 14"/>
+                      <wps:cNvSpPr>
+                        <a:spLocks noChangeArrowheads="1"/>
+                      </wps:cNvSpPr>
+                      <wps:spPr bwMode="auto">
+                        <a:xfrm>
+                          <a:off x="1139" y="19660"/>
+                          <a:ext cx="1001" cy="309"/>
+                        </a:xfrm>
+                        <a:prstGeom prst="rect">
+                          <a:avLst/>
+                        </a:prstGeom>
+                        <a:noFill/>
+                        <a:ln>
+                          <a:noFill/>
+                        </a:ln>
+                      </wps:spPr>
+                      <wps:txbx>
+                        <w:txbxContent>
+                          <w:p>
+                            <w:pPr>
+                              <w:pStyle w:val="af5"/>
+                              <w:rPr>
+                                <w:sz w:val="18"/>
+                              </w:rPr>
+                            </w:pPr>
+                            <w:r>
+                              <w:rPr>
+                                <w:sz w:val="18"/>
+                              </w:rPr>
+                              <w:t>Лист</w:t>
+                            </w:r>
+                          </w:p>
+                        </w:txbxContent>
+                      </wps:txbx>
+                      <wps:bodyPr rot="0" vert="horz" wrap="square" lIns="12700" tIns="12700" rIns="12700" bIns="12700" anchor="t" anchorCtr="0" upright="1">
+                        <a:noAutofit/>
+                      </wps:bodyPr>
+                    </wps:wsp>
+                    <wps:wsp>
+                      <wps:cNvPr id="1228556575" name="Rectangle 15"/>
+                      <wps:cNvSpPr>
+                        <a:spLocks noChangeArrowheads="1"/>
+                      </wps:cNvSpPr>
+                      <wps:spPr bwMode="auto">
+                        <a:xfrm>
+                          <a:off x="2267" y="19660"/>
+                          <a:ext cx="2573" cy="309"/>
+                        </a:xfrm>
+                        <a:prstGeom prst="rect">
+                          <a:avLst/>
+                        </a:prstGeom>
+                        <a:noFill/>
+                        <a:ln>
+                          <a:noFill/>
+                        </a:ln>
+                      </wps:spPr>
+                      <wps:txbx>
+                        <w:txbxContent>
+                          <w:p>
+                            <w:pPr>
+                              <w:pStyle w:val="af5"/>
+                              <w:rPr>
+                                <w:sz w:val="18"/>
+                              </w:rPr>
+                            </w:pPr>
+                            <w:r>
+                              <w:rPr>
+                                <w:sz w:val="18"/>
+                              </w:rPr>
+                              <w:t>№ докум.</w:t>
+                            </w:r>
+                          </w:p>
+                        </w:txbxContent>
+                      </wps:txbx>
+                      <wps:bodyPr rot="0" vert="horz" wrap="square" lIns="12700" tIns="12700" rIns="12700" bIns="12700" anchor="t" anchorCtr="0" upright="1">
+                        <a:noAutofit/>
+                      </wps:bodyPr>
+                    </wps:wsp>
+                    <wps:wsp>
+                      <wps:cNvPr id="1298893346" name="Rectangle 16"/>
+                      <wps:cNvSpPr>
+                        <a:spLocks noChangeArrowheads="1"/>
+                      </wps:cNvSpPr>
+                      <wps:spPr bwMode="auto">
+                        <a:xfrm>
+                          <a:off x="4983" y="19660"/>
+                          <a:ext cx="1534" cy="309"/>
+                        </a:xfrm>
+                        <a:prstGeom prst="rect">
+                          <a:avLst/>
+                        </a:prstGeom>
+                        <a:noFill/>
+                        <a:ln>
+                          <a:noFill/>
+                        </a:ln>
+                      </wps:spPr>
+                      <wps:txbx>
+                        <w:txbxContent>
+                          <w:p>
+                            <w:pPr>
+                              <w:pStyle w:val="af5"/>
+                              <w:rPr>
+                                <w:sz w:val="18"/>
+                              </w:rPr>
+                            </w:pPr>
+                            <w:r>
+                              <w:rPr>
+                                <w:sz w:val="18"/>
+                              </w:rPr>
+                              <w:t>Подпись</w:t>
+                            </w:r>
+                          </w:p>
+                        </w:txbxContent>
+                      </wps:txbx>
+                      <wps:bodyPr rot="0" vert="horz" wrap="square" lIns="12700" tIns="12700" rIns="12700" bIns="12700" anchor="t" anchorCtr="0" upright="1">
+                        <a:noAutofit/>
+                      </wps:bodyPr>
+                    </wps:wsp>
+                    <wps:wsp>
+                      <wps:cNvPr id="1688427448" name="Rectangle 17"/>
+                      <wps:cNvSpPr>
+                        <a:spLocks noChangeArrowheads="1"/>
+                      </wps:cNvSpPr>
+                      <wps:spPr bwMode="auto">
+                        <a:xfrm>
+                          <a:off x="6604" y="19660"/>
+                          <a:ext cx="1000" cy="309"/>
+                        </a:xfrm>
+                        <a:prstGeom prst="rect">
+                          <a:avLst/>
+                        </a:prstGeom>
+                        <a:noFill/>
+                        <a:ln>
+                          <a:noFill/>
+                        </a:ln>
+                      </wps:spPr>
+                      <wps:txbx>
+                        <w:txbxContent>
+                          <w:p>
+                            <w:pPr>
+                              <w:pStyle w:val="af5"/>
+                              <w:rPr>
+                                <w:sz w:val="18"/>
+                              </w:rPr>
+                            </w:pPr>
+                            <w:r>
+                              <w:rPr>
+                                <w:sz w:val="18"/>
+                              </w:rPr>
+                              <w:t>Дата</w:t>
+                            </w:r>
+                          </w:p>
+                        </w:txbxContent>
+                      </wps:txbx>
+                      <wps:bodyPr rot="0" vert="horz" wrap="square" lIns="12700" tIns="12700" rIns="12700" bIns="12700" anchor="t" anchorCtr="0" upright="1">
+                        <a:noAutofit/>
+                      </wps:bodyPr>
+                    </wps:wsp>
+                    <wps:wsp>
+                      <wps:cNvPr id="2116397651" name="Rectangle 18"/>
+                      <wps:cNvSpPr>
+                        <a:spLocks noChangeArrowheads="1"/>
+                      </wps:cNvSpPr>
+                      <wps:spPr bwMode="auto">
+                        <a:xfrm>
+                          <a:off x="18949" y="18977"/>
+                          <a:ext cx="1001" cy="309"/>
+                        </a:xfrm>
+                        <a:prstGeom prst="rect">
+                          <a:avLst/>
+                        </a:prstGeom>
+                        <a:noFill/>
+                        <a:ln>
+                          <a:noFill/>
+                        </a:ln>
+                      </wps:spPr>
+                      <wps:txbx>
+                        <w:txbxContent>
+                          <w:p>
+                            <w:pPr>
+                              <w:pStyle w:val="af5"/>
+                              <w:rPr>
+                                <w:sz w:val="18"/>
+                              </w:rPr>
+                            </w:pPr>
+                            <w:r>
+                              <w:rPr>
+                                <w:sz w:val="18"/>
+                              </w:rPr>
+                              <w:t>Лист</w:t>
+                            </w:r>
+                          </w:p>
+                        </w:txbxContent>
+                      </wps:txbx>
+                      <wps:bodyPr rot="0" vert="horz" wrap="square" lIns="12700" tIns="12700" rIns="12700" bIns="12700" anchor="t" anchorCtr="0" upright="1">
+                        <a:noAutofit/>
+                      </wps:bodyPr>
+                    </wps:wsp>
+                    <wps:wsp>
+                      <wps:cNvPr id="540223317" name="Rectangle 20"/>
+                      <wps:cNvSpPr>
+                        <a:spLocks noChangeArrowheads="1"/>
+                      </wps:cNvSpPr>
+                      <wps:spPr bwMode="auto">
+                        <a:xfrm>
+                          <a:off x="7745" y="19221"/>
+                          <a:ext cx="11075" cy="477"/>
+                        </a:xfrm>
+                        <a:prstGeom prst="rect">
+                          <a:avLst/>
+                        </a:prstGeom>
+                        <a:noFill/>
+                        <a:ln>
+                          <a:noFill/>
+                        </a:ln>
+                      </wps:spPr>
+                      <wps:txbx>
+                        <w:txbxContent>
+                          <w:p>
+                            <w:pPr>
+                              <w:pStyle w:val="af5"/>
+                              <w:rPr>
+                                <w:i w:val="0"/>
+                                <w:iCs/>
+                                <w:lang w:val="ru-RU"/>
+                              </w:rPr>
+                            </w:pPr>
+                            <w:r>
+                              <w:rPr>
+                                <w:rFonts w:ascii="Times New Roman" w:hAnsi="Times New Roman"/>
+                                <w:i w:val="0"/>
+                                <w:iCs/>
+                                <w:lang w:val="ru-RU"/>
+                              </w:rPr>
+                              <w:t>КП.09.02.07.П-40.26.ПЗ</w:t>
+                            </w:r>
+                          </w:p>
+                        </w:txbxContent>
+                      </wps:txbx>
+                      <wps:bodyPr rot="0" vert="horz" wrap="square" lIns="12700" tIns="12700" rIns="12700" bIns="12700" anchor="t" anchorCtr="0" upright="1">
+                        <a:noAutofit/>
+                      </wps:bodyPr>
+                    </wps:wsp>
+                  </wpg:wgp>
+                </a:graphicData>
+              </a:graphic>
+              <wp14:sizeRelH relativeFrom="margin">
+                <wp14:pctWidth>0</wp14:pctWidth>
+              </wp14:sizeRelH>
+              <wp14:sizeRelV relativeFrom="margin">
+                <wp14:pctHeight>0</wp14:pctHeight>
+              </wp14:sizeRelV>
+            </wp:anchor>
+          </w:drawing>
+        </mc:Choice>
+        <mc:Fallback>
+          <w:pict>
+            <v:group w14:anchorId="0A014818" id="Группа 1" o:spid="_x0000_s1026" style="position:absolute;margin-left:-30.3pt;margin-top:18pt;width:525.15pt;height:813.5pt;z-index:251659264;mso-position-horizontal-relative:margin;mso-position-vertical-relative:page;mso-width-relative:margin;mso-height-relative:margin" coordorigin="54,52" coordsize="20028,20000" o:gfxdata="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" o:allowincell="f">
+              <v:rect id="Rectangle 2" o:spid="_x0000_s1027" style="position:absolute;left:82;top:52;width:20000;height:20000;visibility:visible;mso-wrap-style:square;v-text-anchor:top" o:gfxdata="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" filled="f" strokeweight="2pt"/>
+              <v:line id="Line 3" o:spid="_x0000_s1028" style="position:absolute;visibility:visible;mso-wrap-style:square" from="1093,18967" to="1095,20007" o:connectortype="straight" o:gfxdata="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" strokeweight="2pt"/>
+              <v:line id="Line 4" o:spid="_x0000_s1029" style="position:absolute;visibility:visible;mso-wrap-style:square" from="68,18941" to="20035,18942" o:connectortype="straight" o:gfxdata="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" strokeweight="2pt"/>
+              <v:line id="Line 5" o:spid="_x0000_s1030" style="position:absolute;visibility:visible;mso-wrap-style:square" from="2186,18967" to="2188,20007" o:connectortype="straight" o:gfxdata="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" strokeweight="2pt"/>
+              <v:line id="Line 6" o:spid="_x0000_s1031" style="position:absolute;visibility:visible;mso-wrap-style:square" from="4919,18967" to="4921,20007" o:connectortype="straight" o:gfxdata="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" strokeweight="2pt"/>
+              <v:line id="Line 7" o:spid="_x0000_s1032" style="position:absolute;visibility:visible;mso-wrap-style:square" from="6557,18977" to="6559,20007" o:connectortype="straight" o:gfxdata="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" strokeweight="2pt"/>
+              <v:line id="Line 8" o:spid="_x0000_s1033" style="position:absolute;visibility:visible;mso-wrap-style:square" from="7650,18967" to="7652,19997" o:connectortype="straight" o:gfxdata="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" strokeweight="2pt"/>
+              <v:line id="Line 9" o:spid="_x0000_s1034" style="position:absolute;visibility:visible;mso-wrap-style:square" from="18905,18967" to="18909,20007" o:connectortype="straight" o:gfxdata="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" strokeweight="2pt"/>
+              <v:line id="Line 10" o:spid="_x0000_s1035" style="position:absolute;visibility:visible;mso-wrap-style:square" from="68,19311" to="7689,19313" o:connectortype="straight" o:gfxdata="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" strokeweight="1pt"/>
+              <v:line id="Line 11" o:spid="_x0000_s1036" style="position:absolute;visibility:visible;mso-wrap-style:square" from="68,19646" to="7689,19647" o:connectortype="straight" o:gfxdata="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" strokeweight="2pt"/>
+              <v:line id="Line 12" o:spid="_x0000_s1037" style="position:absolute;visibility:visible;mso-wrap-style:square" from="18919,19296" to="19990,19297" o:connectortype="straight" o:gfxdata="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" strokeweight="1pt"/>
+              <v:rect id="Rectangle 13" o:spid="_x0000_s1038" style="position:absolute;left:54;top:19660;width:1000;height:309;visibility:visible;mso-wrap-style:square;v-text-anchor:top" o:gfxdata="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" filled="f" stroked="f">
+                <v:textbox inset="1pt,1pt,1pt,1pt">
+                  <w:txbxContent>
+                    <w:p>
+                      <w:pPr>
+                        <w:pStyle w:val="af5"/>
+                        <w:rPr>
+                          <w:sz w:val="18"/>
+                        </w:rPr>
+                      </w:pPr>
+                      <w:r>
+                        <w:rPr>
+                          <w:sz w:val="18"/>
+                        </w:rPr>
+                        <w:t>Изм.</w:t>
+                      </w:r>
+                    </w:p>
+                  </w:txbxContent>
+                </v:textbox>
+              </v:rect>
+              <v:rect id="Rectangle 14" o:spid="_x0000_s1039" style="position:absolute;left:1139;top:19660;width:1001;height:309;visibility:visible;mso-wrap-style:square;v-text-anchor:top" o:gfxdata="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" filled="f" stroked="f">
+                <v:textbox inset="1pt,1pt,1pt,1pt">
+                  <w:txbxContent>
+                    <w:p>
+                      <w:pPr>
+                        <w:pStyle w:val="af5"/>
+                        <w:rPr>
+                          <w:sz w:val="18"/>
+                        </w:rPr>
+                      </w:pPr>
+                      <w:r>
+                        <w:rPr>
+                          <w:sz w:val="18"/>
+                        </w:rPr>
+                        <w:t>Лист</w:t>
+                      </w:r>
+                    </w:p>
+                  </w:txbxContent>
+                </v:textbox>
+              </v:rect>
+              <v:rect id="Rectangle 15" o:spid="_x0000_s1040" style="position:absolute;left:2267;top:19660;width:2573;height:309;visibility:visible;mso-wrap-style:square;v-text-anchor:top" o:gfxdata="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" filled="f" stroked="f">
+                <v:textbox inset="1pt,1pt,1pt,1pt">
+                  <w:txbxContent>
+                    <w:p>
+                      <w:pPr>
+                        <w:pStyle w:val="af5"/>
+                        <w:rPr>
+                          <w:sz w:val="18"/>
+                        </w:rPr>
+                      </w:pPr>
+                      <w:r>
+                        <w:rPr>
+                          <w:sz w:val="18"/>
+                        </w:rPr>
+                        <w:t>№ докум.</w:t>
+                      </w:r>
+                    </w:p>
+                  </w:txbxContent>
+                </v:textbox>
+              </v:rect>
+              <v:rect id="Rectangle 16" o:spid="_x0000_s1041" style="position:absolute;left:4983;top:19660;width:1534;height:309;visibility:visible;mso-wrap-style:square;v-text-anchor:top" o:gfxdata="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" filled="f" stroked="f">
+                <v:textbox inset="1pt,1pt,1pt,1pt">
+                  <w:txbxContent>
+                    <w:p>
+                      <w:pPr>
+                        <w:pStyle w:val="af5"/>
+                        <w:rPr>
+                          <w:sz w:val="18"/>
+                        </w:rPr>
+                      </w:pPr>
+                      <w:r>
+                        <w:rPr>
+                          <w:sz w:val="18"/>
+                        </w:rPr>
+                        <w:t>Подпись</w:t>
+                      </w:r>
+                    </w:p>
+                  </w:txbxContent>
+                </v:textbox>
+              </v:rect>
+              <v:rect id="Rectangle 17" o:spid="_x0000_s1042" style="position:absolute;left:6604;top:19660;width:1000;height:309;visibility:visible;mso-wrap-style:square;v-text-anchor:top" o:gfxdata="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" filled="f" stroked="f">
+                <v:textbox inset="1pt,1pt,1pt,1pt">
+                  <w:txbxContent>
+                    <w:p>
+                      <w:pPr>
+                        <w:pStyle w:val="af5"/>
+                        <w:rPr>
+                          <w:sz w:val="18"/>
+                        </w:rPr>
+                      </w:pPr>
+                      <w:r>
+                        <w:rPr>
+                          <w:sz w:val="18"/>
+                        </w:rPr>
+                        <w:t>Дата</w:t>
+                      </w:r>
+                    </w:p>
+                  </w:txbxContent>
+                </v:textbox>
+              </v:rect>
+              <v:rect id="Rectangle 18" o:spid="_x0000_s1043" style="position:absolute;left:18949;top:18977;width:1001;height:309;visibility:visible;mso-wrap-style:square;v-text-anchor:top" o:gfxdata="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" filled="f" stroked="f">
+                <v:textbox inset="1pt,1pt,1pt,1pt">
+                  <w:txbxContent>
+                    <w:p>
+                      <w:pPr>
+                        <w:pStyle w:val="af5"/>
+                        <w:rPr>
+                          <w:sz w:val="18"/>
+                        </w:rPr>
+                      </w:pPr>
+                      <w:r>
+                        <w:rPr>
+                          <w:sz w:val="18"/>
+                        </w:rPr>
+                        <w:t>Лист</w:t>
+                      </w:r>
+                    </w:p>
+                  </w:txbxContent>
+                </v:textbox>
+              </v:rect>
+              <v:rect id="Rectangle 20" o:spid="_x0000_s1044" style="position:absolute;left:7745;top:19221;width:11075;height:477;visibility:visible;mso-wrap-style:square;v-text-anchor:top" o:gfxdata="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" filled="f" stroked="f">
+                <v:textbox inset="1pt,1pt,1pt,1pt">
+                  <w:txbxContent>
+                    <w:p>
+                      <w:pPr>
+                        <w:pStyle w:val="af5"/>
+                        <w:rPr>
+                          <w:i w:val="0"/>
+                          <w:iCs/>
+                          <w:lang w:val="ru-RU"/>
+                        </w:rPr>
+                      </w:pPr>
+                      <w:r>
+                        <w:rPr>
+                          <w:rFonts w:ascii="Times New Roman" w:hAnsi="Times New Roman"/>
+                          <w:i w:val="0"/>
+                          <w:iCs/>
+                          <w:lang w:val="ru-RU"/>
+                        </w:rPr>
+                        <w:t>КП.09.02.07.П-40.26.ПЗ</w:t>
+                      </w:r>
+                    </w:p>
+                  </w:txbxContent>
+                </v:textbox>
+              </v:rect>
+              <w10:wrap anchorx="margin" anchory="page"/>
+            </v:group>
+          </w:pict>
+        </mc:Fallback>
+      </mc:AlternateContent>
+    </w:r>
+  </w:p>
+</w:hdr>
 </file>
 
 <file path=word/numbering.xml><?xml version="1.0" encoding="utf-8"?>

--- a/1.docx
+++ b/1.docx
@@ -5718,7 +5718,7 @@
           <v:shape id="_x0000_i1025" type="#_x0000_t75" style="width:7in;height:234pt" o:ole="">
             <v:imagedata r:id="rId8" o:title=""/>
           </v:shape>
-          <o:OLEObject Type="Embed" ProgID="Visio.Drawing.11" ShapeID="_x0000_i1025" DrawAspect="Icon" ObjectID="_1835344761" r:id="rId9"/>
+          <o:OLEObject Type="Embed" ProgID="Visio.Drawing.11" ShapeID="_x0000_i1025" DrawAspect="Icon" ObjectID="_1835346141" r:id="rId9"/>
         </w:object>
       </w:r>
     </w:p>
@@ -9776,71 +9776,23 @@
           <w:szCs w:val="26"/>
           <w:lang w:bidi="ru-RU"/>
         </w:rPr>
-        <w:t>Bogo</w:t>
-      </w:r>
-      <w:r>
-        <w:rPr>
-          <w:rFonts w:eastAsiaTheme="majorEastAsia" w:cstheme="majorBidi"/>
-          <w:szCs w:val="26"/>
-          <w:lang w:bidi="ru-RU"/>
-        </w:rPr>
-        <w:t xml:space="preserve"> </w:t>
-      </w:r>
-      <w:r>
-        <w:rPr>
-          <w:rFonts w:eastAsiaTheme="majorEastAsia" w:cstheme="majorBidi"/>
-          <w:szCs w:val="26"/>
-          <w:lang w:bidi="ru-RU"/>
-        </w:rPr>
-        <w:t>Sort</w:t>
-      </w:r>
-      <w:r>
-        <w:rPr>
-          <w:rFonts w:eastAsiaTheme="majorEastAsia" w:cstheme="majorBidi"/>
-          <w:szCs w:val="26"/>
-          <w:lang w:bidi="ru-RU"/>
-        </w:rPr>
-        <w:t xml:space="preserve"> </w:t>
-      </w:r>
-      <w:r>
-        <w:rPr>
-          <w:rFonts w:eastAsiaTheme="majorEastAsia" w:cstheme="majorBidi"/>
-          <w:szCs w:val="26"/>
-          <w:lang w:bidi="ru-RU"/>
-        </w:rPr>
-        <w:t>(для</w:t>
-      </w:r>
-      <w:r>
-        <w:rPr>
-          <w:rFonts w:eastAsiaTheme="majorEastAsia" w:cstheme="majorBidi"/>
-          <w:szCs w:val="26"/>
-          <w:lang w:bidi="ru-RU"/>
-        </w:rPr>
-        <w:t xml:space="preserve"> </w:t>
-      </w:r>
-      <w:r>
-        <w:rPr>
-          <w:rFonts w:eastAsiaTheme="majorEastAsia" w:cstheme="majorBidi"/>
-          <w:szCs w:val="26"/>
-          <w:lang w:bidi="ru-RU"/>
-        </w:rPr>
-        <w:t>демонстрации</w:t>
-      </w:r>
-      <w:r>
-        <w:rPr>
-          <w:rFonts w:eastAsiaTheme="majorEastAsia" w:cstheme="majorBidi"/>
-          <w:szCs w:val="26"/>
-          <w:lang w:bidi="ru-RU"/>
-        </w:rPr>
-        <w:t xml:space="preserve"> </w:t>
-      </w:r>
-      <w:r>
-        <w:rPr>
-          <w:rFonts w:eastAsiaTheme="majorEastAsia" w:cstheme="majorBidi"/>
-          <w:szCs w:val="26"/>
-          <w:lang w:bidi="ru-RU"/>
-        </w:rPr>
-        <w:t>неэффективности).</w:t>
+        <w:t xml:space="preserve">глупая сортировка </w:t>
+      </w:r>
+      <w:r>
+        <w:rPr>
+          <w:rFonts w:eastAsiaTheme="majorEastAsia" w:cstheme="majorBidi"/>
+          <w:szCs w:val="26"/>
+          <w:lang w:val="en-US" w:bidi="ru-RU"/>
+        </w:rPr>
+        <w:t>(Bogo Sort</w:t>
+      </w:r>
+      <w:r>
+        <w:rPr>
+          <w:rFonts w:eastAsiaTheme="majorEastAsia" w:cstheme="majorBidi"/>
+          <w:szCs w:val="26"/>
+          <w:lang w:bidi="ru-RU"/>
+        </w:rPr>
+        <w:t>).</w:t>
       </w:r>
     </w:p>
     <w:p>
@@ -28665,7 +28617,7 @@
           <v:shape id="_x0000_i1026" type="#_x0000_t75" style="width:489pt;height:252pt" o:ole="">
             <v:imagedata r:id="rId10" o:title=""/>
           </v:shape>
-          <o:OLEObject Type="Embed" ProgID="Visio.Drawing.11" ShapeID="_x0000_i1026" DrawAspect="Icon" ObjectID="_1835344762" r:id="rId11"/>
+          <o:OLEObject Type="Embed" ProgID="Visio.Drawing.11" ShapeID="_x0000_i1026" DrawAspect="Icon" ObjectID="_1835346142" r:id="rId11"/>
         </w:object>
       </w:r>
     </w:p>
@@ -29168,7 +29120,7 @@
           <v:shape id="_x0000_i1027" type="#_x0000_t75" style="width:432.75pt;height:252.75pt" o:ole="">
             <v:imagedata r:id="rId12" o:title=""/>
           </v:shape>
-          <o:OLEObject Type="Embed" ProgID="Visio.Drawing.11" ShapeID="_x0000_i1027" DrawAspect="Icon" ObjectID="_1835344763" r:id="rId13"/>
+          <o:OLEObject Type="Embed" ProgID="Visio.Drawing.11" ShapeID="_x0000_i1027" DrawAspect="Icon" ObjectID="_1835346143" r:id="rId13"/>
         </w:object>
       </w:r>
     </w:p>
@@ -30934,7 +30886,7 @@
           <v:shape id="_x0000_i1028" type="#_x0000_t75" style="width:435pt;height:345pt" o:ole="">
             <v:imagedata r:id="rId15" o:title=""/>
           </v:shape>
-          <o:OLEObject Type="Embed" ProgID="Visio.Drawing.11" ShapeID="_x0000_i1028" DrawAspect="Content" ObjectID="_1835344764" r:id="rId16"/>
+          <o:OLEObject Type="Embed" ProgID="Visio.Drawing.11" ShapeID="_x0000_i1028" DrawAspect="Content" ObjectID="_1835346144" r:id="rId16"/>
         </w:object>
       </w:r>
     </w:p>
@@ -31405,10 +31357,10 @@
       </w:pPr>
       <w:r>
         <w:object w:dxaOrig="4166" w:dyaOrig="11060" w14:anchorId="5A5C3C62">
-          <v:shape id="_x0000_i1034" type="#_x0000_t75" style="width:208.5pt;height:553.5pt" o:ole="">
+          <v:shape id="_x0000_i1029" type="#_x0000_t75" style="width:208.5pt;height:553.5pt" o:ole="">
             <v:imagedata r:id="rId17" o:title=""/>
           </v:shape>
-          <o:OLEObject Type="Embed" ProgID="Visio.Drawing.11" ShapeID="_x0000_i1034" DrawAspect="Icon" ObjectID="_1835344765" r:id="rId18"/>
+          <o:OLEObject Type="Embed" ProgID="Visio.Drawing.11" ShapeID="_x0000_i1029" DrawAspect="Icon" ObjectID="_1835346145" r:id="rId18"/>
         </w:object>
       </w:r>
     </w:p>
@@ -33174,28 +33126,7 @@
                 <w:rFonts w:cs="Times New Roman"/>
                 <w:szCs w:val="28"/>
               </w:rPr>
-              <w:t>Проверка с</w:t>
-            </w:r>
-            <w:r>
-              <w:rPr>
-                <w:rFonts w:cs="Times New Roman"/>
-                <w:szCs w:val="28"/>
-              </w:rPr>
-              <w:t>остояни</w:t>
-            </w:r>
-            <w:r>
-              <w:rPr>
-                <w:rFonts w:cs="Times New Roman"/>
-                <w:szCs w:val="28"/>
-              </w:rPr>
-              <w:t>я</w:t>
-            </w:r>
-            <w:r>
-              <w:rPr>
-                <w:rFonts w:cs="Times New Roman"/>
-                <w:szCs w:val="28"/>
-              </w:rPr>
-              <w:t xml:space="preserve"> кнопок во время процесса сортировки</w:t>
+              <w:t>Проверка состояния кнопок во время процесса сортировки</w:t>
             </w:r>
           </w:p>
         </w:tc>
